--- a/📘 RAGForge Learning Journal.docx
+++ b/📘 RAGForge Learning Journal.docx
@@ -87,7 +87,7 @@
     <w:p>
       <w:r>
         <w:pict w14:anchorId="044FDBE2">
-          <v:rect id="_x0000_i1217" style="width:0;height:1.5pt" o:hralign="center" o:hrstd="t" o:hr="t" fillcolor="#a0a0a0" stroked="f"/>
+          <v:rect id="_x0000_i1025" style="width:0;height:1.5pt" o:hralign="center" o:hrstd="t" o:hr="t" fillcolor="#a0a0a0" stroked="f"/>
         </w:pict>
       </w:r>
     </w:p>
@@ -205,7 +205,7 @@
     <w:p>
       <w:r>
         <w:pict w14:anchorId="06B311AC">
-          <v:rect id="_x0000_i1218" style="width:0;height:1.5pt" o:hralign="center" o:hrstd="t" o:hr="t" fillcolor="#a0a0a0" stroked="f"/>
+          <v:rect id="_x0000_i1026" style="width:0;height:1.5pt" o:hralign="center" o:hrstd="t" o:hr="t" fillcolor="#a0a0a0" stroked="f"/>
         </w:pict>
       </w:r>
     </w:p>
@@ -340,7 +340,7 @@
       <w:r>
         <w:lastRenderedPageBreak/>
         <w:pict w14:anchorId="1EB9992D">
-          <v:rect id="_x0000_i1219" style="width:0;height:1.5pt" o:hralign="center" o:hrstd="t" o:hr="t" fillcolor="#a0a0a0" stroked="f"/>
+          <v:rect id="_x0000_i1027" style="width:0;height:1.5pt" o:hralign="center" o:hrstd="t" o:hr="t" fillcolor="#a0a0a0" stroked="f"/>
         </w:pict>
       </w:r>
     </w:p>
@@ -372,7 +372,7 @@
     <w:p>
       <w:r>
         <w:pict w14:anchorId="513614D6">
-          <v:rect id="_x0000_i1220" style="width:0;height:1.5pt" o:hralign="center" o:hrstd="t" o:hr="t" fillcolor="#a0a0a0" stroked="f"/>
+          <v:rect id="_x0000_i1028" style="width:0;height:1.5pt" o:hralign="center" o:hrstd="t" o:hr="t" fillcolor="#a0a0a0" stroked="f"/>
         </w:pict>
       </w:r>
     </w:p>
@@ -431,7 +431,7 @@
     <w:p>
       <w:r>
         <w:pict w14:anchorId="22CA2624">
-          <v:rect id="_x0000_i1221" style="width:0;height:1.5pt" o:hralign="center" o:hrstd="t" o:hr="t" fillcolor="#a0a0a0" stroked="f"/>
+          <v:rect id="_x0000_i1029" style="width:0;height:1.5pt" o:hralign="center" o:hrstd="t" o:hr="t" fillcolor="#a0a0a0" stroked="f"/>
         </w:pict>
       </w:r>
     </w:p>
@@ -544,7 +544,7 @@
     <w:p>
       <w:r>
         <w:pict w14:anchorId="40260919">
-          <v:rect id="_x0000_i1222" style="width:0;height:1.5pt" o:hralign="center" o:hrstd="t" o:hr="t" fillcolor="#a0a0a0" stroked="f"/>
+          <v:rect id="_x0000_i1030" style="width:0;height:1.5pt" o:hralign="center" o:hrstd="t" o:hr="t" fillcolor="#a0a0a0" stroked="f"/>
         </w:pict>
       </w:r>
     </w:p>
@@ -626,7 +626,7 @@
     <w:p>
       <w:r>
         <w:pict w14:anchorId="0E37CBA4">
-          <v:rect id="_x0000_i1223" style="width:0;height:1.5pt" o:hralign="center" o:hrstd="t" o:hr="t" fillcolor="#a0a0a0" stroked="f"/>
+          <v:rect id="_x0000_i1031" style="width:0;height:1.5pt" o:hralign="center" o:hrstd="t" o:hr="t" fillcolor="#a0a0a0" stroked="f"/>
         </w:pict>
       </w:r>
     </w:p>
@@ -663,7 +663,7 @@
     <w:p>
       <w:r>
         <w:pict w14:anchorId="0D8C17F7">
-          <v:rect id="_x0000_i1224" style="width:0;height:1.5pt" o:hralign="center" o:hrstd="t" o:hr="t" fillcolor="#a0a0a0" stroked="f"/>
+          <v:rect id="_x0000_i1032" style="width:0;height:1.5pt" o:hralign="center" o:hrstd="t" o:hr="t" fillcolor="#a0a0a0" stroked="f"/>
         </w:pict>
       </w:r>
     </w:p>
@@ -754,7 +754,7 @@
     <w:p>
       <w:r>
         <w:pict w14:anchorId="528019D9">
-          <v:rect id="_x0000_i1225" style="width:0;height:1.5pt" o:hralign="center" o:hrstd="t" o:hr="t" fillcolor="#a0a0a0" stroked="f"/>
+          <v:rect id="_x0000_i1033" style="width:0;height:1.5pt" o:hralign="center" o:hrstd="t" o:hr="t" fillcolor="#a0a0a0" stroked="f"/>
         </w:pict>
       </w:r>
     </w:p>
@@ -895,7 +895,7 @@
     <w:p>
       <w:r>
         <w:pict w14:anchorId="176C7FBD">
-          <v:rect id="_x0000_i1226" style="width:0;height:1.5pt" o:hralign="center" o:hrstd="t" o:hr="t" fillcolor="#a0a0a0" stroked="f"/>
+          <v:rect id="_x0000_i1034" style="width:0;height:1.5pt" o:hralign="center" o:hrstd="t" o:hr="t" fillcolor="#a0a0a0" stroked="f"/>
         </w:pict>
       </w:r>
     </w:p>
@@ -954,7 +954,7 @@
     <w:p>
       <w:r>
         <w:pict w14:anchorId="386D2A56">
-          <v:rect id="_x0000_i1227" style="width:0;height:1.5pt" o:hralign="center" o:hrstd="t" o:hr="t" fillcolor="#a0a0a0" stroked="f"/>
+          <v:rect id="_x0000_i1035" style="width:0;height:1.5pt" o:hralign="center" o:hrstd="t" o:hr="t" fillcolor="#a0a0a0" stroked="f"/>
         </w:pict>
       </w:r>
     </w:p>
@@ -990,7 +990,7 @@
     <w:p>
       <w:r>
         <w:pict w14:anchorId="4EFDF351">
-          <v:rect id="_x0000_i1228" style="width:0;height:1.5pt" o:hralign="center" o:hrstd="t" o:hr="t" fillcolor="#a0a0a0" stroked="f"/>
+          <v:rect id="_x0000_i1036" style="width:0;height:1.5pt" o:hralign="center" o:hrstd="t" o:hr="t" fillcolor="#a0a0a0" stroked="f"/>
         </w:pict>
       </w:r>
     </w:p>
@@ -1048,7 +1048,7 @@
       <w:r>
         <w:lastRenderedPageBreak/>
         <w:pict w14:anchorId="7F6C4E9A">
-          <v:rect id="_x0000_i1229" style="width:0;height:1.5pt" o:hralign="center" o:hrstd="t" o:hr="t" fillcolor="#a0a0a0" stroked="f"/>
+          <v:rect id="_x0000_i1037" style="width:0;height:1.5pt" o:hralign="center" o:hrstd="t" o:hr="t" fillcolor="#a0a0a0" stroked="f"/>
         </w:pict>
       </w:r>
     </w:p>
@@ -1084,7 +1084,7 @@
     <w:p>
       <w:r>
         <w:pict w14:anchorId="79106486">
-          <v:rect id="_x0000_i1230" style="width:0;height:1.5pt" o:hralign="center" o:hrstd="t" o:hr="t" fillcolor="#a0a0a0" stroked="f"/>
+          <v:rect id="_x0000_i1038" style="width:0;height:1.5pt" o:hralign="center" o:hrstd="t" o:hr="t" fillcolor="#a0a0a0" stroked="f"/>
         </w:pict>
       </w:r>
     </w:p>
@@ -1119,7 +1119,7 @@
     <w:p>
       <w:r>
         <w:pict w14:anchorId="04ED6F2E">
-          <v:rect id="_x0000_i1231" style="width:0;height:1.5pt" o:hralign="center" o:hrstd="t" o:hr="t" fillcolor="#a0a0a0" stroked="f"/>
+          <v:rect id="_x0000_i1039" style="width:0;height:1.5pt" o:hralign="center" o:hrstd="t" o:hr="t" fillcolor="#a0a0a0" stroked="f"/>
         </w:pict>
       </w:r>
     </w:p>
@@ -1204,14 +1204,14 @@
     <w:p>
       <w:r>
         <w:pict w14:anchorId="23CEECFD">
-          <v:rect id="_x0000_i1232" style="width:0;height:1.5pt" o:hralign="center" o:hrstd="t" o:hr="t" fillcolor="#a0a0a0" stroked="f"/>
+          <v:rect id="_x0000_i1040" style="width:0;height:1.5pt" o:hralign="center" o:hrstd="t" o:hr="t" fillcolor="#a0a0a0" stroked="f"/>
         </w:pict>
       </w:r>
     </w:p>
     <w:p>
       <w:r>
         <w:pict w14:anchorId="54665F01">
-          <v:rect id="_x0000_i1233" style="width:0;height:1.5pt" o:hralign="center" o:hrstd="t" o:hr="t" fillcolor="#a0a0a0" stroked="f"/>
+          <v:rect id="_x0000_i1041" style="width:0;height:1.5pt" o:hralign="center" o:hrstd="t" o:hr="t" fillcolor="#a0a0a0" stroked="f"/>
         </w:pict>
       </w:r>
     </w:p>
@@ -1269,7 +1269,7 @@
     <w:p>
       <w:r>
         <w:pict w14:anchorId="765792EF">
-          <v:rect id="_x0000_i1234" style="width:0;height:1.5pt" o:hralign="center" o:hrstd="t" o:hr="t" fillcolor="#a0a0a0" stroked="f"/>
+          <v:rect id="_x0000_i1042" style="width:0;height:1.5pt" o:hralign="center" o:hrstd="t" o:hr="t" fillcolor="#a0a0a0" stroked="f"/>
         </w:pict>
       </w:r>
     </w:p>
@@ -1371,7 +1371,7 @@
     <w:p>
       <w:r>
         <w:pict w14:anchorId="18ACD868">
-          <v:rect id="_x0000_i1235" style="width:0;height:1.5pt" o:hralign="center" o:hrstd="t" o:hr="t" fillcolor="#a0a0a0" stroked="f"/>
+          <v:rect id="_x0000_i1043" style="width:0;height:1.5pt" o:hralign="center" o:hrstd="t" o:hr="t" fillcolor="#a0a0a0" stroked="f"/>
         </w:pict>
       </w:r>
     </w:p>
@@ -1483,7 +1483,7 @@
     <w:p>
       <w:r>
         <w:pict w14:anchorId="39F6D1BE">
-          <v:rect id="_x0000_i1236" style="width:0;height:1.5pt" o:hralign="center" o:hrstd="t" o:hr="t" fillcolor="#a0a0a0" stroked="f"/>
+          <v:rect id="_x0000_i1044" style="width:0;height:1.5pt" o:hralign="center" o:hrstd="t" o:hr="t" fillcolor="#a0a0a0" stroked="f"/>
         </w:pict>
       </w:r>
     </w:p>
@@ -1520,7 +1520,7 @@
     <w:p>
       <w:r>
         <w:pict w14:anchorId="4CD93632">
-          <v:rect id="_x0000_i1237" style="width:0;height:1.5pt" o:hralign="center" o:hrstd="t" o:hr="t" fillcolor="#a0a0a0" stroked="f"/>
+          <v:rect id="_x0000_i1045" style="width:0;height:1.5pt" o:hralign="center" o:hrstd="t" o:hr="t" fillcolor="#a0a0a0" stroked="f"/>
         </w:pict>
       </w:r>
     </w:p>
@@ -1668,7 +1668,7 @@
     <w:p>
       <w:r>
         <w:pict w14:anchorId="440103A4">
-          <v:rect id="_x0000_i1238" style="width:0;height:1.5pt" o:hralign="center" o:hrstd="t" o:hr="t" fillcolor="#a0a0a0" stroked="f"/>
+          <v:rect id="_x0000_i1046" style="width:0;height:1.5pt" o:hralign="center" o:hrstd="t" o:hr="t" fillcolor="#a0a0a0" stroked="f"/>
         </w:pict>
       </w:r>
     </w:p>
@@ -1746,7 +1746,7 @@
     <w:p>
       <w:r>
         <w:pict w14:anchorId="75F57E7F">
-          <v:rect id="_x0000_i1239" style="width:0;height:1.5pt" o:hralign="center" o:hrstd="t" o:hr="t" fillcolor="#a0a0a0" stroked="f"/>
+          <v:rect id="_x0000_i1047" style="width:0;height:1.5pt" o:hralign="center" o:hrstd="t" o:hr="t" fillcolor="#a0a0a0" stroked="f"/>
         </w:pict>
       </w:r>
     </w:p>
@@ -1816,7 +1816,7 @@
     <w:p>
       <w:r>
         <w:pict w14:anchorId="6602B8C2">
-          <v:rect id="_x0000_i1240" style="width:0;height:1.5pt" o:hralign="center" o:hrstd="t" o:hr="t" fillcolor="#a0a0a0" stroked="f"/>
+          <v:rect id="_x0000_i1048" style="width:0;height:1.5pt" o:hralign="center" o:hrstd="t" o:hr="t" fillcolor="#a0a0a0" stroked="f"/>
         </w:pict>
       </w:r>
     </w:p>
@@ -1915,7 +1915,7 @@
     <w:p>
       <w:r>
         <w:pict w14:anchorId="1176D69A">
-          <v:rect id="_x0000_i1241" style="width:0;height:1.5pt" o:hralign="center" o:hrstd="t" o:hr="t" fillcolor="#a0a0a0" stroked="f"/>
+          <v:rect id="_x0000_i1049" style="width:0;height:1.5pt" o:hralign="center" o:hrstd="t" o:hr="t" fillcolor="#a0a0a0" stroked="f"/>
         </w:pict>
       </w:r>
     </w:p>
@@ -2116,7 +2116,7 @@
     <w:p>
       <w:r>
         <w:pict w14:anchorId="1713898C">
-          <v:rect id="_x0000_i1242" style="width:0;height:1.5pt" o:hralign="center" o:hrstd="t" o:hr="t" fillcolor="#a0a0a0" stroked="f"/>
+          <v:rect id="_x0000_i1050" style="width:0;height:1.5pt" o:hralign="center" o:hrstd="t" o:hr="t" fillcolor="#a0a0a0" stroked="f"/>
         </w:pict>
       </w:r>
     </w:p>
@@ -2175,7 +2175,7 @@
     <w:p>
       <w:r>
         <w:pict w14:anchorId="63906ACB">
-          <v:rect id="_x0000_i1243" style="width:0;height:1.5pt" o:hralign="center" o:hrstd="t" o:hr="t" fillcolor="#a0a0a0" stroked="f"/>
+          <v:rect id="_x0000_i1051" style="width:0;height:1.5pt" o:hralign="center" o:hrstd="t" o:hr="t" fillcolor="#a0a0a0" stroked="f"/>
         </w:pict>
       </w:r>
     </w:p>
@@ -2212,7 +2212,7 @@
     <w:p>
       <w:r>
         <w:pict w14:anchorId="365DCAA8">
-          <v:rect id="_x0000_i1244" style="width:0;height:1.5pt" o:hralign="center" o:hrstd="t" o:hr="t" fillcolor="#a0a0a0" stroked="f"/>
+          <v:rect id="_x0000_i1052" style="width:0;height:1.5pt" o:hralign="center" o:hrstd="t" o:hr="t" fillcolor="#a0a0a0" stroked="f"/>
         </w:pict>
       </w:r>
     </w:p>
@@ -2248,7 +2248,7 @@
     <w:p>
       <w:r>
         <w:pict w14:anchorId="473471DD">
-          <v:rect id="_x0000_i1245" style="width:0;height:1.5pt" o:hralign="center" o:hrstd="t" o:hr="t" fillcolor="#a0a0a0" stroked="f"/>
+          <v:rect id="_x0000_i1053" style="width:0;height:1.5pt" o:hralign="center" o:hrstd="t" o:hr="t" fillcolor="#a0a0a0" stroked="f"/>
         </w:pict>
       </w:r>
     </w:p>
@@ -2284,7 +2284,7 @@
     <w:p>
       <w:r>
         <w:pict w14:anchorId="4200F52A">
-          <v:rect id="_x0000_i1246" style="width:0;height:1.5pt" o:hralign="center" o:hrstd="t" o:hr="t" fillcolor="#a0a0a0" stroked="f"/>
+          <v:rect id="_x0000_i1054" style="width:0;height:1.5pt" o:hralign="center" o:hrstd="t" o:hr="t" fillcolor="#a0a0a0" stroked="f"/>
         </w:pict>
       </w:r>
     </w:p>
@@ -2341,7 +2341,7 @@
     <w:p>
       <w:r>
         <w:pict w14:anchorId="39CA29D8">
-          <v:rect id="_x0000_i1247" style="width:0;height:1.5pt" o:hralign="center" o:hrstd="t" o:hr="t" fillcolor="#a0a0a0" stroked="f"/>
+          <v:rect id="_x0000_i1055" style="width:0;height:1.5pt" o:hralign="center" o:hrstd="t" o:hr="t" fillcolor="#a0a0a0" stroked="f"/>
         </w:pict>
       </w:r>
     </w:p>
@@ -2376,7 +2376,7 @@
     <w:p>
       <w:r>
         <w:pict w14:anchorId="1BB4184A">
-          <v:rect id="_x0000_i1248" style="width:0;height:1.5pt" o:hralign="center" o:hrstd="t" o:hr="t" fillcolor="#a0a0a0" stroked="f"/>
+          <v:rect id="_x0000_i1056" style="width:0;height:1.5pt" o:hralign="center" o:hrstd="t" o:hr="t" fillcolor="#a0a0a0" stroked="f"/>
         </w:pict>
       </w:r>
     </w:p>
@@ -2462,6 +2462,3879 @@
       <w:proofErr w:type="spellEnd"/>
       <w:r>
         <w:t xml:space="preserve"> is a popular library for PDF text extraction. </w:t>
+      </w:r>
+    </w:p>
+    <w:p>
+      <w:pPr>
+        <w:rPr>
+          <w:b/>
+          <w:bCs/>
+        </w:rPr>
+      </w:pPr>
+      <w:r>
+        <w:rPr>
+          <w:b/>
+          <w:bCs/>
+        </w:rPr>
+        <w:t>Chapter 3 – Text Cleaning &amp; Chunking</w:t>
+      </w:r>
+    </w:p>
+    <w:p>
+      <w:pPr>
+        <w:rPr>
+          <w:b/>
+          <w:bCs/>
+        </w:rPr>
+      </w:pPr>
+      <w:r>
+        <w:rPr>
+          <w:rFonts w:ascii="Segoe UI Emoji" w:hAnsi="Segoe UI Emoji" w:cs="Segoe UI Emoji"/>
+          <w:b/>
+          <w:bCs/>
+        </w:rPr>
+        <w:t>🎯</w:t>
+      </w:r>
+      <w:r>
+        <w:rPr>
+          <w:b/>
+          <w:bCs/>
+        </w:rPr>
+        <w:t xml:space="preserve"> What I Learned</w:t>
+      </w:r>
+    </w:p>
+    <w:p>
+      <w:r>
+        <w:t>In this phase, I learned that the text extracted from documents is not directly suitable for embeddings. Before generating embeddings, the text must be cleaned and divided into smaller chunks while preserving context. I also learned how chunking directly impacts the retrieval quality of a RAG system.</w:t>
+      </w:r>
+    </w:p>
+    <w:p>
+      <w:r>
+        <w:pict w14:anchorId="2589E26A">
+          <v:rect id="_x0000_i1171" style="width:0;height:1.5pt" o:hralign="center" o:hrstd="t" o:hr="t" fillcolor="#a0a0a0" stroked="f"/>
+        </w:pict>
+      </w:r>
+    </w:p>
+    <w:p>
+      <w:pPr>
+        <w:rPr>
+          <w:b/>
+          <w:bCs/>
+        </w:rPr>
+      </w:pPr>
+      <w:r>
+        <w:rPr>
+          <w:rFonts w:ascii="Segoe UI Emoji" w:hAnsi="Segoe UI Emoji" w:cs="Segoe UI Emoji"/>
+          <w:b/>
+          <w:bCs/>
+        </w:rPr>
+        <w:t>🧠</w:t>
+      </w:r>
+      <w:r>
+        <w:rPr>
+          <w:b/>
+          <w:bCs/>
+        </w:rPr>
+        <w:t xml:space="preserve"> New Concepts</w:t>
+      </w:r>
+    </w:p>
+    <w:p>
+      <w:pPr>
+        <w:numPr>
+          <w:ilvl w:val="0"/>
+          <w:numId w:val="16"/>
+        </w:numPr>
+      </w:pPr>
+      <w:r>
+        <w:t>Text Preprocessing</w:t>
+      </w:r>
+    </w:p>
+    <w:p>
+      <w:pPr>
+        <w:numPr>
+          <w:ilvl w:val="0"/>
+          <w:numId w:val="16"/>
+        </w:numPr>
+      </w:pPr>
+      <w:r>
+        <w:t>Text Cleaning</w:t>
+      </w:r>
+    </w:p>
+    <w:p>
+      <w:pPr>
+        <w:numPr>
+          <w:ilvl w:val="0"/>
+          <w:numId w:val="16"/>
+        </w:numPr>
+      </w:pPr>
+      <w:r>
+        <w:t>Chunking</w:t>
+      </w:r>
+    </w:p>
+    <w:p>
+      <w:pPr>
+        <w:numPr>
+          <w:ilvl w:val="0"/>
+          <w:numId w:val="16"/>
+        </w:numPr>
+      </w:pPr>
+      <w:r>
+        <w:t>Chunk Overlap</w:t>
+      </w:r>
+    </w:p>
+    <w:p>
+      <w:pPr>
+        <w:numPr>
+          <w:ilvl w:val="0"/>
+          <w:numId w:val="16"/>
+        </w:numPr>
+      </w:pPr>
+      <w:r>
+        <w:t>Recursive Character Text Splitter</w:t>
+      </w:r>
+    </w:p>
+    <w:p>
+      <w:pPr>
+        <w:numPr>
+          <w:ilvl w:val="0"/>
+          <w:numId w:val="16"/>
+        </w:numPr>
+      </w:pPr>
+      <w:r>
+        <w:t>Chunk Object</w:t>
+      </w:r>
+    </w:p>
+    <w:p>
+      <w:pPr>
+        <w:numPr>
+          <w:ilvl w:val="0"/>
+          <w:numId w:val="16"/>
+        </w:numPr>
+      </w:pPr>
+      <w:r>
+        <w:t>Chunk Metadata</w:t>
+      </w:r>
+    </w:p>
+    <w:p>
+      <w:r>
+        <w:pict w14:anchorId="35BFCA49">
+          <v:rect id="_x0000_i1172" style="width:0;height:1.5pt" o:hralign="center" o:hrstd="t" o:hr="t" fillcolor="#a0a0a0" stroked="f"/>
+        </w:pict>
+      </w:r>
+    </w:p>
+    <w:p>
+      <w:pPr>
+        <w:rPr>
+          <w:b/>
+          <w:bCs/>
+        </w:rPr>
+      </w:pPr>
+      <w:r>
+        <w:rPr>
+          <w:rFonts w:ascii="Segoe UI Emoji" w:hAnsi="Segoe UI Emoji" w:cs="Segoe UI Emoji"/>
+          <w:b/>
+          <w:bCs/>
+        </w:rPr>
+        <w:t>📖</w:t>
+      </w:r>
+      <w:r>
+        <w:rPr>
+          <w:b/>
+          <w:bCs/>
+        </w:rPr>
+        <w:t xml:space="preserve"> Concept Explanation</w:t>
+      </w:r>
+    </w:p>
+    <w:p>
+      <w:pPr>
+        <w:rPr>
+          <w:b/>
+          <w:bCs/>
+        </w:rPr>
+      </w:pPr>
+      <w:r>
+        <w:rPr>
+          <w:b/>
+          <w:bCs/>
+        </w:rPr>
+        <w:t>1. Text Preprocessing</w:t>
+      </w:r>
+    </w:p>
+    <w:p>
+      <w:r>
+        <w:t>Text preprocessing is the process of preparing extracted text before it is used in later stages of the RAG pipeline.</w:t>
+      </w:r>
+    </w:p>
+    <w:p>
+      <w:r>
+        <w:t>Typical preprocessing tasks include:</w:t>
+      </w:r>
+    </w:p>
+    <w:p>
+      <w:pPr>
+        <w:numPr>
+          <w:ilvl w:val="0"/>
+          <w:numId w:val="17"/>
+        </w:numPr>
+      </w:pPr>
+      <w:r>
+        <w:t>Removing extra spaces</w:t>
+      </w:r>
+    </w:p>
+    <w:p>
+      <w:pPr>
+        <w:numPr>
+          <w:ilvl w:val="0"/>
+          <w:numId w:val="17"/>
+        </w:numPr>
+      </w:pPr>
+      <w:r>
+        <w:t>Normalizing line breaks</w:t>
+      </w:r>
+    </w:p>
+    <w:p>
+      <w:pPr>
+        <w:numPr>
+          <w:ilvl w:val="0"/>
+          <w:numId w:val="17"/>
+        </w:numPr>
+      </w:pPr>
+      <w:r>
+        <w:t>Removing unnecessary formatting</w:t>
+      </w:r>
+    </w:p>
+    <w:p>
+      <w:pPr>
+        <w:numPr>
+          <w:ilvl w:val="0"/>
+          <w:numId w:val="17"/>
+        </w:numPr>
+      </w:pPr>
+      <w:r>
+        <w:t>Chunking text</w:t>
+      </w:r>
+    </w:p>
+    <w:p>
+      <w:r>
+        <w:t>Good preprocessing improves the quality of embeddings and retrieval.</w:t>
+      </w:r>
+    </w:p>
+    <w:p>
+      <w:r>
+        <w:pict w14:anchorId="19C01AD4">
+          <v:rect id="_x0000_i1173" style="width:0;height:1.5pt" o:hralign="center" o:hrstd="t" o:hr="t" fillcolor="#a0a0a0" stroked="f"/>
+        </w:pict>
+      </w:r>
+    </w:p>
+    <w:p>
+      <w:pPr>
+        <w:rPr>
+          <w:b/>
+          <w:bCs/>
+        </w:rPr>
+      </w:pPr>
+      <w:r>
+        <w:rPr>
+          <w:b/>
+          <w:bCs/>
+        </w:rPr>
+        <w:lastRenderedPageBreak/>
+        <w:t>2. Text Cleaning</w:t>
+      </w:r>
+    </w:p>
+    <w:p>
+      <w:r>
+        <w:t>Documents often contain unwanted formatting after text extraction.</w:t>
+      </w:r>
+    </w:p>
+    <w:p>
+      <w:r>
+        <w:t>Example:</w:t>
+      </w:r>
+    </w:p>
+    <w:p>
+      <w:r>
+        <w:t>Before Cleaning</w:t>
+      </w:r>
+    </w:p>
+    <w:p>
+      <w:r>
+        <w:t>Hello     World</w:t>
+      </w:r>
+    </w:p>
+    <w:p/>
+    <w:p/>
+    <w:p/>
+    <w:p>
+      <w:r>
+        <w:t>This      is AI.</w:t>
+      </w:r>
+    </w:p>
+    <w:p>
+      <w:r>
+        <w:t>After Cleaning</w:t>
+      </w:r>
+    </w:p>
+    <w:p>
+      <w:r>
+        <w:t>Hello World</w:t>
+      </w:r>
+    </w:p>
+    <w:p/>
+    <w:p>
+      <w:r>
+        <w:t>This is AI.</w:t>
+      </w:r>
+    </w:p>
+    <w:p>
+      <w:pPr>
+        <w:rPr>
+          <w:b/>
+          <w:bCs/>
+        </w:rPr>
+      </w:pPr>
+      <w:r>
+        <w:rPr>
+          <w:b/>
+          <w:bCs/>
+        </w:rPr>
+        <w:t>Why is Text Cleaning Important?</w:t>
+      </w:r>
+    </w:p>
+    <w:p>
+      <w:pPr>
+        <w:numPr>
+          <w:ilvl w:val="0"/>
+          <w:numId w:val="18"/>
+        </w:numPr>
+      </w:pPr>
+      <w:r>
+        <w:t>Removes unnecessary whitespace.</w:t>
+      </w:r>
+    </w:p>
+    <w:p>
+      <w:pPr>
+        <w:numPr>
+          <w:ilvl w:val="0"/>
+          <w:numId w:val="18"/>
+        </w:numPr>
+      </w:pPr>
+      <w:r>
+        <w:t>Makes text more consistent.</w:t>
+      </w:r>
+    </w:p>
+    <w:p>
+      <w:pPr>
+        <w:numPr>
+          <w:ilvl w:val="0"/>
+          <w:numId w:val="18"/>
+        </w:numPr>
+      </w:pPr>
+      <w:r>
+        <w:t>Improves embedding quality.</w:t>
+      </w:r>
+    </w:p>
+    <w:p>
+      <w:pPr>
+        <w:numPr>
+          <w:ilvl w:val="0"/>
+          <w:numId w:val="18"/>
+        </w:numPr>
+      </w:pPr>
+      <w:r>
+        <w:t>Produces cleaner chunks.</w:t>
+      </w:r>
+    </w:p>
+    <w:p>
+      <w:r>
+        <w:pict w14:anchorId="79D1F55A">
+          <v:rect id="_x0000_i1174" style="width:0;height:1.5pt" o:hralign="center" o:hrstd="t" o:hr="t" fillcolor="#a0a0a0" stroked="f"/>
+        </w:pict>
+      </w:r>
+    </w:p>
+    <w:p>
+      <w:pPr>
+        <w:rPr>
+          <w:b/>
+          <w:bCs/>
+        </w:rPr>
+      </w:pPr>
+      <w:r>
+        <w:rPr>
+          <w:b/>
+          <w:bCs/>
+        </w:rPr>
+        <w:t>3. Chunking</w:t>
+      </w:r>
+    </w:p>
+    <w:p>
+      <w:r>
+        <w:t>Large documents cannot be embedded or passed to an LLM as a single block because they exceed the model's context window.</w:t>
+      </w:r>
+    </w:p>
+    <w:p>
+      <w:r>
+        <w:t xml:space="preserve">Instead, the document is divided into smaller pieces called </w:t>
+      </w:r>
+      <w:r>
+        <w:rPr>
+          <w:b/>
+          <w:bCs/>
+        </w:rPr>
+        <w:t>chunks</w:t>
+      </w:r>
+      <w:r>
+        <w:t>.</w:t>
+      </w:r>
+    </w:p>
+    <w:p>
+      <w:r>
+        <w:t>Example</w:t>
+      </w:r>
+    </w:p>
+    <w:p>
+      <w:r>
+        <w:t>Document</w:t>
+      </w:r>
+    </w:p>
+    <w:p/>
+    <w:p>
+      <w:r>
+        <w:t>↓</w:t>
+      </w:r>
+    </w:p>
+    <w:p/>
+    <w:p>
+      <w:r>
+        <w:lastRenderedPageBreak/>
+        <w:t>Chunk 1</w:t>
+      </w:r>
+    </w:p>
+    <w:p/>
+    <w:p>
+      <w:r>
+        <w:t>↓</w:t>
+      </w:r>
+    </w:p>
+    <w:p/>
+    <w:p>
+      <w:r>
+        <w:t>Chunk 2</w:t>
+      </w:r>
+    </w:p>
+    <w:p/>
+    <w:p>
+      <w:r>
+        <w:t>↓</w:t>
+      </w:r>
+    </w:p>
+    <w:p/>
+    <w:p>
+      <w:r>
+        <w:t>Chunk 3</w:t>
+      </w:r>
+    </w:p>
+    <w:p>
+      <w:r>
+        <w:t>Each chunk is processed independently during embedding and retrieval.</w:t>
+      </w:r>
+    </w:p>
+    <w:p>
+      <w:r>
+        <w:pict w14:anchorId="06BE82B2">
+          <v:rect id="_x0000_i1175" style="width:0;height:1.5pt" o:hralign="center" o:hrstd="t" o:hr="t" fillcolor="#a0a0a0" stroked="f"/>
+        </w:pict>
+      </w:r>
+    </w:p>
+    <w:p>
+      <w:pPr>
+        <w:rPr>
+          <w:b/>
+          <w:bCs/>
+        </w:rPr>
+      </w:pPr>
+      <w:r>
+        <w:rPr>
+          <w:b/>
+          <w:bCs/>
+        </w:rPr>
+        <w:t>4. Chunk Overlap</w:t>
+      </w:r>
+    </w:p>
+    <w:p>
+      <w:r>
+        <w:t>Chunk overlap means repeating a small portion of text between consecutive chunks.</w:t>
+      </w:r>
+    </w:p>
+    <w:p>
+      <w:r>
+        <w:t>Example</w:t>
+      </w:r>
+    </w:p>
+    <w:p>
+      <w:r>
+        <w:t>Chunk 1</w:t>
+      </w:r>
+    </w:p>
+    <w:p>
+      <w:r>
+        <w:t>---------------------------------</w:t>
+      </w:r>
+    </w:p>
+    <w:p>
+      <w:r>
+        <w:t>Artificial Intelligence helps</w:t>
+      </w:r>
+    </w:p>
+    <w:p>
+      <w:r>
+        <w:t>automate many tasks...</w:t>
+      </w:r>
+    </w:p>
+    <w:p/>
+    <w:p>
+      <w:r>
+        <w:t>Chunk 2</w:t>
+      </w:r>
+    </w:p>
+    <w:p>
+      <w:r>
+        <w:t>---------------------------------</w:t>
+      </w:r>
+    </w:p>
+    <w:p>
+      <w:r>
+        <w:t>automate many tasks...</w:t>
+      </w:r>
+    </w:p>
+    <w:p>
+      <w:r>
+        <w:t>Machine Learning is...</w:t>
+      </w:r>
+    </w:p>
+    <w:p>
+      <w:pPr>
+        <w:rPr>
+          <w:b/>
+          <w:bCs/>
+        </w:rPr>
+      </w:pPr>
+      <w:r>
+        <w:rPr>
+          <w:b/>
+          <w:bCs/>
+        </w:rPr>
+        <w:t>Why use overlap?</w:t>
+      </w:r>
+    </w:p>
+    <w:p>
+      <w:r>
+        <w:t>Without overlap, important context may be split between two chunks.</w:t>
+      </w:r>
+    </w:p>
+    <w:p>
+      <w:r>
+        <w:t>Overlap helps preserve continuity.</w:t>
+      </w:r>
+    </w:p>
+    <w:p>
+      <w:r>
+        <w:t>For this project:</w:t>
+      </w:r>
+    </w:p>
+    <w:p>
+      <w:pPr>
+        <w:numPr>
+          <w:ilvl w:val="0"/>
+          <w:numId w:val="19"/>
+        </w:numPr>
+      </w:pPr>
+      <w:r>
+        <w:t xml:space="preserve">Chunk Size = </w:t>
+      </w:r>
+      <w:r>
+        <w:rPr>
+          <w:b/>
+          <w:bCs/>
+        </w:rPr>
+        <w:t>700</w:t>
+      </w:r>
+    </w:p>
+    <w:p>
+      <w:pPr>
+        <w:numPr>
+          <w:ilvl w:val="0"/>
+          <w:numId w:val="19"/>
+        </w:numPr>
+      </w:pPr>
+      <w:r>
+        <w:lastRenderedPageBreak/>
+        <w:t xml:space="preserve">Chunk Overlap = </w:t>
+      </w:r>
+      <w:r>
+        <w:rPr>
+          <w:b/>
+          <w:bCs/>
+        </w:rPr>
+        <w:t>100</w:t>
+      </w:r>
+    </w:p>
+    <w:p>
+      <w:r>
+        <w:pict w14:anchorId="55A8AA06">
+          <v:rect id="_x0000_i1176" style="width:0;height:1.5pt" o:hralign="center" o:hrstd="t" o:hr="t" fillcolor="#a0a0a0" stroked="f"/>
+        </w:pict>
+      </w:r>
+    </w:p>
+    <w:p>
+      <w:pPr>
+        <w:rPr>
+          <w:b/>
+          <w:bCs/>
+        </w:rPr>
+      </w:pPr>
+      <w:r>
+        <w:rPr>
+          <w:b/>
+          <w:bCs/>
+        </w:rPr>
+        <w:t>5. Recursive Character Text Splitter</w:t>
+      </w:r>
+    </w:p>
+    <w:p>
+      <w:r>
+        <w:t>Instead of splitting text at exactly 700 characters, this splitter tries to keep chunks meaningful.</w:t>
+      </w:r>
+    </w:p>
+    <w:p>
+      <w:r>
+        <w:t>Priority:</w:t>
+      </w:r>
+    </w:p>
+    <w:p>
+      <w:pPr>
+        <w:numPr>
+          <w:ilvl w:val="0"/>
+          <w:numId w:val="20"/>
+        </w:numPr>
+      </w:pPr>
+      <w:r>
+        <w:t>Paragraph</w:t>
+      </w:r>
+    </w:p>
+    <w:p>
+      <w:pPr>
+        <w:numPr>
+          <w:ilvl w:val="0"/>
+          <w:numId w:val="20"/>
+        </w:numPr>
+      </w:pPr>
+      <w:r>
+        <w:t>Sentence</w:t>
+      </w:r>
+    </w:p>
+    <w:p>
+      <w:pPr>
+        <w:numPr>
+          <w:ilvl w:val="0"/>
+          <w:numId w:val="20"/>
+        </w:numPr>
+      </w:pPr>
+      <w:r>
+        <w:t>Line</w:t>
+      </w:r>
+    </w:p>
+    <w:p>
+      <w:pPr>
+        <w:numPr>
+          <w:ilvl w:val="0"/>
+          <w:numId w:val="20"/>
+        </w:numPr>
+      </w:pPr>
+      <w:r>
+        <w:t>Word</w:t>
+      </w:r>
+    </w:p>
+    <w:p>
+      <w:pPr>
+        <w:numPr>
+          <w:ilvl w:val="0"/>
+          <w:numId w:val="20"/>
+        </w:numPr>
+      </w:pPr>
+      <w:r>
+        <w:t>Character</w:t>
+      </w:r>
+    </w:p>
+    <w:p>
+      <w:r>
+        <w:t>This creates much better chunks than simple fixed-length splitting.</w:t>
+      </w:r>
+    </w:p>
+    <w:p>
+      <w:r>
+        <w:pict w14:anchorId="428F8D55">
+          <v:rect id="_x0000_i1177" style="width:0;height:1.5pt" o:hralign="center" o:hrstd="t" o:hr="t" fillcolor="#a0a0a0" stroked="f"/>
+        </w:pict>
+      </w:r>
+    </w:p>
+    <w:p>
+      <w:pPr>
+        <w:rPr>
+          <w:b/>
+          <w:bCs/>
+        </w:rPr>
+      </w:pPr>
+      <w:r>
+        <w:rPr>
+          <w:b/>
+          <w:bCs/>
+        </w:rPr>
+        <w:t>6. Chunk Object</w:t>
+      </w:r>
+    </w:p>
+    <w:p>
+      <w:r>
+        <w:t>Instead of storing only plain text, every chunk is represented as an object.</w:t>
+      </w:r>
+    </w:p>
+    <w:p>
+      <w:r>
+        <w:t>Each chunk contains:</w:t>
+      </w:r>
+    </w:p>
+    <w:p>
+      <w:pPr>
+        <w:numPr>
+          <w:ilvl w:val="0"/>
+          <w:numId w:val="21"/>
+        </w:numPr>
+      </w:pPr>
+      <w:r>
+        <w:t>Chunk ID</w:t>
+      </w:r>
+    </w:p>
+    <w:p>
+      <w:pPr>
+        <w:numPr>
+          <w:ilvl w:val="0"/>
+          <w:numId w:val="21"/>
+        </w:numPr>
+      </w:pPr>
+      <w:r>
+        <w:t>Chunk Text</w:t>
+      </w:r>
+    </w:p>
+    <w:p>
+      <w:pPr>
+        <w:numPr>
+          <w:ilvl w:val="0"/>
+          <w:numId w:val="21"/>
+        </w:numPr>
+      </w:pPr>
+      <w:r>
+        <w:t>Metadata</w:t>
+      </w:r>
+    </w:p>
+    <w:p>
+      <w:pPr>
+        <w:numPr>
+          <w:ilvl w:val="0"/>
+          <w:numId w:val="21"/>
+        </w:numPr>
+      </w:pPr>
+      <w:r>
+        <w:t>Document ID (recommended)</w:t>
+      </w:r>
+    </w:p>
+    <w:p>
+      <w:r>
+        <w:t>This makes it easier to:</w:t>
+      </w:r>
+    </w:p>
+    <w:p>
+      <w:pPr>
+        <w:numPr>
+          <w:ilvl w:val="0"/>
+          <w:numId w:val="22"/>
+        </w:numPr>
+      </w:pPr>
+      <w:r>
+        <w:t>Generate embeddings</w:t>
+      </w:r>
+    </w:p>
+    <w:p>
+      <w:pPr>
+        <w:numPr>
+          <w:ilvl w:val="0"/>
+          <w:numId w:val="22"/>
+        </w:numPr>
+      </w:pPr>
+      <w:r>
+        <w:t>Store vectors</w:t>
+      </w:r>
+    </w:p>
+    <w:p>
+      <w:pPr>
+        <w:numPr>
+          <w:ilvl w:val="0"/>
+          <w:numId w:val="22"/>
+        </w:numPr>
+      </w:pPr>
+      <w:r>
+        <w:t>Generate citations</w:t>
+      </w:r>
+    </w:p>
+    <w:p>
+      <w:pPr>
+        <w:numPr>
+          <w:ilvl w:val="0"/>
+          <w:numId w:val="22"/>
+        </w:numPr>
+      </w:pPr>
+      <w:r>
+        <w:t>Trace chunks back to the original document</w:t>
+      </w:r>
+    </w:p>
+    <w:p>
+      <w:r>
+        <w:pict w14:anchorId="182DD7F6">
+          <v:rect id="_x0000_i1178" style="width:0;height:1.5pt" o:hralign="center" o:hrstd="t" o:hr="t" fillcolor="#a0a0a0" stroked="f"/>
+        </w:pict>
+      </w:r>
+    </w:p>
+    <w:p>
+      <w:pPr>
+        <w:rPr>
+          <w:b/>
+          <w:bCs/>
+        </w:rPr>
+      </w:pPr>
+      <w:r>
+        <w:rPr>
+          <w:b/>
+          <w:bCs/>
+        </w:rPr>
+        <w:t>7. Chunk Metadata</w:t>
+      </w:r>
+    </w:p>
+    <w:p>
+      <w:r>
+        <w:t>Each chunk stores metadata inherited from its parent document.</w:t>
+      </w:r>
+    </w:p>
+    <w:p>
+      <w:r>
+        <w:lastRenderedPageBreak/>
+        <w:t>Examples:</w:t>
+      </w:r>
+    </w:p>
+    <w:p>
+      <w:pPr>
+        <w:numPr>
+          <w:ilvl w:val="0"/>
+          <w:numId w:val="23"/>
+        </w:numPr>
+      </w:pPr>
+      <w:r>
+        <w:t>Document filename</w:t>
+      </w:r>
+    </w:p>
+    <w:p>
+      <w:pPr>
+        <w:numPr>
+          <w:ilvl w:val="0"/>
+          <w:numId w:val="23"/>
+        </w:numPr>
+      </w:pPr>
+      <w:r>
+        <w:t>File type</w:t>
+      </w:r>
+    </w:p>
+    <w:p>
+      <w:pPr>
+        <w:numPr>
+          <w:ilvl w:val="0"/>
+          <w:numId w:val="23"/>
+        </w:numPr>
+      </w:pPr>
+      <w:r>
+        <w:t>Chunk index</w:t>
+      </w:r>
+    </w:p>
+    <w:p>
+      <w:pPr>
+        <w:numPr>
+          <w:ilvl w:val="0"/>
+          <w:numId w:val="23"/>
+        </w:numPr>
+      </w:pPr>
+      <w:r>
+        <w:t>Total chunk count</w:t>
+      </w:r>
+    </w:p>
+    <w:p>
+      <w:pPr>
+        <w:numPr>
+          <w:ilvl w:val="0"/>
+          <w:numId w:val="23"/>
+        </w:numPr>
+      </w:pPr>
+      <w:r>
+        <w:t>Document ID</w:t>
+      </w:r>
+    </w:p>
+    <w:p>
+      <w:r>
+        <w:t>This metadata will later be used for:</w:t>
+      </w:r>
+    </w:p>
+    <w:p>
+      <w:pPr>
+        <w:numPr>
+          <w:ilvl w:val="0"/>
+          <w:numId w:val="24"/>
+        </w:numPr>
+      </w:pPr>
+      <w:r>
+        <w:t>Citations</w:t>
+      </w:r>
+    </w:p>
+    <w:p>
+      <w:pPr>
+        <w:numPr>
+          <w:ilvl w:val="0"/>
+          <w:numId w:val="24"/>
+        </w:numPr>
+      </w:pPr>
+      <w:r>
+        <w:t>Source tracking</w:t>
+      </w:r>
+    </w:p>
+    <w:p>
+      <w:pPr>
+        <w:numPr>
+          <w:ilvl w:val="0"/>
+          <w:numId w:val="24"/>
+        </w:numPr>
+      </w:pPr>
+      <w:r>
+        <w:t>Debugging</w:t>
+      </w:r>
+    </w:p>
+    <w:p>
+      <w:pPr>
+        <w:numPr>
+          <w:ilvl w:val="0"/>
+          <w:numId w:val="24"/>
+        </w:numPr>
+      </w:pPr>
+      <w:r>
+        <w:t>Document management</w:t>
+      </w:r>
+    </w:p>
+    <w:p>
+      <w:r>
+        <w:pict w14:anchorId="31C2C94A">
+          <v:rect id="_x0000_i1179" style="width:0;height:1.5pt" o:hralign="center" o:hrstd="t" o:hr="t" fillcolor="#a0a0a0" stroked="f"/>
+        </w:pict>
+      </w:r>
+    </w:p>
+    <w:p>
+      <w:pPr>
+        <w:rPr>
+          <w:b/>
+          <w:bCs/>
+        </w:rPr>
+      </w:pPr>
+      <w:r>
+        <w:rPr>
+          <w:rFonts w:ascii="Segoe UI Emoji" w:hAnsi="Segoe UI Emoji" w:cs="Segoe UI Emoji"/>
+          <w:b/>
+          <w:bCs/>
+        </w:rPr>
+        <w:t>🔄</w:t>
+      </w:r>
+      <w:r>
+        <w:rPr>
+          <w:b/>
+          <w:bCs/>
+        </w:rPr>
+        <w:t xml:space="preserve"> Phase Workflow</w:t>
+      </w:r>
+    </w:p>
+    <w:p>
+      <w:r>
+        <w:t>Raw Document</w:t>
+      </w:r>
+    </w:p>
+    <w:p>
+      <w:r>
+        <w:t xml:space="preserve">      │</w:t>
+      </w:r>
+    </w:p>
+    <w:p>
+      <w:r>
+        <w:t xml:space="preserve">      </w:t>
+      </w:r>
+      <w:r>
+        <w:rPr>
+          <w:rFonts w:ascii="Arial" w:hAnsi="Arial" w:cs="Arial"/>
+        </w:rPr>
+        <w:t>▼</w:t>
+      </w:r>
+    </w:p>
+    <w:p>
+      <w:r>
+        <w:t>Text Cleaning</w:t>
+      </w:r>
+    </w:p>
+    <w:p>
+      <w:r>
+        <w:t xml:space="preserve">      │</w:t>
+      </w:r>
+    </w:p>
+    <w:p>
+      <w:r>
+        <w:t xml:space="preserve">      </w:t>
+      </w:r>
+      <w:r>
+        <w:rPr>
+          <w:rFonts w:ascii="Arial" w:hAnsi="Arial" w:cs="Arial"/>
+        </w:rPr>
+        <w:t>▼</w:t>
+      </w:r>
+    </w:p>
+    <w:p>
+      <w:r>
+        <w:t>Chunking</w:t>
+      </w:r>
+    </w:p>
+    <w:p>
+      <w:r>
+        <w:t xml:space="preserve">      │</w:t>
+      </w:r>
+    </w:p>
+    <w:p>
+      <w:r>
+        <w:t xml:space="preserve">      </w:t>
+      </w:r>
+      <w:r>
+        <w:rPr>
+          <w:rFonts w:ascii="Arial" w:hAnsi="Arial" w:cs="Arial"/>
+        </w:rPr>
+        <w:t>▼</w:t>
+      </w:r>
+    </w:p>
+    <w:p>
+      <w:r>
+        <w:t>Chunk Metadata</w:t>
+      </w:r>
+    </w:p>
+    <w:p>
+      <w:r>
+        <w:t xml:space="preserve">      │</w:t>
+      </w:r>
+    </w:p>
+    <w:p>
+      <w:r>
+        <w:t xml:space="preserve">      </w:t>
+      </w:r>
+      <w:r>
+        <w:rPr>
+          <w:rFonts w:ascii="Arial" w:hAnsi="Arial" w:cs="Arial"/>
+        </w:rPr>
+        <w:t>▼</w:t>
+      </w:r>
+    </w:p>
+    <w:p>
+      <w:r>
+        <w:t>Ready for Embeddings</w:t>
+      </w:r>
+    </w:p>
+    <w:p>
+      <w:r>
+        <w:pict w14:anchorId="18B0FC51">
+          <v:rect id="_x0000_i1180" style="width:0;height:1.5pt" o:hralign="center" o:hrstd="t" o:hr="t" fillcolor="#a0a0a0" stroked="f"/>
+        </w:pict>
+      </w:r>
+    </w:p>
+    <w:p>
+      <w:pPr>
+        <w:rPr>
+          <w:b/>
+          <w:bCs/>
+        </w:rPr>
+      </w:pPr>
+      <w:r>
+        <w:rPr>
+          <w:rFonts w:ascii="Segoe UI Emoji" w:hAnsi="Segoe UI Emoji" w:cs="Segoe UI Emoji"/>
+          <w:b/>
+          <w:bCs/>
+        </w:rPr>
+        <w:t>🎤</w:t>
+      </w:r>
+      <w:r>
+        <w:rPr>
+          <w:b/>
+          <w:bCs/>
+        </w:rPr>
+        <w:t xml:space="preserve"> Interview Questions</w:t>
+      </w:r>
+    </w:p>
+    <w:p>
+      <w:pPr>
+        <w:rPr>
+          <w:b/>
+          <w:bCs/>
+        </w:rPr>
+      </w:pPr>
+      <w:r>
+        <w:rPr>
+          <w:b/>
+          <w:bCs/>
+        </w:rPr>
+        <w:lastRenderedPageBreak/>
+        <w:t>Q1. Why can't we directly embed the entire document?</w:t>
+      </w:r>
+    </w:p>
+    <w:p>
+      <w:r>
+        <w:rPr>
+          <w:b/>
+          <w:bCs/>
+        </w:rPr>
+        <w:t>Answer</w:t>
+      </w:r>
+    </w:p>
+    <w:p>
+      <w:r>
+        <w:t>Large documents exceed the context window of embedding models and LLMs. Splitting documents into chunks improves retrieval efficiency and allows the system to retrieve only the relevant parts.</w:t>
+      </w:r>
+    </w:p>
+    <w:p>
+      <w:r>
+        <w:pict w14:anchorId="58CC807F">
+          <v:rect id="_x0000_i1181" style="width:0;height:1.5pt" o:hralign="center" o:hrstd="t" o:hr="t" fillcolor="#a0a0a0" stroked="f"/>
+        </w:pict>
+      </w:r>
+    </w:p>
+    <w:p>
+      <w:pPr>
+        <w:rPr>
+          <w:b/>
+          <w:bCs/>
+        </w:rPr>
+      </w:pPr>
+      <w:r>
+        <w:rPr>
+          <w:b/>
+          <w:bCs/>
+        </w:rPr>
+        <w:t>Q2. What is chunking?</w:t>
+      </w:r>
+    </w:p>
+    <w:p>
+      <w:r>
+        <w:rPr>
+          <w:b/>
+          <w:bCs/>
+        </w:rPr>
+        <w:t>Answer</w:t>
+      </w:r>
+    </w:p>
+    <w:p>
+      <w:r>
+        <w:t>Chunking is the process of dividing a large document into smaller pieces that can be embedded and retrieved independently.</w:t>
+      </w:r>
+    </w:p>
+    <w:p>
+      <w:r>
+        <w:pict w14:anchorId="386A7682">
+          <v:rect id="_x0000_i1182" style="width:0;height:1.5pt" o:hralign="center" o:hrstd="t" o:hr="t" fillcolor="#a0a0a0" stroked="f"/>
+        </w:pict>
+      </w:r>
+    </w:p>
+    <w:p>
+      <w:pPr>
+        <w:rPr>
+          <w:b/>
+          <w:bCs/>
+        </w:rPr>
+      </w:pPr>
+      <w:r>
+        <w:rPr>
+          <w:b/>
+          <w:bCs/>
+        </w:rPr>
+        <w:t>Q3. Why is chunk overlap necessary?</w:t>
+      </w:r>
+    </w:p>
+    <w:p>
+      <w:r>
+        <w:rPr>
+          <w:b/>
+          <w:bCs/>
+        </w:rPr>
+        <w:t>Answer</w:t>
+      </w:r>
+    </w:p>
+    <w:p>
+      <w:r>
+        <w:t>Overlap preserves context between adjacent chunks, ensuring that important information isn't lost at chunk boundaries.</w:t>
+      </w:r>
+    </w:p>
+    <w:p>
+      <w:r>
+        <w:pict w14:anchorId="6751220E">
+          <v:rect id="_x0000_i1183" style="width:0;height:1.5pt" o:hralign="center" o:hrstd="t" o:hr="t" fillcolor="#a0a0a0" stroked="f"/>
+        </w:pict>
+      </w:r>
+    </w:p>
+    <w:p>
+      <w:pPr>
+        <w:rPr>
+          <w:b/>
+          <w:bCs/>
+        </w:rPr>
+      </w:pPr>
+      <w:r>
+        <w:rPr>
+          <w:b/>
+          <w:bCs/>
+        </w:rPr>
+        <w:t xml:space="preserve">Q4. Why use </w:t>
+      </w:r>
+      <w:proofErr w:type="spellStart"/>
+      <w:r>
+        <w:rPr>
+          <w:b/>
+          <w:bCs/>
+        </w:rPr>
+        <w:t>RecursiveCharacterTextSplitter</w:t>
+      </w:r>
+      <w:proofErr w:type="spellEnd"/>
+      <w:r>
+        <w:rPr>
+          <w:b/>
+          <w:bCs/>
+        </w:rPr>
+        <w:t xml:space="preserve"> instead of manually splitting text?</w:t>
+      </w:r>
+    </w:p>
+    <w:p>
+      <w:r>
+        <w:rPr>
+          <w:b/>
+          <w:bCs/>
+        </w:rPr>
+        <w:t>Answer</w:t>
+      </w:r>
+    </w:p>
+    <w:p>
+      <w:r>
+        <w:t>It tries to split at natural boundaries such as paragraphs and sentences before falling back to characters, resulting in more meaningful chunks.</w:t>
+      </w:r>
+    </w:p>
+    <w:p>
+      <w:r>
+        <w:pict w14:anchorId="2E946235">
+          <v:rect id="_x0000_i1184" style="width:0;height:1.5pt" o:hralign="center" o:hrstd="t" o:hr="t" fillcolor="#a0a0a0" stroked="f"/>
+        </w:pict>
+      </w:r>
+    </w:p>
+    <w:p>
+      <w:pPr>
+        <w:rPr>
+          <w:b/>
+          <w:bCs/>
+        </w:rPr>
+      </w:pPr>
+      <w:r>
+        <w:rPr>
+          <w:b/>
+          <w:bCs/>
+        </w:rPr>
+        <w:t>Q5. What happens if the chunk size is too small?</w:t>
+      </w:r>
+    </w:p>
+    <w:p>
+      <w:r>
+        <w:rPr>
+          <w:b/>
+          <w:bCs/>
+        </w:rPr>
+        <w:t>Answer</w:t>
+      </w:r>
+    </w:p>
+    <w:p>
+      <w:r>
+        <w:t>Chunks may lose important context, reducing answer quality because each chunk contains too little information.</w:t>
+      </w:r>
+    </w:p>
+    <w:p>
+      <w:r>
+        <w:pict w14:anchorId="0D884D0B">
+          <v:rect id="_x0000_i1185" style="width:0;height:1.5pt" o:hralign="center" o:hrstd="t" o:hr="t" fillcolor="#a0a0a0" stroked="f"/>
+        </w:pict>
+      </w:r>
+    </w:p>
+    <w:p>
+      <w:pPr>
+        <w:rPr>
+          <w:b/>
+          <w:bCs/>
+        </w:rPr>
+      </w:pPr>
+      <w:r>
+        <w:rPr>
+          <w:b/>
+          <w:bCs/>
+        </w:rPr>
+        <w:t>Q6. What happens if the chunk size is too large?</w:t>
+      </w:r>
+    </w:p>
+    <w:p>
+      <w:r>
+        <w:rPr>
+          <w:b/>
+          <w:bCs/>
+        </w:rPr>
+        <w:t>Answer</w:t>
+      </w:r>
+    </w:p>
+    <w:p>
+      <w:r>
+        <w:t>Large chunks may include irrelevant information, increase embedding cost, reduce retrieval precision, and exceed the LLM's context window.</w:t>
+      </w:r>
+    </w:p>
+    <w:p>
+      <w:r>
+        <w:lastRenderedPageBreak/>
+        <w:pict w14:anchorId="410064E8">
+          <v:rect id="_x0000_i1186" style="width:0;height:1.5pt" o:hralign="center" o:hrstd="t" o:hr="t" fillcolor="#a0a0a0" stroked="f"/>
+        </w:pict>
+      </w:r>
+    </w:p>
+    <w:p>
+      <w:pPr>
+        <w:rPr>
+          <w:b/>
+          <w:bCs/>
+        </w:rPr>
+      </w:pPr>
+      <w:r>
+        <w:rPr>
+          <w:b/>
+          <w:bCs/>
+        </w:rPr>
+        <w:t>Q7. Why create a separate Chunk object?</w:t>
+      </w:r>
+    </w:p>
+    <w:p>
+      <w:r>
+        <w:rPr>
+          <w:b/>
+          <w:bCs/>
+        </w:rPr>
+        <w:t>Answer</w:t>
+      </w:r>
+    </w:p>
+    <w:p>
+      <w:r>
+        <w:t>After preprocessing, the system works with chunks rather than whole documents. A separate Chunk object makes embedding, retrieval, citations, and vector storage easier to manage.</w:t>
+      </w:r>
+    </w:p>
+    <w:p>
+      <w:r>
+        <w:pict w14:anchorId="472BDDD1">
+          <v:rect id="_x0000_i1187" style="width:0;height:1.5pt" o:hralign="center" o:hrstd="t" o:hr="t" fillcolor="#a0a0a0" stroked="f"/>
+        </w:pict>
+      </w:r>
+    </w:p>
+    <w:p>
+      <w:pPr>
+        <w:rPr>
+          <w:b/>
+          <w:bCs/>
+        </w:rPr>
+      </w:pPr>
+      <w:r>
+        <w:rPr>
+          <w:b/>
+          <w:bCs/>
+        </w:rPr>
+        <w:t>Q8. Why store metadata for each chunk?</w:t>
+      </w:r>
+    </w:p>
+    <w:p>
+      <w:r>
+        <w:rPr>
+          <w:b/>
+          <w:bCs/>
+        </w:rPr>
+        <w:t>Answer</w:t>
+      </w:r>
+    </w:p>
+    <w:p>
+      <w:r>
+        <w:t>Chunk metadata helps identify the source document, generate citations, filter results, and trace retrieved information back to the original document.</w:t>
+      </w:r>
+    </w:p>
+    <w:p>
+      <w:r>
+        <w:pict w14:anchorId="78E963FA">
+          <v:rect id="_x0000_i1188" style="width:0;height:1.5pt" o:hralign="center" o:hrstd="t" o:hr="t" fillcolor="#a0a0a0" stroked="f"/>
+        </w:pict>
+      </w:r>
+    </w:p>
+    <w:p>
+      <w:pPr>
+        <w:rPr>
+          <w:b/>
+          <w:bCs/>
+        </w:rPr>
+      </w:pPr>
+      <w:r>
+        <w:rPr>
+          <w:rFonts w:ascii="Segoe UI Emoji" w:hAnsi="Segoe UI Emoji" w:cs="Segoe UI Emoji"/>
+          <w:b/>
+          <w:bCs/>
+        </w:rPr>
+        <w:t>🌍</w:t>
+      </w:r>
+      <w:r>
+        <w:rPr>
+          <w:b/>
+          <w:bCs/>
+        </w:rPr>
+        <w:t xml:space="preserve"> Did You Know?</w:t>
+      </w:r>
+    </w:p>
+    <w:p>
+      <w:r>
+        <w:t>Different RAG applications use different chunk sizes depending on the data:</w:t>
+      </w:r>
+    </w:p>
+    <w:tbl>
+      <w:tblPr>
+        <w:tblW w:w="0" w:type="auto"/>
+        <w:tblCellSpacing w:w="15" w:type="dxa"/>
+        <w:tblCellMar>
+          <w:top w:w="15" w:type="dxa"/>
+          <w:left w:w="15" w:type="dxa"/>
+          <w:bottom w:w="15" w:type="dxa"/>
+          <w:right w:w="15" w:type="dxa"/>
+        </w:tblCellMar>
+        <w:tblLook w:val="04A0" w:firstRow="1" w:lastRow="0" w:firstColumn="1" w:lastColumn="0" w:noHBand="0" w:noVBand="1"/>
+      </w:tblPr>
+      <w:tblGrid>
+        <w:gridCol w:w="1966"/>
+        <w:gridCol w:w="1886"/>
+      </w:tblGrid>
+      <w:tr>
+        <w:trPr>
+          <w:tblCellSpacing w:w="15" w:type="dxa"/>
+        </w:trPr>
+        <w:tc>
+          <w:tcPr>
+            <w:tcW w:w="0" w:type="auto"/>
+            <w:vAlign w:val="center"/>
+            <w:hideMark/>
+          </w:tcPr>
+          <w:p>
+            <w:pPr>
+              <w:rPr>
+                <w:b/>
+                <w:bCs/>
+              </w:rPr>
+            </w:pPr>
+            <w:r>
+              <w:rPr>
+                <w:b/>
+                <w:bCs/>
+              </w:rPr>
+              <w:t>Document Type</w:t>
+            </w:r>
+          </w:p>
+        </w:tc>
+        <w:tc>
+          <w:tcPr>
+            <w:tcW w:w="0" w:type="auto"/>
+            <w:vAlign w:val="center"/>
+            <w:hideMark/>
+          </w:tcPr>
+          <w:p>
+            <w:pPr>
+              <w:rPr>
+                <w:b/>
+                <w:bCs/>
+              </w:rPr>
+            </w:pPr>
+            <w:r>
+              <w:rPr>
+                <w:b/>
+                <w:bCs/>
+              </w:rPr>
+              <w:t>Typical Chunk Size</w:t>
+            </w:r>
+          </w:p>
+        </w:tc>
+      </w:tr>
+      <w:tr>
+        <w:trPr>
+          <w:tblCellSpacing w:w="15" w:type="dxa"/>
+        </w:trPr>
+        <w:tc>
+          <w:tcPr>
+            <w:tcW w:w="0" w:type="auto"/>
+            <w:vAlign w:val="center"/>
+            <w:hideMark/>
+          </w:tcPr>
+          <w:p>
+            <w:r>
+              <w:t>Research Papers</w:t>
+            </w:r>
+          </w:p>
+        </w:tc>
+        <w:tc>
+          <w:tcPr>
+            <w:tcW w:w="0" w:type="auto"/>
+            <w:vAlign w:val="center"/>
+            <w:hideMark/>
+          </w:tcPr>
+          <w:p>
+            <w:r>
+              <w:t>500–800 tokens</w:t>
+            </w:r>
+          </w:p>
+        </w:tc>
+      </w:tr>
+      <w:tr>
+        <w:trPr>
+          <w:tblCellSpacing w:w="15" w:type="dxa"/>
+        </w:trPr>
+        <w:tc>
+          <w:tcPr>
+            <w:tcW w:w="0" w:type="auto"/>
+            <w:vAlign w:val="center"/>
+            <w:hideMark/>
+          </w:tcPr>
+          <w:p>
+            <w:r>
+              <w:t>Books</w:t>
+            </w:r>
+          </w:p>
+        </w:tc>
+        <w:tc>
+          <w:tcPr>
+            <w:tcW w:w="0" w:type="auto"/>
+            <w:vAlign w:val="center"/>
+            <w:hideMark/>
+          </w:tcPr>
+          <w:p>
+            <w:r>
+              <w:t>800–1200 tokens</w:t>
+            </w:r>
+          </w:p>
+        </w:tc>
+      </w:tr>
+      <w:tr>
+        <w:trPr>
+          <w:tblCellSpacing w:w="15" w:type="dxa"/>
+        </w:trPr>
+        <w:tc>
+          <w:tcPr>
+            <w:tcW w:w="0" w:type="auto"/>
+            <w:vAlign w:val="center"/>
+            <w:hideMark/>
+          </w:tcPr>
+          <w:p>
+            <w:r>
+              <w:t>API Documentation</w:t>
+            </w:r>
+          </w:p>
+        </w:tc>
+        <w:tc>
+          <w:tcPr>
+            <w:tcW w:w="0" w:type="auto"/>
+            <w:vAlign w:val="center"/>
+            <w:hideMark/>
+          </w:tcPr>
+          <w:p>
+            <w:r>
+              <w:t>200–500 tokens</w:t>
+            </w:r>
+          </w:p>
+        </w:tc>
+      </w:tr>
+      <w:tr>
+        <w:trPr>
+          <w:tblCellSpacing w:w="15" w:type="dxa"/>
+        </w:trPr>
+        <w:tc>
+          <w:tcPr>
+            <w:tcW w:w="0" w:type="auto"/>
+            <w:vAlign w:val="center"/>
+            <w:hideMark/>
+          </w:tcPr>
+          <w:p>
+            <w:r>
+              <w:t>Source Code</w:t>
+            </w:r>
+          </w:p>
+        </w:tc>
+        <w:tc>
+          <w:tcPr>
+            <w:tcW w:w="0" w:type="auto"/>
+            <w:vAlign w:val="center"/>
+            <w:hideMark/>
+          </w:tcPr>
+          <w:p>
+            <w:r>
+              <w:t>100–300 tokens</w:t>
+            </w:r>
+          </w:p>
+        </w:tc>
+      </w:tr>
+    </w:tbl>
+    <w:p>
+      <w:r>
+        <w:t>There is no universal "best" chunk size. It is usually determined through experimentation and evaluation.</w:t>
+      </w:r>
+    </w:p>
+    <w:p>
+      <w:r>
+        <w:pict w14:anchorId="2CAD71D8">
+          <v:rect id="_x0000_i1189" style="width:0;height:1.5pt" o:hralign="center" o:hrstd="t" o:hr="t" fillcolor="#a0a0a0" stroked="f"/>
+        </w:pict>
+      </w:r>
+    </w:p>
+    <w:p>
+      <w:pPr>
+        <w:rPr>
+          <w:b/>
+          <w:bCs/>
+        </w:rPr>
+      </w:pPr>
+      <w:r>
+        <w:rPr>
+          <w:rFonts w:ascii="Segoe UI Emoji" w:hAnsi="Segoe UI Emoji" w:cs="Segoe UI Emoji"/>
+          <w:b/>
+          <w:bCs/>
+        </w:rPr>
+        <w:t>⭐</w:t>
+      </w:r>
+      <w:r>
+        <w:rPr>
+          <w:b/>
+          <w:bCs/>
+        </w:rPr>
+        <w:t xml:space="preserve"> Key Takeaways</w:t>
+      </w:r>
+    </w:p>
+    <w:p>
+      <w:pPr>
+        <w:numPr>
+          <w:ilvl w:val="0"/>
+          <w:numId w:val="25"/>
+        </w:numPr>
+      </w:pPr>
+      <w:r>
+        <w:t>Raw extracted text should always be cleaned before embedding.</w:t>
+      </w:r>
+    </w:p>
+    <w:p>
+      <w:pPr>
+        <w:numPr>
+          <w:ilvl w:val="0"/>
+          <w:numId w:val="25"/>
+        </w:numPr>
+      </w:pPr>
+      <w:r>
+        <w:t>Chunking makes large documents searchable.</w:t>
+      </w:r>
+    </w:p>
+    <w:p>
+      <w:pPr>
+        <w:numPr>
+          <w:ilvl w:val="0"/>
+          <w:numId w:val="25"/>
+        </w:numPr>
+      </w:pPr>
+      <w:r>
+        <w:t>Chunk overlap preserves context between chunks.</w:t>
+      </w:r>
+    </w:p>
+    <w:p>
+      <w:pPr>
+        <w:numPr>
+          <w:ilvl w:val="0"/>
+          <w:numId w:val="25"/>
+        </w:numPr>
+      </w:pPr>
+      <w:r>
+        <w:t>Recursive chunking produces more meaningful chunks than fixed-size splitting.</w:t>
+      </w:r>
+    </w:p>
+    <w:p>
+      <w:pPr>
+        <w:numPr>
+          <w:ilvl w:val="0"/>
+          <w:numId w:val="25"/>
+        </w:numPr>
+      </w:pPr>
+      <w:r>
+        <w:t>Every chunk should have its own metadata for traceability and citations.</w:t>
+      </w:r>
+    </w:p>
+    <w:p>
+      <w:pPr>
+        <w:rPr>
+          <w:b/>
+          <w:bCs/>
+        </w:rPr>
+      </w:pPr>
+      <w:r>
+        <w:rPr>
+          <w:b/>
+          <w:bCs/>
+        </w:rPr>
+        <w:lastRenderedPageBreak/>
+        <w:t>Chapter 4 – Embeddings &amp; Vector Database</w:t>
+      </w:r>
+    </w:p>
+    <w:p>
+      <w:r>
+        <w:pict w14:anchorId="7A2CEC31">
+          <v:rect id="_x0000_i1371" style="width:0;height:1.5pt" o:hralign="center" o:hrstd="t" o:hr="t" fillcolor="#a0a0a0" stroked="f"/>
+        </w:pict>
+      </w:r>
+    </w:p>
+    <w:p>
+      <w:pPr>
+        <w:rPr>
+          <w:b/>
+          <w:bCs/>
+        </w:rPr>
+      </w:pPr>
+      <w:r>
+        <w:rPr>
+          <w:rFonts w:ascii="Segoe UI Emoji" w:hAnsi="Segoe UI Emoji" w:cs="Segoe UI Emoji"/>
+          <w:b/>
+          <w:bCs/>
+        </w:rPr>
+        <w:t>🎯</w:t>
+      </w:r>
+      <w:r>
+        <w:rPr>
+          <w:b/>
+          <w:bCs/>
+        </w:rPr>
+        <w:t xml:space="preserve"> What I Learned</w:t>
+      </w:r>
+    </w:p>
+    <w:p>
+      <w:r>
+        <w:t xml:space="preserve">In this phase, I learned how a RAG system converts text into numerical vectors called </w:t>
+      </w:r>
+      <w:r>
+        <w:rPr>
+          <w:b/>
+          <w:bCs/>
+        </w:rPr>
+        <w:t>embeddings</w:t>
+      </w:r>
+      <w:r>
+        <w:t xml:space="preserve"> and stores them in a </w:t>
+      </w:r>
+      <w:r>
+        <w:rPr>
+          <w:b/>
+          <w:bCs/>
+        </w:rPr>
+        <w:t>vector database</w:t>
+      </w:r>
+      <w:r>
+        <w:t xml:space="preserve">. These vectors allow the system to retrieve documents based on </w:t>
+      </w:r>
+      <w:r>
+        <w:rPr>
+          <w:b/>
+          <w:bCs/>
+        </w:rPr>
+        <w:t>meaning (semantic similarity)</w:t>
+      </w:r>
+      <w:r>
+        <w:t xml:space="preserve"> rather than exact keywords.</w:t>
+      </w:r>
+    </w:p>
+    <w:p>
+      <w:r>
+        <w:pict w14:anchorId="286E0CBD">
+          <v:rect id="_x0000_i1372" style="width:0;height:1.5pt" o:hralign="center" o:hrstd="t" o:hr="t" fillcolor="#a0a0a0" stroked="f"/>
+        </w:pict>
+      </w:r>
+    </w:p>
+    <w:p>
+      <w:pPr>
+        <w:rPr>
+          <w:b/>
+          <w:bCs/>
+        </w:rPr>
+      </w:pPr>
+      <w:r>
+        <w:rPr>
+          <w:rFonts w:ascii="Segoe UI Emoji" w:hAnsi="Segoe UI Emoji" w:cs="Segoe UI Emoji"/>
+          <w:b/>
+          <w:bCs/>
+        </w:rPr>
+        <w:t>🧠</w:t>
+      </w:r>
+      <w:r>
+        <w:rPr>
+          <w:b/>
+          <w:bCs/>
+        </w:rPr>
+        <w:t xml:space="preserve"> New Concepts</w:t>
+      </w:r>
+    </w:p>
+    <w:p>
+      <w:pPr>
+        <w:numPr>
+          <w:ilvl w:val="0"/>
+          <w:numId w:val="26"/>
+        </w:numPr>
+      </w:pPr>
+      <w:r>
+        <w:t xml:space="preserve">Embeddings </w:t>
+      </w:r>
+    </w:p>
+    <w:p>
+      <w:pPr>
+        <w:numPr>
+          <w:ilvl w:val="0"/>
+          <w:numId w:val="26"/>
+        </w:numPr>
+      </w:pPr>
+      <w:r>
+        <w:t xml:space="preserve">Embedding Model </w:t>
+      </w:r>
+    </w:p>
+    <w:p>
+      <w:pPr>
+        <w:numPr>
+          <w:ilvl w:val="0"/>
+          <w:numId w:val="26"/>
+        </w:numPr>
+      </w:pPr>
+      <w:r>
+        <w:t xml:space="preserve">Semantic Search </w:t>
+      </w:r>
+    </w:p>
+    <w:p>
+      <w:pPr>
+        <w:numPr>
+          <w:ilvl w:val="0"/>
+          <w:numId w:val="26"/>
+        </w:numPr>
+      </w:pPr>
+      <w:r>
+        <w:t xml:space="preserve">Vector Database </w:t>
+      </w:r>
+    </w:p>
+    <w:p>
+      <w:pPr>
+        <w:numPr>
+          <w:ilvl w:val="0"/>
+          <w:numId w:val="26"/>
+        </w:numPr>
+      </w:pPr>
+      <w:proofErr w:type="spellStart"/>
+      <w:r>
+        <w:t>ChromaDB</w:t>
+      </w:r>
+      <w:proofErr w:type="spellEnd"/>
+      <w:r>
+        <w:t xml:space="preserve"> </w:t>
+      </w:r>
+    </w:p>
+    <w:p>
+      <w:pPr>
+        <w:numPr>
+          <w:ilvl w:val="0"/>
+          <w:numId w:val="26"/>
+        </w:numPr>
+      </w:pPr>
+      <w:r>
+        <w:t xml:space="preserve">Cosine Similarity </w:t>
+      </w:r>
+    </w:p>
+    <w:p>
+      <w:pPr>
+        <w:numPr>
+          <w:ilvl w:val="0"/>
+          <w:numId w:val="26"/>
+        </w:numPr>
+      </w:pPr>
+      <w:r>
+        <w:t xml:space="preserve">Batch Embedding </w:t>
+      </w:r>
+    </w:p>
+    <w:p>
+      <w:pPr>
+        <w:numPr>
+          <w:ilvl w:val="0"/>
+          <w:numId w:val="26"/>
+        </w:numPr>
+      </w:pPr>
+      <w:r>
+        <w:t xml:space="preserve">Vector Index </w:t>
+      </w:r>
+    </w:p>
+    <w:p>
+      <w:r>
+        <w:pict w14:anchorId="20EB7FA9">
+          <v:rect id="_x0000_i1373" style="width:0;height:1.5pt" o:hralign="center" o:hrstd="t" o:hr="t" fillcolor="#a0a0a0" stroked="f"/>
+        </w:pict>
+      </w:r>
+    </w:p>
+    <w:p>
+      <w:pPr>
+        <w:rPr>
+          <w:b/>
+          <w:bCs/>
+        </w:rPr>
+      </w:pPr>
+      <w:r>
+        <w:rPr>
+          <w:rFonts w:ascii="Segoe UI Emoji" w:hAnsi="Segoe UI Emoji" w:cs="Segoe UI Emoji"/>
+          <w:b/>
+          <w:bCs/>
+        </w:rPr>
+        <w:t>📖</w:t>
+      </w:r>
+      <w:r>
+        <w:rPr>
+          <w:b/>
+          <w:bCs/>
+        </w:rPr>
+        <w:t xml:space="preserve"> Concept Explanation</w:t>
+      </w:r>
+    </w:p>
+    <w:p>
+      <w:pPr>
+        <w:rPr>
+          <w:b/>
+          <w:bCs/>
+        </w:rPr>
+      </w:pPr>
+      <w:r>
+        <w:rPr>
+          <w:b/>
+          <w:bCs/>
+        </w:rPr>
+        <w:t>1. Embeddings</w:t>
+      </w:r>
+    </w:p>
+    <w:p>
+      <w:r>
+        <w:t>Embeddings are numerical vector representations of text. Instead of storing text directly, an embedding model converts each chunk into a list of numbers while preserving its semantic meaning.</w:t>
+      </w:r>
+    </w:p>
+    <w:p>
+      <w:r>
+        <w:t>Example:</w:t>
+      </w:r>
+    </w:p>
+    <w:p>
+      <w:r>
+        <w:t>"What is Artificial Intelligence?"</w:t>
+      </w:r>
+    </w:p>
+    <w:p/>
+    <w:p>
+      <w:r>
+        <w:t>↓</w:t>
+      </w:r>
+    </w:p>
+    <w:p/>
+    <w:p>
+      <w:r>
+        <w:t>[0.24, -0.61, 0.18, 0.95, ...]</w:t>
+      </w:r>
+    </w:p>
+    <w:p>
+      <w:r>
+        <w:lastRenderedPageBreak/>
+        <w:t>Two sentences with similar meanings will have vectors that are close to each other in vector space.</w:t>
+      </w:r>
+    </w:p>
+    <w:p>
+      <w:r>
+        <w:pict w14:anchorId="058D3770">
+          <v:rect id="_x0000_i1374" style="width:0;height:1.5pt" o:hralign="center" o:hrstd="t" o:hr="t" fillcolor="#a0a0a0" stroked="f"/>
+        </w:pict>
+      </w:r>
+    </w:p>
+    <w:p>
+      <w:pPr>
+        <w:rPr>
+          <w:b/>
+          <w:bCs/>
+        </w:rPr>
+      </w:pPr>
+      <w:r>
+        <w:rPr>
+          <w:b/>
+          <w:bCs/>
+        </w:rPr>
+        <w:t>2. Embedding Model</w:t>
+      </w:r>
+    </w:p>
+    <w:p>
+      <w:r>
+        <w:t>An embedding model converts text into vectors.</w:t>
+      </w:r>
+    </w:p>
+    <w:p>
+      <w:r>
+        <w:t xml:space="preserve">For </w:t>
+      </w:r>
+      <w:proofErr w:type="spellStart"/>
+      <w:r>
+        <w:t>RAGForge</w:t>
+      </w:r>
+      <w:proofErr w:type="spellEnd"/>
+      <w:r>
+        <w:t>, I used:</w:t>
+      </w:r>
+    </w:p>
+    <w:p>
+      <w:r>
+        <w:rPr>
+          <w:b/>
+          <w:bCs/>
+        </w:rPr>
+        <w:t>BAAI/bge-base-en-v1.5</w:t>
+      </w:r>
+    </w:p>
+    <w:p>
+      <w:r>
+        <w:t>Why this model?</w:t>
+      </w:r>
+    </w:p>
+    <w:p>
+      <w:pPr>
+        <w:numPr>
+          <w:ilvl w:val="0"/>
+          <w:numId w:val="27"/>
+        </w:numPr>
+      </w:pPr>
+      <w:r>
+        <w:t xml:space="preserve">High-quality semantic embeddings </w:t>
+      </w:r>
+    </w:p>
+    <w:p>
+      <w:pPr>
+        <w:numPr>
+          <w:ilvl w:val="0"/>
+          <w:numId w:val="27"/>
+        </w:numPr>
+      </w:pPr>
+      <w:r>
+        <w:t xml:space="preserve">Open source </w:t>
+      </w:r>
+    </w:p>
+    <w:p>
+      <w:pPr>
+        <w:numPr>
+          <w:ilvl w:val="0"/>
+          <w:numId w:val="27"/>
+        </w:numPr>
+      </w:pPr>
+      <w:r>
+        <w:t xml:space="preserve">Good retrieval performance </w:t>
+      </w:r>
+    </w:p>
+    <w:p>
+      <w:pPr>
+        <w:numPr>
+          <w:ilvl w:val="0"/>
+          <w:numId w:val="27"/>
+        </w:numPr>
+      </w:pPr>
+      <w:r>
+        <w:t xml:space="preserve">Widely used in RAG applications </w:t>
+      </w:r>
+    </w:p>
+    <w:p>
+      <w:r>
+        <w:pict w14:anchorId="15946A47">
+          <v:rect id="_x0000_i1375" style="width:0;height:1.5pt" o:hralign="center" o:hrstd="t" o:hr="t" fillcolor="#a0a0a0" stroked="f"/>
+        </w:pict>
+      </w:r>
+    </w:p>
+    <w:p>
+      <w:pPr>
+        <w:rPr>
+          <w:b/>
+          <w:bCs/>
+        </w:rPr>
+      </w:pPr>
+      <w:r>
+        <w:rPr>
+          <w:b/>
+          <w:bCs/>
+        </w:rPr>
+        <w:t>3. Semantic Search</w:t>
+      </w:r>
+    </w:p>
+    <w:p>
+      <w:r>
+        <w:t>Traditional search looks for matching words.</w:t>
+      </w:r>
+    </w:p>
+    <w:p>
+      <w:r>
+        <w:t>Semantic search looks for matching meanings.</w:t>
+      </w:r>
+    </w:p>
+    <w:p>
+      <w:r>
+        <w:t>Example:</w:t>
+      </w:r>
+    </w:p>
+    <w:p>
+      <w:r>
+        <w:t>Query:</w:t>
+      </w:r>
+    </w:p>
+    <w:p>
+      <w:r>
+        <w:t>"How does AI help doctors?"</w:t>
+      </w:r>
+    </w:p>
+    <w:p>
+      <w:r>
+        <w:t>Retrieved Chunk:</w:t>
+      </w:r>
+    </w:p>
+    <w:p>
+      <w:r>
+        <w:t>"Artificial Intelligence assists healthcare professionals in diagnosis."</w:t>
+      </w:r>
+    </w:p>
+    <w:p>
+      <w:r>
+        <w:t>Even though the exact words are different, semantic search recognizes that both texts discuss the same concept.</w:t>
+      </w:r>
+    </w:p>
+    <w:p>
+      <w:r>
+        <w:pict w14:anchorId="79BDEE2C">
+          <v:rect id="_x0000_i1376" style="width:0;height:1.5pt" o:hralign="center" o:hrstd="t" o:hr="t" fillcolor="#a0a0a0" stroked="f"/>
+        </w:pict>
+      </w:r>
+    </w:p>
+    <w:p>
+      <w:pPr>
+        <w:rPr>
+          <w:b/>
+          <w:bCs/>
+        </w:rPr>
+      </w:pPr>
+      <w:r>
+        <w:rPr>
+          <w:b/>
+          <w:bCs/>
+        </w:rPr>
+        <w:t>4. Vector Database</w:t>
+      </w:r>
+    </w:p>
+    <w:p>
+      <w:r>
+        <w:t>A vector database stores embeddings and performs similarity searches.</w:t>
+      </w:r>
+    </w:p>
+    <w:p>
+      <w:r>
+        <w:t>Instead of searching text, it searches vectors.</w:t>
+      </w:r>
+    </w:p>
+    <w:p>
+      <w:r>
+        <w:t>Examples:</w:t>
+      </w:r>
+    </w:p>
+    <w:p>
+      <w:pPr>
+        <w:numPr>
+          <w:ilvl w:val="0"/>
+          <w:numId w:val="28"/>
+        </w:numPr>
+      </w:pPr>
+      <w:proofErr w:type="spellStart"/>
+      <w:r>
+        <w:t>ChromaDB</w:t>
+      </w:r>
+      <w:proofErr w:type="spellEnd"/>
+      <w:r>
+        <w:t xml:space="preserve"> </w:t>
+      </w:r>
+    </w:p>
+    <w:p>
+      <w:pPr>
+        <w:numPr>
+          <w:ilvl w:val="0"/>
+          <w:numId w:val="28"/>
+        </w:numPr>
+      </w:pPr>
+      <w:r>
+        <w:lastRenderedPageBreak/>
+        <w:t xml:space="preserve">Pinecone </w:t>
+      </w:r>
+    </w:p>
+    <w:p>
+      <w:pPr>
+        <w:numPr>
+          <w:ilvl w:val="0"/>
+          <w:numId w:val="28"/>
+        </w:numPr>
+      </w:pPr>
+      <w:proofErr w:type="spellStart"/>
+      <w:r>
+        <w:t>Weaviate</w:t>
+      </w:r>
+      <w:proofErr w:type="spellEnd"/>
+      <w:r>
+        <w:t xml:space="preserve"> </w:t>
+      </w:r>
+    </w:p>
+    <w:p>
+      <w:pPr>
+        <w:numPr>
+          <w:ilvl w:val="0"/>
+          <w:numId w:val="28"/>
+        </w:numPr>
+      </w:pPr>
+      <w:proofErr w:type="spellStart"/>
+      <w:r>
+        <w:t>Qdrant</w:t>
+      </w:r>
+      <w:proofErr w:type="spellEnd"/>
+      <w:r>
+        <w:t xml:space="preserve"> </w:t>
+      </w:r>
+    </w:p>
+    <w:p>
+      <w:r>
+        <w:t xml:space="preserve">For this project, I used </w:t>
+      </w:r>
+      <w:proofErr w:type="spellStart"/>
+      <w:r>
+        <w:rPr>
+          <w:b/>
+          <w:bCs/>
+        </w:rPr>
+        <w:t>ChromaDB</w:t>
+      </w:r>
+      <w:proofErr w:type="spellEnd"/>
+      <w:r>
+        <w:t xml:space="preserve"> because it is lightweight, open source, and easy to integrate into Python applications.</w:t>
+      </w:r>
+    </w:p>
+    <w:p>
+      <w:r>
+        <w:pict w14:anchorId="0666F9A9">
+          <v:rect id="_x0000_i1377" style="width:0;height:1.5pt" o:hralign="center" o:hrstd="t" o:hr="t" fillcolor="#a0a0a0" stroked="f"/>
+        </w:pict>
+      </w:r>
+    </w:p>
+    <w:p>
+      <w:pPr>
+        <w:rPr>
+          <w:b/>
+          <w:bCs/>
+        </w:rPr>
+      </w:pPr>
+      <w:r>
+        <w:rPr>
+          <w:b/>
+          <w:bCs/>
+        </w:rPr>
+        <w:t>5. Cosine Similarity</w:t>
+      </w:r>
+    </w:p>
+    <w:p>
+      <w:r>
+        <w:t>Cosine similarity measures how similar two vectors are.</w:t>
+      </w:r>
+    </w:p>
+    <w:p>
+      <w:r>
+        <w:t>Similarity = 1.0</w:t>
+      </w:r>
+    </w:p>
+    <w:p>
+      <w:r>
+        <w:t>Means:</w:t>
+      </w:r>
+    </w:p>
+    <w:p>
+      <w:r>
+        <w:t>Almost identical meaning.</w:t>
+      </w:r>
+    </w:p>
+    <w:p>
+      <w:r>
+        <w:t>Similarity = 0</w:t>
+      </w:r>
+    </w:p>
+    <w:p>
+      <w:r>
+        <w:t>Means:</w:t>
+      </w:r>
+    </w:p>
+    <w:p>
+      <w:r>
+        <w:t>Completely unrelated.</w:t>
+      </w:r>
+    </w:p>
+    <w:p>
+      <w:r>
+        <w:t>Most vector databases use cosine similarity (or similar distance metrics) to find the nearest vectors.</w:t>
+      </w:r>
+    </w:p>
+    <w:p>
+      <w:r>
+        <w:pict w14:anchorId="37847C9F">
+          <v:rect id="_x0000_i1378" style="width:0;height:1.5pt" o:hralign="center" o:hrstd="t" o:hr="t" fillcolor="#a0a0a0" stroked="f"/>
+        </w:pict>
+      </w:r>
+    </w:p>
+    <w:p>
+      <w:pPr>
+        <w:rPr>
+          <w:b/>
+          <w:bCs/>
+        </w:rPr>
+      </w:pPr>
+      <w:r>
+        <w:rPr>
+          <w:b/>
+          <w:bCs/>
+        </w:rPr>
+        <w:t>6. Batch Embedding</w:t>
+      </w:r>
+    </w:p>
+    <w:p>
+      <w:r>
+        <w:t>Instead of generating embeddings one by one, multiple chunks are embedded together.</w:t>
+      </w:r>
+    </w:p>
+    <w:p>
+      <w:r>
+        <w:t>Benefits:</w:t>
+      </w:r>
+    </w:p>
+    <w:p>
+      <w:pPr>
+        <w:numPr>
+          <w:ilvl w:val="0"/>
+          <w:numId w:val="29"/>
+        </w:numPr>
+      </w:pPr>
+      <w:r>
+        <w:t xml:space="preserve">Faster processing </w:t>
+      </w:r>
+    </w:p>
+    <w:p>
+      <w:pPr>
+        <w:numPr>
+          <w:ilvl w:val="0"/>
+          <w:numId w:val="29"/>
+        </w:numPr>
+      </w:pPr>
+      <w:r>
+        <w:t xml:space="preserve">Better GPU/CPU utilization </w:t>
+      </w:r>
+    </w:p>
+    <w:p>
+      <w:pPr>
+        <w:numPr>
+          <w:ilvl w:val="0"/>
+          <w:numId w:val="29"/>
+        </w:numPr>
+      </w:pPr>
+      <w:r>
+        <w:t xml:space="preserve">Lower overall embedding time </w:t>
+      </w:r>
+    </w:p>
+    <w:p>
+      <w:r>
+        <w:pict w14:anchorId="70ADAA63">
+          <v:rect id="_x0000_i1379" style="width:0;height:1.5pt" o:hralign="center" o:hrstd="t" o:hr="t" fillcolor="#a0a0a0" stroked="f"/>
+        </w:pict>
+      </w:r>
+    </w:p>
+    <w:p>
+      <w:pPr>
+        <w:rPr>
+          <w:b/>
+          <w:bCs/>
+        </w:rPr>
+      </w:pPr>
+      <w:r>
+        <w:rPr>
+          <w:rFonts w:ascii="Segoe UI Emoji" w:hAnsi="Segoe UI Emoji" w:cs="Segoe UI Emoji"/>
+          <w:b/>
+          <w:bCs/>
+        </w:rPr>
+        <w:t>🔄</w:t>
+      </w:r>
+      <w:r>
+        <w:rPr>
+          <w:b/>
+          <w:bCs/>
+        </w:rPr>
+        <w:t xml:space="preserve"> Embedding Pipeline</w:t>
+      </w:r>
+    </w:p>
+    <w:p>
+      <w:r>
+        <w:t>Document</w:t>
+      </w:r>
+    </w:p>
+    <w:p>
+      <w:r>
+        <w:t xml:space="preserve">     │</w:t>
+      </w:r>
+    </w:p>
+    <w:p>
+      <w:r>
+        <w:t xml:space="preserve">     </w:t>
+      </w:r>
+      <w:r>
+        <w:rPr>
+          <w:rFonts w:ascii="Arial" w:hAnsi="Arial" w:cs="Arial"/>
+        </w:rPr>
+        <w:t>▼</w:t>
+      </w:r>
+    </w:p>
+    <w:p>
+      <w:r>
+        <w:lastRenderedPageBreak/>
+        <w:t>Chunking</w:t>
+      </w:r>
+    </w:p>
+    <w:p>
+      <w:r>
+        <w:t xml:space="preserve">     │</w:t>
+      </w:r>
+    </w:p>
+    <w:p>
+      <w:r>
+        <w:t xml:space="preserve">     </w:t>
+      </w:r>
+      <w:r>
+        <w:rPr>
+          <w:rFonts w:ascii="Arial" w:hAnsi="Arial" w:cs="Arial"/>
+        </w:rPr>
+        <w:t>▼</w:t>
+      </w:r>
+    </w:p>
+    <w:p>
+      <w:r>
+        <w:t>Chunk 1</w:t>
+      </w:r>
+    </w:p>
+    <w:p>
+      <w:r>
+        <w:t>Chunk 2</w:t>
+      </w:r>
+    </w:p>
+    <w:p>
+      <w:r>
+        <w:t>Chunk 3</w:t>
+      </w:r>
+    </w:p>
+    <w:p>
+      <w:r>
+        <w:t xml:space="preserve">     │</w:t>
+      </w:r>
+    </w:p>
+    <w:p>
+      <w:r>
+        <w:t xml:space="preserve">     </w:t>
+      </w:r>
+      <w:r>
+        <w:rPr>
+          <w:rFonts w:ascii="Arial" w:hAnsi="Arial" w:cs="Arial"/>
+        </w:rPr>
+        <w:t>▼</w:t>
+      </w:r>
+    </w:p>
+    <w:p>
+      <w:r>
+        <w:t>Embedding Model</w:t>
+      </w:r>
+    </w:p>
+    <w:p>
+      <w:r>
+        <w:t xml:space="preserve">     │</w:t>
+      </w:r>
+    </w:p>
+    <w:p>
+      <w:r>
+        <w:t xml:space="preserve">     </w:t>
+      </w:r>
+      <w:r>
+        <w:rPr>
+          <w:rFonts w:ascii="Arial" w:hAnsi="Arial" w:cs="Arial"/>
+        </w:rPr>
+        <w:t>▼</w:t>
+      </w:r>
+    </w:p>
+    <w:p>
+      <w:r>
+        <w:t>Vector Embeddings</w:t>
+      </w:r>
+    </w:p>
+    <w:p>
+      <w:r>
+        <w:t xml:space="preserve">     │</w:t>
+      </w:r>
+    </w:p>
+    <w:p>
+      <w:r>
+        <w:t xml:space="preserve">     </w:t>
+      </w:r>
+      <w:r>
+        <w:rPr>
+          <w:rFonts w:ascii="Arial" w:hAnsi="Arial" w:cs="Arial"/>
+        </w:rPr>
+        <w:t>▼</w:t>
+      </w:r>
+    </w:p>
+    <w:p>
+      <w:proofErr w:type="spellStart"/>
+      <w:r>
+        <w:t>ChromaDB</w:t>
+      </w:r>
+      <w:proofErr w:type="spellEnd"/>
+    </w:p>
+    <w:p>
+      <w:r>
+        <w:pict w14:anchorId="516E94DF">
+          <v:rect id="_x0000_i1380" style="width:0;height:1.5pt" o:hralign="center" o:hrstd="t" o:hr="t" fillcolor="#a0a0a0" stroked="f"/>
+        </w:pict>
+      </w:r>
+    </w:p>
+    <w:p>
+      <w:pPr>
+        <w:rPr>
+          <w:b/>
+          <w:bCs/>
+        </w:rPr>
+      </w:pPr>
+      <w:r>
+        <w:rPr>
+          <w:rFonts w:ascii="Segoe UI Emoji" w:hAnsi="Segoe UI Emoji" w:cs="Segoe UI Emoji"/>
+          <w:b/>
+          <w:bCs/>
+        </w:rPr>
+        <w:t>🔄</w:t>
+      </w:r>
+      <w:r>
+        <w:rPr>
+          <w:b/>
+          <w:bCs/>
+        </w:rPr>
+        <w:t xml:space="preserve"> Semantic Search Flow</w:t>
+      </w:r>
+    </w:p>
+    <w:p>
+      <w:r>
+        <w:t>User Query</w:t>
+      </w:r>
+    </w:p>
+    <w:p>
+      <w:r>
+        <w:t xml:space="preserve">      │</w:t>
+      </w:r>
+    </w:p>
+    <w:p>
+      <w:r>
+        <w:t xml:space="preserve">      </w:t>
+      </w:r>
+      <w:r>
+        <w:rPr>
+          <w:rFonts w:ascii="Arial" w:hAnsi="Arial" w:cs="Arial"/>
+        </w:rPr>
+        <w:t>▼</w:t>
+      </w:r>
+    </w:p>
+    <w:p>
+      <w:r>
+        <w:t>Embedding Model</w:t>
+      </w:r>
+    </w:p>
+    <w:p>
+      <w:r>
+        <w:t xml:space="preserve">      │</w:t>
+      </w:r>
+    </w:p>
+    <w:p>
+      <w:r>
+        <w:t xml:space="preserve">      </w:t>
+      </w:r>
+      <w:r>
+        <w:rPr>
+          <w:rFonts w:ascii="Arial" w:hAnsi="Arial" w:cs="Arial"/>
+        </w:rPr>
+        <w:t>▼</w:t>
+      </w:r>
+    </w:p>
+    <w:p>
+      <w:r>
+        <w:t>Query Vector</w:t>
+      </w:r>
+    </w:p>
+    <w:p>
+      <w:r>
+        <w:t xml:space="preserve">      │</w:t>
+      </w:r>
+    </w:p>
+    <w:p>
+      <w:r>
+        <w:t xml:space="preserve">      </w:t>
+      </w:r>
+      <w:r>
+        <w:rPr>
+          <w:rFonts w:ascii="Arial" w:hAnsi="Arial" w:cs="Arial"/>
+        </w:rPr>
+        <w:t>▼</w:t>
+      </w:r>
+    </w:p>
+    <w:p>
+      <w:proofErr w:type="spellStart"/>
+      <w:r>
+        <w:t>ChromaDB</w:t>
+      </w:r>
+      <w:proofErr w:type="spellEnd"/>
+    </w:p>
+    <w:p>
+      <w:r>
+        <w:t xml:space="preserve">      │</w:t>
+      </w:r>
+    </w:p>
+    <w:p>
+      <w:r>
+        <w:lastRenderedPageBreak/>
+        <w:t xml:space="preserve">      </w:t>
+      </w:r>
+      <w:r>
+        <w:rPr>
+          <w:rFonts w:ascii="Arial" w:hAnsi="Arial" w:cs="Arial"/>
+        </w:rPr>
+        <w:t>▼</w:t>
+      </w:r>
+    </w:p>
+    <w:p>
+      <w:r>
+        <w:t>Most Similar Vectors</w:t>
+      </w:r>
+    </w:p>
+    <w:p>
+      <w:r>
+        <w:t xml:space="preserve">      │</w:t>
+      </w:r>
+    </w:p>
+    <w:p>
+      <w:r>
+        <w:t xml:space="preserve">      </w:t>
+      </w:r>
+      <w:r>
+        <w:rPr>
+          <w:rFonts w:ascii="Arial" w:hAnsi="Arial" w:cs="Arial"/>
+        </w:rPr>
+        <w:t>▼</w:t>
+      </w:r>
+    </w:p>
+    <w:p>
+      <w:r>
+        <w:t>Relevant Chunks</w:t>
+      </w:r>
+    </w:p>
+    <w:p>
+      <w:r>
+        <w:pict w14:anchorId="1A520110">
+          <v:rect id="_x0000_i1381" style="width:0;height:1.5pt" o:hralign="center" o:hrstd="t" o:hr="t" fillcolor="#a0a0a0" stroked="f"/>
+        </w:pict>
+      </w:r>
+    </w:p>
+    <w:p>
+      <w:pPr>
+        <w:rPr>
+          <w:b/>
+          <w:bCs/>
+        </w:rPr>
+      </w:pPr>
+      <w:r>
+        <w:rPr>
+          <w:rFonts w:ascii="Segoe UI Emoji" w:hAnsi="Segoe UI Emoji" w:cs="Segoe UI Emoji"/>
+          <w:b/>
+          <w:bCs/>
+        </w:rPr>
+        <w:t>🔄</w:t>
+      </w:r>
+      <w:r>
+        <w:rPr>
+          <w:b/>
+          <w:bCs/>
+        </w:rPr>
+        <w:t xml:space="preserve"> </w:t>
+      </w:r>
+      <w:proofErr w:type="spellStart"/>
+      <w:r>
+        <w:rPr>
+          <w:b/>
+          <w:bCs/>
+        </w:rPr>
+        <w:t>ChromaDB</w:t>
+      </w:r>
+      <w:proofErr w:type="spellEnd"/>
+      <w:r>
+        <w:rPr>
+          <w:b/>
+          <w:bCs/>
+        </w:rPr>
+        <w:t xml:space="preserve"> Storage</w:t>
+      </w:r>
+    </w:p>
+    <w:p>
+      <w:r>
+        <w:t>Chunk</w:t>
+      </w:r>
+    </w:p>
+    <w:p>
+      <w:r>
+        <w:t xml:space="preserve">      │</w:t>
+      </w:r>
+    </w:p>
+    <w:p>
+      <w:r>
+        <w:t xml:space="preserve">      </w:t>
+      </w:r>
+      <w:r>
+        <w:rPr>
+          <w:rFonts w:ascii="Arial" w:hAnsi="Arial" w:cs="Arial"/>
+        </w:rPr>
+        <w:t>▼</w:t>
+      </w:r>
+    </w:p>
+    <w:p>
+      <w:r>
+        <w:t>Embedding Model</w:t>
+      </w:r>
+    </w:p>
+    <w:p>
+      <w:r>
+        <w:t xml:space="preserve">      │</w:t>
+      </w:r>
+    </w:p>
+    <w:p>
+      <w:r>
+        <w:t xml:space="preserve">      </w:t>
+      </w:r>
+      <w:r>
+        <w:rPr>
+          <w:rFonts w:ascii="Arial" w:hAnsi="Arial" w:cs="Arial"/>
+        </w:rPr>
+        <w:t>▼</w:t>
+      </w:r>
+    </w:p>
+    <w:p>
+      <w:r>
+        <w:t>Embedding Vector</w:t>
+      </w:r>
+    </w:p>
+    <w:p>
+      <w:r>
+        <w:t xml:space="preserve">      │</w:t>
+      </w:r>
+    </w:p>
+    <w:p>
+      <w:r>
+        <w:t xml:space="preserve">      </w:t>
+      </w:r>
+      <w:r>
+        <w:rPr>
+          <w:rFonts w:ascii="Arial" w:hAnsi="Arial" w:cs="Arial"/>
+        </w:rPr>
+        <w:t>▼</w:t>
+      </w:r>
+    </w:p>
+    <w:p>
+      <w:proofErr w:type="spellStart"/>
+      <w:r>
+        <w:t>ChromaDB</w:t>
+      </w:r>
+      <w:proofErr w:type="spellEnd"/>
+      <w:r>
+        <w:t xml:space="preserve"> Collection</w:t>
+      </w:r>
+    </w:p>
+    <w:p>
+      <w:r>
+        <w:t xml:space="preserve">      │</w:t>
+      </w:r>
+    </w:p>
+    <w:p>
+      <w:r>
+        <w:t xml:space="preserve">      </w:t>
+      </w:r>
+      <w:r>
+        <w:rPr>
+          <w:rFonts w:ascii="MS Gothic" w:eastAsia="MS Gothic" w:hAnsi="MS Gothic" w:cs="MS Gothic" w:hint="eastAsia"/>
+        </w:rPr>
+        <w:t>├</w:t>
+      </w:r>
+      <w:r>
+        <w:rPr>
+          <w:rFonts w:ascii="Calibri" w:hAnsi="Calibri" w:cs="Calibri"/>
+        </w:rPr>
+        <w:t>──</w:t>
+      </w:r>
+      <w:r>
+        <w:t xml:space="preserve"> Chunk ID</w:t>
+      </w:r>
+    </w:p>
+    <w:p>
+      <w:r>
+        <w:t xml:space="preserve">      </w:t>
+      </w:r>
+      <w:r>
+        <w:rPr>
+          <w:rFonts w:ascii="MS Gothic" w:eastAsia="MS Gothic" w:hAnsi="MS Gothic" w:cs="MS Gothic" w:hint="eastAsia"/>
+        </w:rPr>
+        <w:t>├</w:t>
+      </w:r>
+      <w:r>
+        <w:rPr>
+          <w:rFonts w:ascii="Calibri" w:hAnsi="Calibri" w:cs="Calibri"/>
+        </w:rPr>
+        <w:t>──</w:t>
+      </w:r>
+      <w:r>
+        <w:t xml:space="preserve"> Document Text</w:t>
+      </w:r>
+    </w:p>
+    <w:p>
+      <w:r>
+        <w:t xml:space="preserve">      </w:t>
+      </w:r>
+      <w:r>
+        <w:rPr>
+          <w:rFonts w:ascii="MS Gothic" w:eastAsia="MS Gothic" w:hAnsi="MS Gothic" w:cs="MS Gothic" w:hint="eastAsia"/>
+        </w:rPr>
+        <w:t>├</w:t>
+      </w:r>
+      <w:r>
+        <w:rPr>
+          <w:rFonts w:ascii="Calibri" w:hAnsi="Calibri" w:cs="Calibri"/>
+        </w:rPr>
+        <w:t>──</w:t>
+      </w:r>
+      <w:r>
+        <w:t xml:space="preserve"> Metadata</w:t>
+      </w:r>
+    </w:p>
+    <w:p>
+      <w:r>
+        <w:t xml:space="preserve">      └── Embedding</w:t>
+      </w:r>
+    </w:p>
+    <w:p>
+      <w:r>
+        <w:pict w14:anchorId="56FF7251">
+          <v:rect id="_x0000_i1382" style="width:0;height:1.5pt" o:hralign="center" o:hrstd="t" o:hr="t" fillcolor="#a0a0a0" stroked="f"/>
+        </w:pict>
+      </w:r>
+    </w:p>
+    <w:p>
+      <w:pPr>
+        <w:rPr>
+          <w:b/>
+          <w:bCs/>
+        </w:rPr>
+      </w:pPr>
+      <w:r>
+        <w:rPr>
+          <w:rFonts w:ascii="Segoe UI Emoji" w:hAnsi="Segoe UI Emoji" w:cs="Segoe UI Emoji"/>
+          <w:b/>
+          <w:bCs/>
+        </w:rPr>
+        <w:t>🛠️</w:t>
+      </w:r>
+      <w:r>
+        <w:rPr>
+          <w:b/>
+          <w:bCs/>
+        </w:rPr>
+        <w:t xml:space="preserve"> Development Notes</w:t>
+      </w:r>
+    </w:p>
+    <w:p>
+      <w:pPr>
+        <w:rPr>
+          <w:b/>
+          <w:bCs/>
+        </w:rPr>
+      </w:pPr>
+      <w:proofErr w:type="spellStart"/>
+      <w:r>
+        <w:rPr>
+          <w:b/>
+          <w:bCs/>
+        </w:rPr>
+        <w:t>ChromaDB</w:t>
+      </w:r>
+      <w:proofErr w:type="spellEnd"/>
+      <w:r>
+        <w:rPr>
+          <w:b/>
+          <w:bCs/>
+        </w:rPr>
+        <w:t xml:space="preserve"> Folder</w:t>
+      </w:r>
+    </w:p>
+    <w:p>
+      <w:r>
+        <w:t xml:space="preserve">After storing embeddings, </w:t>
+      </w:r>
+      <w:proofErr w:type="spellStart"/>
+      <w:r>
+        <w:t>ChromaDB</w:t>
+      </w:r>
+      <w:proofErr w:type="spellEnd"/>
+      <w:r>
+        <w:t xml:space="preserve"> automatically created a folder named:</w:t>
+      </w:r>
+    </w:p>
+    <w:p>
+      <w:proofErr w:type="spellStart"/>
+      <w:r>
+        <w:t>chroma_db</w:t>
+      </w:r>
+      <w:proofErr w:type="spellEnd"/>
+      <w:r>
+        <w:t>/</w:t>
+      </w:r>
+    </w:p>
+    <w:p>
+      <w:r>
+        <w:t>This folder contains the persistent vector database.</w:t>
+      </w:r>
+    </w:p>
+    <w:p>
+      <w:r>
+        <w:lastRenderedPageBreak/>
+        <w:pict w14:anchorId="20D16D69">
+          <v:rect id="_x0000_i1383" style="width:0;height:1.5pt" o:hralign="center" o:hrstd="t" o:hr="t" fillcolor="#a0a0a0" stroked="f"/>
+        </w:pict>
+      </w:r>
+    </w:p>
+    <w:p>
+      <w:pPr>
+        <w:rPr>
+          <w:b/>
+          <w:bCs/>
+        </w:rPr>
+      </w:pPr>
+      <w:r>
+        <w:rPr>
+          <w:b/>
+          <w:bCs/>
+        </w:rPr>
+        <w:t>chroma.sqlite3</w:t>
+      </w:r>
+    </w:p>
+    <w:p>
+      <w:r>
+        <w:t>Purpose:</w:t>
+      </w:r>
+    </w:p>
+    <w:p>
+      <w:r>
+        <w:t>Stores:</w:t>
+      </w:r>
+    </w:p>
+    <w:p>
+      <w:pPr>
+        <w:numPr>
+          <w:ilvl w:val="0"/>
+          <w:numId w:val="30"/>
+        </w:numPr>
+      </w:pPr>
+      <w:r>
+        <w:t xml:space="preserve">Collection information </w:t>
+      </w:r>
+    </w:p>
+    <w:p>
+      <w:pPr>
+        <w:numPr>
+          <w:ilvl w:val="0"/>
+          <w:numId w:val="30"/>
+        </w:numPr>
+      </w:pPr>
+      <w:r>
+        <w:t xml:space="preserve">Metadata </w:t>
+      </w:r>
+    </w:p>
+    <w:p>
+      <w:pPr>
+        <w:numPr>
+          <w:ilvl w:val="0"/>
+          <w:numId w:val="30"/>
+        </w:numPr>
+      </w:pPr>
+      <w:r>
+        <w:t xml:space="preserve">Document references </w:t>
+      </w:r>
+    </w:p>
+    <w:p>
+      <w:pPr>
+        <w:numPr>
+          <w:ilvl w:val="0"/>
+          <w:numId w:val="30"/>
+        </w:numPr>
+      </w:pPr>
+      <w:r>
+        <w:t xml:space="preserve">Chunk IDs </w:t>
+      </w:r>
+    </w:p>
+    <w:p>
+      <w:r>
+        <w:t xml:space="preserve">Think of it as the "main database" of </w:t>
+      </w:r>
+      <w:proofErr w:type="spellStart"/>
+      <w:r>
+        <w:t>ChromaDB</w:t>
+      </w:r>
+      <w:proofErr w:type="spellEnd"/>
+      <w:r>
+        <w:t>.</w:t>
+      </w:r>
+    </w:p>
+    <w:p>
+      <w:r>
+        <w:pict w14:anchorId="1D5F22C6">
+          <v:rect id="_x0000_i1384" style="width:0;height:1.5pt" o:hralign="center" o:hrstd="t" o:hr="t" fillcolor="#a0a0a0" stroked="f"/>
+        </w:pict>
+      </w:r>
+    </w:p>
+    <w:p>
+      <w:pPr>
+        <w:rPr>
+          <w:b/>
+          <w:bCs/>
+        </w:rPr>
+      </w:pPr>
+      <w:r>
+        <w:rPr>
+          <w:b/>
+          <w:bCs/>
+        </w:rPr>
+        <w:t>.bin Files</w:t>
+      </w:r>
+    </w:p>
+    <w:p>
+      <w:r>
+        <w:t>Example:</w:t>
+      </w:r>
+    </w:p>
+    <w:p>
+      <w:r>
+        <w:t>data_level0.bin</w:t>
+      </w:r>
+    </w:p>
+    <w:p>
+      <w:proofErr w:type="spellStart"/>
+      <w:r>
+        <w:t>header.bin</w:t>
+      </w:r>
+      <w:proofErr w:type="spellEnd"/>
+    </w:p>
+    <w:p>
+      <w:proofErr w:type="spellStart"/>
+      <w:r>
+        <w:t>length.bin</w:t>
+      </w:r>
+      <w:proofErr w:type="spellEnd"/>
+    </w:p>
+    <w:p>
+      <w:proofErr w:type="spellStart"/>
+      <w:r>
+        <w:t>link_lists.bin</w:t>
+      </w:r>
+      <w:proofErr w:type="spellEnd"/>
+    </w:p>
+    <w:p>
+      <w:r>
+        <w:t>Purpose:</w:t>
+      </w:r>
+    </w:p>
+    <w:p>
+      <w:r>
+        <w:t xml:space="preserve">These files contain the </w:t>
+      </w:r>
+      <w:r>
+        <w:rPr>
+          <w:b/>
+          <w:bCs/>
+        </w:rPr>
+        <w:t>vector index</w:t>
+      </w:r>
+      <w:r>
+        <w:t xml:space="preserve"> used for fast similarity search.</w:t>
+      </w:r>
+    </w:p>
+    <w:p>
+      <w:r>
+        <w:t>They are generated automatically using an indexing algorithm (HNSW) and should never be edited manually.</w:t>
+      </w:r>
+    </w:p>
+    <w:p>
+      <w:r>
+        <w:pict w14:anchorId="65C5C04C">
+          <v:rect id="_x0000_i1385" style="width:0;height:1.5pt" o:hralign="center" o:hrstd="t" o:hr="t" fillcolor="#a0a0a0" stroked="f"/>
+        </w:pict>
+      </w:r>
+    </w:p>
+    <w:p>
+      <w:pPr>
+        <w:rPr>
+          <w:b/>
+          <w:bCs/>
+        </w:rPr>
+      </w:pPr>
+      <w:r>
+        <w:rPr>
+          <w:b/>
+          <w:bCs/>
+        </w:rPr>
+        <w:t>Test Scripts</w:t>
+      </w:r>
+    </w:p>
+    <w:p>
+      <w:r>
+        <w:t>During development, I created independent test scripts:</w:t>
+      </w:r>
+    </w:p>
+    <w:p>
+      <w:r>
+        <w:t>test_loader.py</w:t>
+      </w:r>
+    </w:p>
+    <w:p>
+      <w:r>
+        <w:t>test_chunker.py</w:t>
+      </w:r>
+    </w:p>
+    <w:p>
+      <w:r>
+        <w:t>test_embeddings.py</w:t>
+      </w:r>
+    </w:p>
+    <w:p>
+      <w:r>
+        <w:t>Purpose:</w:t>
+      </w:r>
+    </w:p>
+    <w:p>
+      <w:r>
+        <w:t>Instead of testing the complete application every time, each module can be tested independently, making debugging much easier.</w:t>
+      </w:r>
+    </w:p>
+    <w:p>
+      <w:r>
+        <w:lastRenderedPageBreak/>
+        <w:pict w14:anchorId="6E6F108D">
+          <v:rect id="_x0000_i1386" style="width:0;height:1.5pt" o:hralign="center" o:hrstd="t" o:hr="t" fillcolor="#a0a0a0" stroked="f"/>
+        </w:pict>
+      </w:r>
+    </w:p>
+    <w:p>
+      <w:pPr>
+        <w:rPr>
+          <w:b/>
+          <w:bCs/>
+        </w:rPr>
+      </w:pPr>
+      <w:r>
+        <w:rPr>
+          <w:b/>
+          <w:bCs/>
+        </w:rPr>
+        <w:t>Files to Ignore</w:t>
+      </w:r>
+    </w:p>
+    <w:p>
+      <w:r>
+        <w:t>The following files are automatically generated and should not be pushed to GitHub:</w:t>
+      </w:r>
+    </w:p>
+    <w:p>
+      <w:proofErr w:type="spellStart"/>
+      <w:r>
+        <w:t>chroma_db</w:t>
+      </w:r>
+      <w:proofErr w:type="spellEnd"/>
+      <w:r>
+        <w:t>/</w:t>
+      </w:r>
+    </w:p>
+    <w:p>
+      <w:r>
+        <w:t>*.egg-info/</w:t>
+      </w:r>
+    </w:p>
+    <w:p>
+      <w:r>
+        <w:t>__</w:t>
+      </w:r>
+      <w:proofErr w:type="spellStart"/>
+      <w:r>
+        <w:t>pycache</w:t>
+      </w:r>
+      <w:proofErr w:type="spellEnd"/>
+      <w:r>
+        <w:t>__/</w:t>
+      </w:r>
+    </w:p>
+    <w:p>
+      <w:r>
+        <w:pict w14:anchorId="35DAF579">
+          <v:rect id="_x0000_i1387" style="width:0;height:1.5pt" o:hralign="center" o:hrstd="t" o:hr="t" fillcolor="#a0a0a0" stroked="f"/>
+        </w:pict>
+      </w:r>
+    </w:p>
+    <w:p>
+      <w:pPr>
+        <w:rPr>
+          <w:b/>
+          <w:bCs/>
+        </w:rPr>
+      </w:pPr>
+      <w:r>
+        <w:rPr>
+          <w:rFonts w:ascii="Segoe UI Emoji" w:hAnsi="Segoe UI Emoji" w:cs="Segoe UI Emoji"/>
+          <w:b/>
+          <w:bCs/>
+        </w:rPr>
+        <w:t>💡</w:t>
+      </w:r>
+      <w:r>
+        <w:rPr>
+          <w:b/>
+          <w:bCs/>
+        </w:rPr>
+        <w:t xml:space="preserve"> What Changed in </w:t>
+      </w:r>
+      <w:proofErr w:type="spellStart"/>
+      <w:r>
+        <w:rPr>
+          <w:b/>
+          <w:bCs/>
+        </w:rPr>
+        <w:t>RAGForge</w:t>
+      </w:r>
+      <w:proofErr w:type="spellEnd"/>
+      <w:r>
+        <w:rPr>
+          <w:b/>
+          <w:bCs/>
+        </w:rPr>
+        <w:t>?</w:t>
+      </w:r>
+    </w:p>
+    <w:p>
+      <w:r>
+        <w:t>Before Phase 4:</w:t>
+      </w:r>
+    </w:p>
+    <w:p>
+      <w:pPr>
+        <w:numPr>
+          <w:ilvl w:val="0"/>
+          <w:numId w:val="31"/>
+        </w:numPr>
+      </w:pPr>
+      <w:r>
+        <w:t xml:space="preserve">Documents were converted into chunks. </w:t>
+      </w:r>
+    </w:p>
+    <w:p>
+      <w:pPr>
+        <w:numPr>
+          <w:ilvl w:val="0"/>
+          <w:numId w:val="31"/>
+        </w:numPr>
+      </w:pPr>
+      <w:r>
+        <w:t xml:space="preserve">Chunks existed only as text. </w:t>
+      </w:r>
+    </w:p>
+    <w:p>
+      <w:r>
+        <w:t>After Phase 4:</w:t>
+      </w:r>
+    </w:p>
+    <w:p>
+      <w:pPr>
+        <w:numPr>
+          <w:ilvl w:val="0"/>
+          <w:numId w:val="32"/>
+        </w:numPr>
+      </w:pPr>
+      <w:r>
+        <w:t xml:space="preserve">Every chunk is converted into an embedding. </w:t>
+      </w:r>
+    </w:p>
+    <w:p>
+      <w:pPr>
+        <w:numPr>
+          <w:ilvl w:val="0"/>
+          <w:numId w:val="32"/>
+        </w:numPr>
+      </w:pPr>
+      <w:r>
+        <w:t xml:space="preserve">Embeddings are stored permanently. </w:t>
+      </w:r>
+    </w:p>
+    <w:p>
+      <w:pPr>
+        <w:numPr>
+          <w:ilvl w:val="0"/>
+          <w:numId w:val="32"/>
+        </w:numPr>
+      </w:pPr>
+      <w:r>
+        <w:t xml:space="preserve">The project now has a searchable vector database. </w:t>
+      </w:r>
+    </w:p>
+    <w:p>
+      <w:r>
+        <w:pict w14:anchorId="2C07ED5D">
+          <v:rect id="_x0000_i1388" style="width:0;height:1.5pt" o:hralign="center" o:hrstd="t" o:hr="t" fillcolor="#a0a0a0" stroked="f"/>
+        </w:pict>
+      </w:r>
+    </w:p>
+    <w:p>
+      <w:pPr>
+        <w:rPr>
+          <w:b/>
+          <w:bCs/>
+        </w:rPr>
+      </w:pPr>
+      <w:r>
+        <w:rPr>
+          <w:rFonts w:ascii="Segoe UI Emoji" w:hAnsi="Segoe UI Emoji" w:cs="Segoe UI Emoji"/>
+          <w:b/>
+          <w:bCs/>
+        </w:rPr>
+        <w:t>🎤</w:t>
+      </w:r>
+      <w:r>
+        <w:rPr>
+          <w:b/>
+          <w:bCs/>
+        </w:rPr>
+        <w:t xml:space="preserve"> Interview Questions</w:t>
+      </w:r>
+    </w:p>
+    <w:p>
+      <w:pPr>
+        <w:rPr>
+          <w:b/>
+          <w:bCs/>
+        </w:rPr>
+      </w:pPr>
+      <w:r>
+        <w:rPr>
+          <w:b/>
+          <w:bCs/>
+        </w:rPr>
+        <w:t>Q1. What is an embedding?</w:t>
+      </w:r>
+    </w:p>
+    <w:p>
+      <w:r>
+        <w:rPr>
+          <w:b/>
+          <w:bCs/>
+        </w:rPr>
+        <w:t>Answer</w:t>
+      </w:r>
+    </w:p>
+    <w:p>
+      <w:r>
+        <w:t>An embedding is a numerical representation of text that captures its semantic meaning. Similar texts have similar vectors.</w:t>
+      </w:r>
+    </w:p>
+    <w:p>
+      <w:r>
+        <w:pict w14:anchorId="4729CA6C">
+          <v:rect id="_x0000_i1389" style="width:0;height:1.5pt" o:hralign="center" o:hrstd="t" o:hr="t" fillcolor="#a0a0a0" stroked="f"/>
+        </w:pict>
+      </w:r>
+    </w:p>
+    <w:p>
+      <w:pPr>
+        <w:rPr>
+          <w:b/>
+          <w:bCs/>
+        </w:rPr>
+      </w:pPr>
+      <w:r>
+        <w:rPr>
+          <w:b/>
+          <w:bCs/>
+        </w:rPr>
+        <w:t>Q2. Why can't we perform semantic search on raw text?</w:t>
+      </w:r>
+    </w:p>
+    <w:p>
+      <w:r>
+        <w:rPr>
+          <w:b/>
+          <w:bCs/>
+        </w:rPr>
+        <w:t>Answer</w:t>
+      </w:r>
+    </w:p>
+    <w:p>
+      <w:r>
+        <w:t>Raw text cannot be mathematically compared for meaning. Embeddings convert text into vectors, enabling similarity calculations.</w:t>
+      </w:r>
+    </w:p>
+    <w:p>
+      <w:r>
+        <w:pict w14:anchorId="29476F92">
+          <v:rect id="_x0000_i1390" style="width:0;height:1.5pt" o:hralign="center" o:hrstd="t" o:hr="t" fillcolor="#a0a0a0" stroked="f"/>
+        </w:pict>
+      </w:r>
+    </w:p>
+    <w:p>
+      <w:pPr>
+        <w:rPr>
+          <w:b/>
+          <w:bCs/>
+        </w:rPr>
+      </w:pPr>
+      <w:r>
+        <w:rPr>
+          <w:b/>
+          <w:bCs/>
+        </w:rPr>
+        <w:t xml:space="preserve">Q3. Why use </w:t>
+      </w:r>
+      <w:proofErr w:type="spellStart"/>
+      <w:r>
+        <w:rPr>
+          <w:b/>
+          <w:bCs/>
+        </w:rPr>
+        <w:t>ChromaDB</w:t>
+      </w:r>
+      <w:proofErr w:type="spellEnd"/>
+      <w:r>
+        <w:rPr>
+          <w:b/>
+          <w:bCs/>
+        </w:rPr>
+        <w:t>?</w:t>
+      </w:r>
+    </w:p>
+    <w:p>
+      <w:r>
+        <w:rPr>
+          <w:b/>
+          <w:bCs/>
+        </w:rPr>
+        <w:lastRenderedPageBreak/>
+        <w:t>Answer</w:t>
+      </w:r>
+    </w:p>
+    <w:p>
+      <w:proofErr w:type="spellStart"/>
+      <w:r>
+        <w:t>ChromaDB</w:t>
+      </w:r>
+      <w:proofErr w:type="spellEnd"/>
+      <w:r>
+        <w:t xml:space="preserve"> is an open-source vector database that efficiently stores embeddings and performs fast similarity searches. It is lightweight and easy to integrate.</w:t>
+      </w:r>
+    </w:p>
+    <w:p>
+      <w:r>
+        <w:pict w14:anchorId="349001D1">
+          <v:rect id="_x0000_i1391" style="width:0;height:1.5pt" o:hralign="center" o:hrstd="t" o:hr="t" fillcolor="#a0a0a0" stroked="f"/>
+        </w:pict>
+      </w:r>
+    </w:p>
+    <w:p>
+      <w:pPr>
+        <w:rPr>
+          <w:b/>
+          <w:bCs/>
+        </w:rPr>
+      </w:pPr>
+      <w:r>
+        <w:rPr>
+          <w:b/>
+          <w:bCs/>
+        </w:rPr>
+        <w:t>Q4. Why normalize embeddings?</w:t>
+      </w:r>
+    </w:p>
+    <w:p>
+      <w:r>
+        <w:rPr>
+          <w:b/>
+          <w:bCs/>
+        </w:rPr>
+        <w:t>Answer</w:t>
+      </w:r>
+    </w:p>
+    <w:p>
+      <w:r>
+        <w:t>Normalizing embeddings ensures vectors have unit length, making cosine similarity more reliable and consistent.</w:t>
+      </w:r>
+    </w:p>
+    <w:p>
+      <w:r>
+        <w:pict w14:anchorId="13A2773C">
+          <v:rect id="_x0000_i1392" style="width:0;height:1.5pt" o:hralign="center" o:hrstd="t" o:hr="t" fillcolor="#a0a0a0" stroked="f"/>
+        </w:pict>
+      </w:r>
+    </w:p>
+    <w:p>
+      <w:pPr>
+        <w:rPr>
+          <w:b/>
+          <w:bCs/>
+        </w:rPr>
+      </w:pPr>
+      <w:r>
+        <w:rPr>
+          <w:b/>
+          <w:bCs/>
+        </w:rPr>
+        <w:t>Q5. Why generate embeddings in batches?</w:t>
+      </w:r>
+    </w:p>
+    <w:p>
+      <w:r>
+        <w:rPr>
+          <w:b/>
+          <w:bCs/>
+        </w:rPr>
+        <w:t>Answer</w:t>
+      </w:r>
+    </w:p>
+    <w:p>
+      <w:r>
+        <w:t>Batch embedding is faster than processing one chunk at a time because the embedding model can process multiple inputs together.</w:t>
+      </w:r>
+    </w:p>
+    <w:p>
+      <w:r>
+        <w:pict w14:anchorId="5AC4F723">
+          <v:rect id="_x0000_i1393" style="width:0;height:1.5pt" o:hralign="center" o:hrstd="t" o:hr="t" fillcolor="#a0a0a0" stroked="f"/>
+        </w:pict>
+      </w:r>
+    </w:p>
+    <w:p>
+      <w:pPr>
+        <w:rPr>
+          <w:b/>
+          <w:bCs/>
+        </w:rPr>
+      </w:pPr>
+      <w:r>
+        <w:rPr>
+          <w:b/>
+          <w:bCs/>
+        </w:rPr>
+        <w:t xml:space="preserve">Q6. Does </w:t>
+      </w:r>
+      <w:proofErr w:type="spellStart"/>
+      <w:r>
+        <w:rPr>
+          <w:b/>
+          <w:bCs/>
+        </w:rPr>
+        <w:t>ChromaDB</w:t>
+      </w:r>
+      <w:proofErr w:type="spellEnd"/>
+      <w:r>
+        <w:rPr>
+          <w:b/>
+          <w:bCs/>
+        </w:rPr>
+        <w:t xml:space="preserve"> store only embeddings?</w:t>
+      </w:r>
+    </w:p>
+    <w:p>
+      <w:r>
+        <w:rPr>
+          <w:b/>
+          <w:bCs/>
+        </w:rPr>
+        <w:t>Answer</w:t>
+      </w:r>
+    </w:p>
+    <w:p>
+      <w:r>
+        <w:t xml:space="preserve">No. </w:t>
+      </w:r>
+      <w:proofErr w:type="spellStart"/>
+      <w:r>
+        <w:t>ChromaDB</w:t>
+      </w:r>
+      <w:proofErr w:type="spellEnd"/>
+      <w:r>
+        <w:t xml:space="preserve"> stores:</w:t>
+      </w:r>
+    </w:p>
+    <w:p>
+      <w:pPr>
+        <w:numPr>
+          <w:ilvl w:val="0"/>
+          <w:numId w:val="33"/>
+        </w:numPr>
+      </w:pPr>
+      <w:r>
+        <w:t xml:space="preserve">Embeddings </w:t>
+      </w:r>
+    </w:p>
+    <w:p>
+      <w:pPr>
+        <w:numPr>
+          <w:ilvl w:val="0"/>
+          <w:numId w:val="33"/>
+        </w:numPr>
+      </w:pPr>
+      <w:r>
+        <w:t xml:space="preserve">Original chunk text </w:t>
+      </w:r>
+    </w:p>
+    <w:p>
+      <w:pPr>
+        <w:numPr>
+          <w:ilvl w:val="0"/>
+          <w:numId w:val="33"/>
+        </w:numPr>
+      </w:pPr>
+      <w:r>
+        <w:t xml:space="preserve">Metadata </w:t>
+      </w:r>
+    </w:p>
+    <w:p>
+      <w:pPr>
+        <w:numPr>
+          <w:ilvl w:val="0"/>
+          <w:numId w:val="33"/>
+        </w:numPr>
+      </w:pPr>
+      <w:r>
+        <w:t xml:space="preserve">Chunk IDs </w:t>
+      </w:r>
+    </w:p>
+    <w:p>
+      <w:r>
+        <w:t>This allows retrieved vectors to be mapped back to their original content.</w:t>
+      </w:r>
+    </w:p>
+    <w:p>
+      <w:r>
+        <w:pict w14:anchorId="5149D859">
+          <v:rect id="_x0000_i1394" style="width:0;height:1.5pt" o:hralign="center" o:hrstd="t" o:hr="t" fillcolor="#a0a0a0" stroked="f"/>
+        </w:pict>
+      </w:r>
+    </w:p>
+    <w:p>
+      <w:pPr>
+        <w:rPr>
+          <w:b/>
+          <w:bCs/>
+        </w:rPr>
+      </w:pPr>
+      <w:r>
+        <w:rPr>
+          <w:b/>
+          <w:bCs/>
+        </w:rPr>
+        <w:t>Q7. What happens if two chunks have similar meanings but different words?</w:t>
+      </w:r>
+    </w:p>
+    <w:p>
+      <w:r>
+        <w:rPr>
+          <w:b/>
+          <w:bCs/>
+        </w:rPr>
+        <w:t>Answer</w:t>
+      </w:r>
+    </w:p>
+    <w:p>
+      <w:r>
+        <w:t>Semantic search retrieves both because embeddings capture meaning rather than exact keywords.</w:t>
+      </w:r>
+    </w:p>
+    <w:p>
+      <w:r>
+        <w:pict w14:anchorId="18FDB7FC">
+          <v:rect id="_x0000_i1395" style="width:0;height:1.5pt" o:hralign="center" o:hrstd="t" o:hr="t" fillcolor="#a0a0a0" stroked="f"/>
+        </w:pict>
+      </w:r>
+    </w:p>
+    <w:p>
+      <w:pPr>
+        <w:rPr>
+          <w:b/>
+          <w:bCs/>
+        </w:rPr>
+      </w:pPr>
+      <w:r>
+        <w:rPr>
+          <w:rFonts w:ascii="Segoe UI Emoji" w:hAnsi="Segoe UI Emoji" w:cs="Segoe UI Emoji"/>
+          <w:b/>
+          <w:bCs/>
+        </w:rPr>
+        <w:t>🌍</w:t>
+      </w:r>
+      <w:r>
+        <w:rPr>
+          <w:b/>
+          <w:bCs/>
+        </w:rPr>
+        <w:t xml:space="preserve"> Did You Know?</w:t>
+      </w:r>
+    </w:p>
+    <w:p>
+      <w:r>
+        <w:lastRenderedPageBreak/>
+        <w:t>Companies such as Microsoft, Google, and many enterprise AI platforms use vector databases to power semantic search over internal knowledge bases. While the specific database may differ, the overall pipeline—</w:t>
+      </w:r>
+      <w:r>
+        <w:rPr>
+          <w:b/>
+          <w:bCs/>
+        </w:rPr>
+        <w:t>embedding → vector storage → similarity search</w:t>
+      </w:r>
+      <w:r>
+        <w:t>—is a common pattern in modern RAG systems.</w:t>
+      </w:r>
+    </w:p>
+    <w:p>
+      <w:r>
+        <w:pict w14:anchorId="5887F65E">
+          <v:rect id="_x0000_i1396" style="width:0;height:1.5pt" o:hralign="center" o:hrstd="t" o:hr="t" fillcolor="#a0a0a0" stroked="f"/>
+        </w:pict>
+      </w:r>
+    </w:p>
+    <w:p>
+      <w:pPr>
+        <w:rPr>
+          <w:b/>
+          <w:bCs/>
+        </w:rPr>
+      </w:pPr>
+      <w:r>
+        <w:rPr>
+          <w:rFonts w:ascii="Segoe UI Emoji" w:hAnsi="Segoe UI Emoji" w:cs="Segoe UI Emoji"/>
+          <w:b/>
+          <w:bCs/>
+        </w:rPr>
+        <w:t>⭐</w:t>
+      </w:r>
+      <w:r>
+        <w:rPr>
+          <w:b/>
+          <w:bCs/>
+        </w:rPr>
+        <w:t xml:space="preserve"> Key Takeaways</w:t>
+      </w:r>
+    </w:p>
+    <w:p>
+      <w:pPr>
+        <w:numPr>
+          <w:ilvl w:val="0"/>
+          <w:numId w:val="34"/>
+        </w:numPr>
+      </w:pPr>
+      <w:r>
+        <w:t xml:space="preserve">Embeddings convert text into vectors. </w:t>
+      </w:r>
+    </w:p>
+    <w:p>
+      <w:pPr>
+        <w:numPr>
+          <w:ilvl w:val="0"/>
+          <w:numId w:val="34"/>
+        </w:numPr>
+      </w:pPr>
+      <w:r>
+        <w:t xml:space="preserve">Semantic search retrieves documents based on meaning. </w:t>
+      </w:r>
+    </w:p>
+    <w:p>
+      <w:pPr>
+        <w:numPr>
+          <w:ilvl w:val="0"/>
+          <w:numId w:val="34"/>
+        </w:numPr>
+      </w:pPr>
+      <w:proofErr w:type="spellStart"/>
+      <w:r>
+        <w:t>ChromaDB</w:t>
+      </w:r>
+      <w:proofErr w:type="spellEnd"/>
+      <w:r>
+        <w:t xml:space="preserve"> stores vectors along with text and metadata. </w:t>
+      </w:r>
+    </w:p>
+    <w:p>
+      <w:pPr>
+        <w:numPr>
+          <w:ilvl w:val="0"/>
+          <w:numId w:val="34"/>
+        </w:numPr>
+      </w:pPr>
+      <w:r>
+        <w:t xml:space="preserve">Batch embedding improves performance. </w:t>
+      </w:r>
+    </w:p>
+    <w:p>
+      <w:pPr>
+        <w:numPr>
+          <w:ilvl w:val="0"/>
+          <w:numId w:val="34"/>
+        </w:numPr>
+      </w:pPr>
+      <w:r>
+        <w:t xml:space="preserve">A vector database is the foundation of semantic retrieval in RAG. </w:t>
+      </w:r>
+    </w:p>
+    <w:p>
+      <w:r>
+        <w:pict w14:anchorId="73035A59">
+          <v:rect id="_x0000_i1397" style="width:0;height:1.5pt" o:hralign="center" o:hrstd="t" o:hr="t" fillcolor="#a0a0a0" stroked="f"/>
+        </w:pict>
       </w:r>
     </w:p>
     <w:p/>
@@ -2478,6 +6351,155 @@
 <file path=word/numbering.xml><?xml version="1.0" encoding="utf-8"?>
 <w:numbering xmlns:wpc="http://schemas.microsoft.com/office/word/2010/wordprocessingCanvas" xmlns:cx="http://schemas.microsoft.com/office/drawing/2014/chartex" xmlns:cx1="http://schemas.microsoft.com/office/drawing/2015/9/8/chartex" xmlns:cx2="http://schemas.microsoft.com/office/drawing/2015/10/21/chartex" xmlns:cx3="http://schemas.microsoft.com/office/drawing/2016/5/9/chartex" xmlns:cx4="http://schemas.microsoft.com/office/drawing/2016/5/10/chartex" xmlns:cx5="http://schemas.microsoft.com/office/drawing/2016/5/11/chartex" xmlns:cx6="http://schemas.microsoft.com/office/drawing/2016/5/12/chartex" xmlns:cx7="http://schemas.microsoft.com/office/drawing/2016/5/13/chartex" xmlns:cx8="http://schemas.microsoft.com/office/drawing/2016/5/14/chartex" xmlns:mc="http://schemas.openxmlformats.org/markup-compatibility/2006" xmlns:aink="http://schemas.microsoft.com/office/drawing/2016/ink" xmlns:am3d="http://schemas.microsoft.com/office/drawing/2017/model3d" xmlns:o="urn:schemas-microsoft-com:office:office" xmlns:oel="http://schemas.microsoft.com/office/2019/extlst" xmlns:r="http://schemas.openxmlformats.org/officeDocument/2006/relationships" xmlns:m="http://schemas.openxmlformats.org/officeDocument/2006/math" xmlns:v="urn:schemas-microsoft-com:vml" xmlns:wp14="http://schemas.microsoft.com/office/word/2010/wordprocessingDrawing" xmlns:wp="http://schemas.openxmlformats.org/drawingml/2006/wordprocessingDrawing" xmlns:w10="urn:schemas-microsoft-com:office:word" xmlns:w="http://schemas.openxmlformats.org/wordprocessingml/2006/main" xmlns:w14="http://schemas.microsoft.com/office/word/2010/wordml" xmlns:w15="http://schemas.microsoft.com/office/word/2012/wordml" xmlns:w16cei="http://schemas.microsoft.com/office/word/2026/wordml/cei" xmlns:w16cex="http://schemas.microsoft.com/office/word/2018/wordml/cex" xmlns:w16cid="http://schemas.microsoft.com/office/word/2016/wordml/cid" xmlns:w16="http://schemas.microsoft.com/office/word/2018/wordml" xmlns:w16du="http://schemas.microsoft.com/office/word/2023/wordml/word16du" xmlns:w16sdtdh="http://schemas.microsoft.com/office/word/2020/wordml/sdtdatahash" xmlns:w16sdtfl="http://schemas.microsoft.com/office/word/2024/wordml/sdtformatlock" xmlns:w16se="http://schemas.microsoft.com/office/word/2015/wordml/symex" xmlns:wpg="http://schemas.microsoft.com/office/word/2010/wordprocessingGroup" xmlns:wpi="http://schemas.microsoft.com/office/word/2010/wordprocessingInk" xmlns:wne="http://schemas.microsoft.com/office/word/2006/wordml" xmlns:wps="http://schemas.microsoft.com/office/word/2010/wordprocessingShape" mc:Ignorable="w14 w15 w16se w16cid w16 w16cex w16sdtdh w16sdtfl w16du wp14">
   <w:abstractNum w:abstractNumId="0" w15:restartNumberingAfterBreak="0">
+    <w:nsid w:val="00016602"/>
+    <w:multiLevelType w:val="multilevel"/>
+    <w:tmpl w:val="66565580"/>
+    <w:lvl w:ilvl="0">
+      <w:start w:val="1"/>
+      <w:numFmt w:val="bullet"/>
+      <w:lvlText w:val=""/>
+      <w:lvlJc w:val="left"/>
+      <w:pPr>
+        <w:tabs>
+          <w:tab w:val="num" w:pos="720"/>
+        </w:tabs>
+        <w:ind w:left="720" w:hanging="360"/>
+      </w:pPr>
+      <w:rPr>
+        <w:rFonts w:ascii="Symbol" w:hAnsi="Symbol" w:hint="default"/>
+        <w:sz w:val="20"/>
+      </w:rPr>
+    </w:lvl>
+    <w:lvl w:ilvl="1" w:tentative="1">
+      <w:start w:val="1"/>
+      <w:numFmt w:val="bullet"/>
+      <w:lvlText w:val="o"/>
+      <w:lvlJc w:val="left"/>
+      <w:pPr>
+        <w:tabs>
+          <w:tab w:val="num" w:pos="1440"/>
+        </w:tabs>
+        <w:ind w:left="1440" w:hanging="360"/>
+      </w:pPr>
+      <w:rPr>
+        <w:rFonts w:ascii="Courier New" w:hAnsi="Courier New" w:hint="default"/>
+        <w:sz w:val="20"/>
+      </w:rPr>
+    </w:lvl>
+    <w:lvl w:ilvl="2" w:tentative="1">
+      <w:start w:val="1"/>
+      <w:numFmt w:val="bullet"/>
+      <w:lvlText w:val=""/>
+      <w:lvlJc w:val="left"/>
+      <w:pPr>
+        <w:tabs>
+          <w:tab w:val="num" w:pos="2160"/>
+        </w:tabs>
+        <w:ind w:left="2160" w:hanging="360"/>
+      </w:pPr>
+      <w:rPr>
+        <w:rFonts w:ascii="Wingdings" w:hAnsi="Wingdings" w:hint="default"/>
+        <w:sz w:val="20"/>
+      </w:rPr>
+    </w:lvl>
+    <w:lvl w:ilvl="3" w:tentative="1">
+      <w:start w:val="1"/>
+      <w:numFmt w:val="bullet"/>
+      <w:lvlText w:val=""/>
+      <w:lvlJc w:val="left"/>
+      <w:pPr>
+        <w:tabs>
+          <w:tab w:val="num" w:pos="2880"/>
+        </w:tabs>
+        <w:ind w:left="2880" w:hanging="360"/>
+      </w:pPr>
+      <w:rPr>
+        <w:rFonts w:ascii="Wingdings" w:hAnsi="Wingdings" w:hint="default"/>
+        <w:sz w:val="20"/>
+      </w:rPr>
+    </w:lvl>
+    <w:lvl w:ilvl="4" w:tentative="1">
+      <w:start w:val="1"/>
+      <w:numFmt w:val="bullet"/>
+      <w:lvlText w:val=""/>
+      <w:lvlJc w:val="left"/>
+      <w:pPr>
+        <w:tabs>
+          <w:tab w:val="num" w:pos="3600"/>
+        </w:tabs>
+        <w:ind w:left="3600" w:hanging="360"/>
+      </w:pPr>
+      <w:rPr>
+        <w:rFonts w:ascii="Wingdings" w:hAnsi="Wingdings" w:hint="default"/>
+        <w:sz w:val="20"/>
+      </w:rPr>
+    </w:lvl>
+    <w:lvl w:ilvl="5" w:tentative="1">
+      <w:start w:val="1"/>
+      <w:numFmt w:val="bullet"/>
+      <w:lvlText w:val=""/>
+      <w:lvlJc w:val="left"/>
+      <w:pPr>
+        <w:tabs>
+          <w:tab w:val="num" w:pos="4320"/>
+        </w:tabs>
+        <w:ind w:left="4320" w:hanging="360"/>
+      </w:pPr>
+      <w:rPr>
+        <w:rFonts w:ascii="Wingdings" w:hAnsi="Wingdings" w:hint="default"/>
+        <w:sz w:val="20"/>
+      </w:rPr>
+    </w:lvl>
+    <w:lvl w:ilvl="6" w:tentative="1">
+      <w:start w:val="1"/>
+      <w:numFmt w:val="bullet"/>
+      <w:lvlText w:val=""/>
+      <w:lvlJc w:val="left"/>
+      <w:pPr>
+        <w:tabs>
+          <w:tab w:val="num" w:pos="5040"/>
+        </w:tabs>
+        <w:ind w:left="5040" w:hanging="360"/>
+      </w:pPr>
+      <w:rPr>
+        <w:rFonts w:ascii="Wingdings" w:hAnsi="Wingdings" w:hint="default"/>
+        <w:sz w:val="20"/>
+      </w:rPr>
+    </w:lvl>
+    <w:lvl w:ilvl="7" w:tentative="1">
+      <w:start w:val="1"/>
+      <w:numFmt w:val="bullet"/>
+      <w:lvlText w:val=""/>
+      <w:lvlJc w:val="left"/>
+      <w:pPr>
+        <w:tabs>
+          <w:tab w:val="num" w:pos="5760"/>
+        </w:tabs>
+        <w:ind w:left="5760" w:hanging="360"/>
+      </w:pPr>
+      <w:rPr>
+        <w:rFonts w:ascii="Wingdings" w:hAnsi="Wingdings" w:hint="default"/>
+        <w:sz w:val="20"/>
+      </w:rPr>
+    </w:lvl>
+    <w:lvl w:ilvl="8" w:tentative="1">
+      <w:start w:val="1"/>
+      <w:numFmt w:val="bullet"/>
+      <w:lvlText w:val=""/>
+      <w:lvlJc w:val="left"/>
+      <w:pPr>
+        <w:tabs>
+          <w:tab w:val="num" w:pos="6480"/>
+        </w:tabs>
+        <w:ind w:left="6480" w:hanging="360"/>
+      </w:pPr>
+      <w:rPr>
+        <w:rFonts w:ascii="Wingdings" w:hAnsi="Wingdings" w:hint="default"/>
+        <w:sz w:val="20"/>
+      </w:rPr>
+    </w:lvl>
+  </w:abstractNum>
+  <w:abstractNum w:abstractNumId="1" w15:restartNumberingAfterBreak="0">
     <w:nsid w:val="00281DE7"/>
     <w:multiLevelType w:val="multilevel"/>
     <w:tmpl w:val="B38EC530"/>
@@ -2626,7 +6648,7 @@
       </w:rPr>
     </w:lvl>
   </w:abstractNum>
-  <w:abstractNum w:abstractNumId="1" w15:restartNumberingAfterBreak="0">
+  <w:abstractNum w:abstractNumId="2" w15:restartNumberingAfterBreak="0">
     <w:nsid w:val="066D2657"/>
     <w:multiLevelType w:val="multilevel"/>
     <w:tmpl w:val="032AD824"/>
@@ -2775,7 +6797,156 @@
       </w:rPr>
     </w:lvl>
   </w:abstractNum>
-  <w:abstractNum w:abstractNumId="2" w15:restartNumberingAfterBreak="0">
+  <w:abstractNum w:abstractNumId="3" w15:restartNumberingAfterBreak="0">
+    <w:nsid w:val="085C5AD2"/>
+    <w:multiLevelType w:val="multilevel"/>
+    <w:tmpl w:val="D2021D92"/>
+    <w:lvl w:ilvl="0">
+      <w:start w:val="1"/>
+      <w:numFmt w:val="bullet"/>
+      <w:lvlText w:val=""/>
+      <w:lvlJc w:val="left"/>
+      <w:pPr>
+        <w:tabs>
+          <w:tab w:val="num" w:pos="720"/>
+        </w:tabs>
+        <w:ind w:left="720" w:hanging="360"/>
+      </w:pPr>
+      <w:rPr>
+        <w:rFonts w:ascii="Symbol" w:hAnsi="Symbol" w:hint="default"/>
+        <w:sz w:val="20"/>
+      </w:rPr>
+    </w:lvl>
+    <w:lvl w:ilvl="1" w:tentative="1">
+      <w:start w:val="1"/>
+      <w:numFmt w:val="bullet"/>
+      <w:lvlText w:val="o"/>
+      <w:lvlJc w:val="left"/>
+      <w:pPr>
+        <w:tabs>
+          <w:tab w:val="num" w:pos="1440"/>
+        </w:tabs>
+        <w:ind w:left="1440" w:hanging="360"/>
+      </w:pPr>
+      <w:rPr>
+        <w:rFonts w:ascii="Courier New" w:hAnsi="Courier New" w:hint="default"/>
+        <w:sz w:val="20"/>
+      </w:rPr>
+    </w:lvl>
+    <w:lvl w:ilvl="2" w:tentative="1">
+      <w:start w:val="1"/>
+      <w:numFmt w:val="bullet"/>
+      <w:lvlText w:val=""/>
+      <w:lvlJc w:val="left"/>
+      <w:pPr>
+        <w:tabs>
+          <w:tab w:val="num" w:pos="2160"/>
+        </w:tabs>
+        <w:ind w:left="2160" w:hanging="360"/>
+      </w:pPr>
+      <w:rPr>
+        <w:rFonts w:ascii="Wingdings" w:hAnsi="Wingdings" w:hint="default"/>
+        <w:sz w:val="20"/>
+      </w:rPr>
+    </w:lvl>
+    <w:lvl w:ilvl="3" w:tentative="1">
+      <w:start w:val="1"/>
+      <w:numFmt w:val="bullet"/>
+      <w:lvlText w:val=""/>
+      <w:lvlJc w:val="left"/>
+      <w:pPr>
+        <w:tabs>
+          <w:tab w:val="num" w:pos="2880"/>
+        </w:tabs>
+        <w:ind w:left="2880" w:hanging="360"/>
+      </w:pPr>
+      <w:rPr>
+        <w:rFonts w:ascii="Wingdings" w:hAnsi="Wingdings" w:hint="default"/>
+        <w:sz w:val="20"/>
+      </w:rPr>
+    </w:lvl>
+    <w:lvl w:ilvl="4" w:tentative="1">
+      <w:start w:val="1"/>
+      <w:numFmt w:val="bullet"/>
+      <w:lvlText w:val=""/>
+      <w:lvlJc w:val="left"/>
+      <w:pPr>
+        <w:tabs>
+          <w:tab w:val="num" w:pos="3600"/>
+        </w:tabs>
+        <w:ind w:left="3600" w:hanging="360"/>
+      </w:pPr>
+      <w:rPr>
+        <w:rFonts w:ascii="Wingdings" w:hAnsi="Wingdings" w:hint="default"/>
+        <w:sz w:val="20"/>
+      </w:rPr>
+    </w:lvl>
+    <w:lvl w:ilvl="5" w:tentative="1">
+      <w:start w:val="1"/>
+      <w:numFmt w:val="bullet"/>
+      <w:lvlText w:val=""/>
+      <w:lvlJc w:val="left"/>
+      <w:pPr>
+        <w:tabs>
+          <w:tab w:val="num" w:pos="4320"/>
+        </w:tabs>
+        <w:ind w:left="4320" w:hanging="360"/>
+      </w:pPr>
+      <w:rPr>
+        <w:rFonts w:ascii="Wingdings" w:hAnsi="Wingdings" w:hint="default"/>
+        <w:sz w:val="20"/>
+      </w:rPr>
+    </w:lvl>
+    <w:lvl w:ilvl="6" w:tentative="1">
+      <w:start w:val="1"/>
+      <w:numFmt w:val="bullet"/>
+      <w:lvlText w:val=""/>
+      <w:lvlJc w:val="left"/>
+      <w:pPr>
+        <w:tabs>
+          <w:tab w:val="num" w:pos="5040"/>
+        </w:tabs>
+        <w:ind w:left="5040" w:hanging="360"/>
+      </w:pPr>
+      <w:rPr>
+        <w:rFonts w:ascii="Wingdings" w:hAnsi="Wingdings" w:hint="default"/>
+        <w:sz w:val="20"/>
+      </w:rPr>
+    </w:lvl>
+    <w:lvl w:ilvl="7" w:tentative="1">
+      <w:start w:val="1"/>
+      <w:numFmt w:val="bullet"/>
+      <w:lvlText w:val=""/>
+      <w:lvlJc w:val="left"/>
+      <w:pPr>
+        <w:tabs>
+          <w:tab w:val="num" w:pos="5760"/>
+        </w:tabs>
+        <w:ind w:left="5760" w:hanging="360"/>
+      </w:pPr>
+      <w:rPr>
+        <w:rFonts w:ascii="Wingdings" w:hAnsi="Wingdings" w:hint="default"/>
+        <w:sz w:val="20"/>
+      </w:rPr>
+    </w:lvl>
+    <w:lvl w:ilvl="8" w:tentative="1">
+      <w:start w:val="1"/>
+      <w:numFmt w:val="bullet"/>
+      <w:lvlText w:val=""/>
+      <w:lvlJc w:val="left"/>
+      <w:pPr>
+        <w:tabs>
+          <w:tab w:val="num" w:pos="6480"/>
+        </w:tabs>
+        <w:ind w:left="6480" w:hanging="360"/>
+      </w:pPr>
+      <w:rPr>
+        <w:rFonts w:ascii="Wingdings" w:hAnsi="Wingdings" w:hint="default"/>
+        <w:sz w:val="20"/>
+      </w:rPr>
+    </w:lvl>
+  </w:abstractNum>
+  <w:abstractNum w:abstractNumId="4" w15:restartNumberingAfterBreak="0">
     <w:nsid w:val="0E266F77"/>
     <w:multiLevelType w:val="multilevel"/>
     <w:tmpl w:val="DD021ADE"/>
@@ -2924,7 +7095,7 @@
       </w:rPr>
     </w:lvl>
   </w:abstractNum>
-  <w:abstractNum w:abstractNumId="3" w15:restartNumberingAfterBreak="0">
+  <w:abstractNum w:abstractNumId="5" w15:restartNumberingAfterBreak="0">
     <w:nsid w:val="0EEC2839"/>
     <w:multiLevelType w:val="multilevel"/>
     <w:tmpl w:val="A74EDC56"/>
@@ -3073,7 +7244,7 @@
       </w:rPr>
     </w:lvl>
   </w:abstractNum>
-  <w:abstractNum w:abstractNumId="4" w15:restartNumberingAfterBreak="0">
+  <w:abstractNum w:abstractNumId="6" w15:restartNumberingAfterBreak="0">
     <w:nsid w:val="142572FF"/>
     <w:multiLevelType w:val="multilevel"/>
     <w:tmpl w:val="C628A6DE"/>
@@ -3222,7 +7393,418 @@
       </w:rPr>
     </w:lvl>
   </w:abstractNum>
-  <w:abstractNum w:abstractNumId="5" w15:restartNumberingAfterBreak="0">
+  <w:abstractNum w:abstractNumId="7" w15:restartNumberingAfterBreak="0">
+    <w:nsid w:val="154526DE"/>
+    <w:multiLevelType w:val="multilevel"/>
+    <w:tmpl w:val="B1CA180C"/>
+    <w:lvl w:ilvl="0">
+      <w:start w:val="1"/>
+      <w:numFmt w:val="bullet"/>
+      <w:lvlText w:val=""/>
+      <w:lvlJc w:val="left"/>
+      <w:pPr>
+        <w:tabs>
+          <w:tab w:val="num" w:pos="720"/>
+        </w:tabs>
+        <w:ind w:left="720" w:hanging="360"/>
+      </w:pPr>
+      <w:rPr>
+        <w:rFonts w:ascii="Symbol" w:hAnsi="Symbol" w:hint="default"/>
+        <w:sz w:val="20"/>
+      </w:rPr>
+    </w:lvl>
+    <w:lvl w:ilvl="1" w:tentative="1">
+      <w:start w:val="1"/>
+      <w:numFmt w:val="bullet"/>
+      <w:lvlText w:val="o"/>
+      <w:lvlJc w:val="left"/>
+      <w:pPr>
+        <w:tabs>
+          <w:tab w:val="num" w:pos="1440"/>
+        </w:tabs>
+        <w:ind w:left="1440" w:hanging="360"/>
+      </w:pPr>
+      <w:rPr>
+        <w:rFonts w:ascii="Courier New" w:hAnsi="Courier New" w:hint="default"/>
+        <w:sz w:val="20"/>
+      </w:rPr>
+    </w:lvl>
+    <w:lvl w:ilvl="2" w:tentative="1">
+      <w:start w:val="1"/>
+      <w:numFmt w:val="bullet"/>
+      <w:lvlText w:val=""/>
+      <w:lvlJc w:val="left"/>
+      <w:pPr>
+        <w:tabs>
+          <w:tab w:val="num" w:pos="2160"/>
+        </w:tabs>
+        <w:ind w:left="2160" w:hanging="360"/>
+      </w:pPr>
+      <w:rPr>
+        <w:rFonts w:ascii="Wingdings" w:hAnsi="Wingdings" w:hint="default"/>
+        <w:sz w:val="20"/>
+      </w:rPr>
+    </w:lvl>
+    <w:lvl w:ilvl="3" w:tentative="1">
+      <w:start w:val="1"/>
+      <w:numFmt w:val="bullet"/>
+      <w:lvlText w:val=""/>
+      <w:lvlJc w:val="left"/>
+      <w:pPr>
+        <w:tabs>
+          <w:tab w:val="num" w:pos="2880"/>
+        </w:tabs>
+        <w:ind w:left="2880" w:hanging="360"/>
+      </w:pPr>
+      <w:rPr>
+        <w:rFonts w:ascii="Wingdings" w:hAnsi="Wingdings" w:hint="default"/>
+        <w:sz w:val="20"/>
+      </w:rPr>
+    </w:lvl>
+    <w:lvl w:ilvl="4" w:tentative="1">
+      <w:start w:val="1"/>
+      <w:numFmt w:val="bullet"/>
+      <w:lvlText w:val=""/>
+      <w:lvlJc w:val="left"/>
+      <w:pPr>
+        <w:tabs>
+          <w:tab w:val="num" w:pos="3600"/>
+        </w:tabs>
+        <w:ind w:left="3600" w:hanging="360"/>
+      </w:pPr>
+      <w:rPr>
+        <w:rFonts w:ascii="Wingdings" w:hAnsi="Wingdings" w:hint="default"/>
+        <w:sz w:val="20"/>
+      </w:rPr>
+    </w:lvl>
+    <w:lvl w:ilvl="5" w:tentative="1">
+      <w:start w:val="1"/>
+      <w:numFmt w:val="bullet"/>
+      <w:lvlText w:val=""/>
+      <w:lvlJc w:val="left"/>
+      <w:pPr>
+        <w:tabs>
+          <w:tab w:val="num" w:pos="4320"/>
+        </w:tabs>
+        <w:ind w:left="4320" w:hanging="360"/>
+      </w:pPr>
+      <w:rPr>
+        <w:rFonts w:ascii="Wingdings" w:hAnsi="Wingdings" w:hint="default"/>
+        <w:sz w:val="20"/>
+      </w:rPr>
+    </w:lvl>
+    <w:lvl w:ilvl="6" w:tentative="1">
+      <w:start w:val="1"/>
+      <w:numFmt w:val="bullet"/>
+      <w:lvlText w:val=""/>
+      <w:lvlJc w:val="left"/>
+      <w:pPr>
+        <w:tabs>
+          <w:tab w:val="num" w:pos="5040"/>
+        </w:tabs>
+        <w:ind w:left="5040" w:hanging="360"/>
+      </w:pPr>
+      <w:rPr>
+        <w:rFonts w:ascii="Wingdings" w:hAnsi="Wingdings" w:hint="default"/>
+        <w:sz w:val="20"/>
+      </w:rPr>
+    </w:lvl>
+    <w:lvl w:ilvl="7" w:tentative="1">
+      <w:start w:val="1"/>
+      <w:numFmt w:val="bullet"/>
+      <w:lvlText w:val=""/>
+      <w:lvlJc w:val="left"/>
+      <w:pPr>
+        <w:tabs>
+          <w:tab w:val="num" w:pos="5760"/>
+        </w:tabs>
+        <w:ind w:left="5760" w:hanging="360"/>
+      </w:pPr>
+      <w:rPr>
+        <w:rFonts w:ascii="Wingdings" w:hAnsi="Wingdings" w:hint="default"/>
+        <w:sz w:val="20"/>
+      </w:rPr>
+    </w:lvl>
+    <w:lvl w:ilvl="8" w:tentative="1">
+      <w:start w:val="1"/>
+      <w:numFmt w:val="bullet"/>
+      <w:lvlText w:val=""/>
+      <w:lvlJc w:val="left"/>
+      <w:pPr>
+        <w:tabs>
+          <w:tab w:val="num" w:pos="6480"/>
+        </w:tabs>
+        <w:ind w:left="6480" w:hanging="360"/>
+      </w:pPr>
+      <w:rPr>
+        <w:rFonts w:ascii="Wingdings" w:hAnsi="Wingdings" w:hint="default"/>
+        <w:sz w:val="20"/>
+      </w:rPr>
+    </w:lvl>
+  </w:abstractNum>
+  <w:abstractNum w:abstractNumId="8" w15:restartNumberingAfterBreak="0">
+    <w:nsid w:val="16893EE9"/>
+    <w:multiLevelType w:val="multilevel"/>
+    <w:tmpl w:val="6BF63518"/>
+    <w:lvl w:ilvl="0">
+      <w:start w:val="1"/>
+      <w:numFmt w:val="decimal"/>
+      <w:lvlText w:val="%1."/>
+      <w:lvlJc w:val="left"/>
+      <w:pPr>
+        <w:tabs>
+          <w:tab w:val="num" w:pos="720"/>
+        </w:tabs>
+        <w:ind w:left="720" w:hanging="360"/>
+      </w:pPr>
+    </w:lvl>
+    <w:lvl w:ilvl="1" w:tentative="1">
+      <w:start w:val="1"/>
+      <w:numFmt w:val="decimal"/>
+      <w:lvlText w:val="%2."/>
+      <w:lvlJc w:val="left"/>
+      <w:pPr>
+        <w:tabs>
+          <w:tab w:val="num" w:pos="1440"/>
+        </w:tabs>
+        <w:ind w:left="1440" w:hanging="360"/>
+      </w:pPr>
+    </w:lvl>
+    <w:lvl w:ilvl="2" w:tentative="1">
+      <w:start w:val="1"/>
+      <w:numFmt w:val="decimal"/>
+      <w:lvlText w:val="%3."/>
+      <w:lvlJc w:val="left"/>
+      <w:pPr>
+        <w:tabs>
+          <w:tab w:val="num" w:pos="2160"/>
+        </w:tabs>
+        <w:ind w:left="2160" w:hanging="360"/>
+      </w:pPr>
+    </w:lvl>
+    <w:lvl w:ilvl="3" w:tentative="1">
+      <w:start w:val="1"/>
+      <w:numFmt w:val="decimal"/>
+      <w:lvlText w:val="%4."/>
+      <w:lvlJc w:val="left"/>
+      <w:pPr>
+        <w:tabs>
+          <w:tab w:val="num" w:pos="2880"/>
+        </w:tabs>
+        <w:ind w:left="2880" w:hanging="360"/>
+      </w:pPr>
+    </w:lvl>
+    <w:lvl w:ilvl="4" w:tentative="1">
+      <w:start w:val="1"/>
+      <w:numFmt w:val="decimal"/>
+      <w:lvlText w:val="%5."/>
+      <w:lvlJc w:val="left"/>
+      <w:pPr>
+        <w:tabs>
+          <w:tab w:val="num" w:pos="3600"/>
+        </w:tabs>
+        <w:ind w:left="3600" w:hanging="360"/>
+      </w:pPr>
+    </w:lvl>
+    <w:lvl w:ilvl="5" w:tentative="1">
+      <w:start w:val="1"/>
+      <w:numFmt w:val="decimal"/>
+      <w:lvlText w:val="%6."/>
+      <w:lvlJc w:val="left"/>
+      <w:pPr>
+        <w:tabs>
+          <w:tab w:val="num" w:pos="4320"/>
+        </w:tabs>
+        <w:ind w:left="4320" w:hanging="360"/>
+      </w:pPr>
+    </w:lvl>
+    <w:lvl w:ilvl="6" w:tentative="1">
+      <w:start w:val="1"/>
+      <w:numFmt w:val="decimal"/>
+      <w:lvlText w:val="%7."/>
+      <w:lvlJc w:val="left"/>
+      <w:pPr>
+        <w:tabs>
+          <w:tab w:val="num" w:pos="5040"/>
+        </w:tabs>
+        <w:ind w:left="5040" w:hanging="360"/>
+      </w:pPr>
+    </w:lvl>
+    <w:lvl w:ilvl="7" w:tentative="1">
+      <w:start w:val="1"/>
+      <w:numFmt w:val="decimal"/>
+      <w:lvlText w:val="%8."/>
+      <w:lvlJc w:val="left"/>
+      <w:pPr>
+        <w:tabs>
+          <w:tab w:val="num" w:pos="5760"/>
+        </w:tabs>
+        <w:ind w:left="5760" w:hanging="360"/>
+      </w:pPr>
+    </w:lvl>
+    <w:lvl w:ilvl="8" w:tentative="1">
+      <w:start w:val="1"/>
+      <w:numFmt w:val="decimal"/>
+      <w:lvlText w:val="%9."/>
+      <w:lvlJc w:val="left"/>
+      <w:pPr>
+        <w:tabs>
+          <w:tab w:val="num" w:pos="6480"/>
+        </w:tabs>
+        <w:ind w:left="6480" w:hanging="360"/>
+      </w:pPr>
+    </w:lvl>
+  </w:abstractNum>
+  <w:abstractNum w:abstractNumId="9" w15:restartNumberingAfterBreak="0">
+    <w:nsid w:val="17711196"/>
+    <w:multiLevelType w:val="multilevel"/>
+    <w:tmpl w:val="918AE38C"/>
+    <w:lvl w:ilvl="0">
+      <w:start w:val="1"/>
+      <w:numFmt w:val="bullet"/>
+      <w:lvlText w:val=""/>
+      <w:lvlJc w:val="left"/>
+      <w:pPr>
+        <w:tabs>
+          <w:tab w:val="num" w:pos="720"/>
+        </w:tabs>
+        <w:ind w:left="720" w:hanging="360"/>
+      </w:pPr>
+      <w:rPr>
+        <w:rFonts w:ascii="Symbol" w:hAnsi="Symbol" w:hint="default"/>
+        <w:sz w:val="20"/>
+      </w:rPr>
+    </w:lvl>
+    <w:lvl w:ilvl="1" w:tentative="1">
+      <w:start w:val="1"/>
+      <w:numFmt w:val="bullet"/>
+      <w:lvlText w:val="o"/>
+      <w:lvlJc w:val="left"/>
+      <w:pPr>
+        <w:tabs>
+          <w:tab w:val="num" w:pos="1440"/>
+        </w:tabs>
+        <w:ind w:left="1440" w:hanging="360"/>
+      </w:pPr>
+      <w:rPr>
+        <w:rFonts w:ascii="Courier New" w:hAnsi="Courier New" w:hint="default"/>
+        <w:sz w:val="20"/>
+      </w:rPr>
+    </w:lvl>
+    <w:lvl w:ilvl="2" w:tentative="1">
+      <w:start w:val="1"/>
+      <w:numFmt w:val="bullet"/>
+      <w:lvlText w:val=""/>
+      <w:lvlJc w:val="left"/>
+      <w:pPr>
+        <w:tabs>
+          <w:tab w:val="num" w:pos="2160"/>
+        </w:tabs>
+        <w:ind w:left="2160" w:hanging="360"/>
+      </w:pPr>
+      <w:rPr>
+        <w:rFonts w:ascii="Wingdings" w:hAnsi="Wingdings" w:hint="default"/>
+        <w:sz w:val="20"/>
+      </w:rPr>
+    </w:lvl>
+    <w:lvl w:ilvl="3" w:tentative="1">
+      <w:start w:val="1"/>
+      <w:numFmt w:val="bullet"/>
+      <w:lvlText w:val=""/>
+      <w:lvlJc w:val="left"/>
+      <w:pPr>
+        <w:tabs>
+          <w:tab w:val="num" w:pos="2880"/>
+        </w:tabs>
+        <w:ind w:left="2880" w:hanging="360"/>
+      </w:pPr>
+      <w:rPr>
+        <w:rFonts w:ascii="Wingdings" w:hAnsi="Wingdings" w:hint="default"/>
+        <w:sz w:val="20"/>
+      </w:rPr>
+    </w:lvl>
+    <w:lvl w:ilvl="4" w:tentative="1">
+      <w:start w:val="1"/>
+      <w:numFmt w:val="bullet"/>
+      <w:lvlText w:val=""/>
+      <w:lvlJc w:val="left"/>
+      <w:pPr>
+        <w:tabs>
+          <w:tab w:val="num" w:pos="3600"/>
+        </w:tabs>
+        <w:ind w:left="3600" w:hanging="360"/>
+      </w:pPr>
+      <w:rPr>
+        <w:rFonts w:ascii="Wingdings" w:hAnsi="Wingdings" w:hint="default"/>
+        <w:sz w:val="20"/>
+      </w:rPr>
+    </w:lvl>
+    <w:lvl w:ilvl="5" w:tentative="1">
+      <w:start w:val="1"/>
+      <w:numFmt w:val="bullet"/>
+      <w:lvlText w:val=""/>
+      <w:lvlJc w:val="left"/>
+      <w:pPr>
+        <w:tabs>
+          <w:tab w:val="num" w:pos="4320"/>
+        </w:tabs>
+        <w:ind w:left="4320" w:hanging="360"/>
+      </w:pPr>
+      <w:rPr>
+        <w:rFonts w:ascii="Wingdings" w:hAnsi="Wingdings" w:hint="default"/>
+        <w:sz w:val="20"/>
+      </w:rPr>
+    </w:lvl>
+    <w:lvl w:ilvl="6" w:tentative="1">
+      <w:start w:val="1"/>
+      <w:numFmt w:val="bullet"/>
+      <w:lvlText w:val=""/>
+      <w:lvlJc w:val="left"/>
+      <w:pPr>
+        <w:tabs>
+          <w:tab w:val="num" w:pos="5040"/>
+        </w:tabs>
+        <w:ind w:left="5040" w:hanging="360"/>
+      </w:pPr>
+      <w:rPr>
+        <w:rFonts w:ascii="Wingdings" w:hAnsi="Wingdings" w:hint="default"/>
+        <w:sz w:val="20"/>
+      </w:rPr>
+    </w:lvl>
+    <w:lvl w:ilvl="7" w:tentative="1">
+      <w:start w:val="1"/>
+      <w:numFmt w:val="bullet"/>
+      <w:lvlText w:val=""/>
+      <w:lvlJc w:val="left"/>
+      <w:pPr>
+        <w:tabs>
+          <w:tab w:val="num" w:pos="5760"/>
+        </w:tabs>
+        <w:ind w:left="5760" w:hanging="360"/>
+      </w:pPr>
+      <w:rPr>
+        <w:rFonts w:ascii="Wingdings" w:hAnsi="Wingdings" w:hint="default"/>
+        <w:sz w:val="20"/>
+      </w:rPr>
+    </w:lvl>
+    <w:lvl w:ilvl="8" w:tentative="1">
+      <w:start w:val="1"/>
+      <w:numFmt w:val="bullet"/>
+      <w:lvlText w:val=""/>
+      <w:lvlJc w:val="left"/>
+      <w:pPr>
+        <w:tabs>
+          <w:tab w:val="num" w:pos="6480"/>
+        </w:tabs>
+        <w:ind w:left="6480" w:hanging="360"/>
+      </w:pPr>
+      <w:rPr>
+        <w:rFonts w:ascii="Wingdings" w:hAnsi="Wingdings" w:hint="default"/>
+        <w:sz w:val="20"/>
+      </w:rPr>
+    </w:lvl>
+  </w:abstractNum>
+  <w:abstractNum w:abstractNumId="10" w15:restartNumberingAfterBreak="0">
     <w:nsid w:val="1F541A54"/>
     <w:multiLevelType w:val="multilevel"/>
     <w:tmpl w:val="8938A6BE"/>
@@ -3371,7 +7953,156 @@
       </w:rPr>
     </w:lvl>
   </w:abstractNum>
-  <w:abstractNum w:abstractNumId="6" w15:restartNumberingAfterBreak="0">
+  <w:abstractNum w:abstractNumId="11" w15:restartNumberingAfterBreak="0">
+    <w:nsid w:val="24FC238D"/>
+    <w:multiLevelType w:val="multilevel"/>
+    <w:tmpl w:val="27E0035A"/>
+    <w:lvl w:ilvl="0">
+      <w:start w:val="1"/>
+      <w:numFmt w:val="bullet"/>
+      <w:lvlText w:val=""/>
+      <w:lvlJc w:val="left"/>
+      <w:pPr>
+        <w:tabs>
+          <w:tab w:val="num" w:pos="720"/>
+        </w:tabs>
+        <w:ind w:left="720" w:hanging="360"/>
+      </w:pPr>
+      <w:rPr>
+        <w:rFonts w:ascii="Symbol" w:hAnsi="Symbol" w:hint="default"/>
+        <w:sz w:val="20"/>
+      </w:rPr>
+    </w:lvl>
+    <w:lvl w:ilvl="1" w:tentative="1">
+      <w:start w:val="1"/>
+      <w:numFmt w:val="bullet"/>
+      <w:lvlText w:val="o"/>
+      <w:lvlJc w:val="left"/>
+      <w:pPr>
+        <w:tabs>
+          <w:tab w:val="num" w:pos="1440"/>
+        </w:tabs>
+        <w:ind w:left="1440" w:hanging="360"/>
+      </w:pPr>
+      <w:rPr>
+        <w:rFonts w:ascii="Courier New" w:hAnsi="Courier New" w:hint="default"/>
+        <w:sz w:val="20"/>
+      </w:rPr>
+    </w:lvl>
+    <w:lvl w:ilvl="2" w:tentative="1">
+      <w:start w:val="1"/>
+      <w:numFmt w:val="bullet"/>
+      <w:lvlText w:val=""/>
+      <w:lvlJc w:val="left"/>
+      <w:pPr>
+        <w:tabs>
+          <w:tab w:val="num" w:pos="2160"/>
+        </w:tabs>
+        <w:ind w:left="2160" w:hanging="360"/>
+      </w:pPr>
+      <w:rPr>
+        <w:rFonts w:ascii="Wingdings" w:hAnsi="Wingdings" w:hint="default"/>
+        <w:sz w:val="20"/>
+      </w:rPr>
+    </w:lvl>
+    <w:lvl w:ilvl="3" w:tentative="1">
+      <w:start w:val="1"/>
+      <w:numFmt w:val="bullet"/>
+      <w:lvlText w:val=""/>
+      <w:lvlJc w:val="left"/>
+      <w:pPr>
+        <w:tabs>
+          <w:tab w:val="num" w:pos="2880"/>
+        </w:tabs>
+        <w:ind w:left="2880" w:hanging="360"/>
+      </w:pPr>
+      <w:rPr>
+        <w:rFonts w:ascii="Wingdings" w:hAnsi="Wingdings" w:hint="default"/>
+        <w:sz w:val="20"/>
+      </w:rPr>
+    </w:lvl>
+    <w:lvl w:ilvl="4" w:tentative="1">
+      <w:start w:val="1"/>
+      <w:numFmt w:val="bullet"/>
+      <w:lvlText w:val=""/>
+      <w:lvlJc w:val="left"/>
+      <w:pPr>
+        <w:tabs>
+          <w:tab w:val="num" w:pos="3600"/>
+        </w:tabs>
+        <w:ind w:left="3600" w:hanging="360"/>
+      </w:pPr>
+      <w:rPr>
+        <w:rFonts w:ascii="Wingdings" w:hAnsi="Wingdings" w:hint="default"/>
+        <w:sz w:val="20"/>
+      </w:rPr>
+    </w:lvl>
+    <w:lvl w:ilvl="5" w:tentative="1">
+      <w:start w:val="1"/>
+      <w:numFmt w:val="bullet"/>
+      <w:lvlText w:val=""/>
+      <w:lvlJc w:val="left"/>
+      <w:pPr>
+        <w:tabs>
+          <w:tab w:val="num" w:pos="4320"/>
+        </w:tabs>
+        <w:ind w:left="4320" w:hanging="360"/>
+      </w:pPr>
+      <w:rPr>
+        <w:rFonts w:ascii="Wingdings" w:hAnsi="Wingdings" w:hint="default"/>
+        <w:sz w:val="20"/>
+      </w:rPr>
+    </w:lvl>
+    <w:lvl w:ilvl="6" w:tentative="1">
+      <w:start w:val="1"/>
+      <w:numFmt w:val="bullet"/>
+      <w:lvlText w:val=""/>
+      <w:lvlJc w:val="left"/>
+      <w:pPr>
+        <w:tabs>
+          <w:tab w:val="num" w:pos="5040"/>
+        </w:tabs>
+        <w:ind w:left="5040" w:hanging="360"/>
+      </w:pPr>
+      <w:rPr>
+        <w:rFonts w:ascii="Wingdings" w:hAnsi="Wingdings" w:hint="default"/>
+        <w:sz w:val="20"/>
+      </w:rPr>
+    </w:lvl>
+    <w:lvl w:ilvl="7" w:tentative="1">
+      <w:start w:val="1"/>
+      <w:numFmt w:val="bullet"/>
+      <w:lvlText w:val=""/>
+      <w:lvlJc w:val="left"/>
+      <w:pPr>
+        <w:tabs>
+          <w:tab w:val="num" w:pos="5760"/>
+        </w:tabs>
+        <w:ind w:left="5760" w:hanging="360"/>
+      </w:pPr>
+      <w:rPr>
+        <w:rFonts w:ascii="Wingdings" w:hAnsi="Wingdings" w:hint="default"/>
+        <w:sz w:val="20"/>
+      </w:rPr>
+    </w:lvl>
+    <w:lvl w:ilvl="8" w:tentative="1">
+      <w:start w:val="1"/>
+      <w:numFmt w:val="bullet"/>
+      <w:lvlText w:val=""/>
+      <w:lvlJc w:val="left"/>
+      <w:pPr>
+        <w:tabs>
+          <w:tab w:val="num" w:pos="6480"/>
+        </w:tabs>
+        <w:ind w:left="6480" w:hanging="360"/>
+      </w:pPr>
+      <w:rPr>
+        <w:rFonts w:ascii="Wingdings" w:hAnsi="Wingdings" w:hint="default"/>
+        <w:sz w:val="20"/>
+      </w:rPr>
+    </w:lvl>
+  </w:abstractNum>
+  <w:abstractNum w:abstractNumId="12" w15:restartNumberingAfterBreak="0">
     <w:nsid w:val="25F30404"/>
     <w:multiLevelType w:val="multilevel"/>
     <w:tmpl w:val="5D724046"/>
@@ -3520,7 +8251,156 @@
       </w:rPr>
     </w:lvl>
   </w:abstractNum>
-  <w:abstractNum w:abstractNumId="7" w15:restartNumberingAfterBreak="0">
+  <w:abstractNum w:abstractNumId="13" w15:restartNumberingAfterBreak="0">
+    <w:nsid w:val="289A697D"/>
+    <w:multiLevelType w:val="multilevel"/>
+    <w:tmpl w:val="7C64797E"/>
+    <w:lvl w:ilvl="0">
+      <w:start w:val="1"/>
+      <w:numFmt w:val="bullet"/>
+      <w:lvlText w:val=""/>
+      <w:lvlJc w:val="left"/>
+      <w:pPr>
+        <w:tabs>
+          <w:tab w:val="num" w:pos="720"/>
+        </w:tabs>
+        <w:ind w:left="720" w:hanging="360"/>
+      </w:pPr>
+      <w:rPr>
+        <w:rFonts w:ascii="Symbol" w:hAnsi="Symbol" w:hint="default"/>
+        <w:sz w:val="20"/>
+      </w:rPr>
+    </w:lvl>
+    <w:lvl w:ilvl="1" w:tentative="1">
+      <w:start w:val="1"/>
+      <w:numFmt w:val="bullet"/>
+      <w:lvlText w:val="o"/>
+      <w:lvlJc w:val="left"/>
+      <w:pPr>
+        <w:tabs>
+          <w:tab w:val="num" w:pos="1440"/>
+        </w:tabs>
+        <w:ind w:left="1440" w:hanging="360"/>
+      </w:pPr>
+      <w:rPr>
+        <w:rFonts w:ascii="Courier New" w:hAnsi="Courier New" w:hint="default"/>
+        <w:sz w:val="20"/>
+      </w:rPr>
+    </w:lvl>
+    <w:lvl w:ilvl="2" w:tentative="1">
+      <w:start w:val="1"/>
+      <w:numFmt w:val="bullet"/>
+      <w:lvlText w:val=""/>
+      <w:lvlJc w:val="left"/>
+      <w:pPr>
+        <w:tabs>
+          <w:tab w:val="num" w:pos="2160"/>
+        </w:tabs>
+        <w:ind w:left="2160" w:hanging="360"/>
+      </w:pPr>
+      <w:rPr>
+        <w:rFonts w:ascii="Wingdings" w:hAnsi="Wingdings" w:hint="default"/>
+        <w:sz w:val="20"/>
+      </w:rPr>
+    </w:lvl>
+    <w:lvl w:ilvl="3" w:tentative="1">
+      <w:start w:val="1"/>
+      <w:numFmt w:val="bullet"/>
+      <w:lvlText w:val=""/>
+      <w:lvlJc w:val="left"/>
+      <w:pPr>
+        <w:tabs>
+          <w:tab w:val="num" w:pos="2880"/>
+        </w:tabs>
+        <w:ind w:left="2880" w:hanging="360"/>
+      </w:pPr>
+      <w:rPr>
+        <w:rFonts w:ascii="Wingdings" w:hAnsi="Wingdings" w:hint="default"/>
+        <w:sz w:val="20"/>
+      </w:rPr>
+    </w:lvl>
+    <w:lvl w:ilvl="4" w:tentative="1">
+      <w:start w:val="1"/>
+      <w:numFmt w:val="bullet"/>
+      <w:lvlText w:val=""/>
+      <w:lvlJc w:val="left"/>
+      <w:pPr>
+        <w:tabs>
+          <w:tab w:val="num" w:pos="3600"/>
+        </w:tabs>
+        <w:ind w:left="3600" w:hanging="360"/>
+      </w:pPr>
+      <w:rPr>
+        <w:rFonts w:ascii="Wingdings" w:hAnsi="Wingdings" w:hint="default"/>
+        <w:sz w:val="20"/>
+      </w:rPr>
+    </w:lvl>
+    <w:lvl w:ilvl="5" w:tentative="1">
+      <w:start w:val="1"/>
+      <w:numFmt w:val="bullet"/>
+      <w:lvlText w:val=""/>
+      <w:lvlJc w:val="left"/>
+      <w:pPr>
+        <w:tabs>
+          <w:tab w:val="num" w:pos="4320"/>
+        </w:tabs>
+        <w:ind w:left="4320" w:hanging="360"/>
+      </w:pPr>
+      <w:rPr>
+        <w:rFonts w:ascii="Wingdings" w:hAnsi="Wingdings" w:hint="default"/>
+        <w:sz w:val="20"/>
+      </w:rPr>
+    </w:lvl>
+    <w:lvl w:ilvl="6" w:tentative="1">
+      <w:start w:val="1"/>
+      <w:numFmt w:val="bullet"/>
+      <w:lvlText w:val=""/>
+      <w:lvlJc w:val="left"/>
+      <w:pPr>
+        <w:tabs>
+          <w:tab w:val="num" w:pos="5040"/>
+        </w:tabs>
+        <w:ind w:left="5040" w:hanging="360"/>
+      </w:pPr>
+      <w:rPr>
+        <w:rFonts w:ascii="Wingdings" w:hAnsi="Wingdings" w:hint="default"/>
+        <w:sz w:val="20"/>
+      </w:rPr>
+    </w:lvl>
+    <w:lvl w:ilvl="7" w:tentative="1">
+      <w:start w:val="1"/>
+      <w:numFmt w:val="bullet"/>
+      <w:lvlText w:val=""/>
+      <w:lvlJc w:val="left"/>
+      <w:pPr>
+        <w:tabs>
+          <w:tab w:val="num" w:pos="5760"/>
+        </w:tabs>
+        <w:ind w:left="5760" w:hanging="360"/>
+      </w:pPr>
+      <w:rPr>
+        <w:rFonts w:ascii="Wingdings" w:hAnsi="Wingdings" w:hint="default"/>
+        <w:sz w:val="20"/>
+      </w:rPr>
+    </w:lvl>
+    <w:lvl w:ilvl="8" w:tentative="1">
+      <w:start w:val="1"/>
+      <w:numFmt w:val="bullet"/>
+      <w:lvlText w:val=""/>
+      <w:lvlJc w:val="left"/>
+      <w:pPr>
+        <w:tabs>
+          <w:tab w:val="num" w:pos="6480"/>
+        </w:tabs>
+        <w:ind w:left="6480" w:hanging="360"/>
+      </w:pPr>
+      <w:rPr>
+        <w:rFonts w:ascii="Wingdings" w:hAnsi="Wingdings" w:hint="default"/>
+        <w:sz w:val="20"/>
+      </w:rPr>
+    </w:lvl>
+  </w:abstractNum>
+  <w:abstractNum w:abstractNumId="14" w15:restartNumberingAfterBreak="0">
     <w:nsid w:val="2AF952BD"/>
     <w:multiLevelType w:val="multilevel"/>
     <w:tmpl w:val="E2184E3A"/>
@@ -3669,7 +8549,7 @@
       </w:rPr>
     </w:lvl>
   </w:abstractNum>
-  <w:abstractNum w:abstractNumId="8" w15:restartNumberingAfterBreak="0">
+  <w:abstractNum w:abstractNumId="15" w15:restartNumberingAfterBreak="0">
     <w:nsid w:val="2D387BEF"/>
     <w:multiLevelType w:val="multilevel"/>
     <w:tmpl w:val="BA0836FA"/>
@@ -3818,7 +8698,454 @@
       </w:rPr>
     </w:lvl>
   </w:abstractNum>
-  <w:abstractNum w:abstractNumId="9" w15:restartNumberingAfterBreak="0">
+  <w:abstractNum w:abstractNumId="16" w15:restartNumberingAfterBreak="0">
+    <w:nsid w:val="2F1323CE"/>
+    <w:multiLevelType w:val="multilevel"/>
+    <w:tmpl w:val="B0A05ABA"/>
+    <w:lvl w:ilvl="0">
+      <w:start w:val="1"/>
+      <w:numFmt w:val="bullet"/>
+      <w:lvlText w:val=""/>
+      <w:lvlJc w:val="left"/>
+      <w:pPr>
+        <w:tabs>
+          <w:tab w:val="num" w:pos="720"/>
+        </w:tabs>
+        <w:ind w:left="720" w:hanging="360"/>
+      </w:pPr>
+      <w:rPr>
+        <w:rFonts w:ascii="Symbol" w:hAnsi="Symbol" w:hint="default"/>
+        <w:sz w:val="20"/>
+      </w:rPr>
+    </w:lvl>
+    <w:lvl w:ilvl="1" w:tentative="1">
+      <w:start w:val="1"/>
+      <w:numFmt w:val="bullet"/>
+      <w:lvlText w:val="o"/>
+      <w:lvlJc w:val="left"/>
+      <w:pPr>
+        <w:tabs>
+          <w:tab w:val="num" w:pos="1440"/>
+        </w:tabs>
+        <w:ind w:left="1440" w:hanging="360"/>
+      </w:pPr>
+      <w:rPr>
+        <w:rFonts w:ascii="Courier New" w:hAnsi="Courier New" w:hint="default"/>
+        <w:sz w:val="20"/>
+      </w:rPr>
+    </w:lvl>
+    <w:lvl w:ilvl="2" w:tentative="1">
+      <w:start w:val="1"/>
+      <w:numFmt w:val="bullet"/>
+      <w:lvlText w:val=""/>
+      <w:lvlJc w:val="left"/>
+      <w:pPr>
+        <w:tabs>
+          <w:tab w:val="num" w:pos="2160"/>
+        </w:tabs>
+        <w:ind w:left="2160" w:hanging="360"/>
+      </w:pPr>
+      <w:rPr>
+        <w:rFonts w:ascii="Wingdings" w:hAnsi="Wingdings" w:hint="default"/>
+        <w:sz w:val="20"/>
+      </w:rPr>
+    </w:lvl>
+    <w:lvl w:ilvl="3" w:tentative="1">
+      <w:start w:val="1"/>
+      <w:numFmt w:val="bullet"/>
+      <w:lvlText w:val=""/>
+      <w:lvlJc w:val="left"/>
+      <w:pPr>
+        <w:tabs>
+          <w:tab w:val="num" w:pos="2880"/>
+        </w:tabs>
+        <w:ind w:left="2880" w:hanging="360"/>
+      </w:pPr>
+      <w:rPr>
+        <w:rFonts w:ascii="Wingdings" w:hAnsi="Wingdings" w:hint="default"/>
+        <w:sz w:val="20"/>
+      </w:rPr>
+    </w:lvl>
+    <w:lvl w:ilvl="4" w:tentative="1">
+      <w:start w:val="1"/>
+      <w:numFmt w:val="bullet"/>
+      <w:lvlText w:val=""/>
+      <w:lvlJc w:val="left"/>
+      <w:pPr>
+        <w:tabs>
+          <w:tab w:val="num" w:pos="3600"/>
+        </w:tabs>
+        <w:ind w:left="3600" w:hanging="360"/>
+      </w:pPr>
+      <w:rPr>
+        <w:rFonts w:ascii="Wingdings" w:hAnsi="Wingdings" w:hint="default"/>
+        <w:sz w:val="20"/>
+      </w:rPr>
+    </w:lvl>
+    <w:lvl w:ilvl="5" w:tentative="1">
+      <w:start w:val="1"/>
+      <w:numFmt w:val="bullet"/>
+      <w:lvlText w:val=""/>
+      <w:lvlJc w:val="left"/>
+      <w:pPr>
+        <w:tabs>
+          <w:tab w:val="num" w:pos="4320"/>
+        </w:tabs>
+        <w:ind w:left="4320" w:hanging="360"/>
+      </w:pPr>
+      <w:rPr>
+        <w:rFonts w:ascii="Wingdings" w:hAnsi="Wingdings" w:hint="default"/>
+        <w:sz w:val="20"/>
+      </w:rPr>
+    </w:lvl>
+    <w:lvl w:ilvl="6" w:tentative="1">
+      <w:start w:val="1"/>
+      <w:numFmt w:val="bullet"/>
+      <w:lvlText w:val=""/>
+      <w:lvlJc w:val="left"/>
+      <w:pPr>
+        <w:tabs>
+          <w:tab w:val="num" w:pos="5040"/>
+        </w:tabs>
+        <w:ind w:left="5040" w:hanging="360"/>
+      </w:pPr>
+      <w:rPr>
+        <w:rFonts w:ascii="Wingdings" w:hAnsi="Wingdings" w:hint="default"/>
+        <w:sz w:val="20"/>
+      </w:rPr>
+    </w:lvl>
+    <w:lvl w:ilvl="7" w:tentative="1">
+      <w:start w:val="1"/>
+      <w:numFmt w:val="bullet"/>
+      <w:lvlText w:val=""/>
+      <w:lvlJc w:val="left"/>
+      <w:pPr>
+        <w:tabs>
+          <w:tab w:val="num" w:pos="5760"/>
+        </w:tabs>
+        <w:ind w:left="5760" w:hanging="360"/>
+      </w:pPr>
+      <w:rPr>
+        <w:rFonts w:ascii="Wingdings" w:hAnsi="Wingdings" w:hint="default"/>
+        <w:sz w:val="20"/>
+      </w:rPr>
+    </w:lvl>
+    <w:lvl w:ilvl="8" w:tentative="1">
+      <w:start w:val="1"/>
+      <w:numFmt w:val="bullet"/>
+      <w:lvlText w:val=""/>
+      <w:lvlJc w:val="left"/>
+      <w:pPr>
+        <w:tabs>
+          <w:tab w:val="num" w:pos="6480"/>
+        </w:tabs>
+        <w:ind w:left="6480" w:hanging="360"/>
+      </w:pPr>
+      <w:rPr>
+        <w:rFonts w:ascii="Wingdings" w:hAnsi="Wingdings" w:hint="default"/>
+        <w:sz w:val="20"/>
+      </w:rPr>
+    </w:lvl>
+  </w:abstractNum>
+  <w:abstractNum w:abstractNumId="17" w15:restartNumberingAfterBreak="0">
+    <w:nsid w:val="3C2A5BE9"/>
+    <w:multiLevelType w:val="multilevel"/>
+    <w:tmpl w:val="6D560770"/>
+    <w:lvl w:ilvl="0">
+      <w:start w:val="1"/>
+      <w:numFmt w:val="bullet"/>
+      <w:lvlText w:val=""/>
+      <w:lvlJc w:val="left"/>
+      <w:pPr>
+        <w:tabs>
+          <w:tab w:val="num" w:pos="720"/>
+        </w:tabs>
+        <w:ind w:left="720" w:hanging="360"/>
+      </w:pPr>
+      <w:rPr>
+        <w:rFonts w:ascii="Symbol" w:hAnsi="Symbol" w:hint="default"/>
+        <w:sz w:val="20"/>
+      </w:rPr>
+    </w:lvl>
+    <w:lvl w:ilvl="1" w:tentative="1">
+      <w:start w:val="1"/>
+      <w:numFmt w:val="bullet"/>
+      <w:lvlText w:val="o"/>
+      <w:lvlJc w:val="left"/>
+      <w:pPr>
+        <w:tabs>
+          <w:tab w:val="num" w:pos="1440"/>
+        </w:tabs>
+        <w:ind w:left="1440" w:hanging="360"/>
+      </w:pPr>
+      <w:rPr>
+        <w:rFonts w:ascii="Courier New" w:hAnsi="Courier New" w:hint="default"/>
+        <w:sz w:val="20"/>
+      </w:rPr>
+    </w:lvl>
+    <w:lvl w:ilvl="2" w:tentative="1">
+      <w:start w:val="1"/>
+      <w:numFmt w:val="bullet"/>
+      <w:lvlText w:val=""/>
+      <w:lvlJc w:val="left"/>
+      <w:pPr>
+        <w:tabs>
+          <w:tab w:val="num" w:pos="2160"/>
+        </w:tabs>
+        <w:ind w:left="2160" w:hanging="360"/>
+      </w:pPr>
+      <w:rPr>
+        <w:rFonts w:ascii="Wingdings" w:hAnsi="Wingdings" w:hint="default"/>
+        <w:sz w:val="20"/>
+      </w:rPr>
+    </w:lvl>
+    <w:lvl w:ilvl="3" w:tentative="1">
+      <w:start w:val="1"/>
+      <w:numFmt w:val="bullet"/>
+      <w:lvlText w:val=""/>
+      <w:lvlJc w:val="left"/>
+      <w:pPr>
+        <w:tabs>
+          <w:tab w:val="num" w:pos="2880"/>
+        </w:tabs>
+        <w:ind w:left="2880" w:hanging="360"/>
+      </w:pPr>
+      <w:rPr>
+        <w:rFonts w:ascii="Wingdings" w:hAnsi="Wingdings" w:hint="default"/>
+        <w:sz w:val="20"/>
+      </w:rPr>
+    </w:lvl>
+    <w:lvl w:ilvl="4" w:tentative="1">
+      <w:start w:val="1"/>
+      <w:numFmt w:val="bullet"/>
+      <w:lvlText w:val=""/>
+      <w:lvlJc w:val="left"/>
+      <w:pPr>
+        <w:tabs>
+          <w:tab w:val="num" w:pos="3600"/>
+        </w:tabs>
+        <w:ind w:left="3600" w:hanging="360"/>
+      </w:pPr>
+      <w:rPr>
+        <w:rFonts w:ascii="Wingdings" w:hAnsi="Wingdings" w:hint="default"/>
+        <w:sz w:val="20"/>
+      </w:rPr>
+    </w:lvl>
+    <w:lvl w:ilvl="5" w:tentative="1">
+      <w:start w:val="1"/>
+      <w:numFmt w:val="bullet"/>
+      <w:lvlText w:val=""/>
+      <w:lvlJc w:val="left"/>
+      <w:pPr>
+        <w:tabs>
+          <w:tab w:val="num" w:pos="4320"/>
+        </w:tabs>
+        <w:ind w:left="4320" w:hanging="360"/>
+      </w:pPr>
+      <w:rPr>
+        <w:rFonts w:ascii="Wingdings" w:hAnsi="Wingdings" w:hint="default"/>
+        <w:sz w:val="20"/>
+      </w:rPr>
+    </w:lvl>
+    <w:lvl w:ilvl="6" w:tentative="1">
+      <w:start w:val="1"/>
+      <w:numFmt w:val="bullet"/>
+      <w:lvlText w:val=""/>
+      <w:lvlJc w:val="left"/>
+      <w:pPr>
+        <w:tabs>
+          <w:tab w:val="num" w:pos="5040"/>
+        </w:tabs>
+        <w:ind w:left="5040" w:hanging="360"/>
+      </w:pPr>
+      <w:rPr>
+        <w:rFonts w:ascii="Wingdings" w:hAnsi="Wingdings" w:hint="default"/>
+        <w:sz w:val="20"/>
+      </w:rPr>
+    </w:lvl>
+    <w:lvl w:ilvl="7" w:tentative="1">
+      <w:start w:val="1"/>
+      <w:numFmt w:val="bullet"/>
+      <w:lvlText w:val=""/>
+      <w:lvlJc w:val="left"/>
+      <w:pPr>
+        <w:tabs>
+          <w:tab w:val="num" w:pos="5760"/>
+        </w:tabs>
+        <w:ind w:left="5760" w:hanging="360"/>
+      </w:pPr>
+      <w:rPr>
+        <w:rFonts w:ascii="Wingdings" w:hAnsi="Wingdings" w:hint="default"/>
+        <w:sz w:val="20"/>
+      </w:rPr>
+    </w:lvl>
+    <w:lvl w:ilvl="8" w:tentative="1">
+      <w:start w:val="1"/>
+      <w:numFmt w:val="bullet"/>
+      <w:lvlText w:val=""/>
+      <w:lvlJc w:val="left"/>
+      <w:pPr>
+        <w:tabs>
+          <w:tab w:val="num" w:pos="6480"/>
+        </w:tabs>
+        <w:ind w:left="6480" w:hanging="360"/>
+      </w:pPr>
+      <w:rPr>
+        <w:rFonts w:ascii="Wingdings" w:hAnsi="Wingdings" w:hint="default"/>
+        <w:sz w:val="20"/>
+      </w:rPr>
+    </w:lvl>
+  </w:abstractNum>
+  <w:abstractNum w:abstractNumId="18" w15:restartNumberingAfterBreak="0">
+    <w:nsid w:val="3F8B7565"/>
+    <w:multiLevelType w:val="multilevel"/>
+    <w:tmpl w:val="F9640EB6"/>
+    <w:lvl w:ilvl="0">
+      <w:start w:val="1"/>
+      <w:numFmt w:val="bullet"/>
+      <w:lvlText w:val=""/>
+      <w:lvlJc w:val="left"/>
+      <w:pPr>
+        <w:tabs>
+          <w:tab w:val="num" w:pos="720"/>
+        </w:tabs>
+        <w:ind w:left="720" w:hanging="360"/>
+      </w:pPr>
+      <w:rPr>
+        <w:rFonts w:ascii="Symbol" w:hAnsi="Symbol" w:hint="default"/>
+        <w:sz w:val="20"/>
+      </w:rPr>
+    </w:lvl>
+    <w:lvl w:ilvl="1" w:tentative="1">
+      <w:start w:val="1"/>
+      <w:numFmt w:val="bullet"/>
+      <w:lvlText w:val="o"/>
+      <w:lvlJc w:val="left"/>
+      <w:pPr>
+        <w:tabs>
+          <w:tab w:val="num" w:pos="1440"/>
+        </w:tabs>
+        <w:ind w:left="1440" w:hanging="360"/>
+      </w:pPr>
+      <w:rPr>
+        <w:rFonts w:ascii="Courier New" w:hAnsi="Courier New" w:hint="default"/>
+        <w:sz w:val="20"/>
+      </w:rPr>
+    </w:lvl>
+    <w:lvl w:ilvl="2" w:tentative="1">
+      <w:start w:val="1"/>
+      <w:numFmt w:val="bullet"/>
+      <w:lvlText w:val=""/>
+      <w:lvlJc w:val="left"/>
+      <w:pPr>
+        <w:tabs>
+          <w:tab w:val="num" w:pos="2160"/>
+        </w:tabs>
+        <w:ind w:left="2160" w:hanging="360"/>
+      </w:pPr>
+      <w:rPr>
+        <w:rFonts w:ascii="Wingdings" w:hAnsi="Wingdings" w:hint="default"/>
+        <w:sz w:val="20"/>
+      </w:rPr>
+    </w:lvl>
+    <w:lvl w:ilvl="3" w:tentative="1">
+      <w:start w:val="1"/>
+      <w:numFmt w:val="bullet"/>
+      <w:lvlText w:val=""/>
+      <w:lvlJc w:val="left"/>
+      <w:pPr>
+        <w:tabs>
+          <w:tab w:val="num" w:pos="2880"/>
+        </w:tabs>
+        <w:ind w:left="2880" w:hanging="360"/>
+      </w:pPr>
+      <w:rPr>
+        <w:rFonts w:ascii="Wingdings" w:hAnsi="Wingdings" w:hint="default"/>
+        <w:sz w:val="20"/>
+      </w:rPr>
+    </w:lvl>
+    <w:lvl w:ilvl="4" w:tentative="1">
+      <w:start w:val="1"/>
+      <w:numFmt w:val="bullet"/>
+      <w:lvlText w:val=""/>
+      <w:lvlJc w:val="left"/>
+      <w:pPr>
+        <w:tabs>
+          <w:tab w:val="num" w:pos="3600"/>
+        </w:tabs>
+        <w:ind w:left="3600" w:hanging="360"/>
+      </w:pPr>
+      <w:rPr>
+        <w:rFonts w:ascii="Wingdings" w:hAnsi="Wingdings" w:hint="default"/>
+        <w:sz w:val="20"/>
+      </w:rPr>
+    </w:lvl>
+    <w:lvl w:ilvl="5" w:tentative="1">
+      <w:start w:val="1"/>
+      <w:numFmt w:val="bullet"/>
+      <w:lvlText w:val=""/>
+      <w:lvlJc w:val="left"/>
+      <w:pPr>
+        <w:tabs>
+          <w:tab w:val="num" w:pos="4320"/>
+        </w:tabs>
+        <w:ind w:left="4320" w:hanging="360"/>
+      </w:pPr>
+      <w:rPr>
+        <w:rFonts w:ascii="Wingdings" w:hAnsi="Wingdings" w:hint="default"/>
+        <w:sz w:val="20"/>
+      </w:rPr>
+    </w:lvl>
+    <w:lvl w:ilvl="6" w:tentative="1">
+      <w:start w:val="1"/>
+      <w:numFmt w:val="bullet"/>
+      <w:lvlText w:val=""/>
+      <w:lvlJc w:val="left"/>
+      <w:pPr>
+        <w:tabs>
+          <w:tab w:val="num" w:pos="5040"/>
+        </w:tabs>
+        <w:ind w:left="5040" w:hanging="360"/>
+      </w:pPr>
+      <w:rPr>
+        <w:rFonts w:ascii="Wingdings" w:hAnsi="Wingdings" w:hint="default"/>
+        <w:sz w:val="20"/>
+      </w:rPr>
+    </w:lvl>
+    <w:lvl w:ilvl="7" w:tentative="1">
+      <w:start w:val="1"/>
+      <w:numFmt w:val="bullet"/>
+      <w:lvlText w:val=""/>
+      <w:lvlJc w:val="left"/>
+      <w:pPr>
+        <w:tabs>
+          <w:tab w:val="num" w:pos="5760"/>
+        </w:tabs>
+        <w:ind w:left="5760" w:hanging="360"/>
+      </w:pPr>
+      <w:rPr>
+        <w:rFonts w:ascii="Wingdings" w:hAnsi="Wingdings" w:hint="default"/>
+        <w:sz w:val="20"/>
+      </w:rPr>
+    </w:lvl>
+    <w:lvl w:ilvl="8" w:tentative="1">
+      <w:start w:val="1"/>
+      <w:numFmt w:val="bullet"/>
+      <w:lvlText w:val=""/>
+      <w:lvlJc w:val="left"/>
+      <w:pPr>
+        <w:tabs>
+          <w:tab w:val="num" w:pos="6480"/>
+        </w:tabs>
+        <w:ind w:left="6480" w:hanging="360"/>
+      </w:pPr>
+      <w:rPr>
+        <w:rFonts w:ascii="Wingdings" w:hAnsi="Wingdings" w:hint="default"/>
+        <w:sz w:val="20"/>
+      </w:rPr>
+    </w:lvl>
+  </w:abstractNum>
+  <w:abstractNum w:abstractNumId="19" w15:restartNumberingAfterBreak="0">
     <w:nsid w:val="41BF0A47"/>
     <w:multiLevelType w:val="multilevel"/>
     <w:tmpl w:val="E3583F02"/>
@@ -3967,7 +9294,7 @@
       </w:rPr>
     </w:lvl>
   </w:abstractNum>
-  <w:abstractNum w:abstractNumId="10" w15:restartNumberingAfterBreak="0">
+  <w:abstractNum w:abstractNumId="20" w15:restartNumberingAfterBreak="0">
     <w:nsid w:val="42987878"/>
     <w:multiLevelType w:val="multilevel"/>
     <w:tmpl w:val="DDC0A5BA"/>
@@ -4116,7 +9443,305 @@
       </w:rPr>
     </w:lvl>
   </w:abstractNum>
-  <w:abstractNum w:abstractNumId="11" w15:restartNumberingAfterBreak="0">
+  <w:abstractNum w:abstractNumId="21" w15:restartNumberingAfterBreak="0">
+    <w:nsid w:val="453952A6"/>
+    <w:multiLevelType w:val="multilevel"/>
+    <w:tmpl w:val="D1E4CCE4"/>
+    <w:lvl w:ilvl="0">
+      <w:start w:val="1"/>
+      <w:numFmt w:val="bullet"/>
+      <w:lvlText w:val=""/>
+      <w:lvlJc w:val="left"/>
+      <w:pPr>
+        <w:tabs>
+          <w:tab w:val="num" w:pos="720"/>
+        </w:tabs>
+        <w:ind w:left="720" w:hanging="360"/>
+      </w:pPr>
+      <w:rPr>
+        <w:rFonts w:ascii="Symbol" w:hAnsi="Symbol" w:hint="default"/>
+        <w:sz w:val="20"/>
+      </w:rPr>
+    </w:lvl>
+    <w:lvl w:ilvl="1" w:tentative="1">
+      <w:start w:val="1"/>
+      <w:numFmt w:val="bullet"/>
+      <w:lvlText w:val="o"/>
+      <w:lvlJc w:val="left"/>
+      <w:pPr>
+        <w:tabs>
+          <w:tab w:val="num" w:pos="1440"/>
+        </w:tabs>
+        <w:ind w:left="1440" w:hanging="360"/>
+      </w:pPr>
+      <w:rPr>
+        <w:rFonts w:ascii="Courier New" w:hAnsi="Courier New" w:hint="default"/>
+        <w:sz w:val="20"/>
+      </w:rPr>
+    </w:lvl>
+    <w:lvl w:ilvl="2" w:tentative="1">
+      <w:start w:val="1"/>
+      <w:numFmt w:val="bullet"/>
+      <w:lvlText w:val=""/>
+      <w:lvlJc w:val="left"/>
+      <w:pPr>
+        <w:tabs>
+          <w:tab w:val="num" w:pos="2160"/>
+        </w:tabs>
+        <w:ind w:left="2160" w:hanging="360"/>
+      </w:pPr>
+      <w:rPr>
+        <w:rFonts w:ascii="Wingdings" w:hAnsi="Wingdings" w:hint="default"/>
+        <w:sz w:val="20"/>
+      </w:rPr>
+    </w:lvl>
+    <w:lvl w:ilvl="3" w:tentative="1">
+      <w:start w:val="1"/>
+      <w:numFmt w:val="bullet"/>
+      <w:lvlText w:val=""/>
+      <w:lvlJc w:val="left"/>
+      <w:pPr>
+        <w:tabs>
+          <w:tab w:val="num" w:pos="2880"/>
+        </w:tabs>
+        <w:ind w:left="2880" w:hanging="360"/>
+      </w:pPr>
+      <w:rPr>
+        <w:rFonts w:ascii="Wingdings" w:hAnsi="Wingdings" w:hint="default"/>
+        <w:sz w:val="20"/>
+      </w:rPr>
+    </w:lvl>
+    <w:lvl w:ilvl="4" w:tentative="1">
+      <w:start w:val="1"/>
+      <w:numFmt w:val="bullet"/>
+      <w:lvlText w:val=""/>
+      <w:lvlJc w:val="left"/>
+      <w:pPr>
+        <w:tabs>
+          <w:tab w:val="num" w:pos="3600"/>
+        </w:tabs>
+        <w:ind w:left="3600" w:hanging="360"/>
+      </w:pPr>
+      <w:rPr>
+        <w:rFonts w:ascii="Wingdings" w:hAnsi="Wingdings" w:hint="default"/>
+        <w:sz w:val="20"/>
+      </w:rPr>
+    </w:lvl>
+    <w:lvl w:ilvl="5" w:tentative="1">
+      <w:start w:val="1"/>
+      <w:numFmt w:val="bullet"/>
+      <w:lvlText w:val=""/>
+      <w:lvlJc w:val="left"/>
+      <w:pPr>
+        <w:tabs>
+          <w:tab w:val="num" w:pos="4320"/>
+        </w:tabs>
+        <w:ind w:left="4320" w:hanging="360"/>
+      </w:pPr>
+      <w:rPr>
+        <w:rFonts w:ascii="Wingdings" w:hAnsi="Wingdings" w:hint="default"/>
+        <w:sz w:val="20"/>
+      </w:rPr>
+    </w:lvl>
+    <w:lvl w:ilvl="6" w:tentative="1">
+      <w:start w:val="1"/>
+      <w:numFmt w:val="bullet"/>
+      <w:lvlText w:val=""/>
+      <w:lvlJc w:val="left"/>
+      <w:pPr>
+        <w:tabs>
+          <w:tab w:val="num" w:pos="5040"/>
+        </w:tabs>
+        <w:ind w:left="5040" w:hanging="360"/>
+      </w:pPr>
+      <w:rPr>
+        <w:rFonts w:ascii="Wingdings" w:hAnsi="Wingdings" w:hint="default"/>
+        <w:sz w:val="20"/>
+      </w:rPr>
+    </w:lvl>
+    <w:lvl w:ilvl="7" w:tentative="1">
+      <w:start w:val="1"/>
+      <w:numFmt w:val="bullet"/>
+      <w:lvlText w:val=""/>
+      <w:lvlJc w:val="left"/>
+      <w:pPr>
+        <w:tabs>
+          <w:tab w:val="num" w:pos="5760"/>
+        </w:tabs>
+        <w:ind w:left="5760" w:hanging="360"/>
+      </w:pPr>
+      <w:rPr>
+        <w:rFonts w:ascii="Wingdings" w:hAnsi="Wingdings" w:hint="default"/>
+        <w:sz w:val="20"/>
+      </w:rPr>
+    </w:lvl>
+    <w:lvl w:ilvl="8" w:tentative="1">
+      <w:start w:val="1"/>
+      <w:numFmt w:val="bullet"/>
+      <w:lvlText w:val=""/>
+      <w:lvlJc w:val="left"/>
+      <w:pPr>
+        <w:tabs>
+          <w:tab w:val="num" w:pos="6480"/>
+        </w:tabs>
+        <w:ind w:left="6480" w:hanging="360"/>
+      </w:pPr>
+      <w:rPr>
+        <w:rFonts w:ascii="Wingdings" w:hAnsi="Wingdings" w:hint="default"/>
+        <w:sz w:val="20"/>
+      </w:rPr>
+    </w:lvl>
+  </w:abstractNum>
+  <w:abstractNum w:abstractNumId="22" w15:restartNumberingAfterBreak="0">
+    <w:nsid w:val="485646C4"/>
+    <w:multiLevelType w:val="multilevel"/>
+    <w:tmpl w:val="32C0656E"/>
+    <w:lvl w:ilvl="0">
+      <w:start w:val="1"/>
+      <w:numFmt w:val="bullet"/>
+      <w:lvlText w:val=""/>
+      <w:lvlJc w:val="left"/>
+      <w:pPr>
+        <w:tabs>
+          <w:tab w:val="num" w:pos="720"/>
+        </w:tabs>
+        <w:ind w:left="720" w:hanging="360"/>
+      </w:pPr>
+      <w:rPr>
+        <w:rFonts w:ascii="Symbol" w:hAnsi="Symbol" w:hint="default"/>
+        <w:sz w:val="20"/>
+      </w:rPr>
+    </w:lvl>
+    <w:lvl w:ilvl="1" w:tentative="1">
+      <w:start w:val="1"/>
+      <w:numFmt w:val="bullet"/>
+      <w:lvlText w:val="o"/>
+      <w:lvlJc w:val="left"/>
+      <w:pPr>
+        <w:tabs>
+          <w:tab w:val="num" w:pos="1440"/>
+        </w:tabs>
+        <w:ind w:left="1440" w:hanging="360"/>
+      </w:pPr>
+      <w:rPr>
+        <w:rFonts w:ascii="Courier New" w:hAnsi="Courier New" w:hint="default"/>
+        <w:sz w:val="20"/>
+      </w:rPr>
+    </w:lvl>
+    <w:lvl w:ilvl="2" w:tentative="1">
+      <w:start w:val="1"/>
+      <w:numFmt w:val="bullet"/>
+      <w:lvlText w:val=""/>
+      <w:lvlJc w:val="left"/>
+      <w:pPr>
+        <w:tabs>
+          <w:tab w:val="num" w:pos="2160"/>
+        </w:tabs>
+        <w:ind w:left="2160" w:hanging="360"/>
+      </w:pPr>
+      <w:rPr>
+        <w:rFonts w:ascii="Wingdings" w:hAnsi="Wingdings" w:hint="default"/>
+        <w:sz w:val="20"/>
+      </w:rPr>
+    </w:lvl>
+    <w:lvl w:ilvl="3" w:tentative="1">
+      <w:start w:val="1"/>
+      <w:numFmt w:val="bullet"/>
+      <w:lvlText w:val=""/>
+      <w:lvlJc w:val="left"/>
+      <w:pPr>
+        <w:tabs>
+          <w:tab w:val="num" w:pos="2880"/>
+        </w:tabs>
+        <w:ind w:left="2880" w:hanging="360"/>
+      </w:pPr>
+      <w:rPr>
+        <w:rFonts w:ascii="Wingdings" w:hAnsi="Wingdings" w:hint="default"/>
+        <w:sz w:val="20"/>
+      </w:rPr>
+    </w:lvl>
+    <w:lvl w:ilvl="4" w:tentative="1">
+      <w:start w:val="1"/>
+      <w:numFmt w:val="bullet"/>
+      <w:lvlText w:val=""/>
+      <w:lvlJc w:val="left"/>
+      <w:pPr>
+        <w:tabs>
+          <w:tab w:val="num" w:pos="3600"/>
+        </w:tabs>
+        <w:ind w:left="3600" w:hanging="360"/>
+      </w:pPr>
+      <w:rPr>
+        <w:rFonts w:ascii="Wingdings" w:hAnsi="Wingdings" w:hint="default"/>
+        <w:sz w:val="20"/>
+      </w:rPr>
+    </w:lvl>
+    <w:lvl w:ilvl="5" w:tentative="1">
+      <w:start w:val="1"/>
+      <w:numFmt w:val="bullet"/>
+      <w:lvlText w:val=""/>
+      <w:lvlJc w:val="left"/>
+      <w:pPr>
+        <w:tabs>
+          <w:tab w:val="num" w:pos="4320"/>
+        </w:tabs>
+        <w:ind w:left="4320" w:hanging="360"/>
+      </w:pPr>
+      <w:rPr>
+        <w:rFonts w:ascii="Wingdings" w:hAnsi="Wingdings" w:hint="default"/>
+        <w:sz w:val="20"/>
+      </w:rPr>
+    </w:lvl>
+    <w:lvl w:ilvl="6" w:tentative="1">
+      <w:start w:val="1"/>
+      <w:numFmt w:val="bullet"/>
+      <w:lvlText w:val=""/>
+      <w:lvlJc w:val="left"/>
+      <w:pPr>
+        <w:tabs>
+          <w:tab w:val="num" w:pos="5040"/>
+        </w:tabs>
+        <w:ind w:left="5040" w:hanging="360"/>
+      </w:pPr>
+      <w:rPr>
+        <w:rFonts w:ascii="Wingdings" w:hAnsi="Wingdings" w:hint="default"/>
+        <w:sz w:val="20"/>
+      </w:rPr>
+    </w:lvl>
+    <w:lvl w:ilvl="7" w:tentative="1">
+      <w:start w:val="1"/>
+      <w:numFmt w:val="bullet"/>
+      <w:lvlText w:val=""/>
+      <w:lvlJc w:val="left"/>
+      <w:pPr>
+        <w:tabs>
+          <w:tab w:val="num" w:pos="5760"/>
+        </w:tabs>
+        <w:ind w:left="5760" w:hanging="360"/>
+      </w:pPr>
+      <w:rPr>
+        <w:rFonts w:ascii="Wingdings" w:hAnsi="Wingdings" w:hint="default"/>
+        <w:sz w:val="20"/>
+      </w:rPr>
+    </w:lvl>
+    <w:lvl w:ilvl="8" w:tentative="1">
+      <w:start w:val="1"/>
+      <w:numFmt w:val="bullet"/>
+      <w:lvlText w:val=""/>
+      <w:lvlJc w:val="left"/>
+      <w:pPr>
+        <w:tabs>
+          <w:tab w:val="num" w:pos="6480"/>
+        </w:tabs>
+        <w:ind w:left="6480" w:hanging="360"/>
+      </w:pPr>
+      <w:rPr>
+        <w:rFonts w:ascii="Wingdings" w:hAnsi="Wingdings" w:hint="default"/>
+        <w:sz w:val="20"/>
+      </w:rPr>
+    </w:lvl>
+  </w:abstractNum>
+  <w:abstractNum w:abstractNumId="23" w15:restartNumberingAfterBreak="0">
     <w:nsid w:val="52B12511"/>
     <w:multiLevelType w:val="multilevel"/>
     <w:tmpl w:val="584CD5A8"/>
@@ -4265,7 +9890,7 @@
       </w:rPr>
     </w:lvl>
   </w:abstractNum>
-  <w:abstractNum w:abstractNumId="12" w15:restartNumberingAfterBreak="0">
+  <w:abstractNum w:abstractNumId="24" w15:restartNumberingAfterBreak="0">
     <w:nsid w:val="588B1BFB"/>
     <w:multiLevelType w:val="multilevel"/>
     <w:tmpl w:val="35E64A00"/>
@@ -4414,7 +10039,454 @@
       </w:rPr>
     </w:lvl>
   </w:abstractNum>
-  <w:abstractNum w:abstractNumId="13" w15:restartNumberingAfterBreak="0">
+  <w:abstractNum w:abstractNumId="25" w15:restartNumberingAfterBreak="0">
+    <w:nsid w:val="5A9A1F1E"/>
+    <w:multiLevelType w:val="multilevel"/>
+    <w:tmpl w:val="DE98EFEE"/>
+    <w:lvl w:ilvl="0">
+      <w:start w:val="1"/>
+      <w:numFmt w:val="bullet"/>
+      <w:lvlText w:val=""/>
+      <w:lvlJc w:val="left"/>
+      <w:pPr>
+        <w:tabs>
+          <w:tab w:val="num" w:pos="720"/>
+        </w:tabs>
+        <w:ind w:left="720" w:hanging="360"/>
+      </w:pPr>
+      <w:rPr>
+        <w:rFonts w:ascii="Symbol" w:hAnsi="Symbol" w:hint="default"/>
+        <w:sz w:val="20"/>
+      </w:rPr>
+    </w:lvl>
+    <w:lvl w:ilvl="1" w:tentative="1">
+      <w:start w:val="1"/>
+      <w:numFmt w:val="bullet"/>
+      <w:lvlText w:val="o"/>
+      <w:lvlJc w:val="left"/>
+      <w:pPr>
+        <w:tabs>
+          <w:tab w:val="num" w:pos="1440"/>
+        </w:tabs>
+        <w:ind w:left="1440" w:hanging="360"/>
+      </w:pPr>
+      <w:rPr>
+        <w:rFonts w:ascii="Courier New" w:hAnsi="Courier New" w:hint="default"/>
+        <w:sz w:val="20"/>
+      </w:rPr>
+    </w:lvl>
+    <w:lvl w:ilvl="2" w:tentative="1">
+      <w:start w:val="1"/>
+      <w:numFmt w:val="bullet"/>
+      <w:lvlText w:val=""/>
+      <w:lvlJc w:val="left"/>
+      <w:pPr>
+        <w:tabs>
+          <w:tab w:val="num" w:pos="2160"/>
+        </w:tabs>
+        <w:ind w:left="2160" w:hanging="360"/>
+      </w:pPr>
+      <w:rPr>
+        <w:rFonts w:ascii="Wingdings" w:hAnsi="Wingdings" w:hint="default"/>
+        <w:sz w:val="20"/>
+      </w:rPr>
+    </w:lvl>
+    <w:lvl w:ilvl="3" w:tentative="1">
+      <w:start w:val="1"/>
+      <w:numFmt w:val="bullet"/>
+      <w:lvlText w:val=""/>
+      <w:lvlJc w:val="left"/>
+      <w:pPr>
+        <w:tabs>
+          <w:tab w:val="num" w:pos="2880"/>
+        </w:tabs>
+        <w:ind w:left="2880" w:hanging="360"/>
+      </w:pPr>
+      <w:rPr>
+        <w:rFonts w:ascii="Wingdings" w:hAnsi="Wingdings" w:hint="default"/>
+        <w:sz w:val="20"/>
+      </w:rPr>
+    </w:lvl>
+    <w:lvl w:ilvl="4" w:tentative="1">
+      <w:start w:val="1"/>
+      <w:numFmt w:val="bullet"/>
+      <w:lvlText w:val=""/>
+      <w:lvlJc w:val="left"/>
+      <w:pPr>
+        <w:tabs>
+          <w:tab w:val="num" w:pos="3600"/>
+        </w:tabs>
+        <w:ind w:left="3600" w:hanging="360"/>
+      </w:pPr>
+      <w:rPr>
+        <w:rFonts w:ascii="Wingdings" w:hAnsi="Wingdings" w:hint="default"/>
+        <w:sz w:val="20"/>
+      </w:rPr>
+    </w:lvl>
+    <w:lvl w:ilvl="5" w:tentative="1">
+      <w:start w:val="1"/>
+      <w:numFmt w:val="bullet"/>
+      <w:lvlText w:val=""/>
+      <w:lvlJc w:val="left"/>
+      <w:pPr>
+        <w:tabs>
+          <w:tab w:val="num" w:pos="4320"/>
+        </w:tabs>
+        <w:ind w:left="4320" w:hanging="360"/>
+      </w:pPr>
+      <w:rPr>
+        <w:rFonts w:ascii="Wingdings" w:hAnsi="Wingdings" w:hint="default"/>
+        <w:sz w:val="20"/>
+      </w:rPr>
+    </w:lvl>
+    <w:lvl w:ilvl="6" w:tentative="1">
+      <w:start w:val="1"/>
+      <w:numFmt w:val="bullet"/>
+      <w:lvlText w:val=""/>
+      <w:lvlJc w:val="left"/>
+      <w:pPr>
+        <w:tabs>
+          <w:tab w:val="num" w:pos="5040"/>
+        </w:tabs>
+        <w:ind w:left="5040" w:hanging="360"/>
+      </w:pPr>
+      <w:rPr>
+        <w:rFonts w:ascii="Wingdings" w:hAnsi="Wingdings" w:hint="default"/>
+        <w:sz w:val="20"/>
+      </w:rPr>
+    </w:lvl>
+    <w:lvl w:ilvl="7" w:tentative="1">
+      <w:start w:val="1"/>
+      <w:numFmt w:val="bullet"/>
+      <w:lvlText w:val=""/>
+      <w:lvlJc w:val="left"/>
+      <w:pPr>
+        <w:tabs>
+          <w:tab w:val="num" w:pos="5760"/>
+        </w:tabs>
+        <w:ind w:left="5760" w:hanging="360"/>
+      </w:pPr>
+      <w:rPr>
+        <w:rFonts w:ascii="Wingdings" w:hAnsi="Wingdings" w:hint="default"/>
+        <w:sz w:val="20"/>
+      </w:rPr>
+    </w:lvl>
+    <w:lvl w:ilvl="8" w:tentative="1">
+      <w:start w:val="1"/>
+      <w:numFmt w:val="bullet"/>
+      <w:lvlText w:val=""/>
+      <w:lvlJc w:val="left"/>
+      <w:pPr>
+        <w:tabs>
+          <w:tab w:val="num" w:pos="6480"/>
+        </w:tabs>
+        <w:ind w:left="6480" w:hanging="360"/>
+      </w:pPr>
+      <w:rPr>
+        <w:rFonts w:ascii="Wingdings" w:hAnsi="Wingdings" w:hint="default"/>
+        <w:sz w:val="20"/>
+      </w:rPr>
+    </w:lvl>
+  </w:abstractNum>
+  <w:abstractNum w:abstractNumId="26" w15:restartNumberingAfterBreak="0">
+    <w:nsid w:val="5E0D71BC"/>
+    <w:multiLevelType w:val="multilevel"/>
+    <w:tmpl w:val="1E0C340A"/>
+    <w:lvl w:ilvl="0">
+      <w:start w:val="1"/>
+      <w:numFmt w:val="bullet"/>
+      <w:lvlText w:val=""/>
+      <w:lvlJc w:val="left"/>
+      <w:pPr>
+        <w:tabs>
+          <w:tab w:val="num" w:pos="720"/>
+        </w:tabs>
+        <w:ind w:left="720" w:hanging="360"/>
+      </w:pPr>
+      <w:rPr>
+        <w:rFonts w:ascii="Symbol" w:hAnsi="Symbol" w:hint="default"/>
+        <w:sz w:val="20"/>
+      </w:rPr>
+    </w:lvl>
+    <w:lvl w:ilvl="1" w:tentative="1">
+      <w:start w:val="1"/>
+      <w:numFmt w:val="bullet"/>
+      <w:lvlText w:val="o"/>
+      <w:lvlJc w:val="left"/>
+      <w:pPr>
+        <w:tabs>
+          <w:tab w:val="num" w:pos="1440"/>
+        </w:tabs>
+        <w:ind w:left="1440" w:hanging="360"/>
+      </w:pPr>
+      <w:rPr>
+        <w:rFonts w:ascii="Courier New" w:hAnsi="Courier New" w:hint="default"/>
+        <w:sz w:val="20"/>
+      </w:rPr>
+    </w:lvl>
+    <w:lvl w:ilvl="2" w:tentative="1">
+      <w:start w:val="1"/>
+      <w:numFmt w:val="bullet"/>
+      <w:lvlText w:val=""/>
+      <w:lvlJc w:val="left"/>
+      <w:pPr>
+        <w:tabs>
+          <w:tab w:val="num" w:pos="2160"/>
+        </w:tabs>
+        <w:ind w:left="2160" w:hanging="360"/>
+      </w:pPr>
+      <w:rPr>
+        <w:rFonts w:ascii="Wingdings" w:hAnsi="Wingdings" w:hint="default"/>
+        <w:sz w:val="20"/>
+      </w:rPr>
+    </w:lvl>
+    <w:lvl w:ilvl="3" w:tentative="1">
+      <w:start w:val="1"/>
+      <w:numFmt w:val="bullet"/>
+      <w:lvlText w:val=""/>
+      <w:lvlJc w:val="left"/>
+      <w:pPr>
+        <w:tabs>
+          <w:tab w:val="num" w:pos="2880"/>
+        </w:tabs>
+        <w:ind w:left="2880" w:hanging="360"/>
+      </w:pPr>
+      <w:rPr>
+        <w:rFonts w:ascii="Wingdings" w:hAnsi="Wingdings" w:hint="default"/>
+        <w:sz w:val="20"/>
+      </w:rPr>
+    </w:lvl>
+    <w:lvl w:ilvl="4" w:tentative="1">
+      <w:start w:val="1"/>
+      <w:numFmt w:val="bullet"/>
+      <w:lvlText w:val=""/>
+      <w:lvlJc w:val="left"/>
+      <w:pPr>
+        <w:tabs>
+          <w:tab w:val="num" w:pos="3600"/>
+        </w:tabs>
+        <w:ind w:left="3600" w:hanging="360"/>
+      </w:pPr>
+      <w:rPr>
+        <w:rFonts w:ascii="Wingdings" w:hAnsi="Wingdings" w:hint="default"/>
+        <w:sz w:val="20"/>
+      </w:rPr>
+    </w:lvl>
+    <w:lvl w:ilvl="5" w:tentative="1">
+      <w:start w:val="1"/>
+      <w:numFmt w:val="bullet"/>
+      <w:lvlText w:val=""/>
+      <w:lvlJc w:val="left"/>
+      <w:pPr>
+        <w:tabs>
+          <w:tab w:val="num" w:pos="4320"/>
+        </w:tabs>
+        <w:ind w:left="4320" w:hanging="360"/>
+      </w:pPr>
+      <w:rPr>
+        <w:rFonts w:ascii="Wingdings" w:hAnsi="Wingdings" w:hint="default"/>
+        <w:sz w:val="20"/>
+      </w:rPr>
+    </w:lvl>
+    <w:lvl w:ilvl="6" w:tentative="1">
+      <w:start w:val="1"/>
+      <w:numFmt w:val="bullet"/>
+      <w:lvlText w:val=""/>
+      <w:lvlJc w:val="left"/>
+      <w:pPr>
+        <w:tabs>
+          <w:tab w:val="num" w:pos="5040"/>
+        </w:tabs>
+        <w:ind w:left="5040" w:hanging="360"/>
+      </w:pPr>
+      <w:rPr>
+        <w:rFonts w:ascii="Wingdings" w:hAnsi="Wingdings" w:hint="default"/>
+        <w:sz w:val="20"/>
+      </w:rPr>
+    </w:lvl>
+    <w:lvl w:ilvl="7" w:tentative="1">
+      <w:start w:val="1"/>
+      <w:numFmt w:val="bullet"/>
+      <w:lvlText w:val=""/>
+      <w:lvlJc w:val="left"/>
+      <w:pPr>
+        <w:tabs>
+          <w:tab w:val="num" w:pos="5760"/>
+        </w:tabs>
+        <w:ind w:left="5760" w:hanging="360"/>
+      </w:pPr>
+      <w:rPr>
+        <w:rFonts w:ascii="Wingdings" w:hAnsi="Wingdings" w:hint="default"/>
+        <w:sz w:val="20"/>
+      </w:rPr>
+    </w:lvl>
+    <w:lvl w:ilvl="8" w:tentative="1">
+      <w:start w:val="1"/>
+      <w:numFmt w:val="bullet"/>
+      <w:lvlText w:val=""/>
+      <w:lvlJc w:val="left"/>
+      <w:pPr>
+        <w:tabs>
+          <w:tab w:val="num" w:pos="6480"/>
+        </w:tabs>
+        <w:ind w:left="6480" w:hanging="360"/>
+      </w:pPr>
+      <w:rPr>
+        <w:rFonts w:ascii="Wingdings" w:hAnsi="Wingdings" w:hint="default"/>
+        <w:sz w:val="20"/>
+      </w:rPr>
+    </w:lvl>
+  </w:abstractNum>
+  <w:abstractNum w:abstractNumId="27" w15:restartNumberingAfterBreak="0">
+    <w:nsid w:val="6BBC4BF6"/>
+    <w:multiLevelType w:val="multilevel"/>
+    <w:tmpl w:val="DC425FAE"/>
+    <w:lvl w:ilvl="0">
+      <w:start w:val="1"/>
+      <w:numFmt w:val="bullet"/>
+      <w:lvlText w:val=""/>
+      <w:lvlJc w:val="left"/>
+      <w:pPr>
+        <w:tabs>
+          <w:tab w:val="num" w:pos="720"/>
+        </w:tabs>
+        <w:ind w:left="720" w:hanging="360"/>
+      </w:pPr>
+      <w:rPr>
+        <w:rFonts w:ascii="Symbol" w:hAnsi="Symbol" w:hint="default"/>
+        <w:sz w:val="20"/>
+      </w:rPr>
+    </w:lvl>
+    <w:lvl w:ilvl="1" w:tentative="1">
+      <w:start w:val="1"/>
+      <w:numFmt w:val="bullet"/>
+      <w:lvlText w:val="o"/>
+      <w:lvlJc w:val="left"/>
+      <w:pPr>
+        <w:tabs>
+          <w:tab w:val="num" w:pos="1440"/>
+        </w:tabs>
+        <w:ind w:left="1440" w:hanging="360"/>
+      </w:pPr>
+      <w:rPr>
+        <w:rFonts w:ascii="Courier New" w:hAnsi="Courier New" w:hint="default"/>
+        <w:sz w:val="20"/>
+      </w:rPr>
+    </w:lvl>
+    <w:lvl w:ilvl="2" w:tentative="1">
+      <w:start w:val="1"/>
+      <w:numFmt w:val="bullet"/>
+      <w:lvlText w:val=""/>
+      <w:lvlJc w:val="left"/>
+      <w:pPr>
+        <w:tabs>
+          <w:tab w:val="num" w:pos="2160"/>
+        </w:tabs>
+        <w:ind w:left="2160" w:hanging="360"/>
+      </w:pPr>
+      <w:rPr>
+        <w:rFonts w:ascii="Wingdings" w:hAnsi="Wingdings" w:hint="default"/>
+        <w:sz w:val="20"/>
+      </w:rPr>
+    </w:lvl>
+    <w:lvl w:ilvl="3" w:tentative="1">
+      <w:start w:val="1"/>
+      <w:numFmt w:val="bullet"/>
+      <w:lvlText w:val=""/>
+      <w:lvlJc w:val="left"/>
+      <w:pPr>
+        <w:tabs>
+          <w:tab w:val="num" w:pos="2880"/>
+        </w:tabs>
+        <w:ind w:left="2880" w:hanging="360"/>
+      </w:pPr>
+      <w:rPr>
+        <w:rFonts w:ascii="Wingdings" w:hAnsi="Wingdings" w:hint="default"/>
+        <w:sz w:val="20"/>
+      </w:rPr>
+    </w:lvl>
+    <w:lvl w:ilvl="4" w:tentative="1">
+      <w:start w:val="1"/>
+      <w:numFmt w:val="bullet"/>
+      <w:lvlText w:val=""/>
+      <w:lvlJc w:val="left"/>
+      <w:pPr>
+        <w:tabs>
+          <w:tab w:val="num" w:pos="3600"/>
+        </w:tabs>
+        <w:ind w:left="3600" w:hanging="360"/>
+      </w:pPr>
+      <w:rPr>
+        <w:rFonts w:ascii="Wingdings" w:hAnsi="Wingdings" w:hint="default"/>
+        <w:sz w:val="20"/>
+      </w:rPr>
+    </w:lvl>
+    <w:lvl w:ilvl="5" w:tentative="1">
+      <w:start w:val="1"/>
+      <w:numFmt w:val="bullet"/>
+      <w:lvlText w:val=""/>
+      <w:lvlJc w:val="left"/>
+      <w:pPr>
+        <w:tabs>
+          <w:tab w:val="num" w:pos="4320"/>
+        </w:tabs>
+        <w:ind w:left="4320" w:hanging="360"/>
+      </w:pPr>
+      <w:rPr>
+        <w:rFonts w:ascii="Wingdings" w:hAnsi="Wingdings" w:hint="default"/>
+        <w:sz w:val="20"/>
+      </w:rPr>
+    </w:lvl>
+    <w:lvl w:ilvl="6" w:tentative="1">
+      <w:start w:val="1"/>
+      <w:numFmt w:val="bullet"/>
+      <w:lvlText w:val=""/>
+      <w:lvlJc w:val="left"/>
+      <w:pPr>
+        <w:tabs>
+          <w:tab w:val="num" w:pos="5040"/>
+        </w:tabs>
+        <w:ind w:left="5040" w:hanging="360"/>
+      </w:pPr>
+      <w:rPr>
+        <w:rFonts w:ascii="Wingdings" w:hAnsi="Wingdings" w:hint="default"/>
+        <w:sz w:val="20"/>
+      </w:rPr>
+    </w:lvl>
+    <w:lvl w:ilvl="7" w:tentative="1">
+      <w:start w:val="1"/>
+      <w:numFmt w:val="bullet"/>
+      <w:lvlText w:val=""/>
+      <w:lvlJc w:val="left"/>
+      <w:pPr>
+        <w:tabs>
+          <w:tab w:val="num" w:pos="5760"/>
+        </w:tabs>
+        <w:ind w:left="5760" w:hanging="360"/>
+      </w:pPr>
+      <w:rPr>
+        <w:rFonts w:ascii="Wingdings" w:hAnsi="Wingdings" w:hint="default"/>
+        <w:sz w:val="20"/>
+      </w:rPr>
+    </w:lvl>
+    <w:lvl w:ilvl="8" w:tentative="1">
+      <w:start w:val="1"/>
+      <w:numFmt w:val="bullet"/>
+      <w:lvlText w:val=""/>
+      <w:lvlJc w:val="left"/>
+      <w:pPr>
+        <w:tabs>
+          <w:tab w:val="num" w:pos="6480"/>
+        </w:tabs>
+        <w:ind w:left="6480" w:hanging="360"/>
+      </w:pPr>
+      <w:rPr>
+        <w:rFonts w:ascii="Wingdings" w:hAnsi="Wingdings" w:hint="default"/>
+        <w:sz w:val="20"/>
+      </w:rPr>
+    </w:lvl>
+  </w:abstractNum>
+  <w:abstractNum w:abstractNumId="28" w15:restartNumberingAfterBreak="0">
     <w:nsid w:val="6BFD0F08"/>
     <w:multiLevelType w:val="multilevel"/>
     <w:tmpl w:val="B5AC2706"/>
@@ -4563,7 +10635,454 @@
       </w:rPr>
     </w:lvl>
   </w:abstractNum>
-  <w:abstractNum w:abstractNumId="14" w15:restartNumberingAfterBreak="0">
+  <w:abstractNum w:abstractNumId="29" w15:restartNumberingAfterBreak="0">
+    <w:nsid w:val="6E7846BA"/>
+    <w:multiLevelType w:val="multilevel"/>
+    <w:tmpl w:val="0CC66A22"/>
+    <w:lvl w:ilvl="0">
+      <w:start w:val="1"/>
+      <w:numFmt w:val="bullet"/>
+      <w:lvlText w:val=""/>
+      <w:lvlJc w:val="left"/>
+      <w:pPr>
+        <w:tabs>
+          <w:tab w:val="num" w:pos="720"/>
+        </w:tabs>
+        <w:ind w:left="720" w:hanging="360"/>
+      </w:pPr>
+      <w:rPr>
+        <w:rFonts w:ascii="Symbol" w:hAnsi="Symbol" w:hint="default"/>
+        <w:sz w:val="20"/>
+      </w:rPr>
+    </w:lvl>
+    <w:lvl w:ilvl="1" w:tentative="1">
+      <w:start w:val="1"/>
+      <w:numFmt w:val="bullet"/>
+      <w:lvlText w:val="o"/>
+      <w:lvlJc w:val="left"/>
+      <w:pPr>
+        <w:tabs>
+          <w:tab w:val="num" w:pos="1440"/>
+        </w:tabs>
+        <w:ind w:left="1440" w:hanging="360"/>
+      </w:pPr>
+      <w:rPr>
+        <w:rFonts w:ascii="Courier New" w:hAnsi="Courier New" w:hint="default"/>
+        <w:sz w:val="20"/>
+      </w:rPr>
+    </w:lvl>
+    <w:lvl w:ilvl="2" w:tentative="1">
+      <w:start w:val="1"/>
+      <w:numFmt w:val="bullet"/>
+      <w:lvlText w:val=""/>
+      <w:lvlJc w:val="left"/>
+      <w:pPr>
+        <w:tabs>
+          <w:tab w:val="num" w:pos="2160"/>
+        </w:tabs>
+        <w:ind w:left="2160" w:hanging="360"/>
+      </w:pPr>
+      <w:rPr>
+        <w:rFonts w:ascii="Wingdings" w:hAnsi="Wingdings" w:hint="default"/>
+        <w:sz w:val="20"/>
+      </w:rPr>
+    </w:lvl>
+    <w:lvl w:ilvl="3" w:tentative="1">
+      <w:start w:val="1"/>
+      <w:numFmt w:val="bullet"/>
+      <w:lvlText w:val=""/>
+      <w:lvlJc w:val="left"/>
+      <w:pPr>
+        <w:tabs>
+          <w:tab w:val="num" w:pos="2880"/>
+        </w:tabs>
+        <w:ind w:left="2880" w:hanging="360"/>
+      </w:pPr>
+      <w:rPr>
+        <w:rFonts w:ascii="Wingdings" w:hAnsi="Wingdings" w:hint="default"/>
+        <w:sz w:val="20"/>
+      </w:rPr>
+    </w:lvl>
+    <w:lvl w:ilvl="4" w:tentative="1">
+      <w:start w:val="1"/>
+      <w:numFmt w:val="bullet"/>
+      <w:lvlText w:val=""/>
+      <w:lvlJc w:val="left"/>
+      <w:pPr>
+        <w:tabs>
+          <w:tab w:val="num" w:pos="3600"/>
+        </w:tabs>
+        <w:ind w:left="3600" w:hanging="360"/>
+      </w:pPr>
+      <w:rPr>
+        <w:rFonts w:ascii="Wingdings" w:hAnsi="Wingdings" w:hint="default"/>
+        <w:sz w:val="20"/>
+      </w:rPr>
+    </w:lvl>
+    <w:lvl w:ilvl="5" w:tentative="1">
+      <w:start w:val="1"/>
+      <w:numFmt w:val="bullet"/>
+      <w:lvlText w:val=""/>
+      <w:lvlJc w:val="left"/>
+      <w:pPr>
+        <w:tabs>
+          <w:tab w:val="num" w:pos="4320"/>
+        </w:tabs>
+        <w:ind w:left="4320" w:hanging="360"/>
+      </w:pPr>
+      <w:rPr>
+        <w:rFonts w:ascii="Wingdings" w:hAnsi="Wingdings" w:hint="default"/>
+        <w:sz w:val="20"/>
+      </w:rPr>
+    </w:lvl>
+    <w:lvl w:ilvl="6" w:tentative="1">
+      <w:start w:val="1"/>
+      <w:numFmt w:val="bullet"/>
+      <w:lvlText w:val=""/>
+      <w:lvlJc w:val="left"/>
+      <w:pPr>
+        <w:tabs>
+          <w:tab w:val="num" w:pos="5040"/>
+        </w:tabs>
+        <w:ind w:left="5040" w:hanging="360"/>
+      </w:pPr>
+      <w:rPr>
+        <w:rFonts w:ascii="Wingdings" w:hAnsi="Wingdings" w:hint="default"/>
+        <w:sz w:val="20"/>
+      </w:rPr>
+    </w:lvl>
+    <w:lvl w:ilvl="7" w:tentative="1">
+      <w:start w:val="1"/>
+      <w:numFmt w:val="bullet"/>
+      <w:lvlText w:val=""/>
+      <w:lvlJc w:val="left"/>
+      <w:pPr>
+        <w:tabs>
+          <w:tab w:val="num" w:pos="5760"/>
+        </w:tabs>
+        <w:ind w:left="5760" w:hanging="360"/>
+      </w:pPr>
+      <w:rPr>
+        <w:rFonts w:ascii="Wingdings" w:hAnsi="Wingdings" w:hint="default"/>
+        <w:sz w:val="20"/>
+      </w:rPr>
+    </w:lvl>
+    <w:lvl w:ilvl="8" w:tentative="1">
+      <w:start w:val="1"/>
+      <w:numFmt w:val="bullet"/>
+      <w:lvlText w:val=""/>
+      <w:lvlJc w:val="left"/>
+      <w:pPr>
+        <w:tabs>
+          <w:tab w:val="num" w:pos="6480"/>
+        </w:tabs>
+        <w:ind w:left="6480" w:hanging="360"/>
+      </w:pPr>
+      <w:rPr>
+        <w:rFonts w:ascii="Wingdings" w:hAnsi="Wingdings" w:hint="default"/>
+        <w:sz w:val="20"/>
+      </w:rPr>
+    </w:lvl>
+  </w:abstractNum>
+  <w:abstractNum w:abstractNumId="30" w15:restartNumberingAfterBreak="0">
+    <w:nsid w:val="6E7E362A"/>
+    <w:multiLevelType w:val="multilevel"/>
+    <w:tmpl w:val="441659F2"/>
+    <w:lvl w:ilvl="0">
+      <w:start w:val="1"/>
+      <w:numFmt w:val="bullet"/>
+      <w:lvlText w:val=""/>
+      <w:lvlJc w:val="left"/>
+      <w:pPr>
+        <w:tabs>
+          <w:tab w:val="num" w:pos="720"/>
+        </w:tabs>
+        <w:ind w:left="720" w:hanging="360"/>
+      </w:pPr>
+      <w:rPr>
+        <w:rFonts w:ascii="Symbol" w:hAnsi="Symbol" w:hint="default"/>
+        <w:sz w:val="20"/>
+      </w:rPr>
+    </w:lvl>
+    <w:lvl w:ilvl="1" w:tentative="1">
+      <w:start w:val="1"/>
+      <w:numFmt w:val="bullet"/>
+      <w:lvlText w:val="o"/>
+      <w:lvlJc w:val="left"/>
+      <w:pPr>
+        <w:tabs>
+          <w:tab w:val="num" w:pos="1440"/>
+        </w:tabs>
+        <w:ind w:left="1440" w:hanging="360"/>
+      </w:pPr>
+      <w:rPr>
+        <w:rFonts w:ascii="Courier New" w:hAnsi="Courier New" w:hint="default"/>
+        <w:sz w:val="20"/>
+      </w:rPr>
+    </w:lvl>
+    <w:lvl w:ilvl="2" w:tentative="1">
+      <w:start w:val="1"/>
+      <w:numFmt w:val="bullet"/>
+      <w:lvlText w:val=""/>
+      <w:lvlJc w:val="left"/>
+      <w:pPr>
+        <w:tabs>
+          <w:tab w:val="num" w:pos="2160"/>
+        </w:tabs>
+        <w:ind w:left="2160" w:hanging="360"/>
+      </w:pPr>
+      <w:rPr>
+        <w:rFonts w:ascii="Wingdings" w:hAnsi="Wingdings" w:hint="default"/>
+        <w:sz w:val="20"/>
+      </w:rPr>
+    </w:lvl>
+    <w:lvl w:ilvl="3" w:tentative="1">
+      <w:start w:val="1"/>
+      <w:numFmt w:val="bullet"/>
+      <w:lvlText w:val=""/>
+      <w:lvlJc w:val="left"/>
+      <w:pPr>
+        <w:tabs>
+          <w:tab w:val="num" w:pos="2880"/>
+        </w:tabs>
+        <w:ind w:left="2880" w:hanging="360"/>
+      </w:pPr>
+      <w:rPr>
+        <w:rFonts w:ascii="Wingdings" w:hAnsi="Wingdings" w:hint="default"/>
+        <w:sz w:val="20"/>
+      </w:rPr>
+    </w:lvl>
+    <w:lvl w:ilvl="4" w:tentative="1">
+      <w:start w:val="1"/>
+      <w:numFmt w:val="bullet"/>
+      <w:lvlText w:val=""/>
+      <w:lvlJc w:val="left"/>
+      <w:pPr>
+        <w:tabs>
+          <w:tab w:val="num" w:pos="3600"/>
+        </w:tabs>
+        <w:ind w:left="3600" w:hanging="360"/>
+      </w:pPr>
+      <w:rPr>
+        <w:rFonts w:ascii="Wingdings" w:hAnsi="Wingdings" w:hint="default"/>
+        <w:sz w:val="20"/>
+      </w:rPr>
+    </w:lvl>
+    <w:lvl w:ilvl="5" w:tentative="1">
+      <w:start w:val="1"/>
+      <w:numFmt w:val="bullet"/>
+      <w:lvlText w:val=""/>
+      <w:lvlJc w:val="left"/>
+      <w:pPr>
+        <w:tabs>
+          <w:tab w:val="num" w:pos="4320"/>
+        </w:tabs>
+        <w:ind w:left="4320" w:hanging="360"/>
+      </w:pPr>
+      <w:rPr>
+        <w:rFonts w:ascii="Wingdings" w:hAnsi="Wingdings" w:hint="default"/>
+        <w:sz w:val="20"/>
+      </w:rPr>
+    </w:lvl>
+    <w:lvl w:ilvl="6" w:tentative="1">
+      <w:start w:val="1"/>
+      <w:numFmt w:val="bullet"/>
+      <w:lvlText w:val=""/>
+      <w:lvlJc w:val="left"/>
+      <w:pPr>
+        <w:tabs>
+          <w:tab w:val="num" w:pos="5040"/>
+        </w:tabs>
+        <w:ind w:left="5040" w:hanging="360"/>
+      </w:pPr>
+      <w:rPr>
+        <w:rFonts w:ascii="Wingdings" w:hAnsi="Wingdings" w:hint="default"/>
+        <w:sz w:val="20"/>
+      </w:rPr>
+    </w:lvl>
+    <w:lvl w:ilvl="7" w:tentative="1">
+      <w:start w:val="1"/>
+      <w:numFmt w:val="bullet"/>
+      <w:lvlText w:val=""/>
+      <w:lvlJc w:val="left"/>
+      <w:pPr>
+        <w:tabs>
+          <w:tab w:val="num" w:pos="5760"/>
+        </w:tabs>
+        <w:ind w:left="5760" w:hanging="360"/>
+      </w:pPr>
+      <w:rPr>
+        <w:rFonts w:ascii="Wingdings" w:hAnsi="Wingdings" w:hint="default"/>
+        <w:sz w:val="20"/>
+      </w:rPr>
+    </w:lvl>
+    <w:lvl w:ilvl="8" w:tentative="1">
+      <w:start w:val="1"/>
+      <w:numFmt w:val="bullet"/>
+      <w:lvlText w:val=""/>
+      <w:lvlJc w:val="left"/>
+      <w:pPr>
+        <w:tabs>
+          <w:tab w:val="num" w:pos="6480"/>
+        </w:tabs>
+        <w:ind w:left="6480" w:hanging="360"/>
+      </w:pPr>
+      <w:rPr>
+        <w:rFonts w:ascii="Wingdings" w:hAnsi="Wingdings" w:hint="default"/>
+        <w:sz w:val="20"/>
+      </w:rPr>
+    </w:lvl>
+  </w:abstractNum>
+  <w:abstractNum w:abstractNumId="31" w15:restartNumberingAfterBreak="0">
+    <w:nsid w:val="6F6F4FE1"/>
+    <w:multiLevelType w:val="multilevel"/>
+    <w:tmpl w:val="688AF090"/>
+    <w:lvl w:ilvl="0">
+      <w:start w:val="1"/>
+      <w:numFmt w:val="bullet"/>
+      <w:lvlText w:val=""/>
+      <w:lvlJc w:val="left"/>
+      <w:pPr>
+        <w:tabs>
+          <w:tab w:val="num" w:pos="720"/>
+        </w:tabs>
+        <w:ind w:left="720" w:hanging="360"/>
+      </w:pPr>
+      <w:rPr>
+        <w:rFonts w:ascii="Symbol" w:hAnsi="Symbol" w:hint="default"/>
+        <w:sz w:val="20"/>
+      </w:rPr>
+    </w:lvl>
+    <w:lvl w:ilvl="1" w:tentative="1">
+      <w:start w:val="1"/>
+      <w:numFmt w:val="bullet"/>
+      <w:lvlText w:val="o"/>
+      <w:lvlJc w:val="left"/>
+      <w:pPr>
+        <w:tabs>
+          <w:tab w:val="num" w:pos="1440"/>
+        </w:tabs>
+        <w:ind w:left="1440" w:hanging="360"/>
+      </w:pPr>
+      <w:rPr>
+        <w:rFonts w:ascii="Courier New" w:hAnsi="Courier New" w:hint="default"/>
+        <w:sz w:val="20"/>
+      </w:rPr>
+    </w:lvl>
+    <w:lvl w:ilvl="2" w:tentative="1">
+      <w:start w:val="1"/>
+      <w:numFmt w:val="bullet"/>
+      <w:lvlText w:val=""/>
+      <w:lvlJc w:val="left"/>
+      <w:pPr>
+        <w:tabs>
+          <w:tab w:val="num" w:pos="2160"/>
+        </w:tabs>
+        <w:ind w:left="2160" w:hanging="360"/>
+      </w:pPr>
+      <w:rPr>
+        <w:rFonts w:ascii="Wingdings" w:hAnsi="Wingdings" w:hint="default"/>
+        <w:sz w:val="20"/>
+      </w:rPr>
+    </w:lvl>
+    <w:lvl w:ilvl="3" w:tentative="1">
+      <w:start w:val="1"/>
+      <w:numFmt w:val="bullet"/>
+      <w:lvlText w:val=""/>
+      <w:lvlJc w:val="left"/>
+      <w:pPr>
+        <w:tabs>
+          <w:tab w:val="num" w:pos="2880"/>
+        </w:tabs>
+        <w:ind w:left="2880" w:hanging="360"/>
+      </w:pPr>
+      <w:rPr>
+        <w:rFonts w:ascii="Wingdings" w:hAnsi="Wingdings" w:hint="default"/>
+        <w:sz w:val="20"/>
+      </w:rPr>
+    </w:lvl>
+    <w:lvl w:ilvl="4" w:tentative="1">
+      <w:start w:val="1"/>
+      <w:numFmt w:val="bullet"/>
+      <w:lvlText w:val=""/>
+      <w:lvlJc w:val="left"/>
+      <w:pPr>
+        <w:tabs>
+          <w:tab w:val="num" w:pos="3600"/>
+        </w:tabs>
+        <w:ind w:left="3600" w:hanging="360"/>
+      </w:pPr>
+      <w:rPr>
+        <w:rFonts w:ascii="Wingdings" w:hAnsi="Wingdings" w:hint="default"/>
+        <w:sz w:val="20"/>
+      </w:rPr>
+    </w:lvl>
+    <w:lvl w:ilvl="5" w:tentative="1">
+      <w:start w:val="1"/>
+      <w:numFmt w:val="bullet"/>
+      <w:lvlText w:val=""/>
+      <w:lvlJc w:val="left"/>
+      <w:pPr>
+        <w:tabs>
+          <w:tab w:val="num" w:pos="4320"/>
+        </w:tabs>
+        <w:ind w:left="4320" w:hanging="360"/>
+      </w:pPr>
+      <w:rPr>
+        <w:rFonts w:ascii="Wingdings" w:hAnsi="Wingdings" w:hint="default"/>
+        <w:sz w:val="20"/>
+      </w:rPr>
+    </w:lvl>
+    <w:lvl w:ilvl="6" w:tentative="1">
+      <w:start w:val="1"/>
+      <w:numFmt w:val="bullet"/>
+      <w:lvlText w:val=""/>
+      <w:lvlJc w:val="left"/>
+      <w:pPr>
+        <w:tabs>
+          <w:tab w:val="num" w:pos="5040"/>
+        </w:tabs>
+        <w:ind w:left="5040" w:hanging="360"/>
+      </w:pPr>
+      <w:rPr>
+        <w:rFonts w:ascii="Wingdings" w:hAnsi="Wingdings" w:hint="default"/>
+        <w:sz w:val="20"/>
+      </w:rPr>
+    </w:lvl>
+    <w:lvl w:ilvl="7" w:tentative="1">
+      <w:start w:val="1"/>
+      <w:numFmt w:val="bullet"/>
+      <w:lvlText w:val=""/>
+      <w:lvlJc w:val="left"/>
+      <w:pPr>
+        <w:tabs>
+          <w:tab w:val="num" w:pos="5760"/>
+        </w:tabs>
+        <w:ind w:left="5760" w:hanging="360"/>
+      </w:pPr>
+      <w:rPr>
+        <w:rFonts w:ascii="Wingdings" w:hAnsi="Wingdings" w:hint="default"/>
+        <w:sz w:val="20"/>
+      </w:rPr>
+    </w:lvl>
+    <w:lvl w:ilvl="8" w:tentative="1">
+      <w:start w:val="1"/>
+      <w:numFmt w:val="bullet"/>
+      <w:lvlText w:val=""/>
+      <w:lvlJc w:val="left"/>
+      <w:pPr>
+        <w:tabs>
+          <w:tab w:val="num" w:pos="6480"/>
+        </w:tabs>
+        <w:ind w:left="6480" w:hanging="360"/>
+      </w:pPr>
+      <w:rPr>
+        <w:rFonts w:ascii="Wingdings" w:hAnsi="Wingdings" w:hint="default"/>
+        <w:sz w:val="20"/>
+      </w:rPr>
+    </w:lvl>
+  </w:abstractNum>
+  <w:abstractNum w:abstractNumId="32" w15:restartNumberingAfterBreak="0">
     <w:nsid w:val="6F7E13F0"/>
     <w:multiLevelType w:val="multilevel"/>
     <w:tmpl w:val="3C5E2D02"/>
@@ -4712,50 +11231,408 @@
       </w:rPr>
     </w:lvl>
   </w:abstractNum>
+  <w:abstractNum w:abstractNumId="33" w15:restartNumberingAfterBreak="0">
+    <w:nsid w:val="717567F7"/>
+    <w:multiLevelType w:val="multilevel"/>
+    <w:tmpl w:val="5F301432"/>
+    <w:lvl w:ilvl="0">
+      <w:start w:val="1"/>
+      <w:numFmt w:val="bullet"/>
+      <w:lvlText w:val=""/>
+      <w:lvlJc w:val="left"/>
+      <w:pPr>
+        <w:tabs>
+          <w:tab w:val="num" w:pos="720"/>
+        </w:tabs>
+        <w:ind w:left="720" w:hanging="360"/>
+      </w:pPr>
+      <w:rPr>
+        <w:rFonts w:ascii="Symbol" w:hAnsi="Symbol" w:hint="default"/>
+        <w:sz w:val="20"/>
+      </w:rPr>
+    </w:lvl>
+    <w:lvl w:ilvl="1" w:tentative="1">
+      <w:start w:val="1"/>
+      <w:numFmt w:val="bullet"/>
+      <w:lvlText w:val="o"/>
+      <w:lvlJc w:val="left"/>
+      <w:pPr>
+        <w:tabs>
+          <w:tab w:val="num" w:pos="1440"/>
+        </w:tabs>
+        <w:ind w:left="1440" w:hanging="360"/>
+      </w:pPr>
+      <w:rPr>
+        <w:rFonts w:ascii="Courier New" w:hAnsi="Courier New" w:hint="default"/>
+        <w:sz w:val="20"/>
+      </w:rPr>
+    </w:lvl>
+    <w:lvl w:ilvl="2" w:tentative="1">
+      <w:start w:val="1"/>
+      <w:numFmt w:val="bullet"/>
+      <w:lvlText w:val=""/>
+      <w:lvlJc w:val="left"/>
+      <w:pPr>
+        <w:tabs>
+          <w:tab w:val="num" w:pos="2160"/>
+        </w:tabs>
+        <w:ind w:left="2160" w:hanging="360"/>
+      </w:pPr>
+      <w:rPr>
+        <w:rFonts w:ascii="Wingdings" w:hAnsi="Wingdings" w:hint="default"/>
+        <w:sz w:val="20"/>
+      </w:rPr>
+    </w:lvl>
+    <w:lvl w:ilvl="3" w:tentative="1">
+      <w:start w:val="1"/>
+      <w:numFmt w:val="bullet"/>
+      <w:lvlText w:val=""/>
+      <w:lvlJc w:val="left"/>
+      <w:pPr>
+        <w:tabs>
+          <w:tab w:val="num" w:pos="2880"/>
+        </w:tabs>
+        <w:ind w:left="2880" w:hanging="360"/>
+      </w:pPr>
+      <w:rPr>
+        <w:rFonts w:ascii="Wingdings" w:hAnsi="Wingdings" w:hint="default"/>
+        <w:sz w:val="20"/>
+      </w:rPr>
+    </w:lvl>
+    <w:lvl w:ilvl="4" w:tentative="1">
+      <w:start w:val="1"/>
+      <w:numFmt w:val="bullet"/>
+      <w:lvlText w:val=""/>
+      <w:lvlJc w:val="left"/>
+      <w:pPr>
+        <w:tabs>
+          <w:tab w:val="num" w:pos="3600"/>
+        </w:tabs>
+        <w:ind w:left="3600" w:hanging="360"/>
+      </w:pPr>
+      <w:rPr>
+        <w:rFonts w:ascii="Wingdings" w:hAnsi="Wingdings" w:hint="default"/>
+        <w:sz w:val="20"/>
+      </w:rPr>
+    </w:lvl>
+    <w:lvl w:ilvl="5" w:tentative="1">
+      <w:start w:val="1"/>
+      <w:numFmt w:val="bullet"/>
+      <w:lvlText w:val=""/>
+      <w:lvlJc w:val="left"/>
+      <w:pPr>
+        <w:tabs>
+          <w:tab w:val="num" w:pos="4320"/>
+        </w:tabs>
+        <w:ind w:left="4320" w:hanging="360"/>
+      </w:pPr>
+      <w:rPr>
+        <w:rFonts w:ascii="Wingdings" w:hAnsi="Wingdings" w:hint="default"/>
+        <w:sz w:val="20"/>
+      </w:rPr>
+    </w:lvl>
+    <w:lvl w:ilvl="6" w:tentative="1">
+      <w:start w:val="1"/>
+      <w:numFmt w:val="bullet"/>
+      <w:lvlText w:val=""/>
+      <w:lvlJc w:val="left"/>
+      <w:pPr>
+        <w:tabs>
+          <w:tab w:val="num" w:pos="5040"/>
+        </w:tabs>
+        <w:ind w:left="5040" w:hanging="360"/>
+      </w:pPr>
+      <w:rPr>
+        <w:rFonts w:ascii="Wingdings" w:hAnsi="Wingdings" w:hint="default"/>
+        <w:sz w:val="20"/>
+      </w:rPr>
+    </w:lvl>
+    <w:lvl w:ilvl="7" w:tentative="1">
+      <w:start w:val="1"/>
+      <w:numFmt w:val="bullet"/>
+      <w:lvlText w:val=""/>
+      <w:lvlJc w:val="left"/>
+      <w:pPr>
+        <w:tabs>
+          <w:tab w:val="num" w:pos="5760"/>
+        </w:tabs>
+        <w:ind w:left="5760" w:hanging="360"/>
+      </w:pPr>
+      <w:rPr>
+        <w:rFonts w:ascii="Wingdings" w:hAnsi="Wingdings" w:hint="default"/>
+        <w:sz w:val="20"/>
+      </w:rPr>
+    </w:lvl>
+    <w:lvl w:ilvl="8" w:tentative="1">
+      <w:start w:val="1"/>
+      <w:numFmt w:val="bullet"/>
+      <w:lvlText w:val=""/>
+      <w:lvlJc w:val="left"/>
+      <w:pPr>
+        <w:tabs>
+          <w:tab w:val="num" w:pos="6480"/>
+        </w:tabs>
+        <w:ind w:left="6480" w:hanging="360"/>
+      </w:pPr>
+      <w:rPr>
+        <w:rFonts w:ascii="Wingdings" w:hAnsi="Wingdings" w:hint="default"/>
+        <w:sz w:val="20"/>
+      </w:rPr>
+    </w:lvl>
+  </w:abstractNum>
+  <w:abstractNum w:abstractNumId="34" w15:restartNumberingAfterBreak="0">
+    <w:nsid w:val="72C412AB"/>
+    <w:multiLevelType w:val="multilevel"/>
+    <w:tmpl w:val="D6C87270"/>
+    <w:lvl w:ilvl="0">
+      <w:start w:val="1"/>
+      <w:numFmt w:val="bullet"/>
+      <w:lvlText w:val=""/>
+      <w:lvlJc w:val="left"/>
+      <w:pPr>
+        <w:tabs>
+          <w:tab w:val="num" w:pos="720"/>
+        </w:tabs>
+        <w:ind w:left="720" w:hanging="360"/>
+      </w:pPr>
+      <w:rPr>
+        <w:rFonts w:ascii="Symbol" w:hAnsi="Symbol" w:hint="default"/>
+        <w:sz w:val="20"/>
+      </w:rPr>
+    </w:lvl>
+    <w:lvl w:ilvl="1" w:tentative="1">
+      <w:start w:val="1"/>
+      <w:numFmt w:val="bullet"/>
+      <w:lvlText w:val="o"/>
+      <w:lvlJc w:val="left"/>
+      <w:pPr>
+        <w:tabs>
+          <w:tab w:val="num" w:pos="1440"/>
+        </w:tabs>
+        <w:ind w:left="1440" w:hanging="360"/>
+      </w:pPr>
+      <w:rPr>
+        <w:rFonts w:ascii="Courier New" w:hAnsi="Courier New" w:hint="default"/>
+        <w:sz w:val="20"/>
+      </w:rPr>
+    </w:lvl>
+    <w:lvl w:ilvl="2" w:tentative="1">
+      <w:start w:val="1"/>
+      <w:numFmt w:val="bullet"/>
+      <w:lvlText w:val=""/>
+      <w:lvlJc w:val="left"/>
+      <w:pPr>
+        <w:tabs>
+          <w:tab w:val="num" w:pos="2160"/>
+        </w:tabs>
+        <w:ind w:left="2160" w:hanging="360"/>
+      </w:pPr>
+      <w:rPr>
+        <w:rFonts w:ascii="Wingdings" w:hAnsi="Wingdings" w:hint="default"/>
+        <w:sz w:val="20"/>
+      </w:rPr>
+    </w:lvl>
+    <w:lvl w:ilvl="3" w:tentative="1">
+      <w:start w:val="1"/>
+      <w:numFmt w:val="bullet"/>
+      <w:lvlText w:val=""/>
+      <w:lvlJc w:val="left"/>
+      <w:pPr>
+        <w:tabs>
+          <w:tab w:val="num" w:pos="2880"/>
+        </w:tabs>
+        <w:ind w:left="2880" w:hanging="360"/>
+      </w:pPr>
+      <w:rPr>
+        <w:rFonts w:ascii="Wingdings" w:hAnsi="Wingdings" w:hint="default"/>
+        <w:sz w:val="20"/>
+      </w:rPr>
+    </w:lvl>
+    <w:lvl w:ilvl="4" w:tentative="1">
+      <w:start w:val="1"/>
+      <w:numFmt w:val="bullet"/>
+      <w:lvlText w:val=""/>
+      <w:lvlJc w:val="left"/>
+      <w:pPr>
+        <w:tabs>
+          <w:tab w:val="num" w:pos="3600"/>
+        </w:tabs>
+        <w:ind w:left="3600" w:hanging="360"/>
+      </w:pPr>
+      <w:rPr>
+        <w:rFonts w:ascii="Wingdings" w:hAnsi="Wingdings" w:hint="default"/>
+        <w:sz w:val="20"/>
+      </w:rPr>
+    </w:lvl>
+    <w:lvl w:ilvl="5" w:tentative="1">
+      <w:start w:val="1"/>
+      <w:numFmt w:val="bullet"/>
+      <w:lvlText w:val=""/>
+      <w:lvlJc w:val="left"/>
+      <w:pPr>
+        <w:tabs>
+          <w:tab w:val="num" w:pos="4320"/>
+        </w:tabs>
+        <w:ind w:left="4320" w:hanging="360"/>
+      </w:pPr>
+      <w:rPr>
+        <w:rFonts w:ascii="Wingdings" w:hAnsi="Wingdings" w:hint="default"/>
+        <w:sz w:val="20"/>
+      </w:rPr>
+    </w:lvl>
+    <w:lvl w:ilvl="6" w:tentative="1">
+      <w:start w:val="1"/>
+      <w:numFmt w:val="bullet"/>
+      <w:lvlText w:val=""/>
+      <w:lvlJc w:val="left"/>
+      <w:pPr>
+        <w:tabs>
+          <w:tab w:val="num" w:pos="5040"/>
+        </w:tabs>
+        <w:ind w:left="5040" w:hanging="360"/>
+      </w:pPr>
+      <w:rPr>
+        <w:rFonts w:ascii="Wingdings" w:hAnsi="Wingdings" w:hint="default"/>
+        <w:sz w:val="20"/>
+      </w:rPr>
+    </w:lvl>
+    <w:lvl w:ilvl="7" w:tentative="1">
+      <w:start w:val="1"/>
+      <w:numFmt w:val="bullet"/>
+      <w:lvlText w:val=""/>
+      <w:lvlJc w:val="left"/>
+      <w:pPr>
+        <w:tabs>
+          <w:tab w:val="num" w:pos="5760"/>
+        </w:tabs>
+        <w:ind w:left="5760" w:hanging="360"/>
+      </w:pPr>
+      <w:rPr>
+        <w:rFonts w:ascii="Wingdings" w:hAnsi="Wingdings" w:hint="default"/>
+        <w:sz w:val="20"/>
+      </w:rPr>
+    </w:lvl>
+    <w:lvl w:ilvl="8" w:tentative="1">
+      <w:start w:val="1"/>
+      <w:numFmt w:val="bullet"/>
+      <w:lvlText w:val=""/>
+      <w:lvlJc w:val="left"/>
+      <w:pPr>
+        <w:tabs>
+          <w:tab w:val="num" w:pos="6480"/>
+        </w:tabs>
+        <w:ind w:left="6480" w:hanging="360"/>
+      </w:pPr>
+      <w:rPr>
+        <w:rFonts w:ascii="Wingdings" w:hAnsi="Wingdings" w:hint="default"/>
+        <w:sz w:val="20"/>
+      </w:rPr>
+    </w:lvl>
+  </w:abstractNum>
   <w:num w:numId="1" w16cid:durableId="1094744670">
+    <w:abstractNumId w:val="28"/>
+  </w:num>
+  <w:num w:numId="2" w16cid:durableId="1302616773">
+    <w:abstractNumId w:val="19"/>
+  </w:num>
+  <w:num w:numId="3" w16cid:durableId="287013586">
+    <w:abstractNumId w:val="4"/>
+  </w:num>
+  <w:num w:numId="4" w16cid:durableId="1005668516">
+    <w:abstractNumId w:val="15"/>
+  </w:num>
+  <w:num w:numId="5" w16cid:durableId="135605291">
+    <w:abstractNumId w:val="32"/>
+  </w:num>
+  <w:num w:numId="6" w16cid:durableId="599407906">
+    <w:abstractNumId w:val="12"/>
+  </w:num>
+  <w:num w:numId="7" w16cid:durableId="309865926">
+    <w:abstractNumId w:val="6"/>
+  </w:num>
+  <w:num w:numId="8" w16cid:durableId="711224600">
+    <w:abstractNumId w:val="20"/>
+  </w:num>
+  <w:num w:numId="9" w16cid:durableId="960183357">
+    <w:abstractNumId w:val="5"/>
+  </w:num>
+  <w:num w:numId="10" w16cid:durableId="865407723">
+    <w:abstractNumId w:val="14"/>
+  </w:num>
+  <w:num w:numId="11" w16cid:durableId="1222669720">
+    <w:abstractNumId w:val="2"/>
+  </w:num>
+  <w:num w:numId="12" w16cid:durableId="902325704">
+    <w:abstractNumId w:val="10"/>
+  </w:num>
+  <w:num w:numId="13" w16cid:durableId="678506777">
+    <w:abstractNumId w:val="1"/>
+  </w:num>
+  <w:num w:numId="14" w16cid:durableId="578441520">
+    <w:abstractNumId w:val="24"/>
+  </w:num>
+  <w:num w:numId="15" w16cid:durableId="66194755">
+    <w:abstractNumId w:val="23"/>
+  </w:num>
+  <w:num w:numId="16" w16cid:durableId="85619773">
+    <w:abstractNumId w:val="27"/>
+  </w:num>
+  <w:num w:numId="17" w16cid:durableId="1908540110">
+    <w:abstractNumId w:val="11"/>
+  </w:num>
+  <w:num w:numId="18" w16cid:durableId="172500658">
+    <w:abstractNumId w:val="25"/>
+  </w:num>
+  <w:num w:numId="19" w16cid:durableId="1748383604">
+    <w:abstractNumId w:val="21"/>
+  </w:num>
+  <w:num w:numId="20" w16cid:durableId="351347332">
+    <w:abstractNumId w:val="8"/>
+  </w:num>
+  <w:num w:numId="21" w16cid:durableId="2005165944">
+    <w:abstractNumId w:val="26"/>
+  </w:num>
+  <w:num w:numId="22" w16cid:durableId="674456117">
     <w:abstractNumId w:val="13"/>
   </w:num>
-  <w:num w:numId="2" w16cid:durableId="1302616773">
+  <w:num w:numId="23" w16cid:durableId="1179465134">
+    <w:abstractNumId w:val="22"/>
+  </w:num>
+  <w:num w:numId="24" w16cid:durableId="1154183325">
+    <w:abstractNumId w:val="0"/>
+  </w:num>
+  <w:num w:numId="25" w16cid:durableId="1179851959">
+    <w:abstractNumId w:val="34"/>
+  </w:num>
+  <w:num w:numId="26" w16cid:durableId="891042563">
+    <w:abstractNumId w:val="31"/>
+  </w:num>
+  <w:num w:numId="27" w16cid:durableId="1816291111">
+    <w:abstractNumId w:val="7"/>
+  </w:num>
+  <w:num w:numId="28" w16cid:durableId="1477993464">
+    <w:abstractNumId w:val="3"/>
+  </w:num>
+  <w:num w:numId="29" w16cid:durableId="605113313">
+    <w:abstractNumId w:val="33"/>
+  </w:num>
+  <w:num w:numId="30" w16cid:durableId="220019475">
+    <w:abstractNumId w:val="16"/>
+  </w:num>
+  <w:num w:numId="31" w16cid:durableId="2068264467">
     <w:abstractNumId w:val="9"/>
   </w:num>
-  <w:num w:numId="3" w16cid:durableId="287013586">
-    <w:abstractNumId w:val="2"/>
+  <w:num w:numId="32" w16cid:durableId="1617447116">
+    <w:abstractNumId w:val="17"/>
   </w:num>
-  <w:num w:numId="4" w16cid:durableId="1005668516">
-    <w:abstractNumId w:val="8"/>
+  <w:num w:numId="33" w16cid:durableId="2093811843">
+    <w:abstractNumId w:val="29"/>
   </w:num>
-  <w:num w:numId="5" w16cid:durableId="135605291">
-    <w:abstractNumId w:val="14"/>
+  <w:num w:numId="34" w16cid:durableId="1390035157">
+    <w:abstractNumId w:val="18"/>
   </w:num>
-  <w:num w:numId="6" w16cid:durableId="599407906">
-    <w:abstractNumId w:val="6"/>
-  </w:num>
-  <w:num w:numId="7" w16cid:durableId="309865926">
-    <w:abstractNumId w:val="4"/>
-  </w:num>
-  <w:num w:numId="8" w16cid:durableId="711224600">
-    <w:abstractNumId w:val="10"/>
-  </w:num>
-  <w:num w:numId="9" w16cid:durableId="960183357">
-    <w:abstractNumId w:val="3"/>
-  </w:num>
-  <w:num w:numId="10" w16cid:durableId="865407723">
-    <w:abstractNumId w:val="7"/>
-  </w:num>
-  <w:num w:numId="11" w16cid:durableId="1222669720">
-    <w:abstractNumId w:val="1"/>
-  </w:num>
-  <w:num w:numId="12" w16cid:durableId="902325704">
-    <w:abstractNumId w:val="5"/>
-  </w:num>
-  <w:num w:numId="13" w16cid:durableId="678506777">
-    <w:abstractNumId w:val="0"/>
-  </w:num>
-  <w:num w:numId="14" w16cid:durableId="578441520">
-    <w:abstractNumId w:val="12"/>
-  </w:num>
-  <w:num w:numId="15" w16cid:durableId="66194755">
-    <w:abstractNumId w:val="11"/>
+  <w:num w:numId="35" w16cid:durableId="251934109">
+    <w:abstractNumId w:val="30"/>
   </w:num>
 </w:numbering>
 </file>

--- a/📘 RAGForge Learning Journal.docx
+++ b/📘 RAGForge Learning Journal.docx
@@ -22,23 +22,7 @@
           <w:b/>
           <w:bCs/>
         </w:rPr>
-        <w:t xml:space="preserve"> </w:t>
-      </w:r>
-      <w:proofErr w:type="spellStart"/>
-      <w:r>
-        <w:rPr>
-          <w:b/>
-          <w:bCs/>
-        </w:rPr>
-        <w:t>RAGForge</w:t>
-      </w:r>
-      <w:proofErr w:type="spellEnd"/>
-      <w:r>
-        <w:rPr>
-          <w:b/>
-          <w:bCs/>
-        </w:rPr>
-        <w:t xml:space="preserve"> Learning Journal</w:t>
+        <w:t xml:space="preserve"> RAGForge Learning Journal</w:t>
       </w:r>
     </w:p>
     <w:p>
@@ -472,71 +456,54 @@
           <w:numId w:val="3"/>
         </w:numPr>
       </w:pPr>
-      <w:proofErr w:type="spellStart"/>
-      <w:r>
+      <w:r>
+        <w:t xml:space="preserve">ChromaDB </w:t>
+      </w:r>
+    </w:p>
+    <w:p>
+      <w:pPr>
+        <w:numPr>
+          <w:ilvl w:val="0"/>
+          <w:numId w:val="3"/>
+        </w:numPr>
+      </w:pPr>
+      <w:r>
+        <w:t xml:space="preserve">Pinecone </w:t>
+      </w:r>
+    </w:p>
+    <w:p>
+      <w:pPr>
+        <w:numPr>
+          <w:ilvl w:val="0"/>
+          <w:numId w:val="3"/>
+        </w:numPr>
+      </w:pPr>
+      <w:r>
+        <w:t xml:space="preserve">Weaviate </w:t>
+      </w:r>
+    </w:p>
+    <w:p>
+      <w:pPr>
+        <w:numPr>
+          <w:ilvl w:val="0"/>
+          <w:numId w:val="3"/>
+        </w:numPr>
+      </w:pPr>
+      <w:r>
+        <w:t xml:space="preserve">Qdrant </w:t>
+      </w:r>
+    </w:p>
+    <w:p>
+      <w:r>
+        <w:t xml:space="preserve">For this project, </w:t>
+      </w:r>
+      <w:r>
+        <w:rPr>
+          <w:b/>
+          <w:bCs/>
+        </w:rPr>
         <w:t>ChromaDB</w:t>
       </w:r>
-      <w:proofErr w:type="spellEnd"/>
-      <w:r>
-        <w:t xml:space="preserve"> </w:t>
-      </w:r>
-    </w:p>
-    <w:p>
-      <w:pPr>
-        <w:numPr>
-          <w:ilvl w:val="0"/>
-          <w:numId w:val="3"/>
-        </w:numPr>
-      </w:pPr>
-      <w:r>
-        <w:t xml:space="preserve">Pinecone </w:t>
-      </w:r>
-    </w:p>
-    <w:p>
-      <w:pPr>
-        <w:numPr>
-          <w:ilvl w:val="0"/>
-          <w:numId w:val="3"/>
-        </w:numPr>
-      </w:pPr>
-      <w:proofErr w:type="spellStart"/>
-      <w:r>
-        <w:t>Weaviate</w:t>
-      </w:r>
-      <w:proofErr w:type="spellEnd"/>
-      <w:r>
-        <w:t xml:space="preserve"> </w:t>
-      </w:r>
-    </w:p>
-    <w:p>
-      <w:pPr>
-        <w:numPr>
-          <w:ilvl w:val="0"/>
-          <w:numId w:val="3"/>
-        </w:numPr>
-      </w:pPr>
-      <w:proofErr w:type="spellStart"/>
-      <w:r>
-        <w:t>Qdrant</w:t>
-      </w:r>
-      <w:proofErr w:type="spellEnd"/>
-      <w:r>
-        <w:t xml:space="preserve"> </w:t>
-      </w:r>
-    </w:p>
-    <w:p>
-      <w:r>
-        <w:t xml:space="preserve">For this project, </w:t>
-      </w:r>
-      <w:proofErr w:type="spellStart"/>
-      <w:r>
-        <w:rPr>
-          <w:b/>
-          <w:bCs/>
-        </w:rPr>
-        <w:t>ChromaDB</w:t>
-      </w:r>
-      <w:proofErr w:type="spellEnd"/>
       <w:r>
         <w:t xml:space="preserve"> was selected because it is lightweight, open source, and easy to integrate.</w:t>
       </w:r>
@@ -1006,23 +973,7 @@
           <w:b/>
           <w:bCs/>
         </w:rPr>
-        <w:t xml:space="preserve">Q3. Why did you choose </w:t>
-      </w:r>
-      <w:proofErr w:type="spellStart"/>
-      <w:r>
-        <w:rPr>
-          <w:b/>
-          <w:bCs/>
-        </w:rPr>
-        <w:t>ChromaDB</w:t>
-      </w:r>
-      <w:proofErr w:type="spellEnd"/>
-      <w:r>
-        <w:rPr>
-          <w:b/>
-          <w:bCs/>
-        </w:rPr>
-        <w:t>?</w:t>
+        <w:t>Q3. Why did you choose ChromaDB?</w:t>
       </w:r>
     </w:p>
     <w:p>
@@ -1035,13 +986,8 @@
       </w:r>
     </w:p>
     <w:p>
-      <w:proofErr w:type="spellStart"/>
-      <w:r>
-        <w:t>ChromaDB</w:t>
-      </w:r>
-      <w:proofErr w:type="spellEnd"/>
-      <w:r>
-        <w:t xml:space="preserve"> is open source, lightweight, easy to integrate, and well-suited for local development and production prototypes.</w:t>
+      <w:r>
+        <w:t>ChromaDB is open source, lightweight, easy to integrate, and well-suited for local development and production prototypes.</w:t>
       </w:r>
     </w:p>
     <w:p>
@@ -1359,13 +1305,8 @@
           <w:numId w:val="8"/>
         </w:numPr>
       </w:pPr>
-      <w:proofErr w:type="spellStart"/>
-      <w:r>
-        <w:t>PyMuPDF</w:t>
-      </w:r>
-      <w:proofErr w:type="spellEnd"/>
-      <w:r>
-        <w:t xml:space="preserve"> </w:t>
+      <w:r>
+        <w:t xml:space="preserve">PyMuPDF </w:t>
       </w:r>
     </w:p>
     <w:p>
@@ -1425,15 +1366,7 @@
     </w:p>
     <w:p>
       <w:r>
-        <w:t xml:space="preserve">Supported formats in </w:t>
-      </w:r>
-      <w:proofErr w:type="spellStart"/>
-      <w:r>
-        <w:t>RAGForge</w:t>
-      </w:r>
-      <w:proofErr w:type="spellEnd"/>
-      <w:r>
-        <w:t>:</w:t>
+        <w:t>Supported formats in RAGForge:</w:t>
       </w:r>
     </w:p>
     <w:p>
@@ -1832,39 +1765,17 @@
           <w:b/>
           <w:bCs/>
         </w:rPr>
-        <w:t xml:space="preserve">6. </w:t>
-      </w:r>
-      <w:proofErr w:type="spellStart"/>
-      <w:r>
-        <w:rPr>
-          <w:b/>
-          <w:bCs/>
-        </w:rPr>
-        <w:t>PyMuPDF</w:t>
-      </w:r>
-      <w:proofErr w:type="spellEnd"/>
-    </w:p>
-    <w:p>
-      <w:proofErr w:type="spellStart"/>
-      <w:r>
-        <w:t>PyMuPDF</w:t>
-      </w:r>
-      <w:proofErr w:type="spellEnd"/>
-      <w:r>
-        <w:t xml:space="preserve"> is a Python library used for reading PDF documents.</w:t>
-      </w:r>
-    </w:p>
-    <w:p>
-      <w:r>
-        <w:t xml:space="preserve">Reasons for choosing </w:t>
-      </w:r>
-      <w:proofErr w:type="spellStart"/>
-      <w:r>
-        <w:t>PyMuPDF</w:t>
-      </w:r>
-      <w:proofErr w:type="spellEnd"/>
-      <w:r>
-        <w:t>:</w:t>
+        <w:t>6. PyMuPDF</w:t>
+      </w:r>
+    </w:p>
+    <w:p>
+      <w:r>
+        <w:t>PyMuPDF is a Python library used for reading PDF documents.</w:t>
+      </w:r>
+    </w:p>
+    <w:p>
+      <w:r>
+        <w:t>Reasons for choosing PyMuPDF:</w:t>
       </w:r>
     </w:p>
     <w:p>
@@ -2300,23 +2211,7 @@
           <w:b/>
           <w:bCs/>
         </w:rPr>
-        <w:t xml:space="preserve">Q5. Why did you choose </w:t>
-      </w:r>
-      <w:proofErr w:type="spellStart"/>
-      <w:r>
-        <w:rPr>
-          <w:b/>
-          <w:bCs/>
-        </w:rPr>
-        <w:t>PyMuPDF</w:t>
-      </w:r>
-      <w:proofErr w:type="spellEnd"/>
-      <w:r>
-        <w:rPr>
-          <w:b/>
-          <w:bCs/>
-        </w:rPr>
-        <w:t>?</w:t>
+        <w:t>Q5. Why did you choose PyMuPDF?</w:t>
       </w:r>
     </w:p>
     <w:p>
@@ -2329,13 +2224,8 @@
       </w:r>
     </w:p>
     <w:p>
-      <w:proofErr w:type="spellStart"/>
-      <w:r>
-        <w:t>PyMuPDF</w:t>
-      </w:r>
-      <w:proofErr w:type="spellEnd"/>
-      <w:r>
-        <w:t xml:space="preserve"> provides fast and reliable text extraction, making it a good choice for processing digital PDFs in RAG systems.</w:t>
+      <w:r>
+        <w:t>PyMuPDF provides fast and reliable text extraction, making it a good choice for processing digital PDFs in RAG systems.</w:t>
       </w:r>
     </w:p>
     <w:p>
@@ -2455,13 +2345,8 @@
           <w:numId w:val="15"/>
         </w:numPr>
       </w:pPr>
-      <w:proofErr w:type="spellStart"/>
-      <w:r>
-        <w:t>PyMuPDF</w:t>
-      </w:r>
-      <w:proofErr w:type="spellEnd"/>
-      <w:r>
-        <w:t xml:space="preserve"> is a popular library for PDF text extraction. </w:t>
+      <w:r>
+        <w:t xml:space="preserve">PyMuPDF is a popular library for PDF text extraction. </w:t>
       </w:r>
     </w:p>
     <w:p>
@@ -2510,7 +2395,7 @@
     <w:p>
       <w:r>
         <w:pict w14:anchorId="2589E26A">
-          <v:rect id="_x0000_i1171" style="width:0;height:1.5pt" o:hralign="center" o:hrstd="t" o:hr="t" fillcolor="#a0a0a0" stroked="f"/>
+          <v:rect id="_x0000_i1057" style="width:0;height:1.5pt" o:hralign="center" o:hrstd="t" o:hr="t" fillcolor="#a0a0a0" stroked="f"/>
         </w:pict>
       </w:r>
     </w:p>
@@ -2617,7 +2502,7 @@
     <w:p>
       <w:r>
         <w:pict w14:anchorId="35BFCA49">
-          <v:rect id="_x0000_i1172" style="width:0;height:1.5pt" o:hralign="center" o:hrstd="t" o:hr="t" fillcolor="#a0a0a0" stroked="f"/>
+          <v:rect id="_x0000_i1058" style="width:0;height:1.5pt" o:hralign="center" o:hrstd="t" o:hr="t" fillcolor="#a0a0a0" stroked="f"/>
         </w:pict>
       </w:r>
     </w:p>
@@ -2721,7 +2606,7 @@
     <w:p>
       <w:r>
         <w:pict w14:anchorId="19C01AD4">
-          <v:rect id="_x0000_i1173" style="width:0;height:1.5pt" o:hralign="center" o:hrstd="t" o:hr="t" fillcolor="#a0a0a0" stroked="f"/>
+          <v:rect id="_x0000_i1059" style="width:0;height:1.5pt" o:hralign="center" o:hrstd="t" o:hr="t" fillcolor="#a0a0a0" stroked="f"/>
         </w:pict>
       </w:r>
     </w:p>
@@ -2847,7 +2732,7 @@
     <w:p>
       <w:r>
         <w:pict w14:anchorId="79D1F55A">
-          <v:rect id="_x0000_i1174" style="width:0;height:1.5pt" o:hralign="center" o:hrstd="t" o:hr="t" fillcolor="#a0a0a0" stroked="f"/>
+          <v:rect id="_x0000_i1060" style="width:0;height:1.5pt" o:hralign="center" o:hrstd="t" o:hr="t" fillcolor="#a0a0a0" stroked="f"/>
         </w:pict>
       </w:r>
     </w:p>
@@ -2941,7 +2826,7 @@
     <w:p>
       <w:r>
         <w:pict w14:anchorId="06BE82B2">
-          <v:rect id="_x0000_i1175" style="width:0;height:1.5pt" o:hralign="center" o:hrstd="t" o:hr="t" fillcolor="#a0a0a0" stroked="f"/>
+          <v:rect id="_x0000_i1061" style="width:0;height:1.5pt" o:hralign="center" o:hrstd="t" o:hr="t" fillcolor="#a0a0a0" stroked="f"/>
         </w:pict>
       </w:r>
     </w:p>
@@ -3081,7 +2966,7 @@
     <w:p>
       <w:r>
         <w:pict w14:anchorId="55A8AA06">
-          <v:rect id="_x0000_i1176" style="width:0;height:1.5pt" o:hralign="center" o:hrstd="t" o:hr="t" fillcolor="#a0a0a0" stroked="f"/>
+          <v:rect id="_x0000_i1062" style="width:0;height:1.5pt" o:hralign="center" o:hrstd="t" o:hr="t" fillcolor="#a0a0a0" stroked="f"/>
         </w:pict>
       </w:r>
     </w:p>
@@ -3173,7 +3058,7 @@
     <w:p>
       <w:r>
         <w:pict w14:anchorId="428F8D55">
-          <v:rect id="_x0000_i1177" style="width:0;height:1.5pt" o:hralign="center" o:hrstd="t" o:hr="t" fillcolor="#a0a0a0" stroked="f"/>
+          <v:rect id="_x0000_i1063" style="width:0;height:1.5pt" o:hralign="center" o:hrstd="t" o:hr="t" fillcolor="#a0a0a0" stroked="f"/>
         </w:pict>
       </w:r>
     </w:p>
@@ -3298,7 +3183,7 @@
     <w:p>
       <w:r>
         <w:pict w14:anchorId="182DD7F6">
-          <v:rect id="_x0000_i1178" style="width:0;height:1.5pt" o:hralign="center" o:hrstd="t" o:hr="t" fillcolor="#a0a0a0" stroked="f"/>
+          <v:rect id="_x0000_i1064" style="width:0;height:1.5pt" o:hralign="center" o:hrstd="t" o:hr="t" fillcolor="#a0a0a0" stroked="f"/>
         </w:pict>
       </w:r>
     </w:p>
@@ -3435,7 +3320,7 @@
     <w:p>
       <w:r>
         <w:pict w14:anchorId="31C2C94A">
-          <v:rect id="_x0000_i1179" style="width:0;height:1.5pt" o:hralign="center" o:hrstd="t" o:hr="t" fillcolor="#a0a0a0" stroked="f"/>
+          <v:rect id="_x0000_i1065" style="width:0;height:1.5pt" o:hralign="center" o:hrstd="t" o:hr="t" fillcolor="#a0a0a0" stroked="f"/>
         </w:pict>
       </w:r>
     </w:p>
@@ -3554,7 +3439,7 @@
     <w:p>
       <w:r>
         <w:pict w14:anchorId="18B0FC51">
-          <v:rect id="_x0000_i1180" style="width:0;height:1.5pt" o:hralign="center" o:hrstd="t" o:hr="t" fillcolor="#a0a0a0" stroked="f"/>
+          <v:rect id="_x0000_i1066" style="width:0;height:1.5pt" o:hralign="center" o:hrstd="t" o:hr="t" fillcolor="#a0a0a0" stroked="f"/>
         </w:pict>
       </w:r>
     </w:p>
@@ -3614,7 +3499,7 @@
     <w:p>
       <w:r>
         <w:pict w14:anchorId="58CC807F">
-          <v:rect id="_x0000_i1181" style="width:0;height:1.5pt" o:hralign="center" o:hrstd="t" o:hr="t" fillcolor="#a0a0a0" stroked="f"/>
+          <v:rect id="_x0000_i1067" style="width:0;height:1.5pt" o:hralign="center" o:hrstd="t" o:hr="t" fillcolor="#a0a0a0" stroked="f"/>
         </w:pict>
       </w:r>
     </w:p>
@@ -3650,7 +3535,7 @@
     <w:p>
       <w:r>
         <w:pict w14:anchorId="386A7682">
-          <v:rect id="_x0000_i1182" style="width:0;height:1.5pt" o:hralign="center" o:hrstd="t" o:hr="t" fillcolor="#a0a0a0" stroked="f"/>
+          <v:rect id="_x0000_i1068" style="width:0;height:1.5pt" o:hralign="center" o:hrstd="t" o:hr="t" fillcolor="#a0a0a0" stroked="f"/>
         </w:pict>
       </w:r>
     </w:p>
@@ -3686,7 +3571,7 @@
     <w:p>
       <w:r>
         <w:pict w14:anchorId="6751220E">
-          <v:rect id="_x0000_i1183" style="width:0;height:1.5pt" o:hralign="center" o:hrstd="t" o:hr="t" fillcolor="#a0a0a0" stroked="f"/>
+          <v:rect id="_x0000_i1069" style="width:0;height:1.5pt" o:hralign="center" o:hrstd="t" o:hr="t" fillcolor="#a0a0a0" stroked="f"/>
         </w:pict>
       </w:r>
     </w:p>
@@ -3702,23 +3587,7 @@
           <w:b/>
           <w:bCs/>
         </w:rPr>
-        <w:t xml:space="preserve">Q4. Why use </w:t>
-      </w:r>
-      <w:proofErr w:type="spellStart"/>
-      <w:r>
-        <w:rPr>
-          <w:b/>
-          <w:bCs/>
-        </w:rPr>
-        <w:t>RecursiveCharacterTextSplitter</w:t>
-      </w:r>
-      <w:proofErr w:type="spellEnd"/>
-      <w:r>
-        <w:rPr>
-          <w:b/>
-          <w:bCs/>
-        </w:rPr>
-        <w:t xml:space="preserve"> instead of manually splitting text?</w:t>
+        <w:t>Q4. Why use RecursiveCharacterTextSplitter instead of manually splitting text?</w:t>
       </w:r>
     </w:p>
     <w:p>
@@ -3738,7 +3607,7 @@
     <w:p>
       <w:r>
         <w:pict w14:anchorId="2E946235">
-          <v:rect id="_x0000_i1184" style="width:0;height:1.5pt" o:hralign="center" o:hrstd="t" o:hr="t" fillcolor="#a0a0a0" stroked="f"/>
+          <v:rect id="_x0000_i1070" style="width:0;height:1.5pt" o:hralign="center" o:hrstd="t" o:hr="t" fillcolor="#a0a0a0" stroked="f"/>
         </w:pict>
       </w:r>
     </w:p>
@@ -3774,7 +3643,7 @@
     <w:p>
       <w:r>
         <w:pict w14:anchorId="0D884D0B">
-          <v:rect id="_x0000_i1185" style="width:0;height:1.5pt" o:hralign="center" o:hrstd="t" o:hr="t" fillcolor="#a0a0a0" stroked="f"/>
+          <v:rect id="_x0000_i1071" style="width:0;height:1.5pt" o:hralign="center" o:hrstd="t" o:hr="t" fillcolor="#a0a0a0" stroked="f"/>
         </w:pict>
       </w:r>
     </w:p>
@@ -3811,7 +3680,7 @@
       <w:r>
         <w:lastRenderedPageBreak/>
         <w:pict w14:anchorId="410064E8">
-          <v:rect id="_x0000_i1186" style="width:0;height:1.5pt" o:hralign="center" o:hrstd="t" o:hr="t" fillcolor="#a0a0a0" stroked="f"/>
+          <v:rect id="_x0000_i1072" style="width:0;height:1.5pt" o:hralign="center" o:hrstd="t" o:hr="t" fillcolor="#a0a0a0" stroked="f"/>
         </w:pict>
       </w:r>
     </w:p>
@@ -3847,7 +3716,7 @@
     <w:p>
       <w:r>
         <w:pict w14:anchorId="472BDDD1">
-          <v:rect id="_x0000_i1187" style="width:0;height:1.5pt" o:hralign="center" o:hrstd="t" o:hr="t" fillcolor="#a0a0a0" stroked="f"/>
+          <v:rect id="_x0000_i1073" style="width:0;height:1.5pt" o:hralign="center" o:hrstd="t" o:hr="t" fillcolor="#a0a0a0" stroked="f"/>
         </w:pict>
       </w:r>
     </w:p>
@@ -3883,7 +3752,7 @@
     <w:p>
       <w:r>
         <w:pict w14:anchorId="78E963FA">
-          <v:rect id="_x0000_i1188" style="width:0;height:1.5pt" o:hralign="center" o:hrstd="t" o:hr="t" fillcolor="#a0a0a0" stroked="f"/>
+          <v:rect id="_x0000_i1074" style="width:0;height:1.5pt" o:hralign="center" o:hrstd="t" o:hr="t" fillcolor="#a0a0a0" stroked="f"/>
         </w:pict>
       </w:r>
     </w:p>
@@ -4105,7 +3974,7 @@
     <w:p>
       <w:r>
         <w:pict w14:anchorId="2CAD71D8">
-          <v:rect id="_x0000_i1189" style="width:0;height:1.5pt" o:hralign="center" o:hrstd="t" o:hr="t" fillcolor="#a0a0a0" stroked="f"/>
+          <v:rect id="_x0000_i1075" style="width:0;height:1.5pt" o:hralign="center" o:hrstd="t" o:hr="t" fillcolor="#a0a0a0" stroked="f"/>
         </w:pict>
       </w:r>
     </w:p>
@@ -4206,7 +4075,7 @@
     <w:p>
       <w:r>
         <w:pict w14:anchorId="7A2CEC31">
-          <v:rect id="_x0000_i1371" style="width:0;height:1.5pt" o:hralign="center" o:hrstd="t" o:hr="t" fillcolor="#a0a0a0" stroked="f"/>
+          <v:rect id="_x0000_i1076" style="width:0;height:1.5pt" o:hralign="center" o:hrstd="t" o:hr="t" fillcolor="#a0a0a0" stroked="f"/>
         </w:pict>
       </w:r>
     </w:p>
@@ -4271,7 +4140,7 @@
     <w:p>
       <w:r>
         <w:pict w14:anchorId="286E0CBD">
-          <v:rect id="_x0000_i1372" style="width:0;height:1.5pt" o:hralign="center" o:hrstd="t" o:hr="t" fillcolor="#a0a0a0" stroked="f"/>
+          <v:rect id="_x0000_i1077" style="width:0;height:1.5pt" o:hralign="center" o:hrstd="t" o:hr="t" fillcolor="#a0a0a0" stroked="f"/>
         </w:pict>
       </w:r>
     </w:p>
@@ -4349,13 +4218,8 @@
           <w:numId w:val="26"/>
         </w:numPr>
       </w:pPr>
-      <w:proofErr w:type="spellStart"/>
-      <w:r>
-        <w:t>ChromaDB</w:t>
-      </w:r>
-      <w:proofErr w:type="spellEnd"/>
-      <w:r>
-        <w:t xml:space="preserve"> </w:t>
+      <w:r>
+        <w:t xml:space="preserve">ChromaDB </w:t>
       </w:r>
     </w:p>
     <w:p>
@@ -4394,7 +4258,7 @@
     <w:p>
       <w:r>
         <w:pict w14:anchorId="20EB7FA9">
-          <v:rect id="_x0000_i1373" style="width:0;height:1.5pt" o:hralign="center" o:hrstd="t" o:hr="t" fillcolor="#a0a0a0" stroked="f"/>
+          <v:rect id="_x0000_i1078" style="width:0;height:1.5pt" o:hralign="center" o:hrstd="t" o:hr="t" fillcolor="#a0a0a0" stroked="f"/>
         </w:pict>
       </w:r>
     </w:p>
@@ -4472,7 +4336,7 @@
     <w:p>
       <w:r>
         <w:pict w14:anchorId="058D3770">
-          <v:rect id="_x0000_i1374" style="width:0;height:1.5pt" o:hralign="center" o:hrstd="t" o:hr="t" fillcolor="#a0a0a0" stroked="f"/>
+          <v:rect id="_x0000_i1079" style="width:0;height:1.5pt" o:hralign="center" o:hrstd="t" o:hr="t" fillcolor="#a0a0a0" stroked="f"/>
         </w:pict>
       </w:r>
     </w:p>
@@ -4498,15 +4362,7 @@
     </w:p>
     <w:p>
       <w:r>
-        <w:t xml:space="preserve">For </w:t>
-      </w:r>
-      <w:proofErr w:type="spellStart"/>
-      <w:r>
-        <w:t>RAGForge</w:t>
-      </w:r>
-      <w:proofErr w:type="spellEnd"/>
-      <w:r>
-        <w:t>, I used:</w:t>
+        <w:t>For RAGForge, I used:</w:t>
       </w:r>
     </w:p>
     <w:p>
@@ -4570,7 +4426,7 @@
     <w:p>
       <w:r>
         <w:pict w14:anchorId="15946A47">
-          <v:rect id="_x0000_i1375" style="width:0;height:1.5pt" o:hralign="center" o:hrstd="t" o:hr="t" fillcolor="#a0a0a0" stroked="f"/>
+          <v:rect id="_x0000_i1080" style="width:0;height:1.5pt" o:hralign="center" o:hrstd="t" o:hr="t" fillcolor="#a0a0a0" stroked="f"/>
         </w:pict>
       </w:r>
     </w:p>
@@ -4632,7 +4488,7 @@
     <w:p>
       <w:r>
         <w:pict w14:anchorId="79BDEE2C">
-          <v:rect id="_x0000_i1376" style="width:0;height:1.5pt" o:hralign="center" o:hrstd="t" o:hr="t" fillcolor="#a0a0a0" stroked="f"/>
+          <v:rect id="_x0000_i1081" style="width:0;height:1.5pt" o:hralign="center" o:hrstd="t" o:hr="t" fillcolor="#a0a0a0" stroked="f"/>
         </w:pict>
       </w:r>
     </w:p>
@@ -4673,13 +4529,8 @@
           <w:numId w:val="28"/>
         </w:numPr>
       </w:pPr>
-      <w:proofErr w:type="spellStart"/>
-      <w:r>
-        <w:t>ChromaDB</w:t>
-      </w:r>
-      <w:proofErr w:type="spellEnd"/>
-      <w:r>
-        <w:t xml:space="preserve"> </w:t>
+      <w:r>
+        <w:t xml:space="preserve">ChromaDB </w:t>
       </w:r>
     </w:p>
     <w:p>
@@ -4701,13 +4552,8 @@
           <w:numId w:val="28"/>
         </w:numPr>
       </w:pPr>
-      <w:proofErr w:type="spellStart"/>
-      <w:r>
-        <w:t>Weaviate</w:t>
-      </w:r>
-      <w:proofErr w:type="spellEnd"/>
-      <w:r>
-        <w:t xml:space="preserve"> </w:t>
+      <w:r>
+        <w:t xml:space="preserve">Weaviate </w:t>
       </w:r>
     </w:p>
     <w:p>
@@ -4717,20 +4563,14 @@
           <w:numId w:val="28"/>
         </w:numPr>
       </w:pPr>
-      <w:proofErr w:type="spellStart"/>
-      <w:r>
-        <w:t>Qdrant</w:t>
-      </w:r>
-      <w:proofErr w:type="spellEnd"/>
-      <w:r>
-        <w:t xml:space="preserve"> </w:t>
+      <w:r>
+        <w:t xml:space="preserve">Qdrant </w:t>
       </w:r>
     </w:p>
     <w:p>
       <w:r>
         <w:t xml:space="preserve">For this project, I used </w:t>
       </w:r>
-      <w:proofErr w:type="spellStart"/>
       <w:r>
         <w:rPr>
           <w:b/>
@@ -4738,7 +4578,6 @@
         </w:rPr>
         <w:t>ChromaDB</w:t>
       </w:r>
-      <w:proofErr w:type="spellEnd"/>
       <w:r>
         <w:t xml:space="preserve"> because it is lightweight, open source, and easy to integrate into Python applications.</w:t>
       </w:r>
@@ -4746,7 +4585,7 @@
     <w:p>
       <w:r>
         <w:pict w14:anchorId="0666F9A9">
-          <v:rect id="_x0000_i1377" style="width:0;height:1.5pt" o:hralign="center" o:hrstd="t" o:hr="t" fillcolor="#a0a0a0" stroked="f"/>
+          <v:rect id="_x0000_i1082" style="width:0;height:1.5pt" o:hralign="center" o:hrstd="t" o:hr="t" fillcolor="#a0a0a0" stroked="f"/>
         </w:pict>
       </w:r>
     </w:p>
@@ -4808,7 +4647,7 @@
     <w:p>
       <w:r>
         <w:pict w14:anchorId="37847C9F">
-          <v:rect id="_x0000_i1378" style="width:0;height:1.5pt" o:hralign="center" o:hrstd="t" o:hr="t" fillcolor="#a0a0a0" stroked="f"/>
+          <v:rect id="_x0000_i1083" style="width:0;height:1.5pt" o:hralign="center" o:hrstd="t" o:hr="t" fillcolor="#a0a0a0" stroked="f"/>
         </w:pict>
       </w:r>
     </w:p>
@@ -4873,7 +4712,7 @@
     <w:p>
       <w:r>
         <w:pict w14:anchorId="70ADAA63">
-          <v:rect id="_x0000_i1379" style="width:0;height:1.5pt" o:hralign="center" o:hrstd="t" o:hr="t" fillcolor="#a0a0a0" stroked="f"/>
+          <v:rect id="_x0000_i1084" style="width:0;height:1.5pt" o:hralign="center" o:hrstd="t" o:hr="t" fillcolor="#a0a0a0" stroked="f"/>
         </w:pict>
       </w:r>
     </w:p>
@@ -5017,16 +4856,14 @@
       </w:r>
     </w:p>
     <w:p>
-      <w:proofErr w:type="spellStart"/>
       <w:r>
         <w:t>ChromaDB</w:t>
       </w:r>
-      <w:proofErr w:type="spellEnd"/>
     </w:p>
     <w:p>
       <w:r>
         <w:pict w14:anchorId="516E94DF">
-          <v:rect id="_x0000_i1380" style="width:0;height:1.5pt" o:hralign="center" o:hrstd="t" o:hr="t" fillcolor="#a0a0a0" stroked="f"/>
+          <v:rect id="_x0000_i1085" style="width:0;height:1.5pt" o:hralign="center" o:hrstd="t" o:hr="t" fillcolor="#a0a0a0" stroked="f"/>
         </w:pict>
       </w:r>
     </w:p>
@@ -5117,11 +4954,9 @@
       </w:r>
     </w:p>
     <w:p>
-      <w:proofErr w:type="spellStart"/>
       <w:r>
         <w:t>ChromaDB</w:t>
       </w:r>
-      <w:proofErr w:type="spellEnd"/>
     </w:p>
     <w:p>
       <w:r>
@@ -5169,7 +5004,7 @@
     <w:p>
       <w:r>
         <w:pict w14:anchorId="1A520110">
-          <v:rect id="_x0000_i1381" style="width:0;height:1.5pt" o:hralign="center" o:hrstd="t" o:hr="t" fillcolor="#a0a0a0" stroked="f"/>
+          <v:rect id="_x0000_i1086" style="width:0;height:1.5pt" o:hralign="center" o:hrstd="t" o:hr="t" fillcolor="#a0a0a0" stroked="f"/>
         </w:pict>
       </w:r>
     </w:p>
@@ -5193,23 +5028,7 @@
           <w:b/>
           <w:bCs/>
         </w:rPr>
-        <w:t xml:space="preserve"> </w:t>
-      </w:r>
-      <w:proofErr w:type="spellStart"/>
-      <w:r>
-        <w:rPr>
-          <w:b/>
-          <w:bCs/>
-        </w:rPr>
-        <w:t>ChromaDB</w:t>
-      </w:r>
-      <w:proofErr w:type="spellEnd"/>
-      <w:r>
-        <w:rPr>
-          <w:b/>
-          <w:bCs/>
-        </w:rPr>
-        <w:t xml:space="preserve"> Storage</w:t>
+        <w:t xml:space="preserve"> ChromaDB Storage</w:t>
       </w:r>
     </w:p>
     <w:p>
@@ -5276,13 +5095,8 @@
       </w:r>
     </w:p>
     <w:p>
-      <w:proofErr w:type="spellStart"/>
-      <w:r>
-        <w:t>ChromaDB</w:t>
-      </w:r>
-      <w:proofErr w:type="spellEnd"/>
-      <w:r>
-        <w:t xml:space="preserve"> Collection</w:t>
+      <w:r>
+        <w:t>ChromaDB Collection</w:t>
       </w:r>
     </w:p>
     <w:p>
@@ -5358,7 +5172,7 @@
     <w:p>
       <w:r>
         <w:pict w14:anchorId="56FF7251">
-          <v:rect id="_x0000_i1382" style="width:0;height:1.5pt" o:hralign="center" o:hrstd="t" o:hr="t" fillcolor="#a0a0a0" stroked="f"/>
+          <v:rect id="_x0000_i1087" style="width:0;height:1.5pt" o:hralign="center" o:hrstd="t" o:hr="t" fillcolor="#a0a0a0" stroked="f"/>
         </w:pict>
       </w:r>
     </w:p>
@@ -5392,44 +5206,22 @@
           <w:bCs/>
         </w:rPr>
       </w:pPr>
-      <w:proofErr w:type="spellStart"/>
-      <w:r>
-        <w:rPr>
-          <w:b/>
-          <w:bCs/>
-        </w:rPr>
-        <w:t>ChromaDB</w:t>
-      </w:r>
-      <w:proofErr w:type="spellEnd"/>
-      <w:r>
-        <w:rPr>
-          <w:b/>
-          <w:bCs/>
-        </w:rPr>
-        <w:t xml:space="preserve"> Folder</w:t>
-      </w:r>
-    </w:p>
-    <w:p>
-      <w:r>
-        <w:t xml:space="preserve">After storing embeddings, </w:t>
-      </w:r>
-      <w:proofErr w:type="spellStart"/>
-      <w:r>
-        <w:t>ChromaDB</w:t>
-      </w:r>
-      <w:proofErr w:type="spellEnd"/>
-      <w:r>
-        <w:t xml:space="preserve"> automatically created a folder named:</w:t>
-      </w:r>
-    </w:p>
-    <w:p>
-      <w:proofErr w:type="spellStart"/>
-      <w:r>
-        <w:t>chroma_db</w:t>
-      </w:r>
-      <w:proofErr w:type="spellEnd"/>
-      <w:r>
-        <w:t>/</w:t>
+      <w:r>
+        <w:rPr>
+          <w:b/>
+          <w:bCs/>
+        </w:rPr>
+        <w:t>ChromaDB Folder</w:t>
+      </w:r>
+    </w:p>
+    <w:p>
+      <w:r>
+        <w:t>After storing embeddings, ChromaDB automatically created a folder named:</w:t>
+      </w:r>
+    </w:p>
+    <w:p>
+      <w:r>
+        <w:t>chroma_db/</w:t>
       </w:r>
     </w:p>
     <w:p>
@@ -5441,7 +5233,7 @@
       <w:r>
         <w:lastRenderedPageBreak/>
         <w:pict w14:anchorId="20D16D69">
-          <v:rect id="_x0000_i1383" style="width:0;height:1.5pt" o:hralign="center" o:hrstd="t" o:hr="t" fillcolor="#a0a0a0" stroked="f"/>
+          <v:rect id="_x0000_i1088" style="width:0;height:1.5pt" o:hralign="center" o:hrstd="t" o:hr="t" fillcolor="#a0a0a0" stroked="f"/>
         </w:pict>
       </w:r>
     </w:p>
@@ -5516,21 +5308,13 @@
     </w:p>
     <w:p>
       <w:r>
-        <w:t xml:space="preserve">Think of it as the "main database" of </w:t>
-      </w:r>
-      <w:proofErr w:type="spellStart"/>
-      <w:r>
-        <w:t>ChromaDB</w:t>
-      </w:r>
-      <w:proofErr w:type="spellEnd"/>
-      <w:r>
-        <w:t>.</w:t>
+        <w:t>Think of it as the "main database" of ChromaDB.</w:t>
       </w:r>
     </w:p>
     <w:p>
       <w:r>
         <w:pict w14:anchorId="1D5F22C6">
-          <v:rect id="_x0000_i1384" style="width:0;height:1.5pt" o:hralign="center" o:hrstd="t" o:hr="t" fillcolor="#a0a0a0" stroked="f"/>
+          <v:rect id="_x0000_i1089" style="width:0;height:1.5pt" o:hralign="center" o:hrstd="t" o:hr="t" fillcolor="#a0a0a0" stroked="f"/>
         </w:pict>
       </w:r>
     </w:p>
@@ -5560,25 +5344,19 @@
       </w:r>
     </w:p>
     <w:p>
-      <w:proofErr w:type="spellStart"/>
       <w:r>
         <w:t>header.bin</w:t>
       </w:r>
-      <w:proofErr w:type="spellEnd"/>
-    </w:p>
-    <w:p>
-      <w:proofErr w:type="spellStart"/>
+    </w:p>
+    <w:p>
       <w:r>
         <w:t>length.bin</w:t>
       </w:r>
-      <w:proofErr w:type="spellEnd"/>
-    </w:p>
-    <w:p>
-      <w:proofErr w:type="spellStart"/>
+    </w:p>
+    <w:p>
       <w:r>
         <w:t>link_lists.bin</w:t>
       </w:r>
-      <w:proofErr w:type="spellEnd"/>
     </w:p>
     <w:p>
       <w:r>
@@ -5608,7 +5386,7 @@
     <w:p>
       <w:r>
         <w:pict w14:anchorId="65C5C04C">
-          <v:rect id="_x0000_i1385" style="width:0;height:1.5pt" o:hralign="center" o:hrstd="t" o:hr="t" fillcolor="#a0a0a0" stroked="f"/>
+          <v:rect id="_x0000_i1090" style="width:0;height:1.5pt" o:hralign="center" o:hrstd="t" o:hr="t" fillcolor="#a0a0a0" stroked="f"/>
         </w:pict>
       </w:r>
     </w:p>
@@ -5661,7 +5439,7 @@
       <w:r>
         <w:lastRenderedPageBreak/>
         <w:pict w14:anchorId="6E6F108D">
-          <v:rect id="_x0000_i1386" style="width:0;height:1.5pt" o:hralign="center" o:hrstd="t" o:hr="t" fillcolor="#a0a0a0" stroked="f"/>
+          <v:rect id="_x0000_i1091" style="width:0;height:1.5pt" o:hralign="center" o:hrstd="t" o:hr="t" fillcolor="#a0a0a0" stroked="f"/>
         </w:pict>
       </w:r>
     </w:p>
@@ -5686,13 +5464,8 @@
       </w:r>
     </w:p>
     <w:p>
-      <w:proofErr w:type="spellStart"/>
-      <w:r>
-        <w:t>chroma_db</w:t>
-      </w:r>
-      <w:proofErr w:type="spellEnd"/>
-      <w:r>
-        <w:t>/</w:t>
+      <w:r>
+        <w:t>chroma_db/</w:t>
       </w:r>
     </w:p>
     <w:p>
@@ -5702,21 +5475,13 @@
     </w:p>
     <w:p>
       <w:r>
-        <w:t>__</w:t>
-      </w:r>
-      <w:proofErr w:type="spellStart"/>
-      <w:r>
-        <w:t>pycache</w:t>
-      </w:r>
-      <w:proofErr w:type="spellEnd"/>
-      <w:r>
-        <w:t>__/</w:t>
+        <w:t>__pycache__/</w:t>
       </w:r>
     </w:p>
     <w:p>
       <w:r>
         <w:pict w14:anchorId="35DAF579">
-          <v:rect id="_x0000_i1387" style="width:0;height:1.5pt" o:hralign="center" o:hrstd="t" o:hr="t" fillcolor="#a0a0a0" stroked="f"/>
+          <v:rect id="_x0000_i1092" style="width:0;height:1.5pt" o:hralign="center" o:hrstd="t" o:hr="t" fillcolor="#a0a0a0" stroked="f"/>
         </w:pict>
       </w:r>
     </w:p>
@@ -5740,23 +5505,7 @@
           <w:b/>
           <w:bCs/>
         </w:rPr>
-        <w:t xml:space="preserve"> What Changed in </w:t>
-      </w:r>
-      <w:proofErr w:type="spellStart"/>
-      <w:r>
-        <w:rPr>
-          <w:b/>
-          <w:bCs/>
-        </w:rPr>
-        <w:t>RAGForge</w:t>
-      </w:r>
-      <w:proofErr w:type="spellEnd"/>
-      <w:r>
-        <w:rPr>
-          <w:b/>
-          <w:bCs/>
-        </w:rPr>
-        <w:t>?</w:t>
+        <w:t xml:space="preserve"> What Changed in RAGForge?</w:t>
       </w:r>
     </w:p>
     <w:p>
@@ -5827,7 +5576,7 @@
     <w:p>
       <w:r>
         <w:pict w14:anchorId="2C07ED5D">
-          <v:rect id="_x0000_i1388" style="width:0;height:1.5pt" o:hralign="center" o:hrstd="t" o:hr="t" fillcolor="#a0a0a0" stroked="f"/>
+          <v:rect id="_x0000_i1093" style="width:0;height:1.5pt" o:hralign="center" o:hrstd="t" o:hr="t" fillcolor="#a0a0a0" stroked="f"/>
         </w:pict>
       </w:r>
     </w:p>
@@ -5886,7 +5635,7 @@
     <w:p>
       <w:r>
         <w:pict w14:anchorId="4729CA6C">
-          <v:rect id="_x0000_i1389" style="width:0;height:1.5pt" o:hralign="center" o:hrstd="t" o:hr="t" fillcolor="#a0a0a0" stroked="f"/>
+          <v:rect id="_x0000_i1094" style="width:0;height:1.5pt" o:hralign="center" o:hrstd="t" o:hr="t" fillcolor="#a0a0a0" stroked="f"/>
         </w:pict>
       </w:r>
     </w:p>
@@ -5922,7 +5671,7 @@
     <w:p>
       <w:r>
         <w:pict w14:anchorId="29476F92">
-          <v:rect id="_x0000_i1390" style="width:0;height:1.5pt" o:hralign="center" o:hrstd="t" o:hr="t" fillcolor="#a0a0a0" stroked="f"/>
+          <v:rect id="_x0000_i1095" style="width:0;height:1.5pt" o:hralign="center" o:hrstd="t" o:hr="t" fillcolor="#a0a0a0" stroked="f"/>
         </w:pict>
       </w:r>
     </w:p>
@@ -5938,23 +5687,7 @@
           <w:b/>
           <w:bCs/>
         </w:rPr>
-        <w:t xml:space="preserve">Q3. Why use </w:t>
-      </w:r>
-      <w:proofErr w:type="spellStart"/>
-      <w:r>
-        <w:rPr>
-          <w:b/>
-          <w:bCs/>
-        </w:rPr>
-        <w:t>ChromaDB</w:t>
-      </w:r>
-      <w:proofErr w:type="spellEnd"/>
-      <w:r>
-        <w:rPr>
-          <w:b/>
-          <w:bCs/>
-        </w:rPr>
-        <w:t>?</w:t>
+        <w:t>Q3. Why use ChromaDB?</w:t>
       </w:r>
     </w:p>
     <w:p>
@@ -5968,19 +5701,14 @@
       </w:r>
     </w:p>
     <w:p>
-      <w:proofErr w:type="spellStart"/>
-      <w:r>
-        <w:t>ChromaDB</w:t>
-      </w:r>
-      <w:proofErr w:type="spellEnd"/>
-      <w:r>
-        <w:t xml:space="preserve"> is an open-source vector database that efficiently stores embeddings and performs fast similarity searches. It is lightweight and easy to integrate.</w:t>
+      <w:r>
+        <w:t>ChromaDB is an open-source vector database that efficiently stores embeddings and performs fast similarity searches. It is lightweight and easy to integrate.</w:t>
       </w:r>
     </w:p>
     <w:p>
       <w:r>
         <w:pict w14:anchorId="349001D1">
-          <v:rect id="_x0000_i1391" style="width:0;height:1.5pt" o:hralign="center" o:hrstd="t" o:hr="t" fillcolor="#a0a0a0" stroked="f"/>
+          <v:rect id="_x0000_i1096" style="width:0;height:1.5pt" o:hralign="center" o:hrstd="t" o:hr="t" fillcolor="#a0a0a0" stroked="f"/>
         </w:pict>
       </w:r>
     </w:p>
@@ -6016,7 +5744,7 @@
     <w:p>
       <w:r>
         <w:pict w14:anchorId="13A2773C">
-          <v:rect id="_x0000_i1392" style="width:0;height:1.5pt" o:hralign="center" o:hrstd="t" o:hr="t" fillcolor="#a0a0a0" stroked="f"/>
+          <v:rect id="_x0000_i1097" style="width:0;height:1.5pt" o:hralign="center" o:hrstd="t" o:hr="t" fillcolor="#a0a0a0" stroked="f"/>
         </w:pict>
       </w:r>
     </w:p>
@@ -6052,7 +5780,7 @@
     <w:p>
       <w:r>
         <w:pict w14:anchorId="5AC4F723">
-          <v:rect id="_x0000_i1393" style="width:0;height:1.5pt" o:hralign="center" o:hrstd="t" o:hr="t" fillcolor="#a0a0a0" stroked="f"/>
+          <v:rect id="_x0000_i1098" style="width:0;height:1.5pt" o:hralign="center" o:hrstd="t" o:hr="t" fillcolor="#a0a0a0" stroked="f"/>
         </w:pict>
       </w:r>
     </w:p>
@@ -6068,23 +5796,7 @@
           <w:b/>
           <w:bCs/>
         </w:rPr>
-        <w:t xml:space="preserve">Q6. Does </w:t>
-      </w:r>
-      <w:proofErr w:type="spellStart"/>
-      <w:r>
-        <w:rPr>
-          <w:b/>
-          <w:bCs/>
-        </w:rPr>
-        <w:t>ChromaDB</w:t>
-      </w:r>
-      <w:proofErr w:type="spellEnd"/>
-      <w:r>
-        <w:rPr>
-          <w:b/>
-          <w:bCs/>
-        </w:rPr>
-        <w:t xml:space="preserve"> store only embeddings?</w:t>
+        <w:t>Q6. Does ChromaDB store only embeddings?</w:t>
       </w:r>
     </w:p>
     <w:p>
@@ -6098,15 +5810,7 @@
     </w:p>
     <w:p>
       <w:r>
-        <w:t xml:space="preserve">No. </w:t>
-      </w:r>
-      <w:proofErr w:type="spellStart"/>
-      <w:r>
-        <w:t>ChromaDB</w:t>
-      </w:r>
-      <w:proofErr w:type="spellEnd"/>
-      <w:r>
-        <w:t xml:space="preserve"> stores:</w:t>
+        <w:t>No. ChromaDB stores:</w:t>
       </w:r>
     </w:p>
     <w:p>
@@ -6161,7 +5865,7 @@
     <w:p>
       <w:r>
         <w:pict w14:anchorId="5149D859">
-          <v:rect id="_x0000_i1394" style="width:0;height:1.5pt" o:hralign="center" o:hrstd="t" o:hr="t" fillcolor="#a0a0a0" stroked="f"/>
+          <v:rect id="_x0000_i1099" style="width:0;height:1.5pt" o:hralign="center" o:hrstd="t" o:hr="t" fillcolor="#a0a0a0" stroked="f"/>
         </w:pict>
       </w:r>
     </w:p>
@@ -6197,7 +5901,7 @@
     <w:p>
       <w:r>
         <w:pict w14:anchorId="18FDB7FC">
-          <v:rect id="_x0000_i1395" style="width:0;height:1.5pt" o:hralign="center" o:hrstd="t" o:hr="t" fillcolor="#a0a0a0" stroked="f"/>
+          <v:rect id="_x0000_i1100" style="width:0;height:1.5pt" o:hralign="center" o:hrstd="t" o:hr="t" fillcolor="#a0a0a0" stroked="f"/>
         </w:pict>
       </w:r>
     </w:p>
@@ -6243,7 +5947,7 @@
     <w:p>
       <w:r>
         <w:pict w14:anchorId="5887F65E">
-          <v:rect id="_x0000_i1396" style="width:0;height:1.5pt" o:hralign="center" o:hrstd="t" o:hr="t" fillcolor="#a0a0a0" stroked="f"/>
+          <v:rect id="_x0000_i1101" style="width:0;height:1.5pt" o:hralign="center" o:hrstd="t" o:hr="t" fillcolor="#a0a0a0" stroked="f"/>
         </w:pict>
       </w:r>
     </w:p>
@@ -6299,42 +6003,4063 @@
           <w:numId w:val="34"/>
         </w:numPr>
       </w:pPr>
-      <w:proofErr w:type="spellStart"/>
-      <w:r>
+      <w:r>
+        <w:t xml:space="preserve">ChromaDB stores vectors along with text and metadata. </w:t>
+      </w:r>
+    </w:p>
+    <w:p>
+      <w:pPr>
+        <w:numPr>
+          <w:ilvl w:val="0"/>
+          <w:numId w:val="34"/>
+        </w:numPr>
+      </w:pPr>
+      <w:r>
+        <w:t xml:space="preserve">Batch embedding improves performance. </w:t>
+      </w:r>
+    </w:p>
+    <w:p>
+      <w:pPr>
+        <w:numPr>
+          <w:ilvl w:val="0"/>
+          <w:numId w:val="34"/>
+        </w:numPr>
+      </w:pPr>
+      <w:r>
+        <w:t xml:space="preserve">A vector database is the foundation of semantic retrieval in RAG. </w:t>
+      </w:r>
+    </w:p>
+    <w:p>
+      <w:r>
+        <w:pict w14:anchorId="73035A59">
+          <v:rect id="_x0000_i1102" style="width:0;height:1.5pt" o:hralign="center" o:hrstd="t" o:hr="t" fillcolor="#a0a0a0" stroked="f"/>
+        </w:pict>
+      </w:r>
+    </w:p>
+    <w:p/>
+    <w:p>
+      <w:pPr>
+        <w:rPr>
+          <w:b/>
+          <w:bCs/>
+        </w:rPr>
+      </w:pPr>
+      <w:r>
+        <w:rPr>
+          <w:b/>
+          <w:bCs/>
+        </w:rPr>
+        <w:t>Chapter 5 – Semantic Retrieval</w:t>
+      </w:r>
+    </w:p>
+    <w:p>
+      <w:r>
+        <w:pict w14:anchorId="0CD9DA0A">
+          <v:rect id="_x0000_i1103" style="width:0;height:1.5pt" o:hralign="center" o:hrstd="t" o:hr="t" fillcolor="#a0a0a0" stroked="f"/>
+        </w:pict>
+      </w:r>
+    </w:p>
+    <w:p>
+      <w:pPr>
+        <w:rPr>
+          <w:b/>
+          <w:bCs/>
+        </w:rPr>
+      </w:pPr>
+      <w:r>
+        <w:rPr>
+          <w:rFonts w:ascii="Segoe UI Emoji" w:hAnsi="Segoe UI Emoji" w:cs="Segoe UI Emoji"/>
+          <w:b/>
+          <w:bCs/>
+        </w:rPr>
+        <w:t>🎯</w:t>
+      </w:r>
+      <w:r>
+        <w:rPr>
+          <w:b/>
+          <w:bCs/>
+        </w:rPr>
+        <w:t xml:space="preserve"> What I Learned</w:t>
+      </w:r>
+    </w:p>
+    <w:p>
+      <w:r>
+        <w:t xml:space="preserve">In this phase, I learned how a RAG system retrieves the most relevant information from a vector database using </w:t>
+      </w:r>
+      <w:r>
+        <w:rPr>
+          <w:b/>
+          <w:bCs/>
+        </w:rPr>
+        <w:t>semantic search</w:t>
+      </w:r>
+      <w:r>
+        <w:t>. Instead of matching exact keywords, the system understands the meaning of the user's query by converting it into an embedding and comparing it with stored document embeddings.</w:t>
+      </w:r>
+    </w:p>
+    <w:p>
+      <w:r>
+        <w:pict w14:anchorId="1C8E603E">
+          <v:rect id="_x0000_i1104" style="width:0;height:1.5pt" o:hralign="center" o:hrstd="t" o:hr="t" fillcolor="#a0a0a0" stroked="f"/>
+        </w:pict>
+      </w:r>
+    </w:p>
+    <w:p>
+      <w:pPr>
+        <w:rPr>
+          <w:b/>
+          <w:bCs/>
+        </w:rPr>
+      </w:pPr>
+      <w:r>
+        <w:rPr>
+          <w:rFonts w:ascii="Segoe UI Emoji" w:hAnsi="Segoe UI Emoji" w:cs="Segoe UI Emoji"/>
+          <w:b/>
+          <w:bCs/>
+        </w:rPr>
+        <w:t>🧠</w:t>
+      </w:r>
+      <w:r>
+        <w:rPr>
+          <w:b/>
+          <w:bCs/>
+        </w:rPr>
+        <w:t xml:space="preserve"> New Concepts</w:t>
+      </w:r>
+    </w:p>
+    <w:p>
+      <w:pPr>
+        <w:numPr>
+          <w:ilvl w:val="0"/>
+          <w:numId w:val="35"/>
+        </w:numPr>
+      </w:pPr>
+      <w:r>
+        <w:t xml:space="preserve">Semantic Retrieval </w:t>
+      </w:r>
+    </w:p>
+    <w:p>
+      <w:pPr>
+        <w:numPr>
+          <w:ilvl w:val="0"/>
+          <w:numId w:val="35"/>
+        </w:numPr>
+      </w:pPr>
+      <w:r>
+        <w:t xml:space="preserve">Query Embedding </w:t>
+      </w:r>
+    </w:p>
+    <w:p>
+      <w:pPr>
+        <w:numPr>
+          <w:ilvl w:val="0"/>
+          <w:numId w:val="35"/>
+        </w:numPr>
+      </w:pPr>
+      <w:r>
+        <w:t xml:space="preserve">Similarity Search </w:t>
+      </w:r>
+    </w:p>
+    <w:p>
+      <w:pPr>
+        <w:numPr>
+          <w:ilvl w:val="0"/>
+          <w:numId w:val="35"/>
+        </w:numPr>
+      </w:pPr>
+      <w:r>
+        <w:t xml:space="preserve">Top-K Retrieval </w:t>
+      </w:r>
+    </w:p>
+    <w:p>
+      <w:pPr>
+        <w:numPr>
+          <w:ilvl w:val="0"/>
+          <w:numId w:val="35"/>
+        </w:numPr>
+      </w:pPr>
+      <w:r>
+        <w:t xml:space="preserve">Distance Score </w:t>
+      </w:r>
+    </w:p>
+    <w:p>
+      <w:pPr>
+        <w:numPr>
+          <w:ilvl w:val="0"/>
+          <w:numId w:val="35"/>
+        </w:numPr>
+      </w:pPr>
+      <w:r>
+        <w:t xml:space="preserve">Retrieval Pipeline </w:t>
+      </w:r>
+    </w:p>
+    <w:p>
+      <w:r>
+        <w:pict w14:anchorId="1D0EDD41">
+          <v:rect id="_x0000_i1105" style="width:0;height:1.5pt" o:hralign="center" o:hrstd="t" o:hr="t" fillcolor="#a0a0a0" stroked="f"/>
+        </w:pict>
+      </w:r>
+    </w:p>
+    <w:p>
+      <w:pPr>
+        <w:rPr>
+          <w:b/>
+          <w:bCs/>
+        </w:rPr>
+      </w:pPr>
+      <w:r>
+        <w:rPr>
+          <w:rFonts w:ascii="Segoe UI Emoji" w:hAnsi="Segoe UI Emoji" w:cs="Segoe UI Emoji"/>
+          <w:b/>
+          <w:bCs/>
+        </w:rPr>
+        <w:t>📖</w:t>
+      </w:r>
+      <w:r>
+        <w:rPr>
+          <w:b/>
+          <w:bCs/>
+        </w:rPr>
+        <w:t xml:space="preserve"> Concept Explanation</w:t>
+      </w:r>
+    </w:p>
+    <w:p>
+      <w:pPr>
+        <w:rPr>
+          <w:b/>
+          <w:bCs/>
+        </w:rPr>
+      </w:pPr>
+      <w:r>
+        <w:rPr>
+          <w:b/>
+          <w:bCs/>
+        </w:rPr>
+        <w:lastRenderedPageBreak/>
+        <w:t>1. Semantic Retrieval</w:t>
+      </w:r>
+    </w:p>
+    <w:p>
+      <w:r>
+        <w:t xml:space="preserve">Semantic retrieval is the process of finding documents based on their </w:t>
+      </w:r>
+      <w:r>
+        <w:rPr>
+          <w:b/>
+          <w:bCs/>
+        </w:rPr>
+        <w:t>meaning</w:t>
+      </w:r>
+      <w:r>
+        <w:t xml:space="preserve"> rather than exact keyword matches.</w:t>
+      </w:r>
+    </w:p>
+    <w:p>
+      <w:r>
+        <w:t>Unlike traditional search, it can retrieve relevant information even if different words are used to express the same idea.</w:t>
+      </w:r>
+    </w:p>
+    <w:p>
+      <w:r>
+        <w:rPr>
+          <w:b/>
+          <w:bCs/>
+        </w:rPr>
+        <w:t>Example</w:t>
+      </w:r>
+    </w:p>
+    <w:p>
+      <w:r>
+        <w:t>Query:</w:t>
+      </w:r>
+    </w:p>
+    <w:p>
+      <w:r>
+        <w:t>"How is AI used in hospitals?"</w:t>
+      </w:r>
+    </w:p>
+    <w:p>
+      <w:r>
+        <w:t>Retrieved Chunk:</w:t>
+      </w:r>
+    </w:p>
+    <w:p>
+      <w:r>
+        <w:t>"Artificial Intelligence assists doctors in medical diagnosis."</w:t>
+      </w:r>
+    </w:p>
+    <w:p>
+      <w:r>
+        <w:t>Although the words are different, the semantic meaning is similar.</w:t>
+      </w:r>
+    </w:p>
+    <w:p>
+      <w:r>
+        <w:pict w14:anchorId="5E4AB8F7">
+          <v:rect id="_x0000_i1106" style="width:0;height:1.5pt" o:hralign="center" o:hrstd="t" o:hr="t" fillcolor="#a0a0a0" stroked="f"/>
+        </w:pict>
+      </w:r>
+    </w:p>
+    <w:p>
+      <w:pPr>
+        <w:rPr>
+          <w:b/>
+          <w:bCs/>
+        </w:rPr>
+      </w:pPr>
+      <w:r>
+        <w:rPr>
+          <w:b/>
+          <w:bCs/>
+        </w:rPr>
+        <w:t>2. Query Embedding</w:t>
+      </w:r>
+    </w:p>
+    <w:p>
+      <w:r>
+        <w:t>Just like document chunks are converted into embeddings, the user's query is also converted into an embedding using the same embedding model.</w:t>
+      </w:r>
+    </w:p>
+    <w:p>
+      <w:r>
+        <w:t>This ensures both the query and the stored chunks exist in the same vector space for comparison.</w:t>
+      </w:r>
+    </w:p>
+    <w:p>
+      <w:r>
+        <w:pict w14:anchorId="73A6B7F7">
+          <v:rect id="_x0000_i1107" style="width:0;height:1.5pt" o:hralign="center" o:hrstd="t" o:hr="t" fillcolor="#a0a0a0" stroked="f"/>
+        </w:pict>
+      </w:r>
+    </w:p>
+    <w:p>
+      <w:pPr>
+        <w:rPr>
+          <w:b/>
+          <w:bCs/>
+        </w:rPr>
+      </w:pPr>
+      <w:r>
+        <w:rPr>
+          <w:b/>
+          <w:bCs/>
+        </w:rPr>
+        <w:t>3. Similarity Search</w:t>
+      </w:r>
+    </w:p>
+    <w:p>
+      <w:r>
+        <w:t>Once the query embedding is generated, the vector database compares it with all stored embeddings.</w:t>
+      </w:r>
+    </w:p>
+    <w:p>
+      <w:r>
+        <w:t>The vectors with the smallest distance (or highest similarity) are considered the most relevant and are returned to the application.</w:t>
+      </w:r>
+    </w:p>
+    <w:p>
+      <w:r>
+        <w:pict w14:anchorId="5DEC6F92">
+          <v:rect id="_x0000_i1108" style="width:0;height:1.5pt" o:hralign="center" o:hrstd="t" o:hr="t" fillcolor="#a0a0a0" stroked="f"/>
+        </w:pict>
+      </w:r>
+    </w:p>
+    <w:p>
+      <w:pPr>
+        <w:rPr>
+          <w:b/>
+          <w:bCs/>
+        </w:rPr>
+      </w:pPr>
+      <w:r>
+        <w:rPr>
+          <w:b/>
+          <w:bCs/>
+        </w:rPr>
+        <w:t>4. Top-K Retrieval</w:t>
+      </w:r>
+    </w:p>
+    <w:p>
+      <w:r>
+        <w:t xml:space="preserve">Instead of returning every matching document, the system returns only the </w:t>
+      </w:r>
+      <w:r>
+        <w:rPr>
+          <w:b/>
+          <w:bCs/>
+        </w:rPr>
+        <w:t>Top-K</w:t>
+      </w:r>
+      <w:r>
+        <w:t xml:space="preserve"> most relevant chunks.</w:t>
+      </w:r>
+    </w:p>
+    <w:p>
+      <w:r>
+        <w:t>Example:</w:t>
+      </w:r>
+    </w:p>
+    <w:p>
+      <w:r>
+        <w:t>Top-K = 5</w:t>
+      </w:r>
+    </w:p>
+    <w:p/>
+    <w:p>
+      <w:r>
+        <w:lastRenderedPageBreak/>
+        <w:t>↓</w:t>
+      </w:r>
+    </w:p>
+    <w:p/>
+    <w:p>
+      <w:r>
+        <w:t>Return only the 5 most relevant chunks</w:t>
+      </w:r>
+    </w:p>
+    <w:p>
+      <w:r>
+        <w:t>This reduces unnecessary information and improves the quality of the context sent to the LLM.</w:t>
+      </w:r>
+    </w:p>
+    <w:p>
+      <w:r>
+        <w:pict w14:anchorId="52812328">
+          <v:rect id="_x0000_i1109" style="width:0;height:1.5pt" o:hralign="center" o:hrstd="t" o:hr="t" fillcolor="#a0a0a0" stroked="f"/>
+        </w:pict>
+      </w:r>
+    </w:p>
+    <w:p>
+      <w:pPr>
+        <w:rPr>
+          <w:b/>
+          <w:bCs/>
+        </w:rPr>
+      </w:pPr>
+      <w:r>
+        <w:rPr>
+          <w:b/>
+          <w:bCs/>
+        </w:rPr>
+        <w:t>5. Distance Score</w:t>
+      </w:r>
+    </w:p>
+    <w:p>
+      <w:r>
+        <w:t xml:space="preserve">ChromaDB returns a </w:t>
+      </w:r>
+      <w:r>
+        <w:rPr>
+          <w:b/>
+          <w:bCs/>
+        </w:rPr>
+        <w:t>distance score</w:t>
+      </w:r>
+      <w:r>
+        <w:t>, not a similarity score.</w:t>
+      </w:r>
+    </w:p>
+    <w:p>
+      <w:r>
+        <w:t>Lower distance means higher similarity.</w:t>
+      </w:r>
+    </w:p>
+    <w:tbl>
+      <w:tblPr>
+        <w:tblW w:w="0" w:type="auto"/>
+        <w:tblCellSpacing w:w="15" w:type="dxa"/>
+        <w:tblCellMar>
+          <w:top w:w="15" w:type="dxa"/>
+          <w:left w:w="15" w:type="dxa"/>
+          <w:bottom w:w="15" w:type="dxa"/>
+          <w:right w:w="15" w:type="dxa"/>
+        </w:tblCellMar>
+        <w:tblLook w:val="04A0" w:firstRow="1" w:lastRow="0" w:firstColumn="1" w:lastColumn="0" w:noHBand="0" w:noVBand="1"/>
+      </w:tblPr>
+      <w:tblGrid>
+        <w:gridCol w:w="928"/>
+        <w:gridCol w:w="1740"/>
+      </w:tblGrid>
+      <w:tr>
+        <w:trPr>
+          <w:tblHeader/>
+          <w:tblCellSpacing w:w="15" w:type="dxa"/>
+        </w:trPr>
+        <w:tc>
+          <w:tcPr>
+            <w:tcW w:w="0" w:type="auto"/>
+            <w:vAlign w:val="center"/>
+            <w:hideMark/>
+          </w:tcPr>
+          <w:p>
+            <w:pPr>
+              <w:rPr>
+                <w:b/>
+                <w:bCs/>
+              </w:rPr>
+            </w:pPr>
+            <w:r>
+              <w:rPr>
+                <w:b/>
+                <w:bCs/>
+              </w:rPr>
+              <w:t>Distance</w:t>
+            </w:r>
+          </w:p>
+        </w:tc>
+        <w:tc>
+          <w:tcPr>
+            <w:tcW w:w="0" w:type="auto"/>
+            <w:vAlign w:val="center"/>
+            <w:hideMark/>
+          </w:tcPr>
+          <w:p>
+            <w:pPr>
+              <w:rPr>
+                <w:b/>
+                <w:bCs/>
+              </w:rPr>
+            </w:pPr>
+            <w:r>
+              <w:rPr>
+                <w:b/>
+                <w:bCs/>
+              </w:rPr>
+              <w:t>Meaning</w:t>
+            </w:r>
+          </w:p>
+        </w:tc>
+      </w:tr>
+      <w:tr>
+        <w:trPr>
+          <w:tblCellSpacing w:w="15" w:type="dxa"/>
+        </w:trPr>
+        <w:tc>
+          <w:tcPr>
+            <w:tcW w:w="0" w:type="auto"/>
+            <w:vAlign w:val="center"/>
+            <w:hideMark/>
+          </w:tcPr>
+          <w:p>
+            <w:r>
+              <w:t>0.00</w:t>
+            </w:r>
+          </w:p>
+        </w:tc>
+        <w:tc>
+          <w:tcPr>
+            <w:tcW w:w="0" w:type="auto"/>
+            <w:vAlign w:val="center"/>
+            <w:hideMark/>
+          </w:tcPr>
+          <w:p>
+            <w:r>
+              <w:t>Almost identical</w:t>
+            </w:r>
+          </w:p>
+        </w:tc>
+      </w:tr>
+      <w:tr>
+        <w:trPr>
+          <w:tblCellSpacing w:w="15" w:type="dxa"/>
+        </w:trPr>
+        <w:tc>
+          <w:tcPr>
+            <w:tcW w:w="0" w:type="auto"/>
+            <w:vAlign w:val="center"/>
+            <w:hideMark/>
+          </w:tcPr>
+          <w:p>
+            <w:r>
+              <w:t>0.10</w:t>
+            </w:r>
+          </w:p>
+        </w:tc>
+        <w:tc>
+          <w:tcPr>
+            <w:tcW w:w="0" w:type="auto"/>
+            <w:vAlign w:val="center"/>
+            <w:hideMark/>
+          </w:tcPr>
+          <w:p>
+            <w:r>
+              <w:t>Very similar</w:t>
+            </w:r>
+          </w:p>
+        </w:tc>
+      </w:tr>
+      <w:tr>
+        <w:trPr>
+          <w:tblCellSpacing w:w="15" w:type="dxa"/>
+        </w:trPr>
+        <w:tc>
+          <w:tcPr>
+            <w:tcW w:w="0" w:type="auto"/>
+            <w:vAlign w:val="center"/>
+            <w:hideMark/>
+          </w:tcPr>
+          <w:p>
+            <w:r>
+              <w:t>0.30</w:t>
+            </w:r>
+          </w:p>
+        </w:tc>
+        <w:tc>
+          <w:tcPr>
+            <w:tcW w:w="0" w:type="auto"/>
+            <w:vAlign w:val="center"/>
+            <w:hideMark/>
+          </w:tcPr>
+          <w:p>
+            <w:r>
+              <w:t>Related</w:t>
+            </w:r>
+          </w:p>
+        </w:tc>
+      </w:tr>
+      <w:tr>
+        <w:trPr>
+          <w:tblCellSpacing w:w="15" w:type="dxa"/>
+        </w:trPr>
+        <w:tc>
+          <w:tcPr>
+            <w:tcW w:w="0" w:type="auto"/>
+            <w:vAlign w:val="center"/>
+            <w:hideMark/>
+          </w:tcPr>
+          <w:p>
+            <w:r>
+              <w:t>0.60</w:t>
+            </w:r>
+          </w:p>
+        </w:tc>
+        <w:tc>
+          <w:tcPr>
+            <w:tcW w:w="0" w:type="auto"/>
+            <w:vAlign w:val="center"/>
+            <w:hideMark/>
+          </w:tcPr>
+          <w:p>
+            <w:r>
+              <w:t>Weakly related</w:t>
+            </w:r>
+          </w:p>
+        </w:tc>
+      </w:tr>
+      <w:tr>
+        <w:trPr>
+          <w:tblCellSpacing w:w="15" w:type="dxa"/>
+        </w:trPr>
+        <w:tc>
+          <w:tcPr>
+            <w:tcW w:w="0" w:type="auto"/>
+            <w:vAlign w:val="center"/>
+            <w:hideMark/>
+          </w:tcPr>
+          <w:p>
+            <w:r>
+              <w:t>1.00+</w:t>
+            </w:r>
+          </w:p>
+        </w:tc>
+        <w:tc>
+          <w:tcPr>
+            <w:tcW w:w="0" w:type="auto"/>
+            <w:vAlign w:val="center"/>
+            <w:hideMark/>
+          </w:tcPr>
+          <w:p>
+            <w:r>
+              <w:t>Mostly unrelated</w:t>
+            </w:r>
+          </w:p>
+        </w:tc>
+      </w:tr>
+    </w:tbl>
+    <w:p>
+      <w:r>
+        <w:t>Understanding this score helps evaluate how relevant the retrieved chunks are.</w:t>
+      </w:r>
+    </w:p>
+    <w:p>
+      <w:r>
+        <w:pict w14:anchorId="3F2E9DAF">
+          <v:rect id="_x0000_i1110" style="width:0;height:1.5pt" o:hralign="center" o:hrstd="t" o:hr="t" fillcolor="#a0a0a0" stroked="f"/>
+        </w:pict>
+      </w:r>
+    </w:p>
+    <w:p>
+      <w:pPr>
+        <w:rPr>
+          <w:b/>
+          <w:bCs/>
+        </w:rPr>
+      </w:pPr>
+      <w:r>
+        <w:rPr>
+          <w:rFonts w:ascii="Segoe UI Emoji" w:hAnsi="Segoe UI Emoji" w:cs="Segoe UI Emoji"/>
+          <w:b/>
+          <w:bCs/>
+        </w:rPr>
+        <w:t>🔄</w:t>
+      </w:r>
+      <w:r>
+        <w:rPr>
+          <w:b/>
+          <w:bCs/>
+        </w:rPr>
+        <w:t xml:space="preserve"> Semantic Retrieval Pipeline</w:t>
+      </w:r>
+    </w:p>
+    <w:p>
+      <w:r>
+        <w:t>User Question</w:t>
+      </w:r>
+    </w:p>
+    <w:p>
+      <w:r>
+        <w:t xml:space="preserve">      │</w:t>
+      </w:r>
+    </w:p>
+    <w:p>
+      <w:r>
+        <w:t xml:space="preserve">      </w:t>
+      </w:r>
+      <w:r>
+        <w:rPr>
+          <w:rFonts w:ascii="Arial" w:hAnsi="Arial" w:cs="Arial"/>
+        </w:rPr>
+        <w:t>▼</w:t>
+      </w:r>
+    </w:p>
+    <w:p>
+      <w:r>
+        <w:t>Embedding Model</w:t>
+      </w:r>
+    </w:p>
+    <w:p>
+      <w:r>
+        <w:t xml:space="preserve">      │</w:t>
+      </w:r>
+    </w:p>
+    <w:p>
+      <w:r>
+        <w:t xml:space="preserve">      </w:t>
+      </w:r>
+      <w:r>
+        <w:rPr>
+          <w:rFonts w:ascii="Arial" w:hAnsi="Arial" w:cs="Arial"/>
+        </w:rPr>
+        <w:t>▼</w:t>
+      </w:r>
+    </w:p>
+    <w:p>
+      <w:r>
+        <w:t>Query Embedding</w:t>
+      </w:r>
+    </w:p>
+    <w:p>
+      <w:r>
+        <w:t xml:space="preserve">      │</w:t>
+      </w:r>
+    </w:p>
+    <w:p>
+      <w:r>
+        <w:t xml:space="preserve">      </w:t>
+      </w:r>
+      <w:r>
+        <w:rPr>
+          <w:rFonts w:ascii="Arial" w:hAnsi="Arial" w:cs="Arial"/>
+        </w:rPr>
+        <w:t>▼</w:t>
+      </w:r>
+    </w:p>
+    <w:p>
+      <w:r>
+        <w:lastRenderedPageBreak/>
         <w:t>ChromaDB</w:t>
       </w:r>
-      <w:proofErr w:type="spellEnd"/>
-      <w:r>
-        <w:t xml:space="preserve"> stores vectors along with text and metadata. </w:t>
-      </w:r>
-    </w:p>
-    <w:p>
-      <w:pPr>
-        <w:numPr>
-          <w:ilvl w:val="0"/>
-          <w:numId w:val="34"/>
-        </w:numPr>
-      </w:pPr>
-      <w:r>
-        <w:t xml:space="preserve">Batch embedding improves performance. </w:t>
-      </w:r>
-    </w:p>
-    <w:p>
-      <w:pPr>
-        <w:numPr>
-          <w:ilvl w:val="0"/>
-          <w:numId w:val="34"/>
-        </w:numPr>
-      </w:pPr>
-      <w:r>
-        <w:t xml:space="preserve">A vector database is the foundation of semantic retrieval in RAG. </w:t>
-      </w:r>
-    </w:p>
-    <w:p>
-      <w:r>
-        <w:pict w14:anchorId="73035A59">
-          <v:rect id="_x0000_i1397" style="width:0;height:1.5pt" o:hralign="center" o:hrstd="t" o:hr="t" fillcolor="#a0a0a0" stroked="f"/>
+    </w:p>
+    <w:p>
+      <w:r>
+        <w:t xml:space="preserve">      │</w:t>
+      </w:r>
+    </w:p>
+    <w:p>
+      <w:r>
+        <w:t xml:space="preserve">      </w:t>
+      </w:r>
+      <w:r>
+        <w:rPr>
+          <w:rFonts w:ascii="Arial" w:hAnsi="Arial" w:cs="Arial"/>
+        </w:rPr>
+        <w:t>▼</w:t>
+      </w:r>
+    </w:p>
+    <w:p>
+      <w:r>
+        <w:t>Similarity Search</w:t>
+      </w:r>
+    </w:p>
+    <w:p>
+      <w:r>
+        <w:t xml:space="preserve">      │</w:t>
+      </w:r>
+    </w:p>
+    <w:p>
+      <w:r>
+        <w:t xml:space="preserve">      </w:t>
+      </w:r>
+      <w:r>
+        <w:rPr>
+          <w:rFonts w:ascii="Arial" w:hAnsi="Arial" w:cs="Arial"/>
+        </w:rPr>
+        <w:t>▼</w:t>
+      </w:r>
+    </w:p>
+    <w:p>
+      <w:r>
+        <w:t>Top-K Relevant Chunks</w:t>
+      </w:r>
+    </w:p>
+    <w:p>
+      <w:r>
+        <w:pict w14:anchorId="7A64087B">
+          <v:rect id="_x0000_i1111" style="width:0;height:1.5pt" o:hralign="center" o:hrstd="t" o:hr="t" fillcolor="#a0a0a0" stroked="f"/>
         </w:pict>
+      </w:r>
+    </w:p>
+    <w:p>
+      <w:pPr>
+        <w:rPr>
+          <w:b/>
+          <w:bCs/>
+        </w:rPr>
+      </w:pPr>
+      <w:r>
+        <w:rPr>
+          <w:rFonts w:ascii="Segoe UI Emoji" w:hAnsi="Segoe UI Emoji" w:cs="Segoe UI Emoji"/>
+          <w:b/>
+          <w:bCs/>
+        </w:rPr>
+        <w:t>💡</w:t>
+      </w:r>
+      <w:r>
+        <w:rPr>
+          <w:b/>
+          <w:bCs/>
+        </w:rPr>
+        <w:t xml:space="preserve"> What Changed in RAGForge?</w:t>
+      </w:r>
+    </w:p>
+    <w:p>
+      <w:r>
+        <w:t>Before Phase 5:</w:t>
+      </w:r>
+    </w:p>
+    <w:p>
+      <w:pPr>
+        <w:numPr>
+          <w:ilvl w:val="0"/>
+          <w:numId w:val="36"/>
+        </w:numPr>
+      </w:pPr>
+      <w:r>
+        <w:t xml:space="preserve">Chunks were stored in ChromaDB. </w:t>
+      </w:r>
+    </w:p>
+    <w:p>
+      <w:pPr>
+        <w:numPr>
+          <w:ilvl w:val="0"/>
+          <w:numId w:val="36"/>
+        </w:numPr>
+      </w:pPr>
+      <w:r>
+        <w:t xml:space="preserve">No way to retrieve information. </w:t>
+      </w:r>
+    </w:p>
+    <w:p>
+      <w:r>
+        <w:t>After Phase 5:</w:t>
+      </w:r>
+    </w:p>
+    <w:p>
+      <w:pPr>
+        <w:numPr>
+          <w:ilvl w:val="0"/>
+          <w:numId w:val="37"/>
+        </w:numPr>
+      </w:pPr>
+      <w:r>
+        <w:t xml:space="preserve">User questions can be converted into embeddings. </w:t>
+      </w:r>
+    </w:p>
+    <w:p>
+      <w:pPr>
+        <w:numPr>
+          <w:ilvl w:val="0"/>
+          <w:numId w:val="37"/>
+        </w:numPr>
+      </w:pPr>
+      <w:r>
+        <w:t xml:space="preserve">ChromaDB searches for semantically similar chunks. </w:t>
+      </w:r>
+    </w:p>
+    <w:p>
+      <w:pPr>
+        <w:numPr>
+          <w:ilvl w:val="0"/>
+          <w:numId w:val="37"/>
+        </w:numPr>
+      </w:pPr>
+      <w:r>
+        <w:t xml:space="preserve">The system returns the Top-K most relevant chunks with metadata and distance scores. </w:t>
+      </w:r>
+    </w:p>
+    <w:p>
+      <w:r>
+        <w:pict w14:anchorId="6AA64294">
+          <v:rect id="_x0000_i1112" style="width:0;height:1.5pt" o:hralign="center" o:hrstd="t" o:hr="t" fillcolor="#a0a0a0" stroked="f"/>
+        </w:pict>
+      </w:r>
+    </w:p>
+    <w:p>
+      <w:pPr>
+        <w:rPr>
+          <w:b/>
+          <w:bCs/>
+        </w:rPr>
+      </w:pPr>
+      <w:r>
+        <w:rPr>
+          <w:rFonts w:ascii="Segoe UI Emoji" w:hAnsi="Segoe UI Emoji" w:cs="Segoe UI Emoji"/>
+          <w:b/>
+          <w:bCs/>
+        </w:rPr>
+        <w:t>🎤</w:t>
+      </w:r>
+      <w:r>
+        <w:rPr>
+          <w:b/>
+          <w:bCs/>
+        </w:rPr>
+        <w:t xml:space="preserve"> Interview Questions</w:t>
+      </w:r>
+    </w:p>
+    <w:p>
+      <w:pPr>
+        <w:rPr>
+          <w:b/>
+          <w:bCs/>
+        </w:rPr>
+      </w:pPr>
+      <w:r>
+        <w:rPr>
+          <w:b/>
+          <w:bCs/>
+        </w:rPr>
+        <w:t>Q1. What is Semantic Retrieval?</w:t>
+      </w:r>
+    </w:p>
+    <w:p>
+      <w:r>
+        <w:rPr>
+          <w:b/>
+          <w:bCs/>
+        </w:rPr>
+        <w:t>Answer</w:t>
+      </w:r>
+    </w:p>
+    <w:p>
+      <w:r>
+        <w:t>Semantic retrieval searches documents based on their meaning instead of exact keyword matching by comparing vector embeddings.</w:t>
+      </w:r>
+    </w:p>
+    <w:p>
+      <w:r>
+        <w:pict w14:anchorId="07551730">
+          <v:rect id="_x0000_i1113" style="width:0;height:1.5pt" o:hralign="center" o:hrstd="t" o:hr="t" fillcolor="#a0a0a0" stroked="f"/>
+        </w:pict>
+      </w:r>
+    </w:p>
+    <w:p>
+      <w:pPr>
+        <w:rPr>
+          <w:b/>
+          <w:bCs/>
+        </w:rPr>
+      </w:pPr>
+      <w:r>
+        <w:rPr>
+          <w:b/>
+          <w:bCs/>
+        </w:rPr>
+        <w:t>Q2. Why is the user's query converted into an embedding?</w:t>
+      </w:r>
+    </w:p>
+    <w:p>
+      <w:r>
+        <w:rPr>
+          <w:b/>
+          <w:bCs/>
+        </w:rPr>
+        <w:t>Answer</w:t>
+      </w:r>
+    </w:p>
+    <w:p>
+      <w:r>
+        <w:t>The query must be represented in the same vector space as the stored document embeddings so similarity can be calculated.</w:t>
+      </w:r>
+    </w:p>
+    <w:p>
+      <w:r>
+        <w:pict w14:anchorId="666743BC">
+          <v:rect id="_x0000_i1114" style="width:0;height:1.5pt" o:hralign="center" o:hrstd="t" o:hr="t" fillcolor="#a0a0a0" stroked="f"/>
+        </w:pict>
+      </w:r>
+    </w:p>
+    <w:p>
+      <w:pPr>
+        <w:rPr>
+          <w:b/>
+          <w:bCs/>
+        </w:rPr>
+      </w:pPr>
+      <w:r>
+        <w:rPr>
+          <w:b/>
+          <w:bCs/>
+        </w:rPr>
+        <w:lastRenderedPageBreak/>
+        <w:t>Q3. What is Top-K Retrieval?</w:t>
+      </w:r>
+    </w:p>
+    <w:p>
+      <w:r>
+        <w:rPr>
+          <w:b/>
+          <w:bCs/>
+        </w:rPr>
+        <w:t>Answer</w:t>
+      </w:r>
+    </w:p>
+    <w:p>
+      <w:r>
+        <w:t>Top-K retrieval returns only the K most relevant chunks instead of all matching documents, improving efficiency and reducing irrelevant context.</w:t>
+      </w:r>
+    </w:p>
+    <w:p>
+      <w:r>
+        <w:pict w14:anchorId="229E5F16">
+          <v:rect id="_x0000_i1115" style="width:0;height:1.5pt" o:hralign="center" o:hrstd="t" o:hr="t" fillcolor="#a0a0a0" stroked="f"/>
+        </w:pict>
+      </w:r>
+    </w:p>
+    <w:p>
+      <w:pPr>
+        <w:rPr>
+          <w:b/>
+          <w:bCs/>
+        </w:rPr>
+      </w:pPr>
+      <w:r>
+        <w:rPr>
+          <w:b/>
+          <w:bCs/>
+        </w:rPr>
+        <w:t>Q4. Why doesn't a RAG system send the entire database to the LLM?</w:t>
+      </w:r>
+    </w:p>
+    <w:p>
+      <w:r>
+        <w:rPr>
+          <w:b/>
+          <w:bCs/>
+        </w:rPr>
+        <w:t>Answer</w:t>
+      </w:r>
+    </w:p>
+    <w:p>
+      <w:r>
+        <w:t>Sending the entire database would exceed the LLM's context window, increase costs, and introduce irrelevant information. Retrieval ensures only the most relevant chunks are used.</w:t>
+      </w:r>
+    </w:p>
+    <w:p>
+      <w:r>
+        <w:pict w14:anchorId="30B29607">
+          <v:rect id="_x0000_i1116" style="width:0;height:1.5pt" o:hralign="center" o:hrstd="t" o:hr="t" fillcolor="#a0a0a0" stroked="f"/>
+        </w:pict>
+      </w:r>
+    </w:p>
+    <w:p>
+      <w:pPr>
+        <w:rPr>
+          <w:b/>
+          <w:bCs/>
+        </w:rPr>
+      </w:pPr>
+      <w:r>
+        <w:rPr>
+          <w:b/>
+          <w:bCs/>
+        </w:rPr>
+        <w:t>Q5. What does the distance score returned by ChromaDB represent?</w:t>
+      </w:r>
+    </w:p>
+    <w:p>
+      <w:r>
+        <w:rPr>
+          <w:b/>
+          <w:bCs/>
+        </w:rPr>
+        <w:t>Answer</w:t>
+      </w:r>
+    </w:p>
+    <w:p>
+      <w:r>
+        <w:t>The distance score measures how close the query embedding is to a stored embedding. A smaller distance indicates greater semantic similarity.</w:t>
+      </w:r>
+    </w:p>
+    <w:p>
+      <w:r>
+        <w:pict w14:anchorId="4E324583">
+          <v:rect id="_x0000_i1117" style="width:0;height:1.5pt" o:hralign="center" o:hrstd="t" o:hr="t" fillcolor="#a0a0a0" stroked="f"/>
+        </w:pict>
+      </w:r>
+    </w:p>
+    <w:p>
+      <w:pPr>
+        <w:rPr>
+          <w:b/>
+          <w:bCs/>
+        </w:rPr>
+      </w:pPr>
+      <w:r>
+        <w:rPr>
+          <w:b/>
+          <w:bCs/>
+        </w:rPr>
+        <w:t>Q6. Why use semantic retrieval instead of keyword search?</w:t>
+      </w:r>
+    </w:p>
+    <w:p>
+      <w:r>
+        <w:rPr>
+          <w:b/>
+          <w:bCs/>
+        </w:rPr>
+        <w:t>Answer</w:t>
+      </w:r>
+    </w:p>
+    <w:p>
+      <w:r>
+        <w:t>Semantic retrieval understands context and meaning, allowing it to retrieve relevant information even when different words or phrases are used.</w:t>
+      </w:r>
+    </w:p>
+    <w:p>
+      <w:r>
+        <w:pict w14:anchorId="79A18A8D">
+          <v:rect id="_x0000_i1118" style="width:0;height:1.5pt" o:hralign="center" o:hrstd="t" o:hr="t" fillcolor="#a0a0a0" stroked="f"/>
+        </w:pict>
+      </w:r>
+    </w:p>
+    <w:p>
+      <w:pPr>
+        <w:rPr>
+          <w:b/>
+          <w:bCs/>
+        </w:rPr>
+      </w:pPr>
+      <w:r>
+        <w:rPr>
+          <w:rFonts w:ascii="Segoe UI Emoji" w:hAnsi="Segoe UI Emoji" w:cs="Segoe UI Emoji"/>
+          <w:b/>
+          <w:bCs/>
+        </w:rPr>
+        <w:t>🌍</w:t>
+      </w:r>
+      <w:r>
+        <w:rPr>
+          <w:b/>
+          <w:bCs/>
+        </w:rPr>
+        <w:t xml:space="preserve"> Did You Know?</w:t>
+      </w:r>
+    </w:p>
+    <w:p>
+      <w:r>
+        <w:t xml:space="preserve">Modern AI search systems often perform </w:t>
+      </w:r>
+      <w:r>
+        <w:rPr>
+          <w:b/>
+          <w:bCs/>
+        </w:rPr>
+        <w:t>semantic retrieval first</w:t>
+      </w:r>
+      <w:r>
+        <w:t>, then apply additional techniques such as BM25, Hybrid Retrieval, and Re-ranking to further improve the quality of the retrieved results. Semantic retrieval serves as the foundation of most production RAG systems.</w:t>
+      </w:r>
+    </w:p>
+    <w:p>
+      <w:r>
+        <w:pict w14:anchorId="454D4CDE">
+          <v:rect id="_x0000_i1119" style="width:0;height:1.5pt" o:hralign="center" o:hrstd="t" o:hr="t" fillcolor="#a0a0a0" stroked="f"/>
+        </w:pict>
+      </w:r>
+    </w:p>
+    <w:p>
+      <w:pPr>
+        <w:rPr>
+          <w:b/>
+          <w:bCs/>
+        </w:rPr>
+      </w:pPr>
+      <w:r>
+        <w:rPr>
+          <w:rFonts w:ascii="Segoe UI Emoji" w:hAnsi="Segoe UI Emoji" w:cs="Segoe UI Emoji"/>
+          <w:b/>
+          <w:bCs/>
+        </w:rPr>
+        <w:t>⭐</w:t>
+      </w:r>
+      <w:r>
+        <w:rPr>
+          <w:b/>
+          <w:bCs/>
+        </w:rPr>
+        <w:t xml:space="preserve"> Key Takeaways</w:t>
+      </w:r>
+    </w:p>
+    <w:p>
+      <w:pPr>
+        <w:numPr>
+          <w:ilvl w:val="0"/>
+          <w:numId w:val="38"/>
+        </w:numPr>
+      </w:pPr>
+      <w:r>
+        <w:t xml:space="preserve">Semantic retrieval searches by meaning rather than exact words. </w:t>
+      </w:r>
+    </w:p>
+    <w:p>
+      <w:pPr>
+        <w:numPr>
+          <w:ilvl w:val="0"/>
+          <w:numId w:val="38"/>
+        </w:numPr>
+      </w:pPr>
+      <w:r>
+        <w:t xml:space="preserve">Both documents and user queries are converted into embeddings. </w:t>
+      </w:r>
+    </w:p>
+    <w:p>
+      <w:pPr>
+        <w:numPr>
+          <w:ilvl w:val="0"/>
+          <w:numId w:val="38"/>
+        </w:numPr>
+      </w:pPr>
+      <w:r>
+        <w:t xml:space="preserve">ChromaDB returns the most relevant chunks using vector similarity. </w:t>
+      </w:r>
+    </w:p>
+    <w:p>
+      <w:pPr>
+        <w:numPr>
+          <w:ilvl w:val="0"/>
+          <w:numId w:val="38"/>
+        </w:numPr>
+      </w:pPr>
+      <w:r>
+        <w:lastRenderedPageBreak/>
+        <w:t xml:space="preserve">Top-K retrieval limits the amount of context sent to the LLM. </w:t>
+      </w:r>
+    </w:p>
+    <w:p>
+      <w:pPr>
+        <w:numPr>
+          <w:ilvl w:val="0"/>
+          <w:numId w:val="38"/>
+        </w:numPr>
+      </w:pPr>
+      <w:r>
+        <w:t xml:space="preserve">Lower distance scores indicate higher semantic similarity. </w:t>
+      </w:r>
+    </w:p>
+    <w:p>
+      <w:r>
+        <w:pict w14:anchorId="418AAE0D">
+          <v:rect id="_x0000_i1120" style="width:0;height:1.5pt" o:hralign="center" o:hrstd="t" o:hr="t" fillcolor="#a0a0a0" stroked="f"/>
+        </w:pict>
+      </w:r>
+    </w:p>
+    <w:p>
+      <w:pPr>
+        <w:rPr>
+          <w:b/>
+          <w:bCs/>
+        </w:rPr>
+      </w:pPr>
+      <w:r>
+        <w:rPr>
+          <w:rFonts w:ascii="Segoe UI Emoji" w:hAnsi="Segoe UI Emoji" w:cs="Segoe UI Emoji"/>
+          <w:b/>
+          <w:bCs/>
+        </w:rPr>
+        <w:t>🚀</w:t>
+      </w:r>
+      <w:r>
+        <w:rPr>
+          <w:b/>
+          <w:bCs/>
+        </w:rPr>
+        <w:t xml:space="preserve"> What's Next?</w:t>
+      </w:r>
+    </w:p>
+    <w:p>
+      <w:r>
+        <w:t xml:space="preserve">In the next phase, I will build the </w:t>
+      </w:r>
+      <w:r>
+        <w:rPr>
+          <w:b/>
+          <w:bCs/>
+        </w:rPr>
+        <w:t>Prompt Builder and LLM Integration</w:t>
+      </w:r>
+      <w:r>
+        <w:t>, where the retrieved chunks will be combined with the user's question to generate accurate, context-aware answers using a Large Language Model.</w:t>
+      </w:r>
+    </w:p>
+    <w:p>
+      <w:r>
+        <w:pict w14:anchorId="0043F48E">
+          <v:rect id="_x0000_i1121" style="width:0;height:1.5pt" o:hralign="center" o:hrstd="t" o:hr="t" fillcolor="#a0a0a0" stroked="f"/>
+        </w:pict>
+      </w:r>
+    </w:p>
+    <w:p>
+      <w:pPr>
+        <w:rPr>
+          <w:b/>
+          <w:bCs/>
+        </w:rPr>
+      </w:pPr>
+      <w:r>
+        <w:rPr>
+          <w:rFonts w:ascii="Segoe UI Emoji" w:hAnsi="Segoe UI Emoji" w:cs="Segoe UI Emoji"/>
+          <w:b/>
+          <w:bCs/>
+        </w:rPr>
+        <w:t>🛠️</w:t>
+      </w:r>
+      <w:r>
+        <w:rPr>
+          <w:b/>
+          <w:bCs/>
+        </w:rPr>
+        <w:t xml:space="preserve"> Development Notes</w:t>
+      </w:r>
+    </w:p>
+    <w:p>
+      <w:r>
+        <w:t>During this phase:</w:t>
+      </w:r>
+    </w:p>
+    <w:p>
+      <w:pPr>
+        <w:numPr>
+          <w:ilvl w:val="0"/>
+          <w:numId w:val="39"/>
+        </w:numPr>
+      </w:pPr>
+      <w:r>
+        <w:t xml:space="preserve">Extended </w:t>
+      </w:r>
+      <w:r>
+        <w:rPr>
+          <w:b/>
+          <w:bCs/>
+        </w:rPr>
+        <w:t>ChromaDB</w:t>
+      </w:r>
+      <w:r>
+        <w:t xml:space="preserve"> to support vector search. </w:t>
+      </w:r>
+    </w:p>
+    <w:p>
+      <w:pPr>
+        <w:numPr>
+          <w:ilvl w:val="0"/>
+          <w:numId w:val="39"/>
+        </w:numPr>
+      </w:pPr>
+      <w:r>
+        <w:t xml:space="preserve">Implemented a </w:t>
+      </w:r>
+      <w:r>
+        <w:rPr>
+          <w:b/>
+          <w:bCs/>
+        </w:rPr>
+        <w:t>Retriever</w:t>
+      </w:r>
+      <w:r>
+        <w:t xml:space="preserve"> to convert user queries into embeddings and perform semantic search. </w:t>
+      </w:r>
+    </w:p>
+    <w:p>
+      <w:pPr>
+        <w:numPr>
+          <w:ilvl w:val="0"/>
+          <w:numId w:val="39"/>
+        </w:numPr>
+      </w:pPr>
+      <w:r>
+        <w:t xml:space="preserve">Created a </w:t>
+      </w:r>
+      <w:r>
+        <w:rPr>
+          <w:b/>
+          <w:bCs/>
+        </w:rPr>
+        <w:t>test script</w:t>
+      </w:r>
+      <w:r>
+        <w:t xml:space="preserve"> to interactively ask questions and display retrieved chunks. </w:t>
+      </w:r>
+    </w:p>
+    <w:p>
+      <w:pPr>
+        <w:numPr>
+          <w:ilvl w:val="0"/>
+          <w:numId w:val="39"/>
+        </w:numPr>
+      </w:pPr>
+      <w:r>
+        <w:t xml:space="preserve">Learned how to interpret </w:t>
+      </w:r>
+      <w:r>
+        <w:rPr>
+          <w:b/>
+          <w:bCs/>
+        </w:rPr>
+        <w:t>distance scores</w:t>
+      </w:r>
+      <w:r>
+        <w:t xml:space="preserve"> and validate retrieval quality before integrating an LLM.</w:t>
+      </w:r>
+    </w:p>
+    <w:p/>
+    <w:p>
+      <w:pPr>
+        <w:rPr>
+          <w:b/>
+          <w:bCs/>
+        </w:rPr>
+      </w:pPr>
+      <w:r>
+        <w:rPr>
+          <w:b/>
+          <w:bCs/>
+        </w:rPr>
+        <w:t>Chapter 6 – Prompt Builder &amp; LLM Integration</w:t>
+      </w:r>
+    </w:p>
+    <w:p>
+      <w:r>
+        <w:pict w14:anchorId="22890B91">
+          <v:rect id="_x0000_i1122" style="width:0;height:1.5pt" o:hralign="center" o:hrstd="t" o:hr="t" fillcolor="#a0a0a0" stroked="f"/>
+        </w:pict>
+      </w:r>
+    </w:p>
+    <w:p>
+      <w:pPr>
+        <w:rPr>
+          <w:b/>
+          <w:bCs/>
+        </w:rPr>
+      </w:pPr>
+      <w:r>
+        <w:rPr>
+          <w:rFonts w:ascii="Segoe UI Emoji" w:hAnsi="Segoe UI Emoji" w:cs="Segoe UI Emoji"/>
+          <w:b/>
+          <w:bCs/>
+        </w:rPr>
+        <w:t>🎯</w:t>
+      </w:r>
+      <w:r>
+        <w:rPr>
+          <w:b/>
+          <w:bCs/>
+        </w:rPr>
+        <w:t xml:space="preserve"> What I Learned</w:t>
+      </w:r>
+    </w:p>
+    <w:p>
+      <w:r>
+        <w:t>In this phase, I learned how a Retrieval-Augmented Generation (RAG) system combines retrieved document chunks with a Large Language Model (LLM) to generate accurate and context-aware answers. I also learned the importance of prompt engineering and why prompts should be managed separately from application code.</w:t>
+      </w:r>
+    </w:p>
+    <w:p>
+      <w:r>
+        <w:pict w14:anchorId="7E8D6C66">
+          <v:rect id="_x0000_i1123" style="width:0;height:1.5pt" o:hralign="center" o:hrstd="t" o:hr="t" fillcolor="#a0a0a0" stroked="f"/>
+        </w:pict>
+      </w:r>
+    </w:p>
+    <w:p>
+      <w:pPr>
+        <w:rPr>
+          <w:b/>
+          <w:bCs/>
+        </w:rPr>
+      </w:pPr>
+      <w:r>
+        <w:rPr>
+          <w:rFonts w:ascii="Segoe UI Emoji" w:hAnsi="Segoe UI Emoji" w:cs="Segoe UI Emoji"/>
+          <w:b/>
+          <w:bCs/>
+        </w:rPr>
+        <w:t>🧠</w:t>
+      </w:r>
+      <w:r>
+        <w:rPr>
+          <w:b/>
+          <w:bCs/>
+        </w:rPr>
+        <w:t xml:space="preserve"> New Concepts</w:t>
+      </w:r>
+    </w:p>
+    <w:p>
+      <w:pPr>
+        <w:numPr>
+          <w:ilvl w:val="0"/>
+          <w:numId w:val="40"/>
+        </w:numPr>
+      </w:pPr>
+      <w:r>
+        <w:t xml:space="preserve">Prompt Engineering </w:t>
+      </w:r>
+    </w:p>
+    <w:p>
+      <w:pPr>
+        <w:numPr>
+          <w:ilvl w:val="0"/>
+          <w:numId w:val="40"/>
+        </w:numPr>
+      </w:pPr>
+      <w:r>
+        <w:t xml:space="preserve">Prompt Builder </w:t>
+      </w:r>
+    </w:p>
+    <w:p>
+      <w:pPr>
+        <w:numPr>
+          <w:ilvl w:val="0"/>
+          <w:numId w:val="40"/>
+        </w:numPr>
+      </w:pPr>
+      <w:r>
+        <w:t xml:space="preserve">Prompt Template </w:t>
+      </w:r>
+    </w:p>
+    <w:p>
+      <w:pPr>
+        <w:numPr>
+          <w:ilvl w:val="0"/>
+          <w:numId w:val="40"/>
+        </w:numPr>
+      </w:pPr>
+      <w:r>
+        <w:t xml:space="preserve">LLM Integration </w:t>
+      </w:r>
+    </w:p>
+    <w:p>
+      <w:pPr>
+        <w:numPr>
+          <w:ilvl w:val="0"/>
+          <w:numId w:val="40"/>
+        </w:numPr>
+      </w:pPr>
+      <w:r>
+        <w:lastRenderedPageBreak/>
+        <w:t xml:space="preserve">Context Injection </w:t>
+      </w:r>
+    </w:p>
+    <w:p>
+      <w:pPr>
+        <w:numPr>
+          <w:ilvl w:val="0"/>
+          <w:numId w:val="40"/>
+        </w:numPr>
+      </w:pPr>
+      <w:r>
+        <w:t xml:space="preserve">Grounded Response </w:t>
+      </w:r>
+    </w:p>
+    <w:p>
+      <w:pPr>
+        <w:numPr>
+          <w:ilvl w:val="0"/>
+          <w:numId w:val="40"/>
+        </w:numPr>
+      </w:pPr>
+      <w:r>
+        <w:t xml:space="preserve">Hallucination Reduction </w:t>
+      </w:r>
+    </w:p>
+    <w:p>
+      <w:pPr>
+        <w:numPr>
+          <w:ilvl w:val="0"/>
+          <w:numId w:val="40"/>
+        </w:numPr>
+      </w:pPr>
+      <w:r>
+        <w:t xml:space="preserve">Prompt Versioning </w:t>
+      </w:r>
+    </w:p>
+    <w:p>
+      <w:r>
+        <w:pict w14:anchorId="12848423">
+          <v:rect id="_x0000_i1124" style="width:0;height:1.5pt" o:hralign="center" o:hrstd="t" o:hr="t" fillcolor="#a0a0a0" stroked="f"/>
+        </w:pict>
+      </w:r>
+    </w:p>
+    <w:p>
+      <w:pPr>
+        <w:rPr>
+          <w:b/>
+          <w:bCs/>
+        </w:rPr>
+      </w:pPr>
+      <w:r>
+        <w:rPr>
+          <w:rFonts w:ascii="Segoe UI Emoji" w:hAnsi="Segoe UI Emoji" w:cs="Segoe UI Emoji"/>
+          <w:b/>
+          <w:bCs/>
+        </w:rPr>
+        <w:t>📖</w:t>
+      </w:r>
+      <w:r>
+        <w:rPr>
+          <w:b/>
+          <w:bCs/>
+        </w:rPr>
+        <w:t xml:space="preserve"> Concept Explanation</w:t>
+      </w:r>
+    </w:p>
+    <w:p>
+      <w:pPr>
+        <w:rPr>
+          <w:b/>
+          <w:bCs/>
+        </w:rPr>
+      </w:pPr>
+      <w:r>
+        <w:rPr>
+          <w:b/>
+          <w:bCs/>
+        </w:rPr>
+        <w:t>1. Prompt Engineering</w:t>
+      </w:r>
+    </w:p>
+    <w:p>
+      <w:r>
+        <w:t>Prompt engineering is the process of designing clear and structured instructions for the LLM to improve the quality and reliability of its responses.</w:t>
+      </w:r>
+    </w:p>
+    <w:p>
+      <w:r>
+        <w:t>A well-designed prompt helps:</w:t>
+      </w:r>
+    </w:p>
+    <w:p>
+      <w:pPr>
+        <w:numPr>
+          <w:ilvl w:val="0"/>
+          <w:numId w:val="41"/>
+        </w:numPr>
+      </w:pPr>
+      <w:r>
+        <w:t xml:space="preserve">Reduce hallucinations. </w:t>
+      </w:r>
+    </w:p>
+    <w:p>
+      <w:pPr>
+        <w:numPr>
+          <w:ilvl w:val="0"/>
+          <w:numId w:val="41"/>
+        </w:numPr>
+      </w:pPr>
+      <w:r>
+        <w:t xml:space="preserve">Improve answer consistency. </w:t>
+      </w:r>
+    </w:p>
+    <w:p>
+      <w:pPr>
+        <w:numPr>
+          <w:ilvl w:val="0"/>
+          <w:numId w:val="41"/>
+        </w:numPr>
+      </w:pPr>
+      <w:r>
+        <w:t xml:space="preserve">Control the style and format of responses. </w:t>
+      </w:r>
+    </w:p>
+    <w:p>
+      <w:pPr>
+        <w:numPr>
+          <w:ilvl w:val="0"/>
+          <w:numId w:val="41"/>
+        </w:numPr>
+      </w:pPr>
+      <w:r>
+        <w:t xml:space="preserve">Restrict the model to using only the provided context. </w:t>
+      </w:r>
+    </w:p>
+    <w:p>
+      <w:r>
+        <w:pict w14:anchorId="00CDE898">
+          <v:rect id="_x0000_i1125" style="width:0;height:1.5pt" o:hralign="center" o:hrstd="t" o:hr="t" fillcolor="#a0a0a0" stroked="f"/>
+        </w:pict>
+      </w:r>
+    </w:p>
+    <w:p>
+      <w:pPr>
+        <w:rPr>
+          <w:b/>
+          <w:bCs/>
+        </w:rPr>
+      </w:pPr>
+      <w:r>
+        <w:rPr>
+          <w:b/>
+          <w:bCs/>
+        </w:rPr>
+        <w:t>2. Prompt Builder</w:t>
+      </w:r>
+    </w:p>
+    <w:p>
+      <w:r>
+        <w:t>The Prompt Builder combines the retrieved document chunks with the user's question to create the final prompt sent to the LLM.</w:t>
+      </w:r>
+    </w:p>
+    <w:p>
+      <w:r>
+        <w:t>Instead of sending only the question:</w:t>
+      </w:r>
+    </w:p>
+    <w:p>
+      <w:r>
+        <w:t>"What is Artificial Intelligence?"</w:t>
+      </w:r>
+    </w:p>
+    <w:p>
+      <w:r>
+        <w:t>The system sends:</w:t>
+      </w:r>
+    </w:p>
+    <w:p>
+      <w:pPr>
+        <w:numPr>
+          <w:ilvl w:val="0"/>
+          <w:numId w:val="42"/>
+        </w:numPr>
+      </w:pPr>
+      <w:r>
+        <w:t xml:space="preserve">System instructions </w:t>
+      </w:r>
+    </w:p>
+    <w:p>
+      <w:pPr>
+        <w:numPr>
+          <w:ilvl w:val="0"/>
+          <w:numId w:val="42"/>
+        </w:numPr>
+      </w:pPr>
+      <w:r>
+        <w:t xml:space="preserve">Retrieved context </w:t>
+      </w:r>
+    </w:p>
+    <w:p>
+      <w:pPr>
+        <w:numPr>
+          <w:ilvl w:val="0"/>
+          <w:numId w:val="42"/>
+        </w:numPr>
+      </w:pPr>
+      <w:r>
+        <w:t xml:space="preserve">User question </w:t>
+      </w:r>
+    </w:p>
+    <w:p>
+      <w:r>
+        <w:t>This gives the LLM the necessary information to answer accurately.</w:t>
+      </w:r>
+    </w:p>
+    <w:p>
+      <w:r>
+        <w:pict w14:anchorId="7660B355">
+          <v:rect id="_x0000_i1126" style="width:0;height:1.5pt" o:hralign="center" o:hrstd="t" o:hr="t" fillcolor="#a0a0a0" stroked="f"/>
+        </w:pict>
+      </w:r>
+    </w:p>
+    <w:p>
+      <w:pPr>
+        <w:rPr>
+          <w:b/>
+          <w:bCs/>
+        </w:rPr>
+      </w:pPr>
+      <w:r>
+        <w:rPr>
+          <w:b/>
+          <w:bCs/>
+        </w:rPr>
+        <w:t>3. Context Injection</w:t>
+      </w:r>
+    </w:p>
+    <w:p>
+      <w:r>
+        <w:t>Context injection is the process of inserting the retrieved document chunks into the prompt before sending it to the LLM.</w:t>
+      </w:r>
+    </w:p>
+    <w:p>
+      <w:r>
+        <w:lastRenderedPageBreak/>
+        <w:t>Example:</w:t>
+      </w:r>
+    </w:p>
+    <w:p>
+      <w:r>
+        <w:t>Context:</w:t>
+      </w:r>
+    </w:p>
+    <w:p>
+      <w:r>
+        <w:t>Artificial Intelligence is the simulation of human intelligence...</w:t>
+      </w:r>
+    </w:p>
+    <w:p/>
+    <w:p>
+      <w:r>
+        <w:t>Question:</w:t>
+      </w:r>
+    </w:p>
+    <w:p>
+      <w:r>
+        <w:t>What is Artificial Intelligence?</w:t>
+      </w:r>
+    </w:p>
+    <w:p>
+      <w:r>
+        <w:t>This grounds the model's response in the retrieved documents.</w:t>
+      </w:r>
+    </w:p>
+    <w:p>
+      <w:r>
+        <w:pict w14:anchorId="76CCB2D9">
+          <v:rect id="_x0000_i1127" style="width:0;height:1.5pt" o:hralign="center" o:hrstd="t" o:hr="t" fillcolor="#a0a0a0" stroked="f"/>
+        </w:pict>
+      </w:r>
+    </w:p>
+    <w:p>
+      <w:pPr>
+        <w:rPr>
+          <w:b/>
+          <w:bCs/>
+        </w:rPr>
+      </w:pPr>
+      <w:r>
+        <w:rPr>
+          <w:b/>
+          <w:bCs/>
+        </w:rPr>
+        <w:t>4. Grounded Response</w:t>
+      </w:r>
+    </w:p>
+    <w:p>
+      <w:r>
+        <w:t>A grounded response is an answer generated using the retrieved context instead of relying only on the LLM's internal knowledge.</w:t>
+      </w:r>
+    </w:p>
+    <w:p>
+      <w:r>
+        <w:t>Grounded responses are:</w:t>
+      </w:r>
+    </w:p>
+    <w:p>
+      <w:pPr>
+        <w:numPr>
+          <w:ilvl w:val="0"/>
+          <w:numId w:val="43"/>
+        </w:numPr>
+      </w:pPr>
+      <w:r>
+        <w:t xml:space="preserve">More accurate </w:t>
+      </w:r>
+    </w:p>
+    <w:p>
+      <w:pPr>
+        <w:numPr>
+          <w:ilvl w:val="0"/>
+          <w:numId w:val="43"/>
+        </w:numPr>
+      </w:pPr>
+      <w:r>
+        <w:t xml:space="preserve">More reliable </w:t>
+      </w:r>
+    </w:p>
+    <w:p>
+      <w:pPr>
+        <w:numPr>
+          <w:ilvl w:val="0"/>
+          <w:numId w:val="43"/>
+        </w:numPr>
+      </w:pPr>
+      <w:r>
+        <w:t xml:space="preserve">Easier to verify </w:t>
+      </w:r>
+    </w:p>
+    <w:p>
+      <w:pPr>
+        <w:numPr>
+          <w:ilvl w:val="0"/>
+          <w:numId w:val="43"/>
+        </w:numPr>
+      </w:pPr>
+      <w:r>
+        <w:t xml:space="preserve">Less likely to hallucinate </w:t>
+      </w:r>
+    </w:p>
+    <w:p>
+      <w:r>
+        <w:pict w14:anchorId="25F614A9">
+          <v:rect id="_x0000_i1128" style="width:0;height:1.5pt" o:hralign="center" o:hrstd="t" o:hr="t" fillcolor="#a0a0a0" stroked="f"/>
+        </w:pict>
+      </w:r>
+    </w:p>
+    <w:p>
+      <w:pPr>
+        <w:rPr>
+          <w:b/>
+          <w:bCs/>
+        </w:rPr>
+      </w:pPr>
+      <w:r>
+        <w:rPr>
+          <w:b/>
+          <w:bCs/>
+        </w:rPr>
+        <w:t>5. Hallucination Reduction</w:t>
+      </w:r>
+    </w:p>
+    <w:p>
+      <w:r>
+        <w:t>LLMs sometimes generate information that is incorrect or unsupported by the provided documents.</w:t>
+      </w:r>
+    </w:p>
+    <w:p>
+      <w:r>
+        <w:t>To reduce hallucinations, the prompt explicitly instructs the model to:</w:t>
+      </w:r>
+    </w:p>
+    <w:p>
+      <w:pPr>
+        <w:numPr>
+          <w:ilvl w:val="0"/>
+          <w:numId w:val="44"/>
+        </w:numPr>
+      </w:pPr>
+      <w:r>
+        <w:t xml:space="preserve">Use only the provided context. </w:t>
+      </w:r>
+    </w:p>
+    <w:p>
+      <w:pPr>
+        <w:numPr>
+          <w:ilvl w:val="0"/>
+          <w:numId w:val="44"/>
+        </w:numPr>
+      </w:pPr>
+      <w:r>
+        <w:t xml:space="preserve">Avoid outside knowledge. </w:t>
+      </w:r>
+    </w:p>
+    <w:p>
+      <w:pPr>
+        <w:numPr>
+          <w:ilvl w:val="0"/>
+          <w:numId w:val="44"/>
+        </w:numPr>
+      </w:pPr>
+      <w:r>
+        <w:t xml:space="preserve">Clearly state when the answer is not available. </w:t>
+      </w:r>
+    </w:p>
+    <w:p>
+      <w:r>
+        <w:pict w14:anchorId="6C836B89">
+          <v:rect id="_x0000_i1129" style="width:0;height:1.5pt" o:hralign="center" o:hrstd="t" o:hr="t" fillcolor="#a0a0a0" stroked="f"/>
+        </w:pict>
+      </w:r>
+    </w:p>
+    <w:p>
+      <w:pPr>
+        <w:rPr>
+          <w:b/>
+          <w:bCs/>
+        </w:rPr>
+      </w:pPr>
+      <w:r>
+        <w:rPr>
+          <w:b/>
+          <w:bCs/>
+        </w:rPr>
+        <w:t>6. Prompt Versioning</w:t>
+      </w:r>
+    </w:p>
+    <w:p>
+      <w:r>
+        <w:t xml:space="preserve">Instead of hardcoding prompts inside Python files, prompts are stored in a separate </w:t>
+      </w:r>
+      <w:proofErr w:type="gramStart"/>
+      <w:r>
+        <w:t>prompts.yaml</w:t>
+      </w:r>
+      <w:proofErr w:type="gramEnd"/>
+      <w:r>
+        <w:t xml:space="preserve"> configuration file.</w:t>
+      </w:r>
+    </w:p>
+    <w:p>
+      <w:r>
+        <w:t>Benefits:</w:t>
+      </w:r>
+    </w:p>
+    <w:p>
+      <w:pPr>
+        <w:numPr>
+          <w:ilvl w:val="0"/>
+          <w:numId w:val="45"/>
+        </w:numPr>
+      </w:pPr>
+      <w:r>
+        <w:lastRenderedPageBreak/>
+        <w:t xml:space="preserve">Easier to modify prompts. </w:t>
+      </w:r>
+    </w:p>
+    <w:p>
+      <w:pPr>
+        <w:numPr>
+          <w:ilvl w:val="0"/>
+          <w:numId w:val="45"/>
+        </w:numPr>
+      </w:pPr>
+      <w:r>
+        <w:t xml:space="preserve">No code changes required. </w:t>
+      </w:r>
+    </w:p>
+    <w:p>
+      <w:pPr>
+        <w:numPr>
+          <w:ilvl w:val="0"/>
+          <w:numId w:val="45"/>
+        </w:numPr>
+      </w:pPr>
+      <w:r>
+        <w:t xml:space="preserve">Better version control. </w:t>
+      </w:r>
+    </w:p>
+    <w:p>
+      <w:pPr>
+        <w:numPr>
+          <w:ilvl w:val="0"/>
+          <w:numId w:val="45"/>
+        </w:numPr>
+      </w:pPr>
+      <w:r>
+        <w:t xml:space="preserve">Supports multiple prompt templates for different tasks. </w:t>
+      </w:r>
+    </w:p>
+    <w:p>
+      <w:r>
+        <w:pict w14:anchorId="08C1664D">
+          <v:rect id="_x0000_i1130" style="width:0;height:1.5pt" o:hralign="center" o:hrstd="t" o:hr="t" fillcolor="#a0a0a0" stroked="f"/>
+        </w:pict>
+      </w:r>
+    </w:p>
+    <w:p>
+      <w:pPr>
+        <w:rPr>
+          <w:b/>
+          <w:bCs/>
+        </w:rPr>
+      </w:pPr>
+      <w:r>
+        <w:rPr>
+          <w:rFonts w:ascii="Segoe UI Emoji" w:hAnsi="Segoe UI Emoji" w:cs="Segoe UI Emoji"/>
+          <w:b/>
+          <w:bCs/>
+        </w:rPr>
+        <w:t>🔄</w:t>
+      </w:r>
+      <w:r>
+        <w:rPr>
+          <w:b/>
+          <w:bCs/>
+        </w:rPr>
+        <w:t xml:space="preserve"> Basic RAG Pipeline</w:t>
+      </w:r>
+    </w:p>
+    <w:p>
+      <w:r>
+        <w:t>User Question</w:t>
+      </w:r>
+    </w:p>
+    <w:p>
+      <w:r>
+        <w:t xml:space="preserve">      │</w:t>
+      </w:r>
+    </w:p>
+    <w:p>
+      <w:r>
+        <w:t xml:space="preserve">      </w:t>
+      </w:r>
+      <w:r>
+        <w:rPr>
+          <w:rFonts w:ascii="Arial" w:hAnsi="Arial" w:cs="Arial"/>
+        </w:rPr>
+        <w:t>▼</w:t>
+      </w:r>
+    </w:p>
+    <w:p>
+      <w:r>
+        <w:t>Semantic Retriever</w:t>
+      </w:r>
+    </w:p>
+    <w:p>
+      <w:r>
+        <w:t xml:space="preserve">      │</w:t>
+      </w:r>
+    </w:p>
+    <w:p>
+      <w:r>
+        <w:t xml:space="preserve">      </w:t>
+      </w:r>
+      <w:r>
+        <w:rPr>
+          <w:rFonts w:ascii="Arial" w:hAnsi="Arial" w:cs="Arial"/>
+        </w:rPr>
+        <w:t>▼</w:t>
+      </w:r>
+    </w:p>
+    <w:p>
+      <w:r>
+        <w:t>Top-K Chunks</w:t>
+      </w:r>
+    </w:p>
+    <w:p>
+      <w:r>
+        <w:t xml:space="preserve">      │</w:t>
+      </w:r>
+    </w:p>
+    <w:p>
+      <w:r>
+        <w:t xml:space="preserve">      </w:t>
+      </w:r>
+      <w:r>
+        <w:rPr>
+          <w:rFonts w:ascii="Arial" w:hAnsi="Arial" w:cs="Arial"/>
+        </w:rPr>
+        <w:t>▼</w:t>
+      </w:r>
+    </w:p>
+    <w:p>
+      <w:r>
+        <w:t>Prompt Builder</w:t>
+      </w:r>
+    </w:p>
+    <w:p>
+      <w:r>
+        <w:t xml:space="preserve">      │</w:t>
+      </w:r>
+    </w:p>
+    <w:p>
+      <w:r>
+        <w:t xml:space="preserve">      </w:t>
+      </w:r>
+      <w:r>
+        <w:rPr>
+          <w:rFonts w:ascii="Arial" w:hAnsi="Arial" w:cs="Arial"/>
+        </w:rPr>
+        <w:t>▼</w:t>
+      </w:r>
+    </w:p>
+    <w:p>
+      <w:r>
+        <w:t>Prompt Template</w:t>
+      </w:r>
+    </w:p>
+    <w:p>
+      <w:r>
+        <w:t xml:space="preserve">      │</w:t>
+      </w:r>
+    </w:p>
+    <w:p>
+      <w:r>
+        <w:t xml:space="preserve">      </w:t>
+      </w:r>
+      <w:r>
+        <w:rPr>
+          <w:rFonts w:ascii="Arial" w:hAnsi="Arial" w:cs="Arial"/>
+        </w:rPr>
+        <w:t>▼</w:t>
+      </w:r>
+    </w:p>
+    <w:p>
+      <w:r>
+        <w:t>Large Language Model</w:t>
+      </w:r>
+    </w:p>
+    <w:p>
+      <w:r>
+        <w:t xml:space="preserve">      │</w:t>
+      </w:r>
+    </w:p>
+    <w:p>
+      <w:r>
+        <w:t xml:space="preserve">      </w:t>
+      </w:r>
+      <w:r>
+        <w:rPr>
+          <w:rFonts w:ascii="Arial" w:hAnsi="Arial" w:cs="Arial"/>
+        </w:rPr>
+        <w:t>▼</w:t>
+      </w:r>
+    </w:p>
+    <w:p>
+      <w:r>
+        <w:t>Final Answer</w:t>
+      </w:r>
+    </w:p>
+    <w:p>
+      <w:r>
+        <w:pict w14:anchorId="7E7E5170">
+          <v:rect id="_x0000_i1131" style="width:0;height:1.5pt" o:hralign="center" o:hrstd="t" o:hr="t" fillcolor="#a0a0a0" stroked="f"/>
+        </w:pict>
+      </w:r>
+    </w:p>
+    <w:p>
+      <w:pPr>
+        <w:rPr>
+          <w:b/>
+          <w:bCs/>
+        </w:rPr>
+      </w:pPr>
+      <w:r>
+        <w:rPr>
+          <w:rFonts w:ascii="Segoe UI Emoji" w:hAnsi="Segoe UI Emoji" w:cs="Segoe UI Emoji"/>
+          <w:b/>
+          <w:bCs/>
+        </w:rPr>
+        <w:t>🔄</w:t>
+      </w:r>
+      <w:r>
+        <w:rPr>
+          <w:b/>
+          <w:bCs/>
+        </w:rPr>
+        <w:t xml:space="preserve"> Prompt Building Flow</w:t>
+      </w:r>
+    </w:p>
+    <w:p>
+      <w:r>
+        <w:t>User Question</w:t>
+      </w:r>
+    </w:p>
+    <w:p>
+      <w:r>
+        <w:lastRenderedPageBreak/>
+        <w:t xml:space="preserve">      │</w:t>
+      </w:r>
+    </w:p>
+    <w:p>
+      <w:r>
+        <w:t xml:space="preserve">      </w:t>
+      </w:r>
+      <w:r>
+        <w:rPr>
+          <w:rFonts w:ascii="Arial" w:hAnsi="Arial" w:cs="Arial"/>
+        </w:rPr>
+        <w:t>▼</w:t>
+      </w:r>
+    </w:p>
+    <w:p>
+      <w:r>
+        <w:t>Retrieved Chunks</w:t>
+      </w:r>
+    </w:p>
+    <w:p>
+      <w:r>
+        <w:t xml:space="preserve">      │</w:t>
+      </w:r>
+    </w:p>
+    <w:p>
+      <w:r>
+        <w:t xml:space="preserve">      </w:t>
+      </w:r>
+      <w:r>
+        <w:rPr>
+          <w:rFonts w:ascii="Arial" w:hAnsi="Arial" w:cs="Arial"/>
+        </w:rPr>
+        <w:t>▼</w:t>
+      </w:r>
+    </w:p>
+    <w:p>
+      <w:r>
+        <w:t>Prompt Template</w:t>
+      </w:r>
+    </w:p>
+    <w:p>
+      <w:r>
+        <w:t xml:space="preserve">      │</w:t>
+      </w:r>
+    </w:p>
+    <w:p>
+      <w:r>
+        <w:t xml:space="preserve">      </w:t>
+      </w:r>
+      <w:r>
+        <w:rPr>
+          <w:rFonts w:ascii="Arial" w:hAnsi="Arial" w:cs="Arial"/>
+        </w:rPr>
+        <w:t>▼</w:t>
+      </w:r>
+    </w:p>
+    <w:p>
+      <w:r>
+        <w:t>Final Prompt</w:t>
+      </w:r>
+    </w:p>
+    <w:p>
+      <w:r>
+        <w:t xml:space="preserve">      │</w:t>
+      </w:r>
+    </w:p>
+    <w:p>
+      <w:r>
+        <w:t xml:space="preserve">      </w:t>
+      </w:r>
+      <w:r>
+        <w:rPr>
+          <w:rFonts w:ascii="Arial" w:hAnsi="Arial" w:cs="Arial"/>
+        </w:rPr>
+        <w:t>▼</w:t>
+      </w:r>
+    </w:p>
+    <w:p>
+      <w:r>
+        <w:t>LLM</w:t>
+      </w:r>
+    </w:p>
+    <w:p>
+      <w:r>
+        <w:pict w14:anchorId="4F07421A">
+          <v:rect id="_x0000_i1132" style="width:0;height:1.5pt" o:hralign="center" o:hrstd="t" o:hr="t" fillcolor="#a0a0a0" stroked="f"/>
+        </w:pict>
+      </w:r>
+    </w:p>
+    <w:p>
+      <w:pPr>
+        <w:rPr>
+          <w:b/>
+          <w:bCs/>
+        </w:rPr>
+      </w:pPr>
+      <w:r>
+        <w:rPr>
+          <w:rFonts w:ascii="Segoe UI Emoji" w:hAnsi="Segoe UI Emoji" w:cs="Segoe UI Emoji"/>
+          <w:b/>
+          <w:bCs/>
+        </w:rPr>
+        <w:t>💡</w:t>
+      </w:r>
+      <w:r>
+        <w:rPr>
+          <w:b/>
+          <w:bCs/>
+        </w:rPr>
+        <w:t xml:space="preserve"> What Changed in RAGForge?</w:t>
+      </w:r>
+    </w:p>
+    <w:p>
+      <w:r>
+        <w:t>Before Phase 6:</w:t>
+      </w:r>
+    </w:p>
+    <w:p>
+      <w:pPr>
+        <w:numPr>
+          <w:ilvl w:val="0"/>
+          <w:numId w:val="46"/>
+        </w:numPr>
+      </w:pPr>
+      <w:r>
+        <w:t xml:space="preserve">The system retrieved relevant chunks. </w:t>
+      </w:r>
+    </w:p>
+    <w:p>
+      <w:pPr>
+        <w:numPr>
+          <w:ilvl w:val="0"/>
+          <w:numId w:val="46"/>
+        </w:numPr>
+      </w:pPr>
+      <w:r>
+        <w:t xml:space="preserve">No answer generation. </w:t>
+      </w:r>
+    </w:p>
+    <w:p>
+      <w:pPr>
+        <w:numPr>
+          <w:ilvl w:val="0"/>
+          <w:numId w:val="46"/>
+        </w:numPr>
+      </w:pPr>
+      <w:r>
+        <w:t xml:space="preserve">Retrieval results were displayed directly. </w:t>
+      </w:r>
+    </w:p>
+    <w:p>
+      <w:r>
+        <w:t>After Phase 6:</w:t>
+      </w:r>
+    </w:p>
+    <w:p>
+      <w:pPr>
+        <w:numPr>
+          <w:ilvl w:val="0"/>
+          <w:numId w:val="47"/>
+        </w:numPr>
+      </w:pPr>
+      <w:r>
+        <w:t xml:space="preserve">Retrieved chunks are combined with the user's question. </w:t>
+      </w:r>
+    </w:p>
+    <w:p>
+      <w:pPr>
+        <w:numPr>
+          <w:ilvl w:val="0"/>
+          <w:numId w:val="47"/>
+        </w:numPr>
+      </w:pPr>
+      <w:r>
+        <w:t xml:space="preserve">A structured prompt is generated. </w:t>
+      </w:r>
+    </w:p>
+    <w:p>
+      <w:pPr>
+        <w:numPr>
+          <w:ilvl w:val="0"/>
+          <w:numId w:val="47"/>
+        </w:numPr>
+      </w:pPr>
+      <w:r>
+        <w:t xml:space="preserve">The prompt is sent to the LLM. </w:t>
+      </w:r>
+    </w:p>
+    <w:p>
+      <w:pPr>
+        <w:numPr>
+          <w:ilvl w:val="0"/>
+          <w:numId w:val="47"/>
+        </w:numPr>
+      </w:pPr>
+      <w:r>
+        <w:t xml:space="preserve">The LLM generates an answer using only the retrieved context. </w:t>
+      </w:r>
+    </w:p>
+    <w:p>
+      <w:pPr>
+        <w:numPr>
+          <w:ilvl w:val="0"/>
+          <w:numId w:val="47"/>
+        </w:numPr>
+      </w:pPr>
+      <w:r>
+        <w:t xml:space="preserve">Prompt templates are managed through a YAML configuration file instead of being hardcoded. </w:t>
+      </w:r>
+    </w:p>
+    <w:p>
+      <w:r>
+        <w:pict w14:anchorId="647FC891">
+          <v:rect id="_x0000_i1133" style="width:0;height:1.5pt" o:hralign="center" o:hrstd="t" o:hr="t" fillcolor="#a0a0a0" stroked="f"/>
+        </w:pict>
+      </w:r>
+    </w:p>
+    <w:p>
+      <w:pPr>
+        <w:rPr>
+          <w:b/>
+          <w:bCs/>
+        </w:rPr>
+      </w:pPr>
+      <w:r>
+        <w:rPr>
+          <w:rFonts w:ascii="Segoe UI Emoji" w:hAnsi="Segoe UI Emoji" w:cs="Segoe UI Emoji"/>
+          <w:b/>
+          <w:bCs/>
+        </w:rPr>
+        <w:t>🎤</w:t>
+      </w:r>
+      <w:r>
+        <w:rPr>
+          <w:b/>
+          <w:bCs/>
+        </w:rPr>
+        <w:t xml:space="preserve"> Interview Questions</w:t>
+      </w:r>
+    </w:p>
+    <w:p>
+      <w:pPr>
+        <w:rPr>
+          <w:b/>
+          <w:bCs/>
+        </w:rPr>
+      </w:pPr>
+      <w:r>
+        <w:rPr>
+          <w:b/>
+          <w:bCs/>
+        </w:rPr>
+        <w:t>Q1. Why do we need a Prompt Builder?</w:t>
+      </w:r>
+    </w:p>
+    <w:p>
+      <w:r>
+        <w:rPr>
+          <w:b/>
+          <w:bCs/>
+        </w:rPr>
+        <w:lastRenderedPageBreak/>
+        <w:t>Answer</w:t>
+      </w:r>
+    </w:p>
+    <w:p>
+      <w:r>
+        <w:t>The Prompt Builder combines retrieved document chunks with the user's question and formats them into a structured prompt for the LLM. This ensures the model receives all the necessary context.</w:t>
+      </w:r>
+    </w:p>
+    <w:p>
+      <w:r>
+        <w:pict w14:anchorId="153E5CD0">
+          <v:rect id="_x0000_i1134" style="width:0;height:1.5pt" o:hralign="center" o:hrstd="t" o:hr="t" fillcolor="#a0a0a0" stroked="f"/>
+        </w:pict>
+      </w:r>
+    </w:p>
+    <w:p>
+      <w:pPr>
+        <w:rPr>
+          <w:b/>
+          <w:bCs/>
+        </w:rPr>
+      </w:pPr>
+      <w:r>
+        <w:rPr>
+          <w:b/>
+          <w:bCs/>
+        </w:rPr>
+        <w:t>Q2. Why shouldn't prompts be hardcoded?</w:t>
+      </w:r>
+    </w:p>
+    <w:p>
+      <w:r>
+        <w:rPr>
+          <w:b/>
+          <w:bCs/>
+        </w:rPr>
+        <w:t>Answer</w:t>
+      </w:r>
+    </w:p>
+    <w:p>
+      <w:r>
+        <w:t>Hardcoded prompts are difficult to maintain and update. Storing prompts in a YAML file allows prompt changes without modifying the application code and makes prompt versioning much easier.</w:t>
+      </w:r>
+    </w:p>
+    <w:p>
+      <w:r>
+        <w:pict w14:anchorId="147B4DE3">
+          <v:rect id="_x0000_i1135" style="width:0;height:1.5pt" o:hralign="center" o:hrstd="t" o:hr="t" fillcolor="#a0a0a0" stroked="f"/>
+        </w:pict>
+      </w:r>
+    </w:p>
+    <w:p>
+      <w:pPr>
+        <w:rPr>
+          <w:b/>
+          <w:bCs/>
+        </w:rPr>
+      </w:pPr>
+      <w:r>
+        <w:rPr>
+          <w:b/>
+          <w:bCs/>
+        </w:rPr>
+        <w:t>Q3. What is Context Injection?</w:t>
+      </w:r>
+    </w:p>
+    <w:p>
+      <w:r>
+        <w:rPr>
+          <w:b/>
+          <w:bCs/>
+        </w:rPr>
+        <w:t>Answer</w:t>
+      </w:r>
+    </w:p>
+    <w:p>
+      <w:r>
+        <w:t>Context injection is the process of inserting the retrieved document chunks into the prompt before sending it to the LLM so that the response is based on relevant information.</w:t>
+      </w:r>
+    </w:p>
+    <w:p>
+      <w:r>
+        <w:pict w14:anchorId="5967CB64">
+          <v:rect id="_x0000_i1136" style="width:0;height:1.5pt" o:hralign="center" o:hrstd="t" o:hr="t" fillcolor="#a0a0a0" stroked="f"/>
+        </w:pict>
+      </w:r>
+    </w:p>
+    <w:p>
+      <w:pPr>
+        <w:rPr>
+          <w:b/>
+          <w:bCs/>
+        </w:rPr>
+      </w:pPr>
+      <w:r>
+        <w:rPr>
+          <w:b/>
+          <w:bCs/>
+        </w:rPr>
+        <w:t>Q4. How does RAG reduce hallucinations?</w:t>
+      </w:r>
+    </w:p>
+    <w:p>
+      <w:r>
+        <w:rPr>
+          <w:b/>
+          <w:bCs/>
+        </w:rPr>
+        <w:t>Answer</w:t>
+      </w:r>
+    </w:p>
+    <w:p>
+      <w:r>
+        <w:t>RAG retrieves relevant information from external documents and includes it in the prompt. The prompt also instructs the model to answer only from the provided context, reducing unsupported responses.</w:t>
+      </w:r>
+    </w:p>
+    <w:p>
+      <w:r>
+        <w:pict w14:anchorId="7DF29191">
+          <v:rect id="_x0000_i1137" style="width:0;height:1.5pt" o:hralign="center" o:hrstd="t" o:hr="t" fillcolor="#a0a0a0" stroked="f"/>
+        </w:pict>
+      </w:r>
+    </w:p>
+    <w:p>
+      <w:pPr>
+        <w:rPr>
+          <w:b/>
+          <w:bCs/>
+        </w:rPr>
+      </w:pPr>
+      <w:r>
+        <w:rPr>
+          <w:b/>
+          <w:bCs/>
+        </w:rPr>
+        <w:t>Q5. What happens if the required information is not present in the retrieved context?</w:t>
+      </w:r>
+    </w:p>
+    <w:p>
+      <w:r>
+        <w:rPr>
+          <w:b/>
+          <w:bCs/>
+        </w:rPr>
+        <w:t>Answer</w:t>
+      </w:r>
+    </w:p>
+    <w:p>
+      <w:r>
+        <w:t>The prompt instructs the model to respond with a predefined message indicating that the information could not be found, rather than generating an unsupported answer.</w:t>
+      </w:r>
+    </w:p>
+    <w:p>
+      <w:r>
+        <w:pict w14:anchorId="5DC76A80">
+          <v:rect id="_x0000_i1138" style="width:0;height:1.5pt" o:hralign="center" o:hrstd="t" o:hr="t" fillcolor="#a0a0a0" stroked="f"/>
+        </w:pict>
+      </w:r>
+    </w:p>
+    <w:p>
+      <w:pPr>
+        <w:rPr>
+          <w:b/>
+          <w:bCs/>
+        </w:rPr>
+      </w:pPr>
+      <w:r>
+        <w:rPr>
+          <w:b/>
+          <w:bCs/>
+        </w:rPr>
+        <w:t>Q6. Why is prompt engineering important?</w:t>
+      </w:r>
+    </w:p>
+    <w:p>
+      <w:r>
+        <w:rPr>
+          <w:b/>
+          <w:bCs/>
+        </w:rPr>
+        <w:t>Answer</w:t>
+      </w:r>
+    </w:p>
+    <w:p>
+      <w:r>
+        <w:t>Prompt engineering improves the quality, consistency, and reliability of LLM responses by providing clear instructions and relevant context.</w:t>
+      </w:r>
+    </w:p>
+    <w:p>
+      <w:r>
+        <w:lastRenderedPageBreak/>
+        <w:pict w14:anchorId="464D9009">
+          <v:rect id="_x0000_i1139" style="width:0;height:1.5pt" o:hralign="center" o:hrstd="t" o:hr="t" fillcolor="#a0a0a0" stroked="f"/>
+        </w:pict>
+      </w:r>
+    </w:p>
+    <w:p>
+      <w:pPr>
+        <w:rPr>
+          <w:b/>
+          <w:bCs/>
+        </w:rPr>
+      </w:pPr>
+      <w:r>
+        <w:rPr>
+          <w:b/>
+          <w:bCs/>
+        </w:rPr>
+        <w:t>Q7. Why did you use Groq?</w:t>
+      </w:r>
+    </w:p>
+    <w:p>
+      <w:r>
+        <w:rPr>
+          <w:b/>
+          <w:bCs/>
+        </w:rPr>
+        <w:t>Answer</w:t>
+      </w:r>
+    </w:p>
+    <w:p>
+      <w:r>
+        <w:t>Groq provides very fast inference for open-source LLMs, has a simple API, and is well-suited for developing and testing RAG applications.</w:t>
+      </w:r>
+    </w:p>
+    <w:p>
+      <w:r>
+        <w:pict w14:anchorId="289B7373">
+          <v:rect id="_x0000_i1140" style="width:0;height:1.5pt" o:hralign="center" o:hrstd="t" o:hr="t" fillcolor="#a0a0a0" stroked="f"/>
+        </w:pict>
+      </w:r>
+    </w:p>
+    <w:p>
+      <w:pPr>
+        <w:rPr>
+          <w:b/>
+          <w:bCs/>
+        </w:rPr>
+      </w:pPr>
+      <w:r>
+        <w:rPr>
+          <w:rFonts w:ascii="Segoe UI Emoji" w:hAnsi="Segoe UI Emoji" w:cs="Segoe UI Emoji"/>
+          <w:b/>
+          <w:bCs/>
+        </w:rPr>
+        <w:t>🌍</w:t>
+      </w:r>
+      <w:r>
+        <w:rPr>
+          <w:b/>
+          <w:bCs/>
+        </w:rPr>
+        <w:t xml:space="preserve"> Real-World Example</w:t>
+      </w:r>
+    </w:p>
+    <w:p>
+      <w:r>
+        <w:t>Imagine a company's HR policy document states:</w:t>
+      </w:r>
+    </w:p>
+    <w:p>
+      <w:r>
+        <w:t>"Employees are allowed to work remotely for three days each week."</w:t>
+      </w:r>
+    </w:p>
+    <w:p>
+      <w:r>
+        <w:t>If an employee asks:</w:t>
+      </w:r>
+    </w:p>
+    <w:p>
+      <w:r>
+        <w:t>"What is the company's work-from-home policy?"</w:t>
+      </w:r>
+    </w:p>
+    <w:p>
+      <w:r>
+        <w:t>The retriever finds the HR policy, the Prompt Builder inserts it into the prompt, and the LLM answers using that specific policy instead of relying on general knowledge.</w:t>
+      </w:r>
+    </w:p>
+    <w:p>
+      <w:r>
+        <w:pict w14:anchorId="6EA8D5DF">
+          <v:rect id="_x0000_i1141" style="width:0;height:1.5pt" o:hralign="center" o:hrstd="t" o:hr="t" fillcolor="#a0a0a0" stroked="f"/>
+        </w:pict>
+      </w:r>
+    </w:p>
+    <w:p>
+      <w:pPr>
+        <w:rPr>
+          <w:b/>
+          <w:bCs/>
+        </w:rPr>
+      </w:pPr>
+      <w:r>
+        <w:rPr>
+          <w:rFonts w:ascii="Segoe UI Emoji" w:hAnsi="Segoe UI Emoji" w:cs="Segoe UI Emoji"/>
+          <w:b/>
+          <w:bCs/>
+        </w:rPr>
+        <w:t>🌍</w:t>
+      </w:r>
+      <w:r>
+        <w:rPr>
+          <w:b/>
+          <w:bCs/>
+        </w:rPr>
+        <w:t xml:space="preserve"> Did You Know?</w:t>
+      </w:r>
+    </w:p>
+    <w:p>
+      <w:r>
+        <w:t>Many production AI applications separate prompts from application code. This allows AI engineers to improve prompts, experiment with different versions, and update system behavior without changing the underlying application logic.</w:t>
+      </w:r>
+    </w:p>
+    <w:p>
+      <w:r>
+        <w:pict w14:anchorId="5E21B6B5">
+          <v:rect id="_x0000_i1142" style="width:0;height:1.5pt" o:hralign="center" o:hrstd="t" o:hr="t" fillcolor="#a0a0a0" stroked="f"/>
+        </w:pict>
+      </w:r>
+    </w:p>
+    <w:p>
+      <w:pPr>
+        <w:rPr>
+          <w:b/>
+          <w:bCs/>
+        </w:rPr>
+      </w:pPr>
+      <w:r>
+        <w:rPr>
+          <w:rFonts w:ascii="Segoe UI Emoji" w:hAnsi="Segoe UI Emoji" w:cs="Segoe UI Emoji"/>
+          <w:b/>
+          <w:bCs/>
+        </w:rPr>
+        <w:t>⭐</w:t>
+      </w:r>
+      <w:r>
+        <w:rPr>
+          <w:b/>
+          <w:bCs/>
+        </w:rPr>
+        <w:t xml:space="preserve"> Key Takeaways</w:t>
+      </w:r>
+    </w:p>
+    <w:p>
+      <w:pPr>
+        <w:numPr>
+          <w:ilvl w:val="0"/>
+          <w:numId w:val="48"/>
+        </w:numPr>
+      </w:pPr>
+      <w:r>
+        <w:t xml:space="preserve">Prompt engineering is essential for reliable LLM responses. </w:t>
+      </w:r>
+    </w:p>
+    <w:p>
+      <w:pPr>
+        <w:numPr>
+          <w:ilvl w:val="0"/>
+          <w:numId w:val="48"/>
+        </w:numPr>
+      </w:pPr>
+      <w:r>
+        <w:t xml:space="preserve">Retrieved context is injected into the prompt before calling the LLM. </w:t>
+      </w:r>
+    </w:p>
+    <w:p>
+      <w:pPr>
+        <w:numPr>
+          <w:ilvl w:val="0"/>
+          <w:numId w:val="48"/>
+        </w:numPr>
+      </w:pPr>
+      <w:r>
+        <w:t xml:space="preserve">Grounded prompts reduce hallucinations. </w:t>
+      </w:r>
+    </w:p>
+    <w:p>
+      <w:pPr>
+        <w:numPr>
+          <w:ilvl w:val="0"/>
+          <w:numId w:val="48"/>
+        </w:numPr>
+      </w:pPr>
+      <w:r>
+        <w:t xml:space="preserve">Prompt templates should be stored separately from application code. </w:t>
+      </w:r>
+    </w:p>
+    <w:p>
+      <w:pPr>
+        <w:numPr>
+          <w:ilvl w:val="0"/>
+          <w:numId w:val="48"/>
+        </w:numPr>
+      </w:pPr>
+      <w:r>
+        <w:t xml:space="preserve">Phase 6 completes the first fully functional end-to-end RAG pipeline. </w:t>
+      </w:r>
+    </w:p>
+    <w:p>
+      <w:r>
+        <w:pict w14:anchorId="4E6B30C5">
+          <v:rect id="_x0000_i1143" style="width:0;height:1.5pt" o:hralign="center" o:hrstd="t" o:hr="t" fillcolor="#a0a0a0" stroked="f"/>
+        </w:pict>
+      </w:r>
+    </w:p>
+    <w:p>
+      <w:pPr>
+        <w:rPr>
+          <w:b/>
+          <w:bCs/>
+        </w:rPr>
+      </w:pPr>
+      <w:r>
+        <w:rPr>
+          <w:rFonts w:ascii="Segoe UI Emoji" w:hAnsi="Segoe UI Emoji" w:cs="Segoe UI Emoji"/>
+          <w:b/>
+          <w:bCs/>
+        </w:rPr>
+        <w:t>🛠️</w:t>
+      </w:r>
+      <w:r>
+        <w:rPr>
+          <w:b/>
+          <w:bCs/>
+        </w:rPr>
+        <w:t xml:space="preserve"> Development Notes</w:t>
+      </w:r>
+    </w:p>
+    <w:p>
+      <w:r>
+        <w:t>During this phase:</w:t>
+      </w:r>
+    </w:p>
+    <w:p>
+      <w:pPr>
+        <w:numPr>
+          <w:ilvl w:val="0"/>
+          <w:numId w:val="49"/>
+        </w:numPr>
+      </w:pPr>
+      <w:r>
+        <w:lastRenderedPageBreak/>
+        <w:t xml:space="preserve">Implemented a </w:t>
+      </w:r>
+      <w:r>
+        <w:rPr>
+          <w:b/>
+          <w:bCs/>
+        </w:rPr>
+        <w:t>Prompt Builder</w:t>
+      </w:r>
+      <w:r>
+        <w:t xml:space="preserve"> to combine retrieved chunks with the user's question. </w:t>
+      </w:r>
+    </w:p>
+    <w:p>
+      <w:pPr>
+        <w:numPr>
+          <w:ilvl w:val="0"/>
+          <w:numId w:val="49"/>
+        </w:numPr>
+      </w:pPr>
+      <w:r>
+        <w:t xml:space="preserve">Integrated </w:t>
+      </w:r>
+      <w:r>
+        <w:rPr>
+          <w:b/>
+          <w:bCs/>
+        </w:rPr>
+        <w:t>Groq LLM</w:t>
+      </w:r>
+      <w:r>
+        <w:t xml:space="preserve"> to generate responses. </w:t>
+      </w:r>
+    </w:p>
+    <w:p>
+      <w:pPr>
+        <w:numPr>
+          <w:ilvl w:val="0"/>
+          <w:numId w:val="49"/>
+        </w:numPr>
+      </w:pPr>
+      <w:r>
+        <w:t xml:space="preserve">Moved prompt templates from Python code to </w:t>
+      </w:r>
+      <w:proofErr w:type="gramStart"/>
+      <w:r>
+        <w:t>prompts.yaml</w:t>
+      </w:r>
+      <w:proofErr w:type="gramEnd"/>
+      <w:r>
+        <w:t xml:space="preserve"> for easier maintenance and version control. </w:t>
+      </w:r>
+    </w:p>
+    <w:p>
+      <w:pPr>
+        <w:numPr>
+          <w:ilvl w:val="0"/>
+          <w:numId w:val="49"/>
+        </w:numPr>
+      </w:pPr>
+      <w:r>
+        <w:t xml:space="preserve">Built the first complete </w:t>
+      </w:r>
+      <w:r>
+        <w:rPr>
+          <w:b/>
+          <w:bCs/>
+        </w:rPr>
+        <w:t>Retrieve → Build Prompt → Generate Answer</w:t>
+      </w:r>
+      <w:r>
+        <w:t xml:space="preserve"> workflow. </w:t>
+      </w:r>
+    </w:p>
+    <w:p/>
+    <w:p>
+      <w:r>
+        <w:t>BEFORE PHASE 7:</w:t>
+      </w:r>
+    </w:p>
+    <w:p/>
+    <w:p>
+      <w:pPr>
+        <w:rPr>
+          <w:b/>
+          <w:bCs/>
+        </w:rPr>
+      </w:pPr>
+      <w:r>
+        <w:rPr>
+          <w:b/>
+          <w:bCs/>
+        </w:rPr>
+        <w:t>BM25 (Best Matching 25) – Concise Notes</w:t>
+      </w:r>
+    </w:p>
+    <w:p>
+      <w:pPr>
+        <w:rPr>
+          <w:b/>
+          <w:bCs/>
+        </w:rPr>
+      </w:pPr>
+      <w:r>
+        <w:rPr>
+          <w:b/>
+          <w:bCs/>
+        </w:rPr>
+        <w:t>What is BM25?</w:t>
+      </w:r>
+    </w:p>
+    <w:p>
+      <w:r>
+        <w:t xml:space="preserve">BM25 (Best Matching 25) is a </w:t>
+      </w:r>
+      <w:r>
+        <w:rPr>
+          <w:b/>
+          <w:bCs/>
+        </w:rPr>
+        <w:t>lexical (keyword-based) search algorithm</w:t>
+      </w:r>
+      <w:r>
+        <w:t xml:space="preserve"> used in Information Retrieval and Retrieval-Augmented Generation (RAG). It ranks documents based on how well their words match the user's query. Unlike semantic search, BM25 relies on </w:t>
+      </w:r>
+      <w:r>
+        <w:rPr>
+          <w:b/>
+          <w:bCs/>
+        </w:rPr>
+        <w:t>exact keyword matching</w:t>
+      </w:r>
+      <w:r>
+        <w:t xml:space="preserve"> rather than understanding the meaning of words.</w:t>
+      </w:r>
+    </w:p>
+    <w:p>
+      <w:r>
+        <w:pict w14:anchorId="78083BD8">
+          <v:rect id="_x0000_i1144" style="width:0;height:1.5pt" o:hralign="center" o:hrstd="t" o:hr="t" fillcolor="#a0a0a0" stroked="f"/>
+        </w:pict>
+      </w:r>
+    </w:p>
+    <w:p>
+      <w:pPr>
+        <w:rPr>
+          <w:b/>
+          <w:bCs/>
+        </w:rPr>
+      </w:pPr>
+      <w:r>
+        <w:rPr>
+          <w:b/>
+          <w:bCs/>
+        </w:rPr>
+        <w:t>How BM25 Works</w:t>
+      </w:r>
+    </w:p>
+    <w:p>
+      <w:r>
+        <w:t xml:space="preserve">BM25 assigns a </w:t>
+      </w:r>
+      <w:r>
+        <w:rPr>
+          <w:b/>
+          <w:bCs/>
+        </w:rPr>
+        <w:t>relevance score</w:t>
+      </w:r>
+      <w:r>
+        <w:t xml:space="preserve"> to each document and returns the highest-scoring ones. The score is based on three key factors:</w:t>
+      </w:r>
+    </w:p>
+    <w:p>
+      <w:pPr>
+        <w:numPr>
+          <w:ilvl w:val="0"/>
+          <w:numId w:val="50"/>
+        </w:numPr>
+      </w:pPr>
+      <w:r>
+        <w:rPr>
+          <w:b/>
+          <w:bCs/>
+        </w:rPr>
+        <w:t>Term Frequency (TF):</w:t>
+      </w:r>
+      <w:r>
+        <w:t xml:space="preserve"> Measures how many times a query word appears in a document. More occurrences generally increase the score. </w:t>
+      </w:r>
+    </w:p>
+    <w:p>
+      <w:pPr>
+        <w:numPr>
+          <w:ilvl w:val="0"/>
+          <w:numId w:val="50"/>
+        </w:numPr>
+      </w:pPr>
+      <w:r>
+        <w:rPr>
+          <w:b/>
+          <w:bCs/>
+        </w:rPr>
+        <w:t>Inverse Document Frequency (IDF):</w:t>
+      </w:r>
+      <w:r>
+        <w:t xml:space="preserve"> Gives higher importance to rare words and lower importance to common words (e.g., "the", "is"). </w:t>
+      </w:r>
+    </w:p>
+    <w:p>
+      <w:pPr>
+        <w:numPr>
+          <w:ilvl w:val="0"/>
+          <w:numId w:val="50"/>
+        </w:numPr>
+      </w:pPr>
+      <w:r>
+        <w:rPr>
+          <w:b/>
+          <w:bCs/>
+        </w:rPr>
+        <w:t>Document Length Normalization:</w:t>
+      </w:r>
+      <w:r>
+        <w:t xml:space="preserve"> Prevents longer documents from receiving unfairly high scores simply because they contain more words. </w:t>
+      </w:r>
+    </w:p>
+    <w:p>
+      <w:r>
+        <w:pict w14:anchorId="6EECD5C3">
+          <v:rect id="_x0000_i1145" style="width:0;height:1.5pt" o:hralign="center" o:hrstd="t" o:hr="t" fillcolor="#a0a0a0" stroked="f"/>
+        </w:pict>
+      </w:r>
+    </w:p>
+    <w:p>
+      <w:pPr>
+        <w:rPr>
+          <w:b/>
+          <w:bCs/>
+        </w:rPr>
+      </w:pPr>
+      <w:r>
+        <w:rPr>
+          <w:b/>
+          <w:bCs/>
+        </w:rPr>
+        <w:t>Important Features</w:t>
+      </w:r>
+    </w:p>
+    <w:p>
+      <w:pPr>
+        <w:numPr>
+          <w:ilvl w:val="0"/>
+          <w:numId w:val="51"/>
+        </w:numPr>
+      </w:pPr>
+      <w:r>
+        <w:t xml:space="preserve">Keyword-based (lexical) retrieval. </w:t>
+      </w:r>
+    </w:p>
+    <w:p>
+      <w:pPr>
+        <w:numPr>
+          <w:ilvl w:val="0"/>
+          <w:numId w:val="51"/>
+        </w:numPr>
+      </w:pPr>
+      <w:r>
+        <w:t xml:space="preserve">Produces a relevance score for each document. </w:t>
+      </w:r>
+    </w:p>
+    <w:p>
+      <w:pPr>
+        <w:numPr>
+          <w:ilvl w:val="0"/>
+          <w:numId w:val="51"/>
+        </w:numPr>
+      </w:pPr>
+      <w:r>
+        <w:t xml:space="preserve">Uses an </w:t>
+      </w:r>
+      <w:r>
+        <w:rPr>
+          <w:b/>
+          <w:bCs/>
+        </w:rPr>
+        <w:t>inverted index</w:t>
+      </w:r>
+      <w:r>
+        <w:t xml:space="preserve"> for fast searching. </w:t>
+      </w:r>
+    </w:p>
+    <w:p>
+      <w:pPr>
+        <w:numPr>
+          <w:ilvl w:val="0"/>
+          <w:numId w:val="51"/>
+        </w:numPr>
+      </w:pPr>
+      <w:r>
+        <w:t xml:space="preserve">Limits the effect of repeated words (term frequency saturation). </w:t>
+      </w:r>
+    </w:p>
+    <w:p>
+      <w:pPr>
+        <w:numPr>
+          <w:ilvl w:val="0"/>
+          <w:numId w:val="51"/>
+        </w:numPr>
+      </w:pPr>
+      <w:r>
+        <w:lastRenderedPageBreak/>
+        <w:t xml:space="preserve">Commonly used in search engines and RAG systems. </w:t>
+      </w:r>
+    </w:p>
+    <w:p>
+      <w:r>
+        <w:pict w14:anchorId="0ED18344">
+          <v:rect id="_x0000_i1146" style="width:0;height:1.5pt" o:hralign="center" o:hrstd="t" o:hr="t" fillcolor="#a0a0a0" stroked="f"/>
+        </w:pict>
+      </w:r>
+    </w:p>
+    <w:p>
+      <w:pPr>
+        <w:rPr>
+          <w:b/>
+          <w:bCs/>
+        </w:rPr>
+      </w:pPr>
+      <w:r>
+        <w:rPr>
+          <w:b/>
+          <w:bCs/>
+        </w:rPr>
+        <w:t>Strengths</w:t>
+      </w:r>
+    </w:p>
+    <w:p>
+      <w:pPr>
+        <w:numPr>
+          <w:ilvl w:val="0"/>
+          <w:numId w:val="52"/>
+        </w:numPr>
+      </w:pPr>
+      <w:r>
+        <w:t xml:space="preserve">Very fast and efficient. </w:t>
+      </w:r>
+    </w:p>
+    <w:p>
+      <w:pPr>
+        <w:numPr>
+          <w:ilvl w:val="0"/>
+          <w:numId w:val="52"/>
+        </w:numPr>
+      </w:pPr>
+      <w:r>
+        <w:t xml:space="preserve">No need for embeddings or vector databases. </w:t>
+      </w:r>
+    </w:p>
+    <w:p>
+      <w:pPr>
+        <w:numPr>
+          <w:ilvl w:val="0"/>
+          <w:numId w:val="52"/>
+        </w:numPr>
+      </w:pPr>
+      <w:r>
+        <w:t xml:space="preserve">Excellent for exact keyword searches such as: </w:t>
+      </w:r>
+    </w:p>
+    <w:p>
+      <w:pPr>
+        <w:numPr>
+          <w:ilvl w:val="1"/>
+          <w:numId w:val="52"/>
+        </w:numPr>
+      </w:pPr>
+      <w:r>
+        <w:t xml:space="preserve">File names </w:t>
+      </w:r>
+    </w:p>
+    <w:p>
+      <w:pPr>
+        <w:numPr>
+          <w:ilvl w:val="1"/>
+          <w:numId w:val="52"/>
+        </w:numPr>
+      </w:pPr>
+      <w:r>
+        <w:t xml:space="preserve">Function names </w:t>
+      </w:r>
+    </w:p>
+    <w:p>
+      <w:pPr>
+        <w:numPr>
+          <w:ilvl w:val="1"/>
+          <w:numId w:val="52"/>
+        </w:numPr>
+      </w:pPr>
+      <w:r>
+        <w:t xml:space="preserve">API names </w:t>
+      </w:r>
+    </w:p>
+    <w:p>
+      <w:pPr>
+        <w:numPr>
+          <w:ilvl w:val="1"/>
+          <w:numId w:val="52"/>
+        </w:numPr>
+      </w:pPr>
+      <w:r>
+        <w:t xml:space="preserve">Error codes </w:t>
+      </w:r>
+    </w:p>
+    <w:p>
+      <w:pPr>
+        <w:numPr>
+          <w:ilvl w:val="1"/>
+          <w:numId w:val="52"/>
+        </w:numPr>
+      </w:pPr>
+      <w:r>
+        <w:t xml:space="preserve">Technical documentation </w:t>
+      </w:r>
+    </w:p>
+    <w:p>
+      <w:pPr>
+        <w:numPr>
+          <w:ilvl w:val="0"/>
+          <w:numId w:val="52"/>
+        </w:numPr>
+      </w:pPr>
+      <w:r>
+        <w:t xml:space="preserve">Consistent and interpretable ranking. </w:t>
+      </w:r>
+    </w:p>
+    <w:p>
+      <w:r>
+        <w:pict w14:anchorId="16A59110">
+          <v:rect id="_x0000_i1147" style="width:0;height:1.5pt" o:hralign="center" o:hrstd="t" o:hr="t" fillcolor="#a0a0a0" stroked="f"/>
+        </w:pict>
+      </w:r>
+    </w:p>
+    <w:p>
+      <w:pPr>
+        <w:rPr>
+          <w:b/>
+          <w:bCs/>
+        </w:rPr>
+      </w:pPr>
+      <w:r>
+        <w:rPr>
+          <w:b/>
+          <w:bCs/>
+        </w:rPr>
+        <w:t>Limitations</w:t>
+      </w:r>
+    </w:p>
+    <w:p>
+      <w:pPr>
+        <w:numPr>
+          <w:ilvl w:val="0"/>
+          <w:numId w:val="53"/>
+        </w:numPr>
+      </w:pPr>
+      <w:r>
+        <w:t xml:space="preserve">Does </w:t>
+      </w:r>
+      <w:r>
+        <w:rPr>
+          <w:b/>
+          <w:bCs/>
+        </w:rPr>
+        <w:t>not understand semantic meaning</w:t>
+      </w:r>
+      <w:r>
+        <w:t xml:space="preserve">. </w:t>
+      </w:r>
+    </w:p>
+    <w:p>
+      <w:pPr>
+        <w:numPr>
+          <w:ilvl w:val="0"/>
+          <w:numId w:val="53"/>
+        </w:numPr>
+      </w:pPr>
+      <w:r>
+        <w:t xml:space="preserve">Cannot recognize synonyms or related concepts. </w:t>
+      </w:r>
+    </w:p>
+    <w:p>
+      <w:pPr>
+        <w:numPr>
+          <w:ilvl w:val="1"/>
+          <w:numId w:val="53"/>
+        </w:numPr>
+      </w:pPr>
+      <w:r>
+        <w:t xml:space="preserve">Example: </w:t>
+      </w:r>
+      <w:r>
+        <w:rPr>
+          <w:i/>
+          <w:iCs/>
+        </w:rPr>
+        <w:t>car</w:t>
+      </w:r>
+      <w:r>
+        <w:t xml:space="preserve"> and </w:t>
+      </w:r>
+      <w:r>
+        <w:rPr>
+          <w:i/>
+          <w:iCs/>
+        </w:rPr>
+        <w:t>automobile</w:t>
+      </w:r>
+      <w:r>
+        <w:t xml:space="preserve"> are treated as different words. </w:t>
+      </w:r>
+    </w:p>
+    <w:p>
+      <w:pPr>
+        <w:numPr>
+          <w:ilvl w:val="0"/>
+          <w:numId w:val="53"/>
+        </w:numPr>
+      </w:pPr>
+      <w:r>
+        <w:t xml:space="preserve">Performance depends on the exact words used in both the query and documents. </w:t>
+      </w:r>
+    </w:p>
+    <w:p>
+      <w:r>
+        <w:pict w14:anchorId="68BABF9E">
+          <v:rect id="_x0000_i1148" style="width:0;height:1.5pt" o:hralign="center" o:hrstd="t" o:hr="t" fillcolor="#a0a0a0" stroked="f"/>
+        </w:pict>
+      </w:r>
+    </w:p>
+    <w:p>
+      <w:pPr>
+        <w:rPr>
+          <w:b/>
+          <w:bCs/>
+        </w:rPr>
+      </w:pPr>
+      <w:r>
+        <w:rPr>
+          <w:b/>
+          <w:bCs/>
+        </w:rPr>
+        <w:t>Key Parameters</w:t>
+      </w:r>
+    </w:p>
+    <w:p>
+      <w:pPr>
+        <w:numPr>
+          <w:ilvl w:val="0"/>
+          <w:numId w:val="54"/>
+        </w:numPr>
+      </w:pPr>
+      <w:r>
+        <w:rPr>
+          <w:b/>
+          <w:bCs/>
+        </w:rPr>
+        <w:t>k1:</w:t>
+      </w:r>
+      <w:r>
+        <w:t xml:space="preserve"> Controls how </w:t>
+      </w:r>
+      <w:proofErr w:type="gramStart"/>
+      <w:r>
+        <w:t>much repeated</w:t>
+      </w:r>
+      <w:proofErr w:type="gramEnd"/>
+      <w:r>
+        <w:t xml:space="preserve"> words affect the score. </w:t>
+      </w:r>
+    </w:p>
+    <w:p>
+      <w:pPr>
+        <w:numPr>
+          <w:ilvl w:val="1"/>
+          <w:numId w:val="54"/>
+        </w:numPr>
+      </w:pPr>
+      <w:r>
+        <w:t xml:space="preserve">Typical value: </w:t>
+      </w:r>
+      <w:r>
+        <w:rPr>
+          <w:b/>
+          <w:bCs/>
+        </w:rPr>
+        <w:t>1.2 – 2.0</w:t>
+      </w:r>
+      <w:r>
+        <w:t xml:space="preserve"> </w:t>
+      </w:r>
+    </w:p>
+    <w:p>
+      <w:pPr>
+        <w:numPr>
+          <w:ilvl w:val="0"/>
+          <w:numId w:val="54"/>
+        </w:numPr>
+      </w:pPr>
+      <w:r>
+        <w:rPr>
+          <w:b/>
+          <w:bCs/>
+        </w:rPr>
+        <w:t>b:</w:t>
+      </w:r>
+      <w:r>
+        <w:t xml:space="preserve"> Controls document length normalization. </w:t>
+      </w:r>
+    </w:p>
+    <w:p>
+      <w:pPr>
+        <w:numPr>
+          <w:ilvl w:val="1"/>
+          <w:numId w:val="54"/>
+        </w:numPr>
+      </w:pPr>
+      <w:r>
+        <w:t xml:space="preserve">Range: </w:t>
+      </w:r>
+      <w:r>
+        <w:rPr>
+          <w:b/>
+          <w:bCs/>
+        </w:rPr>
+        <w:t>0 to 1</w:t>
+      </w:r>
+      <w:r>
+        <w:t xml:space="preserve"> </w:t>
+      </w:r>
+    </w:p>
+    <w:p>
+      <w:pPr>
+        <w:numPr>
+          <w:ilvl w:val="1"/>
+          <w:numId w:val="54"/>
+        </w:numPr>
+      </w:pPr>
+      <w:r>
+        <w:t xml:space="preserve">Typical value: </w:t>
+      </w:r>
+      <w:r>
+        <w:rPr>
+          <w:b/>
+          <w:bCs/>
+        </w:rPr>
+        <w:t>0.75</w:t>
+      </w:r>
+      <w:r>
+        <w:t xml:space="preserve"> </w:t>
+      </w:r>
+    </w:p>
+    <w:p>
+      <w:r>
+        <w:pict w14:anchorId="5F560210">
+          <v:rect id="_x0000_i1149" style="width:0;height:1.5pt" o:hralign="center" o:hrstd="t" o:hr="t" fillcolor="#a0a0a0" stroked="f"/>
+        </w:pict>
+      </w:r>
+    </w:p>
+    <w:p>
+      <w:pPr>
+        <w:rPr>
+          <w:b/>
+          <w:bCs/>
+        </w:rPr>
+      </w:pPr>
+      <w:r>
+        <w:rPr>
+          <w:b/>
+          <w:bCs/>
+        </w:rPr>
+        <w:t>BM25 in a RAG Pipeline</w:t>
+      </w:r>
+    </w:p>
+    <w:p>
+      <w:r>
+        <w:t>Documents</w:t>
+      </w:r>
+    </w:p>
+    <w:p>
+      <w:r>
+        <w:lastRenderedPageBreak/>
+        <w:t xml:space="preserve">     ↓</w:t>
+      </w:r>
+    </w:p>
+    <w:p>
+      <w:r>
+        <w:t>Chunk Documents</w:t>
+      </w:r>
+    </w:p>
+    <w:p>
+      <w:r>
+        <w:t xml:space="preserve">     ↓</w:t>
+      </w:r>
+    </w:p>
+    <w:p>
+      <w:r>
+        <w:t>Create BM25 Index</w:t>
+      </w:r>
+    </w:p>
+    <w:p>
+      <w:r>
+        <w:t xml:space="preserve">     ↓</w:t>
+      </w:r>
+    </w:p>
+    <w:p>
+      <w:r>
+        <w:t>User Query</w:t>
+      </w:r>
+    </w:p>
+    <w:p>
+      <w:r>
+        <w:t xml:space="preserve">     ↓</w:t>
+      </w:r>
+    </w:p>
+    <w:p>
+      <w:r>
+        <w:t>BM25 Retrieves Top-K Chunks</w:t>
+      </w:r>
+    </w:p>
+    <w:p>
+      <w:r>
+        <w:t xml:space="preserve">     ↓</w:t>
+      </w:r>
+    </w:p>
+    <w:p>
+      <w:r>
+        <w:t>Retrieved Chunks + Query</w:t>
+      </w:r>
+    </w:p>
+    <w:p>
+      <w:r>
+        <w:t xml:space="preserve">     ↓</w:t>
+      </w:r>
+    </w:p>
+    <w:p>
+      <w:r>
+        <w:t>Large Language Model (LLM)</w:t>
+      </w:r>
+    </w:p>
+    <w:p>
+      <w:r>
+        <w:t xml:space="preserve">     ↓</w:t>
+      </w:r>
+    </w:p>
+    <w:p>
+      <w:r>
+        <w:t>Generated Answer</w:t>
+      </w:r>
+    </w:p>
+    <w:p>
+      <w:r>
+        <w:pict w14:anchorId="019A0EB6">
+          <v:rect id="_x0000_i1150" style="width:0;height:1.5pt" o:hralign="center" o:hrstd="t" o:hr="t" fillcolor="#a0a0a0" stroked="f"/>
+        </w:pict>
+      </w:r>
+    </w:p>
+    <w:p>
+      <w:pPr>
+        <w:rPr>
+          <w:b/>
+          <w:bCs/>
+        </w:rPr>
+      </w:pPr>
+      <w:r>
+        <w:rPr>
+          <w:b/>
+          <w:bCs/>
+        </w:rPr>
+        <w:t>BM25 vs Semantic Search</w:t>
+      </w:r>
+    </w:p>
+    <w:tbl>
+      <w:tblPr>
+        <w:tblW w:w="0" w:type="auto"/>
+        <w:tblCellSpacing w:w="15" w:type="dxa"/>
+        <w:tblCellMar>
+          <w:top w:w="15" w:type="dxa"/>
+          <w:left w:w="15" w:type="dxa"/>
+          <w:bottom w:w="15" w:type="dxa"/>
+          <w:right w:w="15" w:type="dxa"/>
+        </w:tblCellMar>
+        <w:tblLook w:val="04A0" w:firstRow="1" w:lastRow="0" w:firstColumn="1" w:lastColumn="0" w:noHBand="0" w:noVBand="1"/>
+      </w:tblPr>
+      <w:tblGrid>
+        <w:gridCol w:w="3327"/>
+        <w:gridCol w:w="3954"/>
+      </w:tblGrid>
+      <w:tr>
+        <w:trPr>
+          <w:tblHeader/>
+          <w:tblCellSpacing w:w="15" w:type="dxa"/>
+        </w:trPr>
+        <w:tc>
+          <w:tcPr>
+            <w:tcW w:w="0" w:type="auto"/>
+            <w:vAlign w:val="center"/>
+            <w:hideMark/>
+          </w:tcPr>
+          <w:p>
+            <w:pPr>
+              <w:rPr>
+                <w:b/>
+                <w:bCs/>
+              </w:rPr>
+            </w:pPr>
+            <w:r>
+              <w:rPr>
+                <w:b/>
+                <w:bCs/>
+              </w:rPr>
+              <w:t>BM25</w:t>
+            </w:r>
+          </w:p>
+        </w:tc>
+        <w:tc>
+          <w:tcPr>
+            <w:tcW w:w="0" w:type="auto"/>
+            <w:vAlign w:val="center"/>
+            <w:hideMark/>
+          </w:tcPr>
+          <w:p>
+            <w:pPr>
+              <w:rPr>
+                <w:b/>
+                <w:bCs/>
+              </w:rPr>
+            </w:pPr>
+            <w:r>
+              <w:rPr>
+                <w:b/>
+                <w:bCs/>
+              </w:rPr>
+              <w:t>Semantic Search</w:t>
+            </w:r>
+          </w:p>
+        </w:tc>
+      </w:tr>
+      <w:tr>
+        <w:trPr>
+          <w:tblCellSpacing w:w="15" w:type="dxa"/>
+        </w:trPr>
+        <w:tc>
+          <w:tcPr>
+            <w:tcW w:w="0" w:type="auto"/>
+            <w:vAlign w:val="center"/>
+            <w:hideMark/>
+          </w:tcPr>
+          <w:p>
+            <w:r>
+              <w:t>Keyword-based</w:t>
+            </w:r>
+          </w:p>
+        </w:tc>
+        <w:tc>
+          <w:tcPr>
+            <w:tcW w:w="0" w:type="auto"/>
+            <w:vAlign w:val="center"/>
+            <w:hideMark/>
+          </w:tcPr>
+          <w:p>
+            <w:r>
+              <w:t>Meaning-based</w:t>
+            </w:r>
+          </w:p>
+        </w:tc>
+      </w:tr>
+      <w:tr>
+        <w:trPr>
+          <w:tblCellSpacing w:w="15" w:type="dxa"/>
+        </w:trPr>
+        <w:tc>
+          <w:tcPr>
+            <w:tcW w:w="0" w:type="auto"/>
+            <w:vAlign w:val="center"/>
+            <w:hideMark/>
+          </w:tcPr>
+          <w:p>
+            <w:r>
+              <w:t>Exact word matching</w:t>
+            </w:r>
+          </w:p>
+        </w:tc>
+        <w:tc>
+          <w:tcPr>
+            <w:tcW w:w="0" w:type="auto"/>
+            <w:vAlign w:val="center"/>
+            <w:hideMark/>
+          </w:tcPr>
+          <w:p>
+            <w:r>
+              <w:t>Understands context and synonyms</w:t>
+            </w:r>
+          </w:p>
+        </w:tc>
+      </w:tr>
+      <w:tr>
+        <w:trPr>
+          <w:tblCellSpacing w:w="15" w:type="dxa"/>
+        </w:trPr>
+        <w:tc>
+          <w:tcPr>
+            <w:tcW w:w="0" w:type="auto"/>
+            <w:vAlign w:val="center"/>
+            <w:hideMark/>
+          </w:tcPr>
+          <w:p>
+            <w:r>
+              <w:t>Fast and lightweight</w:t>
+            </w:r>
+          </w:p>
+        </w:tc>
+        <w:tc>
+          <w:tcPr>
+            <w:tcW w:w="0" w:type="auto"/>
+            <w:vAlign w:val="center"/>
+            <w:hideMark/>
+          </w:tcPr>
+          <w:p>
+            <w:r>
+              <w:t>Requires embeddings and vector search</w:t>
+            </w:r>
+          </w:p>
+        </w:tc>
+      </w:tr>
+      <w:tr>
+        <w:trPr>
+          <w:tblCellSpacing w:w="15" w:type="dxa"/>
+        </w:trPr>
+        <w:tc>
+          <w:tcPr>
+            <w:tcW w:w="0" w:type="auto"/>
+            <w:vAlign w:val="center"/>
+            <w:hideMark/>
+          </w:tcPr>
+          <w:p>
+            <w:r>
+              <w:t>Best for technical terms and code</w:t>
+            </w:r>
+          </w:p>
+        </w:tc>
+        <w:tc>
+          <w:tcPr>
+            <w:tcW w:w="0" w:type="auto"/>
+            <w:vAlign w:val="center"/>
+            <w:hideMark/>
+          </w:tcPr>
+          <w:p>
+            <w:r>
+              <w:t>Best for natural language queries</w:t>
+            </w:r>
+          </w:p>
+        </w:tc>
+      </w:tr>
+    </w:tbl>
+    <w:p>
+      <w:r>
+        <w:pict w14:anchorId="0E330901">
+          <v:rect id="_x0000_i1151" style="width:0;height:1.5pt" o:hralign="center" o:hrstd="t" o:hr="t" fillcolor="#a0a0a0" stroked="f"/>
+        </w:pict>
+      </w:r>
+    </w:p>
+    <w:p>
+      <w:pPr>
+        <w:rPr>
+          <w:b/>
+          <w:bCs/>
+        </w:rPr>
+      </w:pPr>
+      <w:r>
+        <w:rPr>
+          <w:b/>
+          <w:bCs/>
+        </w:rPr>
+        <w:t>Key Takeaways</w:t>
+      </w:r>
+    </w:p>
+    <w:p>
+      <w:pPr>
+        <w:numPr>
+          <w:ilvl w:val="0"/>
+          <w:numId w:val="55"/>
+        </w:numPr>
+      </w:pPr>
+      <w:r>
+        <w:t xml:space="preserve">BM25 is a </w:t>
+      </w:r>
+      <w:r>
+        <w:rPr>
+          <w:b/>
+          <w:bCs/>
+        </w:rPr>
+        <w:t>keyword-based retrieval algorithm</w:t>
+      </w:r>
+      <w:r>
+        <w:t xml:space="preserve">. </w:t>
+      </w:r>
+    </w:p>
+    <w:p>
+      <w:pPr>
+        <w:numPr>
+          <w:ilvl w:val="0"/>
+          <w:numId w:val="55"/>
+        </w:numPr>
+      </w:pPr>
+      <w:r>
+        <w:t xml:space="preserve">It ranks documents using </w:t>
+      </w:r>
+      <w:r>
+        <w:rPr>
+          <w:b/>
+          <w:bCs/>
+        </w:rPr>
+        <w:t>Term Frequency (TF), Inverse Document Frequency (IDF), and Document Length Normalization</w:t>
+      </w:r>
+      <w:r>
+        <w:t xml:space="preserve">. </w:t>
+      </w:r>
+    </w:p>
+    <w:p>
+      <w:pPr>
+        <w:numPr>
+          <w:ilvl w:val="0"/>
+          <w:numId w:val="55"/>
+        </w:numPr>
+      </w:pPr>
+      <w:r>
+        <w:t xml:space="preserve">It is </w:t>
+      </w:r>
+      <w:r>
+        <w:rPr>
+          <w:b/>
+          <w:bCs/>
+        </w:rPr>
+        <w:t>fast, efficient, and ideal for exact keyword matching</w:t>
+      </w:r>
+      <w:r>
+        <w:t xml:space="preserve">, making it widely used in traditional search engines and RAG systems. </w:t>
+      </w:r>
+    </w:p>
+    <w:p>
+      <w:pPr>
+        <w:numPr>
+          <w:ilvl w:val="0"/>
+          <w:numId w:val="55"/>
+        </w:numPr>
+      </w:pPr>
+      <w:r>
+        <w:lastRenderedPageBreak/>
+        <w:t xml:space="preserve">Since it cannot understand semantic meaning, modern RAG applications often combine </w:t>
+      </w:r>
+      <w:r>
+        <w:rPr>
+          <w:b/>
+          <w:bCs/>
+        </w:rPr>
+        <w:t>BM25 with vector (embedding) search</w:t>
+      </w:r>
+      <w:r>
+        <w:t xml:space="preserve"> to achieve both accurate keyword matching and semantic understanding.</w:t>
       </w:r>
     </w:p>
     <w:p/>
@@ -6798,6 +10523,155 @@
     </w:lvl>
   </w:abstractNum>
   <w:abstractNum w:abstractNumId="3" w15:restartNumberingAfterBreak="0">
+    <w:nsid w:val="06D53EBF"/>
+    <w:multiLevelType w:val="multilevel"/>
+    <w:tmpl w:val="EA2A1466"/>
+    <w:lvl w:ilvl="0">
+      <w:start w:val="1"/>
+      <w:numFmt w:val="bullet"/>
+      <w:lvlText w:val=""/>
+      <w:lvlJc w:val="left"/>
+      <w:pPr>
+        <w:tabs>
+          <w:tab w:val="num" w:pos="720"/>
+        </w:tabs>
+        <w:ind w:left="720" w:hanging="360"/>
+      </w:pPr>
+      <w:rPr>
+        <w:rFonts w:ascii="Symbol" w:hAnsi="Symbol" w:hint="default"/>
+        <w:sz w:val="20"/>
+      </w:rPr>
+    </w:lvl>
+    <w:lvl w:ilvl="1" w:tentative="1">
+      <w:start w:val="1"/>
+      <w:numFmt w:val="bullet"/>
+      <w:lvlText w:val="o"/>
+      <w:lvlJc w:val="left"/>
+      <w:pPr>
+        <w:tabs>
+          <w:tab w:val="num" w:pos="1440"/>
+        </w:tabs>
+        <w:ind w:left="1440" w:hanging="360"/>
+      </w:pPr>
+      <w:rPr>
+        <w:rFonts w:ascii="Courier New" w:hAnsi="Courier New" w:hint="default"/>
+        <w:sz w:val="20"/>
+      </w:rPr>
+    </w:lvl>
+    <w:lvl w:ilvl="2" w:tentative="1">
+      <w:start w:val="1"/>
+      <w:numFmt w:val="bullet"/>
+      <w:lvlText w:val=""/>
+      <w:lvlJc w:val="left"/>
+      <w:pPr>
+        <w:tabs>
+          <w:tab w:val="num" w:pos="2160"/>
+        </w:tabs>
+        <w:ind w:left="2160" w:hanging="360"/>
+      </w:pPr>
+      <w:rPr>
+        <w:rFonts w:ascii="Wingdings" w:hAnsi="Wingdings" w:hint="default"/>
+        <w:sz w:val="20"/>
+      </w:rPr>
+    </w:lvl>
+    <w:lvl w:ilvl="3" w:tentative="1">
+      <w:start w:val="1"/>
+      <w:numFmt w:val="bullet"/>
+      <w:lvlText w:val=""/>
+      <w:lvlJc w:val="left"/>
+      <w:pPr>
+        <w:tabs>
+          <w:tab w:val="num" w:pos="2880"/>
+        </w:tabs>
+        <w:ind w:left="2880" w:hanging="360"/>
+      </w:pPr>
+      <w:rPr>
+        <w:rFonts w:ascii="Wingdings" w:hAnsi="Wingdings" w:hint="default"/>
+        <w:sz w:val="20"/>
+      </w:rPr>
+    </w:lvl>
+    <w:lvl w:ilvl="4" w:tentative="1">
+      <w:start w:val="1"/>
+      <w:numFmt w:val="bullet"/>
+      <w:lvlText w:val=""/>
+      <w:lvlJc w:val="left"/>
+      <w:pPr>
+        <w:tabs>
+          <w:tab w:val="num" w:pos="3600"/>
+        </w:tabs>
+        <w:ind w:left="3600" w:hanging="360"/>
+      </w:pPr>
+      <w:rPr>
+        <w:rFonts w:ascii="Wingdings" w:hAnsi="Wingdings" w:hint="default"/>
+        <w:sz w:val="20"/>
+      </w:rPr>
+    </w:lvl>
+    <w:lvl w:ilvl="5" w:tentative="1">
+      <w:start w:val="1"/>
+      <w:numFmt w:val="bullet"/>
+      <w:lvlText w:val=""/>
+      <w:lvlJc w:val="left"/>
+      <w:pPr>
+        <w:tabs>
+          <w:tab w:val="num" w:pos="4320"/>
+        </w:tabs>
+        <w:ind w:left="4320" w:hanging="360"/>
+      </w:pPr>
+      <w:rPr>
+        <w:rFonts w:ascii="Wingdings" w:hAnsi="Wingdings" w:hint="default"/>
+        <w:sz w:val="20"/>
+      </w:rPr>
+    </w:lvl>
+    <w:lvl w:ilvl="6" w:tentative="1">
+      <w:start w:val="1"/>
+      <w:numFmt w:val="bullet"/>
+      <w:lvlText w:val=""/>
+      <w:lvlJc w:val="left"/>
+      <w:pPr>
+        <w:tabs>
+          <w:tab w:val="num" w:pos="5040"/>
+        </w:tabs>
+        <w:ind w:left="5040" w:hanging="360"/>
+      </w:pPr>
+      <w:rPr>
+        <w:rFonts w:ascii="Wingdings" w:hAnsi="Wingdings" w:hint="default"/>
+        <w:sz w:val="20"/>
+      </w:rPr>
+    </w:lvl>
+    <w:lvl w:ilvl="7" w:tentative="1">
+      <w:start w:val="1"/>
+      <w:numFmt w:val="bullet"/>
+      <w:lvlText w:val=""/>
+      <w:lvlJc w:val="left"/>
+      <w:pPr>
+        <w:tabs>
+          <w:tab w:val="num" w:pos="5760"/>
+        </w:tabs>
+        <w:ind w:left="5760" w:hanging="360"/>
+      </w:pPr>
+      <w:rPr>
+        <w:rFonts w:ascii="Wingdings" w:hAnsi="Wingdings" w:hint="default"/>
+        <w:sz w:val="20"/>
+      </w:rPr>
+    </w:lvl>
+    <w:lvl w:ilvl="8" w:tentative="1">
+      <w:start w:val="1"/>
+      <w:numFmt w:val="bullet"/>
+      <w:lvlText w:val=""/>
+      <w:lvlJc w:val="left"/>
+      <w:pPr>
+        <w:tabs>
+          <w:tab w:val="num" w:pos="6480"/>
+        </w:tabs>
+        <w:ind w:left="6480" w:hanging="360"/>
+      </w:pPr>
+      <w:rPr>
+        <w:rFonts w:ascii="Wingdings" w:hAnsi="Wingdings" w:hint="default"/>
+        <w:sz w:val="20"/>
+      </w:rPr>
+    </w:lvl>
+  </w:abstractNum>
+  <w:abstractNum w:abstractNumId="4" w15:restartNumberingAfterBreak="0">
     <w:nsid w:val="085C5AD2"/>
     <w:multiLevelType w:val="multilevel"/>
     <w:tmpl w:val="D2021D92"/>
@@ -6946,7 +10820,7 @@
       </w:rPr>
     </w:lvl>
   </w:abstractNum>
-  <w:abstractNum w:abstractNumId="4" w15:restartNumberingAfterBreak="0">
+  <w:abstractNum w:abstractNumId="5" w15:restartNumberingAfterBreak="0">
     <w:nsid w:val="0E266F77"/>
     <w:multiLevelType w:val="multilevel"/>
     <w:tmpl w:val="DD021ADE"/>
@@ -7095,7 +10969,7 @@
       </w:rPr>
     </w:lvl>
   </w:abstractNum>
-  <w:abstractNum w:abstractNumId="5" w15:restartNumberingAfterBreak="0">
+  <w:abstractNum w:abstractNumId="6" w15:restartNumberingAfterBreak="0">
     <w:nsid w:val="0EEC2839"/>
     <w:multiLevelType w:val="multilevel"/>
     <w:tmpl w:val="A74EDC56"/>
@@ -7244,7 +11118,7 @@
       </w:rPr>
     </w:lvl>
   </w:abstractNum>
-  <w:abstractNum w:abstractNumId="6" w15:restartNumberingAfterBreak="0">
+  <w:abstractNum w:abstractNumId="7" w15:restartNumberingAfterBreak="0">
     <w:nsid w:val="142572FF"/>
     <w:multiLevelType w:val="multilevel"/>
     <w:tmpl w:val="C628A6DE"/>
@@ -7393,7 +11267,7 @@
       </w:rPr>
     </w:lvl>
   </w:abstractNum>
-  <w:abstractNum w:abstractNumId="7" w15:restartNumberingAfterBreak="0">
+  <w:abstractNum w:abstractNumId="8" w15:restartNumberingAfterBreak="0">
     <w:nsid w:val="154526DE"/>
     <w:multiLevelType w:val="multilevel"/>
     <w:tmpl w:val="B1CA180C"/>
@@ -7542,7 +11416,7 @@
       </w:rPr>
     </w:lvl>
   </w:abstractNum>
-  <w:abstractNum w:abstractNumId="8" w15:restartNumberingAfterBreak="0">
+  <w:abstractNum w:abstractNumId="9" w15:restartNumberingAfterBreak="0">
     <w:nsid w:val="16893EE9"/>
     <w:multiLevelType w:val="multilevel"/>
     <w:tmpl w:val="6BF63518"/>
@@ -7655,7 +11529,156 @@
       </w:pPr>
     </w:lvl>
   </w:abstractNum>
-  <w:abstractNum w:abstractNumId="9" w15:restartNumberingAfterBreak="0">
+  <w:abstractNum w:abstractNumId="10" w15:restartNumberingAfterBreak="0">
+    <w:nsid w:val="16B30181"/>
+    <w:multiLevelType w:val="multilevel"/>
+    <w:tmpl w:val="DD1E5570"/>
+    <w:lvl w:ilvl="0">
+      <w:start w:val="1"/>
+      <w:numFmt w:val="bullet"/>
+      <w:lvlText w:val=""/>
+      <w:lvlJc w:val="left"/>
+      <w:pPr>
+        <w:tabs>
+          <w:tab w:val="num" w:pos="720"/>
+        </w:tabs>
+        <w:ind w:left="720" w:hanging="360"/>
+      </w:pPr>
+      <w:rPr>
+        <w:rFonts w:ascii="Symbol" w:hAnsi="Symbol" w:hint="default"/>
+        <w:sz w:val="20"/>
+      </w:rPr>
+    </w:lvl>
+    <w:lvl w:ilvl="1" w:tentative="1">
+      <w:start w:val="1"/>
+      <w:numFmt w:val="bullet"/>
+      <w:lvlText w:val="o"/>
+      <w:lvlJc w:val="left"/>
+      <w:pPr>
+        <w:tabs>
+          <w:tab w:val="num" w:pos="1440"/>
+        </w:tabs>
+        <w:ind w:left="1440" w:hanging="360"/>
+      </w:pPr>
+      <w:rPr>
+        <w:rFonts w:ascii="Courier New" w:hAnsi="Courier New" w:hint="default"/>
+        <w:sz w:val="20"/>
+      </w:rPr>
+    </w:lvl>
+    <w:lvl w:ilvl="2" w:tentative="1">
+      <w:start w:val="1"/>
+      <w:numFmt w:val="bullet"/>
+      <w:lvlText w:val=""/>
+      <w:lvlJc w:val="left"/>
+      <w:pPr>
+        <w:tabs>
+          <w:tab w:val="num" w:pos="2160"/>
+        </w:tabs>
+        <w:ind w:left="2160" w:hanging="360"/>
+      </w:pPr>
+      <w:rPr>
+        <w:rFonts w:ascii="Wingdings" w:hAnsi="Wingdings" w:hint="default"/>
+        <w:sz w:val="20"/>
+      </w:rPr>
+    </w:lvl>
+    <w:lvl w:ilvl="3" w:tentative="1">
+      <w:start w:val="1"/>
+      <w:numFmt w:val="bullet"/>
+      <w:lvlText w:val=""/>
+      <w:lvlJc w:val="left"/>
+      <w:pPr>
+        <w:tabs>
+          <w:tab w:val="num" w:pos="2880"/>
+        </w:tabs>
+        <w:ind w:left="2880" w:hanging="360"/>
+      </w:pPr>
+      <w:rPr>
+        <w:rFonts w:ascii="Wingdings" w:hAnsi="Wingdings" w:hint="default"/>
+        <w:sz w:val="20"/>
+      </w:rPr>
+    </w:lvl>
+    <w:lvl w:ilvl="4" w:tentative="1">
+      <w:start w:val="1"/>
+      <w:numFmt w:val="bullet"/>
+      <w:lvlText w:val=""/>
+      <w:lvlJc w:val="left"/>
+      <w:pPr>
+        <w:tabs>
+          <w:tab w:val="num" w:pos="3600"/>
+        </w:tabs>
+        <w:ind w:left="3600" w:hanging="360"/>
+      </w:pPr>
+      <w:rPr>
+        <w:rFonts w:ascii="Wingdings" w:hAnsi="Wingdings" w:hint="default"/>
+        <w:sz w:val="20"/>
+      </w:rPr>
+    </w:lvl>
+    <w:lvl w:ilvl="5" w:tentative="1">
+      <w:start w:val="1"/>
+      <w:numFmt w:val="bullet"/>
+      <w:lvlText w:val=""/>
+      <w:lvlJc w:val="left"/>
+      <w:pPr>
+        <w:tabs>
+          <w:tab w:val="num" w:pos="4320"/>
+        </w:tabs>
+        <w:ind w:left="4320" w:hanging="360"/>
+      </w:pPr>
+      <w:rPr>
+        <w:rFonts w:ascii="Wingdings" w:hAnsi="Wingdings" w:hint="default"/>
+        <w:sz w:val="20"/>
+      </w:rPr>
+    </w:lvl>
+    <w:lvl w:ilvl="6" w:tentative="1">
+      <w:start w:val="1"/>
+      <w:numFmt w:val="bullet"/>
+      <w:lvlText w:val=""/>
+      <w:lvlJc w:val="left"/>
+      <w:pPr>
+        <w:tabs>
+          <w:tab w:val="num" w:pos="5040"/>
+        </w:tabs>
+        <w:ind w:left="5040" w:hanging="360"/>
+      </w:pPr>
+      <w:rPr>
+        <w:rFonts w:ascii="Wingdings" w:hAnsi="Wingdings" w:hint="default"/>
+        <w:sz w:val="20"/>
+      </w:rPr>
+    </w:lvl>
+    <w:lvl w:ilvl="7" w:tentative="1">
+      <w:start w:val="1"/>
+      <w:numFmt w:val="bullet"/>
+      <w:lvlText w:val=""/>
+      <w:lvlJc w:val="left"/>
+      <w:pPr>
+        <w:tabs>
+          <w:tab w:val="num" w:pos="5760"/>
+        </w:tabs>
+        <w:ind w:left="5760" w:hanging="360"/>
+      </w:pPr>
+      <w:rPr>
+        <w:rFonts w:ascii="Wingdings" w:hAnsi="Wingdings" w:hint="default"/>
+        <w:sz w:val="20"/>
+      </w:rPr>
+    </w:lvl>
+    <w:lvl w:ilvl="8" w:tentative="1">
+      <w:start w:val="1"/>
+      <w:numFmt w:val="bullet"/>
+      <w:lvlText w:val=""/>
+      <w:lvlJc w:val="left"/>
+      <w:pPr>
+        <w:tabs>
+          <w:tab w:val="num" w:pos="6480"/>
+        </w:tabs>
+        <w:ind w:left="6480" w:hanging="360"/>
+      </w:pPr>
+      <w:rPr>
+        <w:rFonts w:ascii="Wingdings" w:hAnsi="Wingdings" w:hint="default"/>
+        <w:sz w:val="20"/>
+      </w:rPr>
+    </w:lvl>
+  </w:abstractNum>
+  <w:abstractNum w:abstractNumId="11" w15:restartNumberingAfterBreak="0">
     <w:nsid w:val="17711196"/>
     <w:multiLevelType w:val="multilevel"/>
     <w:tmpl w:val="918AE38C"/>
@@ -7804,7 +11827,752 @@
       </w:rPr>
     </w:lvl>
   </w:abstractNum>
-  <w:abstractNum w:abstractNumId="10" w15:restartNumberingAfterBreak="0">
+  <w:abstractNum w:abstractNumId="12" w15:restartNumberingAfterBreak="0">
+    <w:nsid w:val="1AC11CFA"/>
+    <w:multiLevelType w:val="multilevel"/>
+    <w:tmpl w:val="CB8414C2"/>
+    <w:lvl w:ilvl="0">
+      <w:start w:val="1"/>
+      <w:numFmt w:val="bullet"/>
+      <w:lvlText w:val=""/>
+      <w:lvlJc w:val="left"/>
+      <w:pPr>
+        <w:tabs>
+          <w:tab w:val="num" w:pos="720"/>
+        </w:tabs>
+        <w:ind w:left="720" w:hanging="360"/>
+      </w:pPr>
+      <w:rPr>
+        <w:rFonts w:ascii="Symbol" w:hAnsi="Symbol" w:hint="default"/>
+        <w:sz w:val="20"/>
+      </w:rPr>
+    </w:lvl>
+    <w:lvl w:ilvl="1" w:tentative="1">
+      <w:start w:val="1"/>
+      <w:numFmt w:val="bullet"/>
+      <w:lvlText w:val="o"/>
+      <w:lvlJc w:val="left"/>
+      <w:pPr>
+        <w:tabs>
+          <w:tab w:val="num" w:pos="1440"/>
+        </w:tabs>
+        <w:ind w:left="1440" w:hanging="360"/>
+      </w:pPr>
+      <w:rPr>
+        <w:rFonts w:ascii="Courier New" w:hAnsi="Courier New" w:hint="default"/>
+        <w:sz w:val="20"/>
+      </w:rPr>
+    </w:lvl>
+    <w:lvl w:ilvl="2" w:tentative="1">
+      <w:start w:val="1"/>
+      <w:numFmt w:val="bullet"/>
+      <w:lvlText w:val=""/>
+      <w:lvlJc w:val="left"/>
+      <w:pPr>
+        <w:tabs>
+          <w:tab w:val="num" w:pos="2160"/>
+        </w:tabs>
+        <w:ind w:left="2160" w:hanging="360"/>
+      </w:pPr>
+      <w:rPr>
+        <w:rFonts w:ascii="Wingdings" w:hAnsi="Wingdings" w:hint="default"/>
+        <w:sz w:val="20"/>
+      </w:rPr>
+    </w:lvl>
+    <w:lvl w:ilvl="3" w:tentative="1">
+      <w:start w:val="1"/>
+      <w:numFmt w:val="bullet"/>
+      <w:lvlText w:val=""/>
+      <w:lvlJc w:val="left"/>
+      <w:pPr>
+        <w:tabs>
+          <w:tab w:val="num" w:pos="2880"/>
+        </w:tabs>
+        <w:ind w:left="2880" w:hanging="360"/>
+      </w:pPr>
+      <w:rPr>
+        <w:rFonts w:ascii="Wingdings" w:hAnsi="Wingdings" w:hint="default"/>
+        <w:sz w:val="20"/>
+      </w:rPr>
+    </w:lvl>
+    <w:lvl w:ilvl="4" w:tentative="1">
+      <w:start w:val="1"/>
+      <w:numFmt w:val="bullet"/>
+      <w:lvlText w:val=""/>
+      <w:lvlJc w:val="left"/>
+      <w:pPr>
+        <w:tabs>
+          <w:tab w:val="num" w:pos="3600"/>
+        </w:tabs>
+        <w:ind w:left="3600" w:hanging="360"/>
+      </w:pPr>
+      <w:rPr>
+        <w:rFonts w:ascii="Wingdings" w:hAnsi="Wingdings" w:hint="default"/>
+        <w:sz w:val="20"/>
+      </w:rPr>
+    </w:lvl>
+    <w:lvl w:ilvl="5" w:tentative="1">
+      <w:start w:val="1"/>
+      <w:numFmt w:val="bullet"/>
+      <w:lvlText w:val=""/>
+      <w:lvlJc w:val="left"/>
+      <w:pPr>
+        <w:tabs>
+          <w:tab w:val="num" w:pos="4320"/>
+        </w:tabs>
+        <w:ind w:left="4320" w:hanging="360"/>
+      </w:pPr>
+      <w:rPr>
+        <w:rFonts w:ascii="Wingdings" w:hAnsi="Wingdings" w:hint="default"/>
+        <w:sz w:val="20"/>
+      </w:rPr>
+    </w:lvl>
+    <w:lvl w:ilvl="6" w:tentative="1">
+      <w:start w:val="1"/>
+      <w:numFmt w:val="bullet"/>
+      <w:lvlText w:val=""/>
+      <w:lvlJc w:val="left"/>
+      <w:pPr>
+        <w:tabs>
+          <w:tab w:val="num" w:pos="5040"/>
+        </w:tabs>
+        <w:ind w:left="5040" w:hanging="360"/>
+      </w:pPr>
+      <w:rPr>
+        <w:rFonts w:ascii="Wingdings" w:hAnsi="Wingdings" w:hint="default"/>
+        <w:sz w:val="20"/>
+      </w:rPr>
+    </w:lvl>
+    <w:lvl w:ilvl="7" w:tentative="1">
+      <w:start w:val="1"/>
+      <w:numFmt w:val="bullet"/>
+      <w:lvlText w:val=""/>
+      <w:lvlJc w:val="left"/>
+      <w:pPr>
+        <w:tabs>
+          <w:tab w:val="num" w:pos="5760"/>
+        </w:tabs>
+        <w:ind w:left="5760" w:hanging="360"/>
+      </w:pPr>
+      <w:rPr>
+        <w:rFonts w:ascii="Wingdings" w:hAnsi="Wingdings" w:hint="default"/>
+        <w:sz w:val="20"/>
+      </w:rPr>
+    </w:lvl>
+    <w:lvl w:ilvl="8" w:tentative="1">
+      <w:start w:val="1"/>
+      <w:numFmt w:val="bullet"/>
+      <w:lvlText w:val=""/>
+      <w:lvlJc w:val="left"/>
+      <w:pPr>
+        <w:tabs>
+          <w:tab w:val="num" w:pos="6480"/>
+        </w:tabs>
+        <w:ind w:left="6480" w:hanging="360"/>
+      </w:pPr>
+      <w:rPr>
+        <w:rFonts w:ascii="Wingdings" w:hAnsi="Wingdings" w:hint="default"/>
+        <w:sz w:val="20"/>
+      </w:rPr>
+    </w:lvl>
+  </w:abstractNum>
+  <w:abstractNum w:abstractNumId="13" w15:restartNumberingAfterBreak="0">
+    <w:nsid w:val="1B3735B4"/>
+    <w:multiLevelType w:val="multilevel"/>
+    <w:tmpl w:val="CB726C12"/>
+    <w:lvl w:ilvl="0">
+      <w:start w:val="1"/>
+      <w:numFmt w:val="bullet"/>
+      <w:lvlText w:val=""/>
+      <w:lvlJc w:val="left"/>
+      <w:pPr>
+        <w:tabs>
+          <w:tab w:val="num" w:pos="720"/>
+        </w:tabs>
+        <w:ind w:left="720" w:hanging="360"/>
+      </w:pPr>
+      <w:rPr>
+        <w:rFonts w:ascii="Symbol" w:hAnsi="Symbol" w:hint="default"/>
+        <w:sz w:val="20"/>
+      </w:rPr>
+    </w:lvl>
+    <w:lvl w:ilvl="1" w:tentative="1">
+      <w:start w:val="1"/>
+      <w:numFmt w:val="bullet"/>
+      <w:lvlText w:val="o"/>
+      <w:lvlJc w:val="left"/>
+      <w:pPr>
+        <w:tabs>
+          <w:tab w:val="num" w:pos="1440"/>
+        </w:tabs>
+        <w:ind w:left="1440" w:hanging="360"/>
+      </w:pPr>
+      <w:rPr>
+        <w:rFonts w:ascii="Courier New" w:hAnsi="Courier New" w:hint="default"/>
+        <w:sz w:val="20"/>
+      </w:rPr>
+    </w:lvl>
+    <w:lvl w:ilvl="2" w:tentative="1">
+      <w:start w:val="1"/>
+      <w:numFmt w:val="bullet"/>
+      <w:lvlText w:val=""/>
+      <w:lvlJc w:val="left"/>
+      <w:pPr>
+        <w:tabs>
+          <w:tab w:val="num" w:pos="2160"/>
+        </w:tabs>
+        <w:ind w:left="2160" w:hanging="360"/>
+      </w:pPr>
+      <w:rPr>
+        <w:rFonts w:ascii="Wingdings" w:hAnsi="Wingdings" w:hint="default"/>
+        <w:sz w:val="20"/>
+      </w:rPr>
+    </w:lvl>
+    <w:lvl w:ilvl="3" w:tentative="1">
+      <w:start w:val="1"/>
+      <w:numFmt w:val="bullet"/>
+      <w:lvlText w:val=""/>
+      <w:lvlJc w:val="left"/>
+      <w:pPr>
+        <w:tabs>
+          <w:tab w:val="num" w:pos="2880"/>
+        </w:tabs>
+        <w:ind w:left="2880" w:hanging="360"/>
+      </w:pPr>
+      <w:rPr>
+        <w:rFonts w:ascii="Wingdings" w:hAnsi="Wingdings" w:hint="default"/>
+        <w:sz w:val="20"/>
+      </w:rPr>
+    </w:lvl>
+    <w:lvl w:ilvl="4" w:tentative="1">
+      <w:start w:val="1"/>
+      <w:numFmt w:val="bullet"/>
+      <w:lvlText w:val=""/>
+      <w:lvlJc w:val="left"/>
+      <w:pPr>
+        <w:tabs>
+          <w:tab w:val="num" w:pos="3600"/>
+        </w:tabs>
+        <w:ind w:left="3600" w:hanging="360"/>
+      </w:pPr>
+      <w:rPr>
+        <w:rFonts w:ascii="Wingdings" w:hAnsi="Wingdings" w:hint="default"/>
+        <w:sz w:val="20"/>
+      </w:rPr>
+    </w:lvl>
+    <w:lvl w:ilvl="5" w:tentative="1">
+      <w:start w:val="1"/>
+      <w:numFmt w:val="bullet"/>
+      <w:lvlText w:val=""/>
+      <w:lvlJc w:val="left"/>
+      <w:pPr>
+        <w:tabs>
+          <w:tab w:val="num" w:pos="4320"/>
+        </w:tabs>
+        <w:ind w:left="4320" w:hanging="360"/>
+      </w:pPr>
+      <w:rPr>
+        <w:rFonts w:ascii="Wingdings" w:hAnsi="Wingdings" w:hint="default"/>
+        <w:sz w:val="20"/>
+      </w:rPr>
+    </w:lvl>
+    <w:lvl w:ilvl="6" w:tentative="1">
+      <w:start w:val="1"/>
+      <w:numFmt w:val="bullet"/>
+      <w:lvlText w:val=""/>
+      <w:lvlJc w:val="left"/>
+      <w:pPr>
+        <w:tabs>
+          <w:tab w:val="num" w:pos="5040"/>
+        </w:tabs>
+        <w:ind w:left="5040" w:hanging="360"/>
+      </w:pPr>
+      <w:rPr>
+        <w:rFonts w:ascii="Wingdings" w:hAnsi="Wingdings" w:hint="default"/>
+        <w:sz w:val="20"/>
+      </w:rPr>
+    </w:lvl>
+    <w:lvl w:ilvl="7" w:tentative="1">
+      <w:start w:val="1"/>
+      <w:numFmt w:val="bullet"/>
+      <w:lvlText w:val=""/>
+      <w:lvlJc w:val="left"/>
+      <w:pPr>
+        <w:tabs>
+          <w:tab w:val="num" w:pos="5760"/>
+        </w:tabs>
+        <w:ind w:left="5760" w:hanging="360"/>
+      </w:pPr>
+      <w:rPr>
+        <w:rFonts w:ascii="Wingdings" w:hAnsi="Wingdings" w:hint="default"/>
+        <w:sz w:val="20"/>
+      </w:rPr>
+    </w:lvl>
+    <w:lvl w:ilvl="8" w:tentative="1">
+      <w:start w:val="1"/>
+      <w:numFmt w:val="bullet"/>
+      <w:lvlText w:val=""/>
+      <w:lvlJc w:val="left"/>
+      <w:pPr>
+        <w:tabs>
+          <w:tab w:val="num" w:pos="6480"/>
+        </w:tabs>
+        <w:ind w:left="6480" w:hanging="360"/>
+      </w:pPr>
+      <w:rPr>
+        <w:rFonts w:ascii="Wingdings" w:hAnsi="Wingdings" w:hint="default"/>
+        <w:sz w:val="20"/>
+      </w:rPr>
+    </w:lvl>
+  </w:abstractNum>
+  <w:abstractNum w:abstractNumId="14" w15:restartNumberingAfterBreak="0">
+    <w:nsid w:val="1BB40CD3"/>
+    <w:multiLevelType w:val="multilevel"/>
+    <w:tmpl w:val="414A0AAE"/>
+    <w:lvl w:ilvl="0">
+      <w:start w:val="1"/>
+      <w:numFmt w:val="bullet"/>
+      <w:lvlText w:val=""/>
+      <w:lvlJc w:val="left"/>
+      <w:pPr>
+        <w:tabs>
+          <w:tab w:val="num" w:pos="720"/>
+        </w:tabs>
+        <w:ind w:left="720" w:hanging="360"/>
+      </w:pPr>
+      <w:rPr>
+        <w:rFonts w:ascii="Symbol" w:hAnsi="Symbol" w:hint="default"/>
+        <w:sz w:val="20"/>
+      </w:rPr>
+    </w:lvl>
+    <w:lvl w:ilvl="1" w:tentative="1">
+      <w:start w:val="1"/>
+      <w:numFmt w:val="bullet"/>
+      <w:lvlText w:val="o"/>
+      <w:lvlJc w:val="left"/>
+      <w:pPr>
+        <w:tabs>
+          <w:tab w:val="num" w:pos="1440"/>
+        </w:tabs>
+        <w:ind w:left="1440" w:hanging="360"/>
+      </w:pPr>
+      <w:rPr>
+        <w:rFonts w:ascii="Courier New" w:hAnsi="Courier New" w:hint="default"/>
+        <w:sz w:val="20"/>
+      </w:rPr>
+    </w:lvl>
+    <w:lvl w:ilvl="2" w:tentative="1">
+      <w:start w:val="1"/>
+      <w:numFmt w:val="bullet"/>
+      <w:lvlText w:val=""/>
+      <w:lvlJc w:val="left"/>
+      <w:pPr>
+        <w:tabs>
+          <w:tab w:val="num" w:pos="2160"/>
+        </w:tabs>
+        <w:ind w:left="2160" w:hanging="360"/>
+      </w:pPr>
+      <w:rPr>
+        <w:rFonts w:ascii="Wingdings" w:hAnsi="Wingdings" w:hint="default"/>
+        <w:sz w:val="20"/>
+      </w:rPr>
+    </w:lvl>
+    <w:lvl w:ilvl="3" w:tentative="1">
+      <w:start w:val="1"/>
+      <w:numFmt w:val="bullet"/>
+      <w:lvlText w:val=""/>
+      <w:lvlJc w:val="left"/>
+      <w:pPr>
+        <w:tabs>
+          <w:tab w:val="num" w:pos="2880"/>
+        </w:tabs>
+        <w:ind w:left="2880" w:hanging="360"/>
+      </w:pPr>
+      <w:rPr>
+        <w:rFonts w:ascii="Wingdings" w:hAnsi="Wingdings" w:hint="default"/>
+        <w:sz w:val="20"/>
+      </w:rPr>
+    </w:lvl>
+    <w:lvl w:ilvl="4" w:tentative="1">
+      <w:start w:val="1"/>
+      <w:numFmt w:val="bullet"/>
+      <w:lvlText w:val=""/>
+      <w:lvlJc w:val="left"/>
+      <w:pPr>
+        <w:tabs>
+          <w:tab w:val="num" w:pos="3600"/>
+        </w:tabs>
+        <w:ind w:left="3600" w:hanging="360"/>
+      </w:pPr>
+      <w:rPr>
+        <w:rFonts w:ascii="Wingdings" w:hAnsi="Wingdings" w:hint="default"/>
+        <w:sz w:val="20"/>
+      </w:rPr>
+    </w:lvl>
+    <w:lvl w:ilvl="5" w:tentative="1">
+      <w:start w:val="1"/>
+      <w:numFmt w:val="bullet"/>
+      <w:lvlText w:val=""/>
+      <w:lvlJc w:val="left"/>
+      <w:pPr>
+        <w:tabs>
+          <w:tab w:val="num" w:pos="4320"/>
+        </w:tabs>
+        <w:ind w:left="4320" w:hanging="360"/>
+      </w:pPr>
+      <w:rPr>
+        <w:rFonts w:ascii="Wingdings" w:hAnsi="Wingdings" w:hint="default"/>
+        <w:sz w:val="20"/>
+      </w:rPr>
+    </w:lvl>
+    <w:lvl w:ilvl="6" w:tentative="1">
+      <w:start w:val="1"/>
+      <w:numFmt w:val="bullet"/>
+      <w:lvlText w:val=""/>
+      <w:lvlJc w:val="left"/>
+      <w:pPr>
+        <w:tabs>
+          <w:tab w:val="num" w:pos="5040"/>
+        </w:tabs>
+        <w:ind w:left="5040" w:hanging="360"/>
+      </w:pPr>
+      <w:rPr>
+        <w:rFonts w:ascii="Wingdings" w:hAnsi="Wingdings" w:hint="default"/>
+        <w:sz w:val="20"/>
+      </w:rPr>
+    </w:lvl>
+    <w:lvl w:ilvl="7" w:tentative="1">
+      <w:start w:val="1"/>
+      <w:numFmt w:val="bullet"/>
+      <w:lvlText w:val=""/>
+      <w:lvlJc w:val="left"/>
+      <w:pPr>
+        <w:tabs>
+          <w:tab w:val="num" w:pos="5760"/>
+        </w:tabs>
+        <w:ind w:left="5760" w:hanging="360"/>
+      </w:pPr>
+      <w:rPr>
+        <w:rFonts w:ascii="Wingdings" w:hAnsi="Wingdings" w:hint="default"/>
+        <w:sz w:val="20"/>
+      </w:rPr>
+    </w:lvl>
+    <w:lvl w:ilvl="8" w:tentative="1">
+      <w:start w:val="1"/>
+      <w:numFmt w:val="bullet"/>
+      <w:lvlText w:val=""/>
+      <w:lvlJc w:val="left"/>
+      <w:pPr>
+        <w:tabs>
+          <w:tab w:val="num" w:pos="6480"/>
+        </w:tabs>
+        <w:ind w:left="6480" w:hanging="360"/>
+      </w:pPr>
+      <w:rPr>
+        <w:rFonts w:ascii="Wingdings" w:hAnsi="Wingdings" w:hint="default"/>
+        <w:sz w:val="20"/>
+      </w:rPr>
+    </w:lvl>
+  </w:abstractNum>
+  <w:abstractNum w:abstractNumId="15" w15:restartNumberingAfterBreak="0">
+    <w:nsid w:val="1D8075DA"/>
+    <w:multiLevelType w:val="multilevel"/>
+    <w:tmpl w:val="F84E7468"/>
+    <w:lvl w:ilvl="0">
+      <w:start w:val="1"/>
+      <w:numFmt w:val="bullet"/>
+      <w:lvlText w:val=""/>
+      <w:lvlJc w:val="left"/>
+      <w:pPr>
+        <w:tabs>
+          <w:tab w:val="num" w:pos="720"/>
+        </w:tabs>
+        <w:ind w:left="720" w:hanging="360"/>
+      </w:pPr>
+      <w:rPr>
+        <w:rFonts w:ascii="Symbol" w:hAnsi="Symbol" w:hint="default"/>
+        <w:sz w:val="20"/>
+      </w:rPr>
+    </w:lvl>
+    <w:lvl w:ilvl="1" w:tentative="1">
+      <w:start w:val="1"/>
+      <w:numFmt w:val="bullet"/>
+      <w:lvlText w:val="o"/>
+      <w:lvlJc w:val="left"/>
+      <w:pPr>
+        <w:tabs>
+          <w:tab w:val="num" w:pos="1440"/>
+        </w:tabs>
+        <w:ind w:left="1440" w:hanging="360"/>
+      </w:pPr>
+      <w:rPr>
+        <w:rFonts w:ascii="Courier New" w:hAnsi="Courier New" w:hint="default"/>
+        <w:sz w:val="20"/>
+      </w:rPr>
+    </w:lvl>
+    <w:lvl w:ilvl="2" w:tentative="1">
+      <w:start w:val="1"/>
+      <w:numFmt w:val="bullet"/>
+      <w:lvlText w:val=""/>
+      <w:lvlJc w:val="left"/>
+      <w:pPr>
+        <w:tabs>
+          <w:tab w:val="num" w:pos="2160"/>
+        </w:tabs>
+        <w:ind w:left="2160" w:hanging="360"/>
+      </w:pPr>
+      <w:rPr>
+        <w:rFonts w:ascii="Wingdings" w:hAnsi="Wingdings" w:hint="default"/>
+        <w:sz w:val="20"/>
+      </w:rPr>
+    </w:lvl>
+    <w:lvl w:ilvl="3" w:tentative="1">
+      <w:start w:val="1"/>
+      <w:numFmt w:val="bullet"/>
+      <w:lvlText w:val=""/>
+      <w:lvlJc w:val="left"/>
+      <w:pPr>
+        <w:tabs>
+          <w:tab w:val="num" w:pos="2880"/>
+        </w:tabs>
+        <w:ind w:left="2880" w:hanging="360"/>
+      </w:pPr>
+      <w:rPr>
+        <w:rFonts w:ascii="Wingdings" w:hAnsi="Wingdings" w:hint="default"/>
+        <w:sz w:val="20"/>
+      </w:rPr>
+    </w:lvl>
+    <w:lvl w:ilvl="4" w:tentative="1">
+      <w:start w:val="1"/>
+      <w:numFmt w:val="bullet"/>
+      <w:lvlText w:val=""/>
+      <w:lvlJc w:val="left"/>
+      <w:pPr>
+        <w:tabs>
+          <w:tab w:val="num" w:pos="3600"/>
+        </w:tabs>
+        <w:ind w:left="3600" w:hanging="360"/>
+      </w:pPr>
+      <w:rPr>
+        <w:rFonts w:ascii="Wingdings" w:hAnsi="Wingdings" w:hint="default"/>
+        <w:sz w:val="20"/>
+      </w:rPr>
+    </w:lvl>
+    <w:lvl w:ilvl="5" w:tentative="1">
+      <w:start w:val="1"/>
+      <w:numFmt w:val="bullet"/>
+      <w:lvlText w:val=""/>
+      <w:lvlJc w:val="left"/>
+      <w:pPr>
+        <w:tabs>
+          <w:tab w:val="num" w:pos="4320"/>
+        </w:tabs>
+        <w:ind w:left="4320" w:hanging="360"/>
+      </w:pPr>
+      <w:rPr>
+        <w:rFonts w:ascii="Wingdings" w:hAnsi="Wingdings" w:hint="default"/>
+        <w:sz w:val="20"/>
+      </w:rPr>
+    </w:lvl>
+    <w:lvl w:ilvl="6" w:tentative="1">
+      <w:start w:val="1"/>
+      <w:numFmt w:val="bullet"/>
+      <w:lvlText w:val=""/>
+      <w:lvlJc w:val="left"/>
+      <w:pPr>
+        <w:tabs>
+          <w:tab w:val="num" w:pos="5040"/>
+        </w:tabs>
+        <w:ind w:left="5040" w:hanging="360"/>
+      </w:pPr>
+      <w:rPr>
+        <w:rFonts w:ascii="Wingdings" w:hAnsi="Wingdings" w:hint="default"/>
+        <w:sz w:val="20"/>
+      </w:rPr>
+    </w:lvl>
+    <w:lvl w:ilvl="7" w:tentative="1">
+      <w:start w:val="1"/>
+      <w:numFmt w:val="bullet"/>
+      <w:lvlText w:val=""/>
+      <w:lvlJc w:val="left"/>
+      <w:pPr>
+        <w:tabs>
+          <w:tab w:val="num" w:pos="5760"/>
+        </w:tabs>
+        <w:ind w:left="5760" w:hanging="360"/>
+      </w:pPr>
+      <w:rPr>
+        <w:rFonts w:ascii="Wingdings" w:hAnsi="Wingdings" w:hint="default"/>
+        <w:sz w:val="20"/>
+      </w:rPr>
+    </w:lvl>
+    <w:lvl w:ilvl="8" w:tentative="1">
+      <w:start w:val="1"/>
+      <w:numFmt w:val="bullet"/>
+      <w:lvlText w:val=""/>
+      <w:lvlJc w:val="left"/>
+      <w:pPr>
+        <w:tabs>
+          <w:tab w:val="num" w:pos="6480"/>
+        </w:tabs>
+        <w:ind w:left="6480" w:hanging="360"/>
+      </w:pPr>
+      <w:rPr>
+        <w:rFonts w:ascii="Wingdings" w:hAnsi="Wingdings" w:hint="default"/>
+        <w:sz w:val="20"/>
+      </w:rPr>
+    </w:lvl>
+  </w:abstractNum>
+  <w:abstractNum w:abstractNumId="16" w15:restartNumberingAfterBreak="0">
+    <w:nsid w:val="1E9A33F6"/>
+    <w:multiLevelType w:val="multilevel"/>
+    <w:tmpl w:val="3BA82AB8"/>
+    <w:lvl w:ilvl="0">
+      <w:start w:val="1"/>
+      <w:numFmt w:val="bullet"/>
+      <w:lvlText w:val=""/>
+      <w:lvlJc w:val="left"/>
+      <w:pPr>
+        <w:tabs>
+          <w:tab w:val="num" w:pos="720"/>
+        </w:tabs>
+        <w:ind w:left="720" w:hanging="360"/>
+      </w:pPr>
+      <w:rPr>
+        <w:rFonts w:ascii="Symbol" w:hAnsi="Symbol" w:hint="default"/>
+        <w:sz w:val="20"/>
+      </w:rPr>
+    </w:lvl>
+    <w:lvl w:ilvl="1" w:tentative="1">
+      <w:start w:val="1"/>
+      <w:numFmt w:val="bullet"/>
+      <w:lvlText w:val="o"/>
+      <w:lvlJc w:val="left"/>
+      <w:pPr>
+        <w:tabs>
+          <w:tab w:val="num" w:pos="1440"/>
+        </w:tabs>
+        <w:ind w:left="1440" w:hanging="360"/>
+      </w:pPr>
+      <w:rPr>
+        <w:rFonts w:ascii="Courier New" w:hAnsi="Courier New" w:hint="default"/>
+        <w:sz w:val="20"/>
+      </w:rPr>
+    </w:lvl>
+    <w:lvl w:ilvl="2" w:tentative="1">
+      <w:start w:val="1"/>
+      <w:numFmt w:val="bullet"/>
+      <w:lvlText w:val=""/>
+      <w:lvlJc w:val="left"/>
+      <w:pPr>
+        <w:tabs>
+          <w:tab w:val="num" w:pos="2160"/>
+        </w:tabs>
+        <w:ind w:left="2160" w:hanging="360"/>
+      </w:pPr>
+      <w:rPr>
+        <w:rFonts w:ascii="Wingdings" w:hAnsi="Wingdings" w:hint="default"/>
+        <w:sz w:val="20"/>
+      </w:rPr>
+    </w:lvl>
+    <w:lvl w:ilvl="3" w:tentative="1">
+      <w:start w:val="1"/>
+      <w:numFmt w:val="bullet"/>
+      <w:lvlText w:val=""/>
+      <w:lvlJc w:val="left"/>
+      <w:pPr>
+        <w:tabs>
+          <w:tab w:val="num" w:pos="2880"/>
+        </w:tabs>
+        <w:ind w:left="2880" w:hanging="360"/>
+      </w:pPr>
+      <w:rPr>
+        <w:rFonts w:ascii="Wingdings" w:hAnsi="Wingdings" w:hint="default"/>
+        <w:sz w:val="20"/>
+      </w:rPr>
+    </w:lvl>
+    <w:lvl w:ilvl="4" w:tentative="1">
+      <w:start w:val="1"/>
+      <w:numFmt w:val="bullet"/>
+      <w:lvlText w:val=""/>
+      <w:lvlJc w:val="left"/>
+      <w:pPr>
+        <w:tabs>
+          <w:tab w:val="num" w:pos="3600"/>
+        </w:tabs>
+        <w:ind w:left="3600" w:hanging="360"/>
+      </w:pPr>
+      <w:rPr>
+        <w:rFonts w:ascii="Wingdings" w:hAnsi="Wingdings" w:hint="default"/>
+        <w:sz w:val="20"/>
+      </w:rPr>
+    </w:lvl>
+    <w:lvl w:ilvl="5" w:tentative="1">
+      <w:start w:val="1"/>
+      <w:numFmt w:val="bullet"/>
+      <w:lvlText w:val=""/>
+      <w:lvlJc w:val="left"/>
+      <w:pPr>
+        <w:tabs>
+          <w:tab w:val="num" w:pos="4320"/>
+        </w:tabs>
+        <w:ind w:left="4320" w:hanging="360"/>
+      </w:pPr>
+      <w:rPr>
+        <w:rFonts w:ascii="Wingdings" w:hAnsi="Wingdings" w:hint="default"/>
+        <w:sz w:val="20"/>
+      </w:rPr>
+    </w:lvl>
+    <w:lvl w:ilvl="6" w:tentative="1">
+      <w:start w:val="1"/>
+      <w:numFmt w:val="bullet"/>
+      <w:lvlText w:val=""/>
+      <w:lvlJc w:val="left"/>
+      <w:pPr>
+        <w:tabs>
+          <w:tab w:val="num" w:pos="5040"/>
+        </w:tabs>
+        <w:ind w:left="5040" w:hanging="360"/>
+      </w:pPr>
+      <w:rPr>
+        <w:rFonts w:ascii="Wingdings" w:hAnsi="Wingdings" w:hint="default"/>
+        <w:sz w:val="20"/>
+      </w:rPr>
+    </w:lvl>
+    <w:lvl w:ilvl="7" w:tentative="1">
+      <w:start w:val="1"/>
+      <w:numFmt w:val="bullet"/>
+      <w:lvlText w:val=""/>
+      <w:lvlJc w:val="left"/>
+      <w:pPr>
+        <w:tabs>
+          <w:tab w:val="num" w:pos="5760"/>
+        </w:tabs>
+        <w:ind w:left="5760" w:hanging="360"/>
+      </w:pPr>
+      <w:rPr>
+        <w:rFonts w:ascii="Wingdings" w:hAnsi="Wingdings" w:hint="default"/>
+        <w:sz w:val="20"/>
+      </w:rPr>
+    </w:lvl>
+    <w:lvl w:ilvl="8" w:tentative="1">
+      <w:start w:val="1"/>
+      <w:numFmt w:val="bullet"/>
+      <w:lvlText w:val=""/>
+      <w:lvlJc w:val="left"/>
+      <w:pPr>
+        <w:tabs>
+          <w:tab w:val="num" w:pos="6480"/>
+        </w:tabs>
+        <w:ind w:left="6480" w:hanging="360"/>
+      </w:pPr>
+      <w:rPr>
+        <w:rFonts w:ascii="Wingdings" w:hAnsi="Wingdings" w:hint="default"/>
+        <w:sz w:val="20"/>
+      </w:rPr>
+    </w:lvl>
+  </w:abstractNum>
+  <w:abstractNum w:abstractNumId="17" w15:restartNumberingAfterBreak="0">
     <w:nsid w:val="1F541A54"/>
     <w:multiLevelType w:val="multilevel"/>
     <w:tmpl w:val="8938A6BE"/>
@@ -7953,7 +12721,156 @@
       </w:rPr>
     </w:lvl>
   </w:abstractNum>
-  <w:abstractNum w:abstractNumId="11" w15:restartNumberingAfterBreak="0">
+  <w:abstractNum w:abstractNumId="18" w15:restartNumberingAfterBreak="0">
+    <w:nsid w:val="20F507E3"/>
+    <w:multiLevelType w:val="multilevel"/>
+    <w:tmpl w:val="7120533C"/>
+    <w:lvl w:ilvl="0">
+      <w:start w:val="1"/>
+      <w:numFmt w:val="bullet"/>
+      <w:lvlText w:val=""/>
+      <w:lvlJc w:val="left"/>
+      <w:pPr>
+        <w:tabs>
+          <w:tab w:val="num" w:pos="720"/>
+        </w:tabs>
+        <w:ind w:left="720" w:hanging="360"/>
+      </w:pPr>
+      <w:rPr>
+        <w:rFonts w:ascii="Symbol" w:hAnsi="Symbol" w:hint="default"/>
+        <w:sz w:val="20"/>
+      </w:rPr>
+    </w:lvl>
+    <w:lvl w:ilvl="1" w:tentative="1">
+      <w:start w:val="1"/>
+      <w:numFmt w:val="bullet"/>
+      <w:lvlText w:val="o"/>
+      <w:lvlJc w:val="left"/>
+      <w:pPr>
+        <w:tabs>
+          <w:tab w:val="num" w:pos="1440"/>
+        </w:tabs>
+        <w:ind w:left="1440" w:hanging="360"/>
+      </w:pPr>
+      <w:rPr>
+        <w:rFonts w:ascii="Courier New" w:hAnsi="Courier New" w:hint="default"/>
+        <w:sz w:val="20"/>
+      </w:rPr>
+    </w:lvl>
+    <w:lvl w:ilvl="2" w:tentative="1">
+      <w:start w:val="1"/>
+      <w:numFmt w:val="bullet"/>
+      <w:lvlText w:val=""/>
+      <w:lvlJc w:val="left"/>
+      <w:pPr>
+        <w:tabs>
+          <w:tab w:val="num" w:pos="2160"/>
+        </w:tabs>
+        <w:ind w:left="2160" w:hanging="360"/>
+      </w:pPr>
+      <w:rPr>
+        <w:rFonts w:ascii="Wingdings" w:hAnsi="Wingdings" w:hint="default"/>
+        <w:sz w:val="20"/>
+      </w:rPr>
+    </w:lvl>
+    <w:lvl w:ilvl="3" w:tentative="1">
+      <w:start w:val="1"/>
+      <w:numFmt w:val="bullet"/>
+      <w:lvlText w:val=""/>
+      <w:lvlJc w:val="left"/>
+      <w:pPr>
+        <w:tabs>
+          <w:tab w:val="num" w:pos="2880"/>
+        </w:tabs>
+        <w:ind w:left="2880" w:hanging="360"/>
+      </w:pPr>
+      <w:rPr>
+        <w:rFonts w:ascii="Wingdings" w:hAnsi="Wingdings" w:hint="default"/>
+        <w:sz w:val="20"/>
+      </w:rPr>
+    </w:lvl>
+    <w:lvl w:ilvl="4" w:tentative="1">
+      <w:start w:val="1"/>
+      <w:numFmt w:val="bullet"/>
+      <w:lvlText w:val=""/>
+      <w:lvlJc w:val="left"/>
+      <w:pPr>
+        <w:tabs>
+          <w:tab w:val="num" w:pos="3600"/>
+        </w:tabs>
+        <w:ind w:left="3600" w:hanging="360"/>
+      </w:pPr>
+      <w:rPr>
+        <w:rFonts w:ascii="Wingdings" w:hAnsi="Wingdings" w:hint="default"/>
+        <w:sz w:val="20"/>
+      </w:rPr>
+    </w:lvl>
+    <w:lvl w:ilvl="5" w:tentative="1">
+      <w:start w:val="1"/>
+      <w:numFmt w:val="bullet"/>
+      <w:lvlText w:val=""/>
+      <w:lvlJc w:val="left"/>
+      <w:pPr>
+        <w:tabs>
+          <w:tab w:val="num" w:pos="4320"/>
+        </w:tabs>
+        <w:ind w:left="4320" w:hanging="360"/>
+      </w:pPr>
+      <w:rPr>
+        <w:rFonts w:ascii="Wingdings" w:hAnsi="Wingdings" w:hint="default"/>
+        <w:sz w:val="20"/>
+      </w:rPr>
+    </w:lvl>
+    <w:lvl w:ilvl="6" w:tentative="1">
+      <w:start w:val="1"/>
+      <w:numFmt w:val="bullet"/>
+      <w:lvlText w:val=""/>
+      <w:lvlJc w:val="left"/>
+      <w:pPr>
+        <w:tabs>
+          <w:tab w:val="num" w:pos="5040"/>
+        </w:tabs>
+        <w:ind w:left="5040" w:hanging="360"/>
+      </w:pPr>
+      <w:rPr>
+        <w:rFonts w:ascii="Wingdings" w:hAnsi="Wingdings" w:hint="default"/>
+        <w:sz w:val="20"/>
+      </w:rPr>
+    </w:lvl>
+    <w:lvl w:ilvl="7" w:tentative="1">
+      <w:start w:val="1"/>
+      <w:numFmt w:val="bullet"/>
+      <w:lvlText w:val=""/>
+      <w:lvlJc w:val="left"/>
+      <w:pPr>
+        <w:tabs>
+          <w:tab w:val="num" w:pos="5760"/>
+        </w:tabs>
+        <w:ind w:left="5760" w:hanging="360"/>
+      </w:pPr>
+      <w:rPr>
+        <w:rFonts w:ascii="Wingdings" w:hAnsi="Wingdings" w:hint="default"/>
+        <w:sz w:val="20"/>
+      </w:rPr>
+    </w:lvl>
+    <w:lvl w:ilvl="8" w:tentative="1">
+      <w:start w:val="1"/>
+      <w:numFmt w:val="bullet"/>
+      <w:lvlText w:val=""/>
+      <w:lvlJc w:val="left"/>
+      <w:pPr>
+        <w:tabs>
+          <w:tab w:val="num" w:pos="6480"/>
+        </w:tabs>
+        <w:ind w:left="6480" w:hanging="360"/>
+      </w:pPr>
+      <w:rPr>
+        <w:rFonts w:ascii="Wingdings" w:hAnsi="Wingdings" w:hint="default"/>
+        <w:sz w:val="20"/>
+      </w:rPr>
+    </w:lvl>
+  </w:abstractNum>
+  <w:abstractNum w:abstractNumId="19" w15:restartNumberingAfterBreak="0">
     <w:nsid w:val="24FC238D"/>
     <w:multiLevelType w:val="multilevel"/>
     <w:tmpl w:val="27E0035A"/>
@@ -8102,7 +13019,7 @@
       </w:rPr>
     </w:lvl>
   </w:abstractNum>
-  <w:abstractNum w:abstractNumId="12" w15:restartNumberingAfterBreak="0">
+  <w:abstractNum w:abstractNumId="20" w15:restartNumberingAfterBreak="0">
     <w:nsid w:val="25F30404"/>
     <w:multiLevelType w:val="multilevel"/>
     <w:tmpl w:val="5D724046"/>
@@ -8251,7 +13168,7 @@
       </w:rPr>
     </w:lvl>
   </w:abstractNum>
-  <w:abstractNum w:abstractNumId="13" w15:restartNumberingAfterBreak="0">
+  <w:abstractNum w:abstractNumId="21" w15:restartNumberingAfterBreak="0">
     <w:nsid w:val="289A697D"/>
     <w:multiLevelType w:val="multilevel"/>
     <w:tmpl w:val="7C64797E"/>
@@ -8400,7 +13317,156 @@
       </w:rPr>
     </w:lvl>
   </w:abstractNum>
-  <w:abstractNum w:abstractNumId="14" w15:restartNumberingAfterBreak="0">
+  <w:abstractNum w:abstractNumId="22" w15:restartNumberingAfterBreak="0">
+    <w:nsid w:val="29317A6E"/>
+    <w:multiLevelType w:val="multilevel"/>
+    <w:tmpl w:val="384062EC"/>
+    <w:lvl w:ilvl="0">
+      <w:start w:val="1"/>
+      <w:numFmt w:val="bullet"/>
+      <w:lvlText w:val=""/>
+      <w:lvlJc w:val="left"/>
+      <w:pPr>
+        <w:tabs>
+          <w:tab w:val="num" w:pos="720"/>
+        </w:tabs>
+        <w:ind w:left="720" w:hanging="360"/>
+      </w:pPr>
+      <w:rPr>
+        <w:rFonts w:ascii="Symbol" w:hAnsi="Symbol" w:hint="default"/>
+        <w:sz w:val="20"/>
+      </w:rPr>
+    </w:lvl>
+    <w:lvl w:ilvl="1" w:tentative="1">
+      <w:start w:val="1"/>
+      <w:numFmt w:val="bullet"/>
+      <w:lvlText w:val="o"/>
+      <w:lvlJc w:val="left"/>
+      <w:pPr>
+        <w:tabs>
+          <w:tab w:val="num" w:pos="1440"/>
+        </w:tabs>
+        <w:ind w:left="1440" w:hanging="360"/>
+      </w:pPr>
+      <w:rPr>
+        <w:rFonts w:ascii="Courier New" w:hAnsi="Courier New" w:hint="default"/>
+        <w:sz w:val="20"/>
+      </w:rPr>
+    </w:lvl>
+    <w:lvl w:ilvl="2" w:tentative="1">
+      <w:start w:val="1"/>
+      <w:numFmt w:val="bullet"/>
+      <w:lvlText w:val=""/>
+      <w:lvlJc w:val="left"/>
+      <w:pPr>
+        <w:tabs>
+          <w:tab w:val="num" w:pos="2160"/>
+        </w:tabs>
+        <w:ind w:left="2160" w:hanging="360"/>
+      </w:pPr>
+      <w:rPr>
+        <w:rFonts w:ascii="Wingdings" w:hAnsi="Wingdings" w:hint="default"/>
+        <w:sz w:val="20"/>
+      </w:rPr>
+    </w:lvl>
+    <w:lvl w:ilvl="3" w:tentative="1">
+      <w:start w:val="1"/>
+      <w:numFmt w:val="bullet"/>
+      <w:lvlText w:val=""/>
+      <w:lvlJc w:val="left"/>
+      <w:pPr>
+        <w:tabs>
+          <w:tab w:val="num" w:pos="2880"/>
+        </w:tabs>
+        <w:ind w:left="2880" w:hanging="360"/>
+      </w:pPr>
+      <w:rPr>
+        <w:rFonts w:ascii="Wingdings" w:hAnsi="Wingdings" w:hint="default"/>
+        <w:sz w:val="20"/>
+      </w:rPr>
+    </w:lvl>
+    <w:lvl w:ilvl="4" w:tentative="1">
+      <w:start w:val="1"/>
+      <w:numFmt w:val="bullet"/>
+      <w:lvlText w:val=""/>
+      <w:lvlJc w:val="left"/>
+      <w:pPr>
+        <w:tabs>
+          <w:tab w:val="num" w:pos="3600"/>
+        </w:tabs>
+        <w:ind w:left="3600" w:hanging="360"/>
+      </w:pPr>
+      <w:rPr>
+        <w:rFonts w:ascii="Wingdings" w:hAnsi="Wingdings" w:hint="default"/>
+        <w:sz w:val="20"/>
+      </w:rPr>
+    </w:lvl>
+    <w:lvl w:ilvl="5" w:tentative="1">
+      <w:start w:val="1"/>
+      <w:numFmt w:val="bullet"/>
+      <w:lvlText w:val=""/>
+      <w:lvlJc w:val="left"/>
+      <w:pPr>
+        <w:tabs>
+          <w:tab w:val="num" w:pos="4320"/>
+        </w:tabs>
+        <w:ind w:left="4320" w:hanging="360"/>
+      </w:pPr>
+      <w:rPr>
+        <w:rFonts w:ascii="Wingdings" w:hAnsi="Wingdings" w:hint="default"/>
+        <w:sz w:val="20"/>
+      </w:rPr>
+    </w:lvl>
+    <w:lvl w:ilvl="6" w:tentative="1">
+      <w:start w:val="1"/>
+      <w:numFmt w:val="bullet"/>
+      <w:lvlText w:val=""/>
+      <w:lvlJc w:val="left"/>
+      <w:pPr>
+        <w:tabs>
+          <w:tab w:val="num" w:pos="5040"/>
+        </w:tabs>
+        <w:ind w:left="5040" w:hanging="360"/>
+      </w:pPr>
+      <w:rPr>
+        <w:rFonts w:ascii="Wingdings" w:hAnsi="Wingdings" w:hint="default"/>
+        <w:sz w:val="20"/>
+      </w:rPr>
+    </w:lvl>
+    <w:lvl w:ilvl="7" w:tentative="1">
+      <w:start w:val="1"/>
+      <w:numFmt w:val="bullet"/>
+      <w:lvlText w:val=""/>
+      <w:lvlJc w:val="left"/>
+      <w:pPr>
+        <w:tabs>
+          <w:tab w:val="num" w:pos="5760"/>
+        </w:tabs>
+        <w:ind w:left="5760" w:hanging="360"/>
+      </w:pPr>
+      <w:rPr>
+        <w:rFonts w:ascii="Wingdings" w:hAnsi="Wingdings" w:hint="default"/>
+        <w:sz w:val="20"/>
+      </w:rPr>
+    </w:lvl>
+    <w:lvl w:ilvl="8" w:tentative="1">
+      <w:start w:val="1"/>
+      <w:numFmt w:val="bullet"/>
+      <w:lvlText w:val=""/>
+      <w:lvlJc w:val="left"/>
+      <w:pPr>
+        <w:tabs>
+          <w:tab w:val="num" w:pos="6480"/>
+        </w:tabs>
+        <w:ind w:left="6480" w:hanging="360"/>
+      </w:pPr>
+      <w:rPr>
+        <w:rFonts w:ascii="Wingdings" w:hAnsi="Wingdings" w:hint="default"/>
+        <w:sz w:val="20"/>
+      </w:rPr>
+    </w:lvl>
+  </w:abstractNum>
+  <w:abstractNum w:abstractNumId="23" w15:restartNumberingAfterBreak="0">
     <w:nsid w:val="2AF952BD"/>
     <w:multiLevelType w:val="multilevel"/>
     <w:tmpl w:val="E2184E3A"/>
@@ -8549,7 +13615,120 @@
       </w:rPr>
     </w:lvl>
   </w:abstractNum>
-  <w:abstractNum w:abstractNumId="15" w15:restartNumberingAfterBreak="0">
+  <w:abstractNum w:abstractNumId="24" w15:restartNumberingAfterBreak="0">
+    <w:nsid w:val="2C9456DA"/>
+    <w:multiLevelType w:val="multilevel"/>
+    <w:tmpl w:val="57C8E91C"/>
+    <w:lvl w:ilvl="0">
+      <w:start w:val="1"/>
+      <w:numFmt w:val="decimal"/>
+      <w:lvlText w:val="%1."/>
+      <w:lvlJc w:val="left"/>
+      <w:pPr>
+        <w:tabs>
+          <w:tab w:val="num" w:pos="720"/>
+        </w:tabs>
+        <w:ind w:left="720" w:hanging="360"/>
+      </w:pPr>
+    </w:lvl>
+    <w:lvl w:ilvl="1" w:tentative="1">
+      <w:start w:val="1"/>
+      <w:numFmt w:val="decimal"/>
+      <w:lvlText w:val="%2."/>
+      <w:lvlJc w:val="left"/>
+      <w:pPr>
+        <w:tabs>
+          <w:tab w:val="num" w:pos="1440"/>
+        </w:tabs>
+        <w:ind w:left="1440" w:hanging="360"/>
+      </w:pPr>
+    </w:lvl>
+    <w:lvl w:ilvl="2" w:tentative="1">
+      <w:start w:val="1"/>
+      <w:numFmt w:val="decimal"/>
+      <w:lvlText w:val="%3."/>
+      <w:lvlJc w:val="left"/>
+      <w:pPr>
+        <w:tabs>
+          <w:tab w:val="num" w:pos="2160"/>
+        </w:tabs>
+        <w:ind w:left="2160" w:hanging="360"/>
+      </w:pPr>
+    </w:lvl>
+    <w:lvl w:ilvl="3" w:tentative="1">
+      <w:start w:val="1"/>
+      <w:numFmt w:val="decimal"/>
+      <w:lvlText w:val="%4."/>
+      <w:lvlJc w:val="left"/>
+      <w:pPr>
+        <w:tabs>
+          <w:tab w:val="num" w:pos="2880"/>
+        </w:tabs>
+        <w:ind w:left="2880" w:hanging="360"/>
+      </w:pPr>
+    </w:lvl>
+    <w:lvl w:ilvl="4" w:tentative="1">
+      <w:start w:val="1"/>
+      <w:numFmt w:val="decimal"/>
+      <w:lvlText w:val="%5."/>
+      <w:lvlJc w:val="left"/>
+      <w:pPr>
+        <w:tabs>
+          <w:tab w:val="num" w:pos="3600"/>
+        </w:tabs>
+        <w:ind w:left="3600" w:hanging="360"/>
+      </w:pPr>
+    </w:lvl>
+    <w:lvl w:ilvl="5" w:tentative="1">
+      <w:start w:val="1"/>
+      <w:numFmt w:val="decimal"/>
+      <w:lvlText w:val="%6."/>
+      <w:lvlJc w:val="left"/>
+      <w:pPr>
+        <w:tabs>
+          <w:tab w:val="num" w:pos="4320"/>
+        </w:tabs>
+        <w:ind w:left="4320" w:hanging="360"/>
+      </w:pPr>
+    </w:lvl>
+    <w:lvl w:ilvl="6" w:tentative="1">
+      <w:start w:val="1"/>
+      <w:numFmt w:val="decimal"/>
+      <w:lvlText w:val="%7."/>
+      <w:lvlJc w:val="left"/>
+      <w:pPr>
+        <w:tabs>
+          <w:tab w:val="num" w:pos="5040"/>
+        </w:tabs>
+        <w:ind w:left="5040" w:hanging="360"/>
+      </w:pPr>
+    </w:lvl>
+    <w:lvl w:ilvl="7" w:tentative="1">
+      <w:start w:val="1"/>
+      <w:numFmt w:val="decimal"/>
+      <w:lvlText w:val="%8."/>
+      <w:lvlJc w:val="left"/>
+      <w:pPr>
+        <w:tabs>
+          <w:tab w:val="num" w:pos="5760"/>
+        </w:tabs>
+        <w:ind w:left="5760" w:hanging="360"/>
+      </w:pPr>
+    </w:lvl>
+    <w:lvl w:ilvl="8" w:tentative="1">
+      <w:start w:val="1"/>
+      <w:numFmt w:val="decimal"/>
+      <w:lvlText w:val="%9."/>
+      <w:lvlJc w:val="left"/>
+      <w:pPr>
+        <w:tabs>
+          <w:tab w:val="num" w:pos="6480"/>
+        </w:tabs>
+        <w:ind w:left="6480" w:hanging="360"/>
+      </w:pPr>
+    </w:lvl>
+  </w:abstractNum>
+  <w:abstractNum w:abstractNumId="25" w15:restartNumberingAfterBreak="0">
     <w:nsid w:val="2D387BEF"/>
     <w:multiLevelType w:val="multilevel"/>
     <w:tmpl w:val="BA0836FA"/>
@@ -8698,7 +13877,7 @@
       </w:rPr>
     </w:lvl>
   </w:abstractNum>
-  <w:abstractNum w:abstractNumId="16" w15:restartNumberingAfterBreak="0">
+  <w:abstractNum w:abstractNumId="26" w15:restartNumberingAfterBreak="0">
     <w:nsid w:val="2F1323CE"/>
     <w:multiLevelType w:val="multilevel"/>
     <w:tmpl w:val="B0A05ABA"/>
@@ -8847,7 +14026,305 @@
       </w:rPr>
     </w:lvl>
   </w:abstractNum>
-  <w:abstractNum w:abstractNumId="17" w15:restartNumberingAfterBreak="0">
+  <w:abstractNum w:abstractNumId="27" w15:restartNumberingAfterBreak="0">
+    <w:nsid w:val="39F77F2F"/>
+    <w:multiLevelType w:val="multilevel"/>
+    <w:tmpl w:val="24CE51C0"/>
+    <w:lvl w:ilvl="0">
+      <w:start w:val="1"/>
+      <w:numFmt w:val="bullet"/>
+      <w:lvlText w:val=""/>
+      <w:lvlJc w:val="left"/>
+      <w:pPr>
+        <w:tabs>
+          <w:tab w:val="num" w:pos="720"/>
+        </w:tabs>
+        <w:ind w:left="720" w:hanging="360"/>
+      </w:pPr>
+      <w:rPr>
+        <w:rFonts w:ascii="Symbol" w:hAnsi="Symbol" w:hint="default"/>
+        <w:sz w:val="20"/>
+      </w:rPr>
+    </w:lvl>
+    <w:lvl w:ilvl="1" w:tentative="1">
+      <w:start w:val="1"/>
+      <w:numFmt w:val="bullet"/>
+      <w:lvlText w:val="o"/>
+      <w:lvlJc w:val="left"/>
+      <w:pPr>
+        <w:tabs>
+          <w:tab w:val="num" w:pos="1440"/>
+        </w:tabs>
+        <w:ind w:left="1440" w:hanging="360"/>
+      </w:pPr>
+      <w:rPr>
+        <w:rFonts w:ascii="Courier New" w:hAnsi="Courier New" w:hint="default"/>
+        <w:sz w:val="20"/>
+      </w:rPr>
+    </w:lvl>
+    <w:lvl w:ilvl="2" w:tentative="1">
+      <w:start w:val="1"/>
+      <w:numFmt w:val="bullet"/>
+      <w:lvlText w:val=""/>
+      <w:lvlJc w:val="left"/>
+      <w:pPr>
+        <w:tabs>
+          <w:tab w:val="num" w:pos="2160"/>
+        </w:tabs>
+        <w:ind w:left="2160" w:hanging="360"/>
+      </w:pPr>
+      <w:rPr>
+        <w:rFonts w:ascii="Wingdings" w:hAnsi="Wingdings" w:hint="default"/>
+        <w:sz w:val="20"/>
+      </w:rPr>
+    </w:lvl>
+    <w:lvl w:ilvl="3" w:tentative="1">
+      <w:start w:val="1"/>
+      <w:numFmt w:val="bullet"/>
+      <w:lvlText w:val=""/>
+      <w:lvlJc w:val="left"/>
+      <w:pPr>
+        <w:tabs>
+          <w:tab w:val="num" w:pos="2880"/>
+        </w:tabs>
+        <w:ind w:left="2880" w:hanging="360"/>
+      </w:pPr>
+      <w:rPr>
+        <w:rFonts w:ascii="Wingdings" w:hAnsi="Wingdings" w:hint="default"/>
+        <w:sz w:val="20"/>
+      </w:rPr>
+    </w:lvl>
+    <w:lvl w:ilvl="4" w:tentative="1">
+      <w:start w:val="1"/>
+      <w:numFmt w:val="bullet"/>
+      <w:lvlText w:val=""/>
+      <w:lvlJc w:val="left"/>
+      <w:pPr>
+        <w:tabs>
+          <w:tab w:val="num" w:pos="3600"/>
+        </w:tabs>
+        <w:ind w:left="3600" w:hanging="360"/>
+      </w:pPr>
+      <w:rPr>
+        <w:rFonts w:ascii="Wingdings" w:hAnsi="Wingdings" w:hint="default"/>
+        <w:sz w:val="20"/>
+      </w:rPr>
+    </w:lvl>
+    <w:lvl w:ilvl="5" w:tentative="1">
+      <w:start w:val="1"/>
+      <w:numFmt w:val="bullet"/>
+      <w:lvlText w:val=""/>
+      <w:lvlJc w:val="left"/>
+      <w:pPr>
+        <w:tabs>
+          <w:tab w:val="num" w:pos="4320"/>
+        </w:tabs>
+        <w:ind w:left="4320" w:hanging="360"/>
+      </w:pPr>
+      <w:rPr>
+        <w:rFonts w:ascii="Wingdings" w:hAnsi="Wingdings" w:hint="default"/>
+        <w:sz w:val="20"/>
+      </w:rPr>
+    </w:lvl>
+    <w:lvl w:ilvl="6" w:tentative="1">
+      <w:start w:val="1"/>
+      <w:numFmt w:val="bullet"/>
+      <w:lvlText w:val=""/>
+      <w:lvlJc w:val="left"/>
+      <w:pPr>
+        <w:tabs>
+          <w:tab w:val="num" w:pos="5040"/>
+        </w:tabs>
+        <w:ind w:left="5040" w:hanging="360"/>
+      </w:pPr>
+      <w:rPr>
+        <w:rFonts w:ascii="Wingdings" w:hAnsi="Wingdings" w:hint="default"/>
+        <w:sz w:val="20"/>
+      </w:rPr>
+    </w:lvl>
+    <w:lvl w:ilvl="7" w:tentative="1">
+      <w:start w:val="1"/>
+      <w:numFmt w:val="bullet"/>
+      <w:lvlText w:val=""/>
+      <w:lvlJc w:val="left"/>
+      <w:pPr>
+        <w:tabs>
+          <w:tab w:val="num" w:pos="5760"/>
+        </w:tabs>
+        <w:ind w:left="5760" w:hanging="360"/>
+      </w:pPr>
+      <w:rPr>
+        <w:rFonts w:ascii="Wingdings" w:hAnsi="Wingdings" w:hint="default"/>
+        <w:sz w:val="20"/>
+      </w:rPr>
+    </w:lvl>
+    <w:lvl w:ilvl="8" w:tentative="1">
+      <w:start w:val="1"/>
+      <w:numFmt w:val="bullet"/>
+      <w:lvlText w:val=""/>
+      <w:lvlJc w:val="left"/>
+      <w:pPr>
+        <w:tabs>
+          <w:tab w:val="num" w:pos="6480"/>
+        </w:tabs>
+        <w:ind w:left="6480" w:hanging="360"/>
+      </w:pPr>
+      <w:rPr>
+        <w:rFonts w:ascii="Wingdings" w:hAnsi="Wingdings" w:hint="default"/>
+        <w:sz w:val="20"/>
+      </w:rPr>
+    </w:lvl>
+  </w:abstractNum>
+  <w:abstractNum w:abstractNumId="28" w15:restartNumberingAfterBreak="0">
+    <w:nsid w:val="3B375B6E"/>
+    <w:multiLevelType w:val="multilevel"/>
+    <w:tmpl w:val="8D42BAD6"/>
+    <w:lvl w:ilvl="0">
+      <w:start w:val="1"/>
+      <w:numFmt w:val="bullet"/>
+      <w:lvlText w:val=""/>
+      <w:lvlJc w:val="left"/>
+      <w:pPr>
+        <w:tabs>
+          <w:tab w:val="num" w:pos="720"/>
+        </w:tabs>
+        <w:ind w:left="720" w:hanging="360"/>
+      </w:pPr>
+      <w:rPr>
+        <w:rFonts w:ascii="Symbol" w:hAnsi="Symbol" w:hint="default"/>
+        <w:sz w:val="20"/>
+      </w:rPr>
+    </w:lvl>
+    <w:lvl w:ilvl="1" w:tentative="1">
+      <w:start w:val="1"/>
+      <w:numFmt w:val="bullet"/>
+      <w:lvlText w:val="o"/>
+      <w:lvlJc w:val="left"/>
+      <w:pPr>
+        <w:tabs>
+          <w:tab w:val="num" w:pos="1440"/>
+        </w:tabs>
+        <w:ind w:left="1440" w:hanging="360"/>
+      </w:pPr>
+      <w:rPr>
+        <w:rFonts w:ascii="Courier New" w:hAnsi="Courier New" w:hint="default"/>
+        <w:sz w:val="20"/>
+      </w:rPr>
+    </w:lvl>
+    <w:lvl w:ilvl="2" w:tentative="1">
+      <w:start w:val="1"/>
+      <w:numFmt w:val="bullet"/>
+      <w:lvlText w:val=""/>
+      <w:lvlJc w:val="left"/>
+      <w:pPr>
+        <w:tabs>
+          <w:tab w:val="num" w:pos="2160"/>
+        </w:tabs>
+        <w:ind w:left="2160" w:hanging="360"/>
+      </w:pPr>
+      <w:rPr>
+        <w:rFonts w:ascii="Wingdings" w:hAnsi="Wingdings" w:hint="default"/>
+        <w:sz w:val="20"/>
+      </w:rPr>
+    </w:lvl>
+    <w:lvl w:ilvl="3" w:tentative="1">
+      <w:start w:val="1"/>
+      <w:numFmt w:val="bullet"/>
+      <w:lvlText w:val=""/>
+      <w:lvlJc w:val="left"/>
+      <w:pPr>
+        <w:tabs>
+          <w:tab w:val="num" w:pos="2880"/>
+        </w:tabs>
+        <w:ind w:left="2880" w:hanging="360"/>
+      </w:pPr>
+      <w:rPr>
+        <w:rFonts w:ascii="Wingdings" w:hAnsi="Wingdings" w:hint="default"/>
+        <w:sz w:val="20"/>
+      </w:rPr>
+    </w:lvl>
+    <w:lvl w:ilvl="4" w:tentative="1">
+      <w:start w:val="1"/>
+      <w:numFmt w:val="bullet"/>
+      <w:lvlText w:val=""/>
+      <w:lvlJc w:val="left"/>
+      <w:pPr>
+        <w:tabs>
+          <w:tab w:val="num" w:pos="3600"/>
+        </w:tabs>
+        <w:ind w:left="3600" w:hanging="360"/>
+      </w:pPr>
+      <w:rPr>
+        <w:rFonts w:ascii="Wingdings" w:hAnsi="Wingdings" w:hint="default"/>
+        <w:sz w:val="20"/>
+      </w:rPr>
+    </w:lvl>
+    <w:lvl w:ilvl="5" w:tentative="1">
+      <w:start w:val="1"/>
+      <w:numFmt w:val="bullet"/>
+      <w:lvlText w:val=""/>
+      <w:lvlJc w:val="left"/>
+      <w:pPr>
+        <w:tabs>
+          <w:tab w:val="num" w:pos="4320"/>
+        </w:tabs>
+        <w:ind w:left="4320" w:hanging="360"/>
+      </w:pPr>
+      <w:rPr>
+        <w:rFonts w:ascii="Wingdings" w:hAnsi="Wingdings" w:hint="default"/>
+        <w:sz w:val="20"/>
+      </w:rPr>
+    </w:lvl>
+    <w:lvl w:ilvl="6" w:tentative="1">
+      <w:start w:val="1"/>
+      <w:numFmt w:val="bullet"/>
+      <w:lvlText w:val=""/>
+      <w:lvlJc w:val="left"/>
+      <w:pPr>
+        <w:tabs>
+          <w:tab w:val="num" w:pos="5040"/>
+        </w:tabs>
+        <w:ind w:left="5040" w:hanging="360"/>
+      </w:pPr>
+      <w:rPr>
+        <w:rFonts w:ascii="Wingdings" w:hAnsi="Wingdings" w:hint="default"/>
+        <w:sz w:val="20"/>
+      </w:rPr>
+    </w:lvl>
+    <w:lvl w:ilvl="7" w:tentative="1">
+      <w:start w:val="1"/>
+      <w:numFmt w:val="bullet"/>
+      <w:lvlText w:val=""/>
+      <w:lvlJc w:val="left"/>
+      <w:pPr>
+        <w:tabs>
+          <w:tab w:val="num" w:pos="5760"/>
+        </w:tabs>
+        <w:ind w:left="5760" w:hanging="360"/>
+      </w:pPr>
+      <w:rPr>
+        <w:rFonts w:ascii="Wingdings" w:hAnsi="Wingdings" w:hint="default"/>
+        <w:sz w:val="20"/>
+      </w:rPr>
+    </w:lvl>
+    <w:lvl w:ilvl="8" w:tentative="1">
+      <w:start w:val="1"/>
+      <w:numFmt w:val="bullet"/>
+      <w:lvlText w:val=""/>
+      <w:lvlJc w:val="left"/>
+      <w:pPr>
+        <w:tabs>
+          <w:tab w:val="num" w:pos="6480"/>
+        </w:tabs>
+        <w:ind w:left="6480" w:hanging="360"/>
+      </w:pPr>
+      <w:rPr>
+        <w:rFonts w:ascii="Wingdings" w:hAnsi="Wingdings" w:hint="default"/>
+        <w:sz w:val="20"/>
+      </w:rPr>
+    </w:lvl>
+  </w:abstractNum>
+  <w:abstractNum w:abstractNumId="29" w15:restartNumberingAfterBreak="0">
     <w:nsid w:val="3C2A5BE9"/>
     <w:multiLevelType w:val="multilevel"/>
     <w:tmpl w:val="6D560770"/>
@@ -8996,7 +14473,7 @@
       </w:rPr>
     </w:lvl>
   </w:abstractNum>
-  <w:abstractNum w:abstractNumId="18" w15:restartNumberingAfterBreak="0">
+  <w:abstractNum w:abstractNumId="30" w15:restartNumberingAfterBreak="0">
     <w:nsid w:val="3F8B7565"/>
     <w:multiLevelType w:val="multilevel"/>
     <w:tmpl w:val="F9640EB6"/>
@@ -9145,7 +14622,7 @@
       </w:rPr>
     </w:lvl>
   </w:abstractNum>
-  <w:abstractNum w:abstractNumId="19" w15:restartNumberingAfterBreak="0">
+  <w:abstractNum w:abstractNumId="31" w15:restartNumberingAfterBreak="0">
     <w:nsid w:val="41BF0A47"/>
     <w:multiLevelType w:val="multilevel"/>
     <w:tmpl w:val="E3583F02"/>
@@ -9294,7 +14771,7 @@
       </w:rPr>
     </w:lvl>
   </w:abstractNum>
-  <w:abstractNum w:abstractNumId="20" w15:restartNumberingAfterBreak="0">
+  <w:abstractNum w:abstractNumId="32" w15:restartNumberingAfterBreak="0">
     <w:nsid w:val="42987878"/>
     <w:multiLevelType w:val="multilevel"/>
     <w:tmpl w:val="DDC0A5BA"/>
@@ -9443,7 +14920,7 @@
       </w:rPr>
     </w:lvl>
   </w:abstractNum>
-  <w:abstractNum w:abstractNumId="21" w15:restartNumberingAfterBreak="0">
+  <w:abstractNum w:abstractNumId="33" w15:restartNumberingAfterBreak="0">
     <w:nsid w:val="453952A6"/>
     <w:multiLevelType w:val="multilevel"/>
     <w:tmpl w:val="D1E4CCE4"/>
@@ -9592,7 +15069,7 @@
       </w:rPr>
     </w:lvl>
   </w:abstractNum>
-  <w:abstractNum w:abstractNumId="22" w15:restartNumberingAfterBreak="0">
+  <w:abstractNum w:abstractNumId="34" w15:restartNumberingAfterBreak="0">
     <w:nsid w:val="485646C4"/>
     <w:multiLevelType w:val="multilevel"/>
     <w:tmpl w:val="32C0656E"/>
@@ -9741,7 +15218,454 @@
       </w:rPr>
     </w:lvl>
   </w:abstractNum>
-  <w:abstractNum w:abstractNumId="23" w15:restartNumberingAfterBreak="0">
+  <w:abstractNum w:abstractNumId="35" w15:restartNumberingAfterBreak="0">
+    <w:nsid w:val="487E4297"/>
+    <w:multiLevelType w:val="multilevel"/>
+    <w:tmpl w:val="C90095CA"/>
+    <w:lvl w:ilvl="0">
+      <w:start w:val="1"/>
+      <w:numFmt w:val="bullet"/>
+      <w:lvlText w:val=""/>
+      <w:lvlJc w:val="left"/>
+      <w:pPr>
+        <w:tabs>
+          <w:tab w:val="num" w:pos="720"/>
+        </w:tabs>
+        <w:ind w:left="720" w:hanging="360"/>
+      </w:pPr>
+      <w:rPr>
+        <w:rFonts w:ascii="Symbol" w:hAnsi="Symbol" w:hint="default"/>
+        <w:sz w:val="20"/>
+      </w:rPr>
+    </w:lvl>
+    <w:lvl w:ilvl="1" w:tentative="1">
+      <w:start w:val="1"/>
+      <w:numFmt w:val="bullet"/>
+      <w:lvlText w:val="o"/>
+      <w:lvlJc w:val="left"/>
+      <w:pPr>
+        <w:tabs>
+          <w:tab w:val="num" w:pos="1440"/>
+        </w:tabs>
+        <w:ind w:left="1440" w:hanging="360"/>
+      </w:pPr>
+      <w:rPr>
+        <w:rFonts w:ascii="Courier New" w:hAnsi="Courier New" w:hint="default"/>
+        <w:sz w:val="20"/>
+      </w:rPr>
+    </w:lvl>
+    <w:lvl w:ilvl="2" w:tentative="1">
+      <w:start w:val="1"/>
+      <w:numFmt w:val="bullet"/>
+      <w:lvlText w:val=""/>
+      <w:lvlJc w:val="left"/>
+      <w:pPr>
+        <w:tabs>
+          <w:tab w:val="num" w:pos="2160"/>
+        </w:tabs>
+        <w:ind w:left="2160" w:hanging="360"/>
+      </w:pPr>
+      <w:rPr>
+        <w:rFonts w:ascii="Wingdings" w:hAnsi="Wingdings" w:hint="default"/>
+        <w:sz w:val="20"/>
+      </w:rPr>
+    </w:lvl>
+    <w:lvl w:ilvl="3" w:tentative="1">
+      <w:start w:val="1"/>
+      <w:numFmt w:val="bullet"/>
+      <w:lvlText w:val=""/>
+      <w:lvlJc w:val="left"/>
+      <w:pPr>
+        <w:tabs>
+          <w:tab w:val="num" w:pos="2880"/>
+        </w:tabs>
+        <w:ind w:left="2880" w:hanging="360"/>
+      </w:pPr>
+      <w:rPr>
+        <w:rFonts w:ascii="Wingdings" w:hAnsi="Wingdings" w:hint="default"/>
+        <w:sz w:val="20"/>
+      </w:rPr>
+    </w:lvl>
+    <w:lvl w:ilvl="4" w:tentative="1">
+      <w:start w:val="1"/>
+      <w:numFmt w:val="bullet"/>
+      <w:lvlText w:val=""/>
+      <w:lvlJc w:val="left"/>
+      <w:pPr>
+        <w:tabs>
+          <w:tab w:val="num" w:pos="3600"/>
+        </w:tabs>
+        <w:ind w:left="3600" w:hanging="360"/>
+      </w:pPr>
+      <w:rPr>
+        <w:rFonts w:ascii="Wingdings" w:hAnsi="Wingdings" w:hint="default"/>
+        <w:sz w:val="20"/>
+      </w:rPr>
+    </w:lvl>
+    <w:lvl w:ilvl="5" w:tentative="1">
+      <w:start w:val="1"/>
+      <w:numFmt w:val="bullet"/>
+      <w:lvlText w:val=""/>
+      <w:lvlJc w:val="left"/>
+      <w:pPr>
+        <w:tabs>
+          <w:tab w:val="num" w:pos="4320"/>
+        </w:tabs>
+        <w:ind w:left="4320" w:hanging="360"/>
+      </w:pPr>
+      <w:rPr>
+        <w:rFonts w:ascii="Wingdings" w:hAnsi="Wingdings" w:hint="default"/>
+        <w:sz w:val="20"/>
+      </w:rPr>
+    </w:lvl>
+    <w:lvl w:ilvl="6" w:tentative="1">
+      <w:start w:val="1"/>
+      <w:numFmt w:val="bullet"/>
+      <w:lvlText w:val=""/>
+      <w:lvlJc w:val="left"/>
+      <w:pPr>
+        <w:tabs>
+          <w:tab w:val="num" w:pos="5040"/>
+        </w:tabs>
+        <w:ind w:left="5040" w:hanging="360"/>
+      </w:pPr>
+      <w:rPr>
+        <w:rFonts w:ascii="Wingdings" w:hAnsi="Wingdings" w:hint="default"/>
+        <w:sz w:val="20"/>
+      </w:rPr>
+    </w:lvl>
+    <w:lvl w:ilvl="7" w:tentative="1">
+      <w:start w:val="1"/>
+      <w:numFmt w:val="bullet"/>
+      <w:lvlText w:val=""/>
+      <w:lvlJc w:val="left"/>
+      <w:pPr>
+        <w:tabs>
+          <w:tab w:val="num" w:pos="5760"/>
+        </w:tabs>
+        <w:ind w:left="5760" w:hanging="360"/>
+      </w:pPr>
+      <w:rPr>
+        <w:rFonts w:ascii="Wingdings" w:hAnsi="Wingdings" w:hint="default"/>
+        <w:sz w:val="20"/>
+      </w:rPr>
+    </w:lvl>
+    <w:lvl w:ilvl="8" w:tentative="1">
+      <w:start w:val="1"/>
+      <w:numFmt w:val="bullet"/>
+      <w:lvlText w:val=""/>
+      <w:lvlJc w:val="left"/>
+      <w:pPr>
+        <w:tabs>
+          <w:tab w:val="num" w:pos="6480"/>
+        </w:tabs>
+        <w:ind w:left="6480" w:hanging="360"/>
+      </w:pPr>
+      <w:rPr>
+        <w:rFonts w:ascii="Wingdings" w:hAnsi="Wingdings" w:hint="default"/>
+        <w:sz w:val="20"/>
+      </w:rPr>
+    </w:lvl>
+  </w:abstractNum>
+  <w:abstractNum w:abstractNumId="36" w15:restartNumberingAfterBreak="0">
+    <w:nsid w:val="4AB36C79"/>
+    <w:multiLevelType w:val="multilevel"/>
+    <w:tmpl w:val="7DD25748"/>
+    <w:lvl w:ilvl="0">
+      <w:start w:val="1"/>
+      <w:numFmt w:val="bullet"/>
+      <w:lvlText w:val=""/>
+      <w:lvlJc w:val="left"/>
+      <w:pPr>
+        <w:tabs>
+          <w:tab w:val="num" w:pos="720"/>
+        </w:tabs>
+        <w:ind w:left="720" w:hanging="360"/>
+      </w:pPr>
+      <w:rPr>
+        <w:rFonts w:ascii="Symbol" w:hAnsi="Symbol" w:hint="default"/>
+        <w:sz w:val="20"/>
+      </w:rPr>
+    </w:lvl>
+    <w:lvl w:ilvl="1" w:tentative="1">
+      <w:start w:val="1"/>
+      <w:numFmt w:val="bullet"/>
+      <w:lvlText w:val="o"/>
+      <w:lvlJc w:val="left"/>
+      <w:pPr>
+        <w:tabs>
+          <w:tab w:val="num" w:pos="1440"/>
+        </w:tabs>
+        <w:ind w:left="1440" w:hanging="360"/>
+      </w:pPr>
+      <w:rPr>
+        <w:rFonts w:ascii="Courier New" w:hAnsi="Courier New" w:hint="default"/>
+        <w:sz w:val="20"/>
+      </w:rPr>
+    </w:lvl>
+    <w:lvl w:ilvl="2" w:tentative="1">
+      <w:start w:val="1"/>
+      <w:numFmt w:val="bullet"/>
+      <w:lvlText w:val=""/>
+      <w:lvlJc w:val="left"/>
+      <w:pPr>
+        <w:tabs>
+          <w:tab w:val="num" w:pos="2160"/>
+        </w:tabs>
+        <w:ind w:left="2160" w:hanging="360"/>
+      </w:pPr>
+      <w:rPr>
+        <w:rFonts w:ascii="Wingdings" w:hAnsi="Wingdings" w:hint="default"/>
+        <w:sz w:val="20"/>
+      </w:rPr>
+    </w:lvl>
+    <w:lvl w:ilvl="3" w:tentative="1">
+      <w:start w:val="1"/>
+      <w:numFmt w:val="bullet"/>
+      <w:lvlText w:val=""/>
+      <w:lvlJc w:val="left"/>
+      <w:pPr>
+        <w:tabs>
+          <w:tab w:val="num" w:pos="2880"/>
+        </w:tabs>
+        <w:ind w:left="2880" w:hanging="360"/>
+      </w:pPr>
+      <w:rPr>
+        <w:rFonts w:ascii="Wingdings" w:hAnsi="Wingdings" w:hint="default"/>
+        <w:sz w:val="20"/>
+      </w:rPr>
+    </w:lvl>
+    <w:lvl w:ilvl="4" w:tentative="1">
+      <w:start w:val="1"/>
+      <w:numFmt w:val="bullet"/>
+      <w:lvlText w:val=""/>
+      <w:lvlJc w:val="left"/>
+      <w:pPr>
+        <w:tabs>
+          <w:tab w:val="num" w:pos="3600"/>
+        </w:tabs>
+        <w:ind w:left="3600" w:hanging="360"/>
+      </w:pPr>
+      <w:rPr>
+        <w:rFonts w:ascii="Wingdings" w:hAnsi="Wingdings" w:hint="default"/>
+        <w:sz w:val="20"/>
+      </w:rPr>
+    </w:lvl>
+    <w:lvl w:ilvl="5" w:tentative="1">
+      <w:start w:val="1"/>
+      <w:numFmt w:val="bullet"/>
+      <w:lvlText w:val=""/>
+      <w:lvlJc w:val="left"/>
+      <w:pPr>
+        <w:tabs>
+          <w:tab w:val="num" w:pos="4320"/>
+        </w:tabs>
+        <w:ind w:left="4320" w:hanging="360"/>
+      </w:pPr>
+      <w:rPr>
+        <w:rFonts w:ascii="Wingdings" w:hAnsi="Wingdings" w:hint="default"/>
+        <w:sz w:val="20"/>
+      </w:rPr>
+    </w:lvl>
+    <w:lvl w:ilvl="6" w:tentative="1">
+      <w:start w:val="1"/>
+      <w:numFmt w:val="bullet"/>
+      <w:lvlText w:val=""/>
+      <w:lvlJc w:val="left"/>
+      <w:pPr>
+        <w:tabs>
+          <w:tab w:val="num" w:pos="5040"/>
+        </w:tabs>
+        <w:ind w:left="5040" w:hanging="360"/>
+      </w:pPr>
+      <w:rPr>
+        <w:rFonts w:ascii="Wingdings" w:hAnsi="Wingdings" w:hint="default"/>
+        <w:sz w:val="20"/>
+      </w:rPr>
+    </w:lvl>
+    <w:lvl w:ilvl="7" w:tentative="1">
+      <w:start w:val="1"/>
+      <w:numFmt w:val="bullet"/>
+      <w:lvlText w:val=""/>
+      <w:lvlJc w:val="left"/>
+      <w:pPr>
+        <w:tabs>
+          <w:tab w:val="num" w:pos="5760"/>
+        </w:tabs>
+        <w:ind w:left="5760" w:hanging="360"/>
+      </w:pPr>
+      <w:rPr>
+        <w:rFonts w:ascii="Wingdings" w:hAnsi="Wingdings" w:hint="default"/>
+        <w:sz w:val="20"/>
+      </w:rPr>
+    </w:lvl>
+    <w:lvl w:ilvl="8" w:tentative="1">
+      <w:start w:val="1"/>
+      <w:numFmt w:val="bullet"/>
+      <w:lvlText w:val=""/>
+      <w:lvlJc w:val="left"/>
+      <w:pPr>
+        <w:tabs>
+          <w:tab w:val="num" w:pos="6480"/>
+        </w:tabs>
+        <w:ind w:left="6480" w:hanging="360"/>
+      </w:pPr>
+      <w:rPr>
+        <w:rFonts w:ascii="Wingdings" w:hAnsi="Wingdings" w:hint="default"/>
+        <w:sz w:val="20"/>
+      </w:rPr>
+    </w:lvl>
+  </w:abstractNum>
+  <w:abstractNum w:abstractNumId="37" w15:restartNumberingAfterBreak="0">
+    <w:nsid w:val="51D75B00"/>
+    <w:multiLevelType w:val="multilevel"/>
+    <w:tmpl w:val="98BA7FDC"/>
+    <w:lvl w:ilvl="0">
+      <w:start w:val="1"/>
+      <w:numFmt w:val="bullet"/>
+      <w:lvlText w:val=""/>
+      <w:lvlJc w:val="left"/>
+      <w:pPr>
+        <w:tabs>
+          <w:tab w:val="num" w:pos="720"/>
+        </w:tabs>
+        <w:ind w:left="720" w:hanging="360"/>
+      </w:pPr>
+      <w:rPr>
+        <w:rFonts w:ascii="Symbol" w:hAnsi="Symbol" w:hint="default"/>
+        <w:sz w:val="20"/>
+      </w:rPr>
+    </w:lvl>
+    <w:lvl w:ilvl="1">
+      <w:start w:val="1"/>
+      <w:numFmt w:val="bullet"/>
+      <w:lvlText w:val="o"/>
+      <w:lvlJc w:val="left"/>
+      <w:pPr>
+        <w:tabs>
+          <w:tab w:val="num" w:pos="1440"/>
+        </w:tabs>
+        <w:ind w:left="1440" w:hanging="360"/>
+      </w:pPr>
+      <w:rPr>
+        <w:rFonts w:ascii="Courier New" w:hAnsi="Courier New" w:hint="default"/>
+        <w:sz w:val="20"/>
+      </w:rPr>
+    </w:lvl>
+    <w:lvl w:ilvl="2" w:tentative="1">
+      <w:start w:val="1"/>
+      <w:numFmt w:val="bullet"/>
+      <w:lvlText w:val=""/>
+      <w:lvlJc w:val="left"/>
+      <w:pPr>
+        <w:tabs>
+          <w:tab w:val="num" w:pos="2160"/>
+        </w:tabs>
+        <w:ind w:left="2160" w:hanging="360"/>
+      </w:pPr>
+      <w:rPr>
+        <w:rFonts w:ascii="Wingdings" w:hAnsi="Wingdings" w:hint="default"/>
+        <w:sz w:val="20"/>
+      </w:rPr>
+    </w:lvl>
+    <w:lvl w:ilvl="3" w:tentative="1">
+      <w:start w:val="1"/>
+      <w:numFmt w:val="bullet"/>
+      <w:lvlText w:val=""/>
+      <w:lvlJc w:val="left"/>
+      <w:pPr>
+        <w:tabs>
+          <w:tab w:val="num" w:pos="2880"/>
+        </w:tabs>
+        <w:ind w:left="2880" w:hanging="360"/>
+      </w:pPr>
+      <w:rPr>
+        <w:rFonts w:ascii="Wingdings" w:hAnsi="Wingdings" w:hint="default"/>
+        <w:sz w:val="20"/>
+      </w:rPr>
+    </w:lvl>
+    <w:lvl w:ilvl="4" w:tentative="1">
+      <w:start w:val="1"/>
+      <w:numFmt w:val="bullet"/>
+      <w:lvlText w:val=""/>
+      <w:lvlJc w:val="left"/>
+      <w:pPr>
+        <w:tabs>
+          <w:tab w:val="num" w:pos="3600"/>
+        </w:tabs>
+        <w:ind w:left="3600" w:hanging="360"/>
+      </w:pPr>
+      <w:rPr>
+        <w:rFonts w:ascii="Wingdings" w:hAnsi="Wingdings" w:hint="default"/>
+        <w:sz w:val="20"/>
+      </w:rPr>
+    </w:lvl>
+    <w:lvl w:ilvl="5" w:tentative="1">
+      <w:start w:val="1"/>
+      <w:numFmt w:val="bullet"/>
+      <w:lvlText w:val=""/>
+      <w:lvlJc w:val="left"/>
+      <w:pPr>
+        <w:tabs>
+          <w:tab w:val="num" w:pos="4320"/>
+        </w:tabs>
+        <w:ind w:left="4320" w:hanging="360"/>
+      </w:pPr>
+      <w:rPr>
+        <w:rFonts w:ascii="Wingdings" w:hAnsi="Wingdings" w:hint="default"/>
+        <w:sz w:val="20"/>
+      </w:rPr>
+    </w:lvl>
+    <w:lvl w:ilvl="6" w:tentative="1">
+      <w:start w:val="1"/>
+      <w:numFmt w:val="bullet"/>
+      <w:lvlText w:val=""/>
+      <w:lvlJc w:val="left"/>
+      <w:pPr>
+        <w:tabs>
+          <w:tab w:val="num" w:pos="5040"/>
+        </w:tabs>
+        <w:ind w:left="5040" w:hanging="360"/>
+      </w:pPr>
+      <w:rPr>
+        <w:rFonts w:ascii="Wingdings" w:hAnsi="Wingdings" w:hint="default"/>
+        <w:sz w:val="20"/>
+      </w:rPr>
+    </w:lvl>
+    <w:lvl w:ilvl="7" w:tentative="1">
+      <w:start w:val="1"/>
+      <w:numFmt w:val="bullet"/>
+      <w:lvlText w:val=""/>
+      <w:lvlJc w:val="left"/>
+      <w:pPr>
+        <w:tabs>
+          <w:tab w:val="num" w:pos="5760"/>
+        </w:tabs>
+        <w:ind w:left="5760" w:hanging="360"/>
+      </w:pPr>
+      <w:rPr>
+        <w:rFonts w:ascii="Wingdings" w:hAnsi="Wingdings" w:hint="default"/>
+        <w:sz w:val="20"/>
+      </w:rPr>
+    </w:lvl>
+    <w:lvl w:ilvl="8" w:tentative="1">
+      <w:start w:val="1"/>
+      <w:numFmt w:val="bullet"/>
+      <w:lvlText w:val=""/>
+      <w:lvlJc w:val="left"/>
+      <w:pPr>
+        <w:tabs>
+          <w:tab w:val="num" w:pos="6480"/>
+        </w:tabs>
+        <w:ind w:left="6480" w:hanging="360"/>
+      </w:pPr>
+      <w:rPr>
+        <w:rFonts w:ascii="Wingdings" w:hAnsi="Wingdings" w:hint="default"/>
+        <w:sz w:val="20"/>
+      </w:rPr>
+    </w:lvl>
+  </w:abstractNum>
+  <w:abstractNum w:abstractNumId="38" w15:restartNumberingAfterBreak="0">
     <w:nsid w:val="52B12511"/>
     <w:multiLevelType w:val="multilevel"/>
     <w:tmpl w:val="584CD5A8"/>
@@ -9890,7 +15814,156 @@
       </w:rPr>
     </w:lvl>
   </w:abstractNum>
-  <w:abstractNum w:abstractNumId="24" w15:restartNumberingAfterBreak="0">
+  <w:abstractNum w:abstractNumId="39" w15:restartNumberingAfterBreak="0">
+    <w:nsid w:val="553641F1"/>
+    <w:multiLevelType w:val="multilevel"/>
+    <w:tmpl w:val="177C58E4"/>
+    <w:lvl w:ilvl="0">
+      <w:start w:val="1"/>
+      <w:numFmt w:val="bullet"/>
+      <w:lvlText w:val=""/>
+      <w:lvlJc w:val="left"/>
+      <w:pPr>
+        <w:tabs>
+          <w:tab w:val="num" w:pos="720"/>
+        </w:tabs>
+        <w:ind w:left="720" w:hanging="360"/>
+      </w:pPr>
+      <w:rPr>
+        <w:rFonts w:ascii="Symbol" w:hAnsi="Symbol" w:hint="default"/>
+        <w:sz w:val="20"/>
+      </w:rPr>
+    </w:lvl>
+    <w:lvl w:ilvl="1" w:tentative="1">
+      <w:start w:val="1"/>
+      <w:numFmt w:val="bullet"/>
+      <w:lvlText w:val="o"/>
+      <w:lvlJc w:val="left"/>
+      <w:pPr>
+        <w:tabs>
+          <w:tab w:val="num" w:pos="1440"/>
+        </w:tabs>
+        <w:ind w:left="1440" w:hanging="360"/>
+      </w:pPr>
+      <w:rPr>
+        <w:rFonts w:ascii="Courier New" w:hAnsi="Courier New" w:hint="default"/>
+        <w:sz w:val="20"/>
+      </w:rPr>
+    </w:lvl>
+    <w:lvl w:ilvl="2" w:tentative="1">
+      <w:start w:val="1"/>
+      <w:numFmt w:val="bullet"/>
+      <w:lvlText w:val=""/>
+      <w:lvlJc w:val="left"/>
+      <w:pPr>
+        <w:tabs>
+          <w:tab w:val="num" w:pos="2160"/>
+        </w:tabs>
+        <w:ind w:left="2160" w:hanging="360"/>
+      </w:pPr>
+      <w:rPr>
+        <w:rFonts w:ascii="Wingdings" w:hAnsi="Wingdings" w:hint="default"/>
+        <w:sz w:val="20"/>
+      </w:rPr>
+    </w:lvl>
+    <w:lvl w:ilvl="3" w:tentative="1">
+      <w:start w:val="1"/>
+      <w:numFmt w:val="bullet"/>
+      <w:lvlText w:val=""/>
+      <w:lvlJc w:val="left"/>
+      <w:pPr>
+        <w:tabs>
+          <w:tab w:val="num" w:pos="2880"/>
+        </w:tabs>
+        <w:ind w:left="2880" w:hanging="360"/>
+      </w:pPr>
+      <w:rPr>
+        <w:rFonts w:ascii="Wingdings" w:hAnsi="Wingdings" w:hint="default"/>
+        <w:sz w:val="20"/>
+      </w:rPr>
+    </w:lvl>
+    <w:lvl w:ilvl="4" w:tentative="1">
+      <w:start w:val="1"/>
+      <w:numFmt w:val="bullet"/>
+      <w:lvlText w:val=""/>
+      <w:lvlJc w:val="left"/>
+      <w:pPr>
+        <w:tabs>
+          <w:tab w:val="num" w:pos="3600"/>
+        </w:tabs>
+        <w:ind w:left="3600" w:hanging="360"/>
+      </w:pPr>
+      <w:rPr>
+        <w:rFonts w:ascii="Wingdings" w:hAnsi="Wingdings" w:hint="default"/>
+        <w:sz w:val="20"/>
+      </w:rPr>
+    </w:lvl>
+    <w:lvl w:ilvl="5" w:tentative="1">
+      <w:start w:val="1"/>
+      <w:numFmt w:val="bullet"/>
+      <w:lvlText w:val=""/>
+      <w:lvlJc w:val="left"/>
+      <w:pPr>
+        <w:tabs>
+          <w:tab w:val="num" w:pos="4320"/>
+        </w:tabs>
+        <w:ind w:left="4320" w:hanging="360"/>
+      </w:pPr>
+      <w:rPr>
+        <w:rFonts w:ascii="Wingdings" w:hAnsi="Wingdings" w:hint="default"/>
+        <w:sz w:val="20"/>
+      </w:rPr>
+    </w:lvl>
+    <w:lvl w:ilvl="6" w:tentative="1">
+      <w:start w:val="1"/>
+      <w:numFmt w:val="bullet"/>
+      <w:lvlText w:val=""/>
+      <w:lvlJc w:val="left"/>
+      <w:pPr>
+        <w:tabs>
+          <w:tab w:val="num" w:pos="5040"/>
+        </w:tabs>
+        <w:ind w:left="5040" w:hanging="360"/>
+      </w:pPr>
+      <w:rPr>
+        <w:rFonts w:ascii="Wingdings" w:hAnsi="Wingdings" w:hint="default"/>
+        <w:sz w:val="20"/>
+      </w:rPr>
+    </w:lvl>
+    <w:lvl w:ilvl="7" w:tentative="1">
+      <w:start w:val="1"/>
+      <w:numFmt w:val="bullet"/>
+      <w:lvlText w:val=""/>
+      <w:lvlJc w:val="left"/>
+      <w:pPr>
+        <w:tabs>
+          <w:tab w:val="num" w:pos="5760"/>
+        </w:tabs>
+        <w:ind w:left="5760" w:hanging="360"/>
+      </w:pPr>
+      <w:rPr>
+        <w:rFonts w:ascii="Wingdings" w:hAnsi="Wingdings" w:hint="default"/>
+        <w:sz w:val="20"/>
+      </w:rPr>
+    </w:lvl>
+    <w:lvl w:ilvl="8" w:tentative="1">
+      <w:start w:val="1"/>
+      <w:numFmt w:val="bullet"/>
+      <w:lvlText w:val=""/>
+      <w:lvlJc w:val="left"/>
+      <w:pPr>
+        <w:tabs>
+          <w:tab w:val="num" w:pos="6480"/>
+        </w:tabs>
+        <w:ind w:left="6480" w:hanging="360"/>
+      </w:pPr>
+      <w:rPr>
+        <w:rFonts w:ascii="Wingdings" w:hAnsi="Wingdings" w:hint="default"/>
+        <w:sz w:val="20"/>
+      </w:rPr>
+    </w:lvl>
+  </w:abstractNum>
+  <w:abstractNum w:abstractNumId="40" w15:restartNumberingAfterBreak="0">
     <w:nsid w:val="588B1BFB"/>
     <w:multiLevelType w:val="multilevel"/>
     <w:tmpl w:val="35E64A00"/>
@@ -10039,7 +16112,7 @@
       </w:rPr>
     </w:lvl>
   </w:abstractNum>
-  <w:abstractNum w:abstractNumId="25" w15:restartNumberingAfterBreak="0">
+  <w:abstractNum w:abstractNumId="41" w15:restartNumberingAfterBreak="0">
     <w:nsid w:val="5A9A1F1E"/>
     <w:multiLevelType w:val="multilevel"/>
     <w:tmpl w:val="DE98EFEE"/>
@@ -10188,7 +16261,7 @@
       </w:rPr>
     </w:lvl>
   </w:abstractNum>
-  <w:abstractNum w:abstractNumId="26" w15:restartNumberingAfterBreak="0">
+  <w:abstractNum w:abstractNumId="42" w15:restartNumberingAfterBreak="0">
     <w:nsid w:val="5E0D71BC"/>
     <w:multiLevelType w:val="multilevel"/>
     <w:tmpl w:val="1E0C340A"/>
@@ -10337,7 +16410,454 @@
       </w:rPr>
     </w:lvl>
   </w:abstractNum>
-  <w:abstractNum w:abstractNumId="27" w15:restartNumberingAfterBreak="0">
+  <w:abstractNum w:abstractNumId="43" w15:restartNumberingAfterBreak="0">
+    <w:nsid w:val="60876E04"/>
+    <w:multiLevelType w:val="multilevel"/>
+    <w:tmpl w:val="B3AEA752"/>
+    <w:lvl w:ilvl="0">
+      <w:start w:val="1"/>
+      <w:numFmt w:val="bullet"/>
+      <w:lvlText w:val=""/>
+      <w:lvlJc w:val="left"/>
+      <w:pPr>
+        <w:tabs>
+          <w:tab w:val="num" w:pos="720"/>
+        </w:tabs>
+        <w:ind w:left="720" w:hanging="360"/>
+      </w:pPr>
+      <w:rPr>
+        <w:rFonts w:ascii="Symbol" w:hAnsi="Symbol" w:hint="default"/>
+        <w:sz w:val="20"/>
+      </w:rPr>
+    </w:lvl>
+    <w:lvl w:ilvl="1" w:tentative="1">
+      <w:start w:val="1"/>
+      <w:numFmt w:val="bullet"/>
+      <w:lvlText w:val="o"/>
+      <w:lvlJc w:val="left"/>
+      <w:pPr>
+        <w:tabs>
+          <w:tab w:val="num" w:pos="1440"/>
+        </w:tabs>
+        <w:ind w:left="1440" w:hanging="360"/>
+      </w:pPr>
+      <w:rPr>
+        <w:rFonts w:ascii="Courier New" w:hAnsi="Courier New" w:hint="default"/>
+        <w:sz w:val="20"/>
+      </w:rPr>
+    </w:lvl>
+    <w:lvl w:ilvl="2" w:tentative="1">
+      <w:start w:val="1"/>
+      <w:numFmt w:val="bullet"/>
+      <w:lvlText w:val=""/>
+      <w:lvlJc w:val="left"/>
+      <w:pPr>
+        <w:tabs>
+          <w:tab w:val="num" w:pos="2160"/>
+        </w:tabs>
+        <w:ind w:left="2160" w:hanging="360"/>
+      </w:pPr>
+      <w:rPr>
+        <w:rFonts w:ascii="Wingdings" w:hAnsi="Wingdings" w:hint="default"/>
+        <w:sz w:val="20"/>
+      </w:rPr>
+    </w:lvl>
+    <w:lvl w:ilvl="3" w:tentative="1">
+      <w:start w:val="1"/>
+      <w:numFmt w:val="bullet"/>
+      <w:lvlText w:val=""/>
+      <w:lvlJc w:val="left"/>
+      <w:pPr>
+        <w:tabs>
+          <w:tab w:val="num" w:pos="2880"/>
+        </w:tabs>
+        <w:ind w:left="2880" w:hanging="360"/>
+      </w:pPr>
+      <w:rPr>
+        <w:rFonts w:ascii="Wingdings" w:hAnsi="Wingdings" w:hint="default"/>
+        <w:sz w:val="20"/>
+      </w:rPr>
+    </w:lvl>
+    <w:lvl w:ilvl="4" w:tentative="1">
+      <w:start w:val="1"/>
+      <w:numFmt w:val="bullet"/>
+      <w:lvlText w:val=""/>
+      <w:lvlJc w:val="left"/>
+      <w:pPr>
+        <w:tabs>
+          <w:tab w:val="num" w:pos="3600"/>
+        </w:tabs>
+        <w:ind w:left="3600" w:hanging="360"/>
+      </w:pPr>
+      <w:rPr>
+        <w:rFonts w:ascii="Wingdings" w:hAnsi="Wingdings" w:hint="default"/>
+        <w:sz w:val="20"/>
+      </w:rPr>
+    </w:lvl>
+    <w:lvl w:ilvl="5" w:tentative="1">
+      <w:start w:val="1"/>
+      <w:numFmt w:val="bullet"/>
+      <w:lvlText w:val=""/>
+      <w:lvlJc w:val="left"/>
+      <w:pPr>
+        <w:tabs>
+          <w:tab w:val="num" w:pos="4320"/>
+        </w:tabs>
+        <w:ind w:left="4320" w:hanging="360"/>
+      </w:pPr>
+      <w:rPr>
+        <w:rFonts w:ascii="Wingdings" w:hAnsi="Wingdings" w:hint="default"/>
+        <w:sz w:val="20"/>
+      </w:rPr>
+    </w:lvl>
+    <w:lvl w:ilvl="6" w:tentative="1">
+      <w:start w:val="1"/>
+      <w:numFmt w:val="bullet"/>
+      <w:lvlText w:val=""/>
+      <w:lvlJc w:val="left"/>
+      <w:pPr>
+        <w:tabs>
+          <w:tab w:val="num" w:pos="5040"/>
+        </w:tabs>
+        <w:ind w:left="5040" w:hanging="360"/>
+      </w:pPr>
+      <w:rPr>
+        <w:rFonts w:ascii="Wingdings" w:hAnsi="Wingdings" w:hint="default"/>
+        <w:sz w:val="20"/>
+      </w:rPr>
+    </w:lvl>
+    <w:lvl w:ilvl="7" w:tentative="1">
+      <w:start w:val="1"/>
+      <w:numFmt w:val="bullet"/>
+      <w:lvlText w:val=""/>
+      <w:lvlJc w:val="left"/>
+      <w:pPr>
+        <w:tabs>
+          <w:tab w:val="num" w:pos="5760"/>
+        </w:tabs>
+        <w:ind w:left="5760" w:hanging="360"/>
+      </w:pPr>
+      <w:rPr>
+        <w:rFonts w:ascii="Wingdings" w:hAnsi="Wingdings" w:hint="default"/>
+        <w:sz w:val="20"/>
+      </w:rPr>
+    </w:lvl>
+    <w:lvl w:ilvl="8" w:tentative="1">
+      <w:start w:val="1"/>
+      <w:numFmt w:val="bullet"/>
+      <w:lvlText w:val=""/>
+      <w:lvlJc w:val="left"/>
+      <w:pPr>
+        <w:tabs>
+          <w:tab w:val="num" w:pos="6480"/>
+        </w:tabs>
+        <w:ind w:left="6480" w:hanging="360"/>
+      </w:pPr>
+      <w:rPr>
+        <w:rFonts w:ascii="Wingdings" w:hAnsi="Wingdings" w:hint="default"/>
+        <w:sz w:val="20"/>
+      </w:rPr>
+    </w:lvl>
+  </w:abstractNum>
+  <w:abstractNum w:abstractNumId="44" w15:restartNumberingAfterBreak="0">
+    <w:nsid w:val="68BB13D5"/>
+    <w:multiLevelType w:val="multilevel"/>
+    <w:tmpl w:val="F40E649A"/>
+    <w:lvl w:ilvl="0">
+      <w:start w:val="1"/>
+      <w:numFmt w:val="bullet"/>
+      <w:lvlText w:val=""/>
+      <w:lvlJc w:val="left"/>
+      <w:pPr>
+        <w:tabs>
+          <w:tab w:val="num" w:pos="720"/>
+        </w:tabs>
+        <w:ind w:left="720" w:hanging="360"/>
+      </w:pPr>
+      <w:rPr>
+        <w:rFonts w:ascii="Symbol" w:hAnsi="Symbol" w:hint="default"/>
+        <w:sz w:val="20"/>
+      </w:rPr>
+    </w:lvl>
+    <w:lvl w:ilvl="1">
+      <w:start w:val="1"/>
+      <w:numFmt w:val="bullet"/>
+      <w:lvlText w:val="o"/>
+      <w:lvlJc w:val="left"/>
+      <w:pPr>
+        <w:tabs>
+          <w:tab w:val="num" w:pos="1440"/>
+        </w:tabs>
+        <w:ind w:left="1440" w:hanging="360"/>
+      </w:pPr>
+      <w:rPr>
+        <w:rFonts w:ascii="Courier New" w:hAnsi="Courier New" w:hint="default"/>
+        <w:sz w:val="20"/>
+      </w:rPr>
+    </w:lvl>
+    <w:lvl w:ilvl="2" w:tentative="1">
+      <w:start w:val="1"/>
+      <w:numFmt w:val="bullet"/>
+      <w:lvlText w:val=""/>
+      <w:lvlJc w:val="left"/>
+      <w:pPr>
+        <w:tabs>
+          <w:tab w:val="num" w:pos="2160"/>
+        </w:tabs>
+        <w:ind w:left="2160" w:hanging="360"/>
+      </w:pPr>
+      <w:rPr>
+        <w:rFonts w:ascii="Wingdings" w:hAnsi="Wingdings" w:hint="default"/>
+        <w:sz w:val="20"/>
+      </w:rPr>
+    </w:lvl>
+    <w:lvl w:ilvl="3" w:tentative="1">
+      <w:start w:val="1"/>
+      <w:numFmt w:val="bullet"/>
+      <w:lvlText w:val=""/>
+      <w:lvlJc w:val="left"/>
+      <w:pPr>
+        <w:tabs>
+          <w:tab w:val="num" w:pos="2880"/>
+        </w:tabs>
+        <w:ind w:left="2880" w:hanging="360"/>
+      </w:pPr>
+      <w:rPr>
+        <w:rFonts w:ascii="Wingdings" w:hAnsi="Wingdings" w:hint="default"/>
+        <w:sz w:val="20"/>
+      </w:rPr>
+    </w:lvl>
+    <w:lvl w:ilvl="4" w:tentative="1">
+      <w:start w:val="1"/>
+      <w:numFmt w:val="bullet"/>
+      <w:lvlText w:val=""/>
+      <w:lvlJc w:val="left"/>
+      <w:pPr>
+        <w:tabs>
+          <w:tab w:val="num" w:pos="3600"/>
+        </w:tabs>
+        <w:ind w:left="3600" w:hanging="360"/>
+      </w:pPr>
+      <w:rPr>
+        <w:rFonts w:ascii="Wingdings" w:hAnsi="Wingdings" w:hint="default"/>
+        <w:sz w:val="20"/>
+      </w:rPr>
+    </w:lvl>
+    <w:lvl w:ilvl="5" w:tentative="1">
+      <w:start w:val="1"/>
+      <w:numFmt w:val="bullet"/>
+      <w:lvlText w:val=""/>
+      <w:lvlJc w:val="left"/>
+      <w:pPr>
+        <w:tabs>
+          <w:tab w:val="num" w:pos="4320"/>
+        </w:tabs>
+        <w:ind w:left="4320" w:hanging="360"/>
+      </w:pPr>
+      <w:rPr>
+        <w:rFonts w:ascii="Wingdings" w:hAnsi="Wingdings" w:hint="default"/>
+        <w:sz w:val="20"/>
+      </w:rPr>
+    </w:lvl>
+    <w:lvl w:ilvl="6" w:tentative="1">
+      <w:start w:val="1"/>
+      <w:numFmt w:val="bullet"/>
+      <w:lvlText w:val=""/>
+      <w:lvlJc w:val="left"/>
+      <w:pPr>
+        <w:tabs>
+          <w:tab w:val="num" w:pos="5040"/>
+        </w:tabs>
+        <w:ind w:left="5040" w:hanging="360"/>
+      </w:pPr>
+      <w:rPr>
+        <w:rFonts w:ascii="Wingdings" w:hAnsi="Wingdings" w:hint="default"/>
+        <w:sz w:val="20"/>
+      </w:rPr>
+    </w:lvl>
+    <w:lvl w:ilvl="7" w:tentative="1">
+      <w:start w:val="1"/>
+      <w:numFmt w:val="bullet"/>
+      <w:lvlText w:val=""/>
+      <w:lvlJc w:val="left"/>
+      <w:pPr>
+        <w:tabs>
+          <w:tab w:val="num" w:pos="5760"/>
+        </w:tabs>
+        <w:ind w:left="5760" w:hanging="360"/>
+      </w:pPr>
+      <w:rPr>
+        <w:rFonts w:ascii="Wingdings" w:hAnsi="Wingdings" w:hint="default"/>
+        <w:sz w:val="20"/>
+      </w:rPr>
+    </w:lvl>
+    <w:lvl w:ilvl="8" w:tentative="1">
+      <w:start w:val="1"/>
+      <w:numFmt w:val="bullet"/>
+      <w:lvlText w:val=""/>
+      <w:lvlJc w:val="left"/>
+      <w:pPr>
+        <w:tabs>
+          <w:tab w:val="num" w:pos="6480"/>
+        </w:tabs>
+        <w:ind w:left="6480" w:hanging="360"/>
+      </w:pPr>
+      <w:rPr>
+        <w:rFonts w:ascii="Wingdings" w:hAnsi="Wingdings" w:hint="default"/>
+        <w:sz w:val="20"/>
+      </w:rPr>
+    </w:lvl>
+  </w:abstractNum>
+  <w:abstractNum w:abstractNumId="45" w15:restartNumberingAfterBreak="0">
+    <w:nsid w:val="6A325DDE"/>
+    <w:multiLevelType w:val="multilevel"/>
+    <w:tmpl w:val="BC6AE4E6"/>
+    <w:lvl w:ilvl="0">
+      <w:start w:val="1"/>
+      <w:numFmt w:val="bullet"/>
+      <w:lvlText w:val=""/>
+      <w:lvlJc w:val="left"/>
+      <w:pPr>
+        <w:tabs>
+          <w:tab w:val="num" w:pos="720"/>
+        </w:tabs>
+        <w:ind w:left="720" w:hanging="360"/>
+      </w:pPr>
+      <w:rPr>
+        <w:rFonts w:ascii="Symbol" w:hAnsi="Symbol" w:hint="default"/>
+        <w:sz w:val="20"/>
+      </w:rPr>
+    </w:lvl>
+    <w:lvl w:ilvl="1" w:tentative="1">
+      <w:start w:val="1"/>
+      <w:numFmt w:val="bullet"/>
+      <w:lvlText w:val="o"/>
+      <w:lvlJc w:val="left"/>
+      <w:pPr>
+        <w:tabs>
+          <w:tab w:val="num" w:pos="1440"/>
+        </w:tabs>
+        <w:ind w:left="1440" w:hanging="360"/>
+      </w:pPr>
+      <w:rPr>
+        <w:rFonts w:ascii="Courier New" w:hAnsi="Courier New" w:hint="default"/>
+        <w:sz w:val="20"/>
+      </w:rPr>
+    </w:lvl>
+    <w:lvl w:ilvl="2" w:tentative="1">
+      <w:start w:val="1"/>
+      <w:numFmt w:val="bullet"/>
+      <w:lvlText w:val=""/>
+      <w:lvlJc w:val="left"/>
+      <w:pPr>
+        <w:tabs>
+          <w:tab w:val="num" w:pos="2160"/>
+        </w:tabs>
+        <w:ind w:left="2160" w:hanging="360"/>
+      </w:pPr>
+      <w:rPr>
+        <w:rFonts w:ascii="Wingdings" w:hAnsi="Wingdings" w:hint="default"/>
+        <w:sz w:val="20"/>
+      </w:rPr>
+    </w:lvl>
+    <w:lvl w:ilvl="3" w:tentative="1">
+      <w:start w:val="1"/>
+      <w:numFmt w:val="bullet"/>
+      <w:lvlText w:val=""/>
+      <w:lvlJc w:val="left"/>
+      <w:pPr>
+        <w:tabs>
+          <w:tab w:val="num" w:pos="2880"/>
+        </w:tabs>
+        <w:ind w:left="2880" w:hanging="360"/>
+      </w:pPr>
+      <w:rPr>
+        <w:rFonts w:ascii="Wingdings" w:hAnsi="Wingdings" w:hint="default"/>
+        <w:sz w:val="20"/>
+      </w:rPr>
+    </w:lvl>
+    <w:lvl w:ilvl="4" w:tentative="1">
+      <w:start w:val="1"/>
+      <w:numFmt w:val="bullet"/>
+      <w:lvlText w:val=""/>
+      <w:lvlJc w:val="left"/>
+      <w:pPr>
+        <w:tabs>
+          <w:tab w:val="num" w:pos="3600"/>
+        </w:tabs>
+        <w:ind w:left="3600" w:hanging="360"/>
+      </w:pPr>
+      <w:rPr>
+        <w:rFonts w:ascii="Wingdings" w:hAnsi="Wingdings" w:hint="default"/>
+        <w:sz w:val="20"/>
+      </w:rPr>
+    </w:lvl>
+    <w:lvl w:ilvl="5" w:tentative="1">
+      <w:start w:val="1"/>
+      <w:numFmt w:val="bullet"/>
+      <w:lvlText w:val=""/>
+      <w:lvlJc w:val="left"/>
+      <w:pPr>
+        <w:tabs>
+          <w:tab w:val="num" w:pos="4320"/>
+        </w:tabs>
+        <w:ind w:left="4320" w:hanging="360"/>
+      </w:pPr>
+      <w:rPr>
+        <w:rFonts w:ascii="Wingdings" w:hAnsi="Wingdings" w:hint="default"/>
+        <w:sz w:val="20"/>
+      </w:rPr>
+    </w:lvl>
+    <w:lvl w:ilvl="6" w:tentative="1">
+      <w:start w:val="1"/>
+      <w:numFmt w:val="bullet"/>
+      <w:lvlText w:val=""/>
+      <w:lvlJc w:val="left"/>
+      <w:pPr>
+        <w:tabs>
+          <w:tab w:val="num" w:pos="5040"/>
+        </w:tabs>
+        <w:ind w:left="5040" w:hanging="360"/>
+      </w:pPr>
+      <w:rPr>
+        <w:rFonts w:ascii="Wingdings" w:hAnsi="Wingdings" w:hint="default"/>
+        <w:sz w:val="20"/>
+      </w:rPr>
+    </w:lvl>
+    <w:lvl w:ilvl="7" w:tentative="1">
+      <w:start w:val="1"/>
+      <w:numFmt w:val="bullet"/>
+      <w:lvlText w:val=""/>
+      <w:lvlJc w:val="left"/>
+      <w:pPr>
+        <w:tabs>
+          <w:tab w:val="num" w:pos="5760"/>
+        </w:tabs>
+        <w:ind w:left="5760" w:hanging="360"/>
+      </w:pPr>
+      <w:rPr>
+        <w:rFonts w:ascii="Wingdings" w:hAnsi="Wingdings" w:hint="default"/>
+        <w:sz w:val="20"/>
+      </w:rPr>
+    </w:lvl>
+    <w:lvl w:ilvl="8" w:tentative="1">
+      <w:start w:val="1"/>
+      <w:numFmt w:val="bullet"/>
+      <w:lvlText w:val=""/>
+      <w:lvlJc w:val="left"/>
+      <w:pPr>
+        <w:tabs>
+          <w:tab w:val="num" w:pos="6480"/>
+        </w:tabs>
+        <w:ind w:left="6480" w:hanging="360"/>
+      </w:pPr>
+      <w:rPr>
+        <w:rFonts w:ascii="Wingdings" w:hAnsi="Wingdings" w:hint="default"/>
+        <w:sz w:val="20"/>
+      </w:rPr>
+    </w:lvl>
+  </w:abstractNum>
+  <w:abstractNum w:abstractNumId="46" w15:restartNumberingAfterBreak="0">
     <w:nsid w:val="6BBC4BF6"/>
     <w:multiLevelType w:val="multilevel"/>
     <w:tmpl w:val="DC425FAE"/>
@@ -10486,7 +17006,7 @@
       </w:rPr>
     </w:lvl>
   </w:abstractNum>
-  <w:abstractNum w:abstractNumId="28" w15:restartNumberingAfterBreak="0">
+  <w:abstractNum w:abstractNumId="47" w15:restartNumberingAfterBreak="0">
     <w:nsid w:val="6BFD0F08"/>
     <w:multiLevelType w:val="multilevel"/>
     <w:tmpl w:val="B5AC2706"/>
@@ -10635,7 +17155,7 @@
       </w:rPr>
     </w:lvl>
   </w:abstractNum>
-  <w:abstractNum w:abstractNumId="29" w15:restartNumberingAfterBreak="0">
+  <w:abstractNum w:abstractNumId="48" w15:restartNumberingAfterBreak="0">
     <w:nsid w:val="6E7846BA"/>
     <w:multiLevelType w:val="multilevel"/>
     <w:tmpl w:val="0CC66A22"/>
@@ -10784,156 +17304,7 @@
       </w:rPr>
     </w:lvl>
   </w:abstractNum>
-  <w:abstractNum w:abstractNumId="30" w15:restartNumberingAfterBreak="0">
-    <w:nsid w:val="6E7E362A"/>
-    <w:multiLevelType w:val="multilevel"/>
-    <w:tmpl w:val="441659F2"/>
-    <w:lvl w:ilvl="0">
-      <w:start w:val="1"/>
-      <w:numFmt w:val="bullet"/>
-      <w:lvlText w:val=""/>
-      <w:lvlJc w:val="left"/>
-      <w:pPr>
-        <w:tabs>
-          <w:tab w:val="num" w:pos="720"/>
-        </w:tabs>
-        <w:ind w:left="720" w:hanging="360"/>
-      </w:pPr>
-      <w:rPr>
-        <w:rFonts w:ascii="Symbol" w:hAnsi="Symbol" w:hint="default"/>
-        <w:sz w:val="20"/>
-      </w:rPr>
-    </w:lvl>
-    <w:lvl w:ilvl="1" w:tentative="1">
-      <w:start w:val="1"/>
-      <w:numFmt w:val="bullet"/>
-      <w:lvlText w:val="o"/>
-      <w:lvlJc w:val="left"/>
-      <w:pPr>
-        <w:tabs>
-          <w:tab w:val="num" w:pos="1440"/>
-        </w:tabs>
-        <w:ind w:left="1440" w:hanging="360"/>
-      </w:pPr>
-      <w:rPr>
-        <w:rFonts w:ascii="Courier New" w:hAnsi="Courier New" w:hint="default"/>
-        <w:sz w:val="20"/>
-      </w:rPr>
-    </w:lvl>
-    <w:lvl w:ilvl="2" w:tentative="1">
-      <w:start w:val="1"/>
-      <w:numFmt w:val="bullet"/>
-      <w:lvlText w:val=""/>
-      <w:lvlJc w:val="left"/>
-      <w:pPr>
-        <w:tabs>
-          <w:tab w:val="num" w:pos="2160"/>
-        </w:tabs>
-        <w:ind w:left="2160" w:hanging="360"/>
-      </w:pPr>
-      <w:rPr>
-        <w:rFonts w:ascii="Wingdings" w:hAnsi="Wingdings" w:hint="default"/>
-        <w:sz w:val="20"/>
-      </w:rPr>
-    </w:lvl>
-    <w:lvl w:ilvl="3" w:tentative="1">
-      <w:start w:val="1"/>
-      <w:numFmt w:val="bullet"/>
-      <w:lvlText w:val=""/>
-      <w:lvlJc w:val="left"/>
-      <w:pPr>
-        <w:tabs>
-          <w:tab w:val="num" w:pos="2880"/>
-        </w:tabs>
-        <w:ind w:left="2880" w:hanging="360"/>
-      </w:pPr>
-      <w:rPr>
-        <w:rFonts w:ascii="Wingdings" w:hAnsi="Wingdings" w:hint="default"/>
-        <w:sz w:val="20"/>
-      </w:rPr>
-    </w:lvl>
-    <w:lvl w:ilvl="4" w:tentative="1">
-      <w:start w:val="1"/>
-      <w:numFmt w:val="bullet"/>
-      <w:lvlText w:val=""/>
-      <w:lvlJc w:val="left"/>
-      <w:pPr>
-        <w:tabs>
-          <w:tab w:val="num" w:pos="3600"/>
-        </w:tabs>
-        <w:ind w:left="3600" w:hanging="360"/>
-      </w:pPr>
-      <w:rPr>
-        <w:rFonts w:ascii="Wingdings" w:hAnsi="Wingdings" w:hint="default"/>
-        <w:sz w:val="20"/>
-      </w:rPr>
-    </w:lvl>
-    <w:lvl w:ilvl="5" w:tentative="1">
-      <w:start w:val="1"/>
-      <w:numFmt w:val="bullet"/>
-      <w:lvlText w:val=""/>
-      <w:lvlJc w:val="left"/>
-      <w:pPr>
-        <w:tabs>
-          <w:tab w:val="num" w:pos="4320"/>
-        </w:tabs>
-        <w:ind w:left="4320" w:hanging="360"/>
-      </w:pPr>
-      <w:rPr>
-        <w:rFonts w:ascii="Wingdings" w:hAnsi="Wingdings" w:hint="default"/>
-        <w:sz w:val="20"/>
-      </w:rPr>
-    </w:lvl>
-    <w:lvl w:ilvl="6" w:tentative="1">
-      <w:start w:val="1"/>
-      <w:numFmt w:val="bullet"/>
-      <w:lvlText w:val=""/>
-      <w:lvlJc w:val="left"/>
-      <w:pPr>
-        <w:tabs>
-          <w:tab w:val="num" w:pos="5040"/>
-        </w:tabs>
-        <w:ind w:left="5040" w:hanging="360"/>
-      </w:pPr>
-      <w:rPr>
-        <w:rFonts w:ascii="Wingdings" w:hAnsi="Wingdings" w:hint="default"/>
-        <w:sz w:val="20"/>
-      </w:rPr>
-    </w:lvl>
-    <w:lvl w:ilvl="7" w:tentative="1">
-      <w:start w:val="1"/>
-      <w:numFmt w:val="bullet"/>
-      <w:lvlText w:val=""/>
-      <w:lvlJc w:val="left"/>
-      <w:pPr>
-        <w:tabs>
-          <w:tab w:val="num" w:pos="5760"/>
-        </w:tabs>
-        <w:ind w:left="5760" w:hanging="360"/>
-      </w:pPr>
-      <w:rPr>
-        <w:rFonts w:ascii="Wingdings" w:hAnsi="Wingdings" w:hint="default"/>
-        <w:sz w:val="20"/>
-      </w:rPr>
-    </w:lvl>
-    <w:lvl w:ilvl="8" w:tentative="1">
-      <w:start w:val="1"/>
-      <w:numFmt w:val="bullet"/>
-      <w:lvlText w:val=""/>
-      <w:lvlJc w:val="left"/>
-      <w:pPr>
-        <w:tabs>
-          <w:tab w:val="num" w:pos="6480"/>
-        </w:tabs>
-        <w:ind w:left="6480" w:hanging="360"/>
-      </w:pPr>
-      <w:rPr>
-        <w:rFonts w:ascii="Wingdings" w:hAnsi="Wingdings" w:hint="default"/>
-        <w:sz w:val="20"/>
-      </w:rPr>
-    </w:lvl>
-  </w:abstractNum>
-  <w:abstractNum w:abstractNumId="31" w15:restartNumberingAfterBreak="0">
+  <w:abstractNum w:abstractNumId="49" w15:restartNumberingAfterBreak="0">
     <w:nsid w:val="6F6F4FE1"/>
     <w:multiLevelType w:val="multilevel"/>
     <w:tmpl w:val="688AF090"/>
@@ -11082,7 +17453,7 @@
       </w:rPr>
     </w:lvl>
   </w:abstractNum>
-  <w:abstractNum w:abstractNumId="32" w15:restartNumberingAfterBreak="0">
+  <w:abstractNum w:abstractNumId="50" w15:restartNumberingAfterBreak="0">
     <w:nsid w:val="6F7E13F0"/>
     <w:multiLevelType w:val="multilevel"/>
     <w:tmpl w:val="3C5E2D02"/>
@@ -11231,7 +17602,7 @@
       </w:rPr>
     </w:lvl>
   </w:abstractNum>
-  <w:abstractNum w:abstractNumId="33" w15:restartNumberingAfterBreak="0">
+  <w:abstractNum w:abstractNumId="51" w15:restartNumberingAfterBreak="0">
     <w:nsid w:val="717567F7"/>
     <w:multiLevelType w:val="multilevel"/>
     <w:tmpl w:val="5F301432"/>
@@ -11380,7 +17751,7 @@
       </w:rPr>
     </w:lvl>
   </w:abstractNum>
-  <w:abstractNum w:abstractNumId="34" w15:restartNumberingAfterBreak="0">
+  <w:abstractNum w:abstractNumId="52" w15:restartNumberingAfterBreak="0">
     <w:nsid w:val="72C412AB"/>
     <w:multiLevelType w:val="multilevel"/>
     <w:tmpl w:val="D6C87270"/>
@@ -11529,111 +17900,470 @@
       </w:rPr>
     </w:lvl>
   </w:abstractNum>
+  <w:abstractNum w:abstractNumId="53" w15:restartNumberingAfterBreak="0">
+    <w:nsid w:val="75A220C0"/>
+    <w:multiLevelType w:val="multilevel"/>
+    <w:tmpl w:val="4B5459EC"/>
+    <w:lvl w:ilvl="0">
+      <w:start w:val="1"/>
+      <w:numFmt w:val="bullet"/>
+      <w:lvlText w:val=""/>
+      <w:lvlJc w:val="left"/>
+      <w:pPr>
+        <w:tabs>
+          <w:tab w:val="num" w:pos="720"/>
+        </w:tabs>
+        <w:ind w:left="720" w:hanging="360"/>
+      </w:pPr>
+      <w:rPr>
+        <w:rFonts w:ascii="Symbol" w:hAnsi="Symbol" w:hint="default"/>
+        <w:sz w:val="20"/>
+      </w:rPr>
+    </w:lvl>
+    <w:lvl w:ilvl="1" w:tentative="1">
+      <w:start w:val="1"/>
+      <w:numFmt w:val="bullet"/>
+      <w:lvlText w:val="o"/>
+      <w:lvlJc w:val="left"/>
+      <w:pPr>
+        <w:tabs>
+          <w:tab w:val="num" w:pos="1440"/>
+        </w:tabs>
+        <w:ind w:left="1440" w:hanging="360"/>
+      </w:pPr>
+      <w:rPr>
+        <w:rFonts w:ascii="Courier New" w:hAnsi="Courier New" w:hint="default"/>
+        <w:sz w:val="20"/>
+      </w:rPr>
+    </w:lvl>
+    <w:lvl w:ilvl="2" w:tentative="1">
+      <w:start w:val="1"/>
+      <w:numFmt w:val="bullet"/>
+      <w:lvlText w:val=""/>
+      <w:lvlJc w:val="left"/>
+      <w:pPr>
+        <w:tabs>
+          <w:tab w:val="num" w:pos="2160"/>
+        </w:tabs>
+        <w:ind w:left="2160" w:hanging="360"/>
+      </w:pPr>
+      <w:rPr>
+        <w:rFonts w:ascii="Wingdings" w:hAnsi="Wingdings" w:hint="default"/>
+        <w:sz w:val="20"/>
+      </w:rPr>
+    </w:lvl>
+    <w:lvl w:ilvl="3" w:tentative="1">
+      <w:start w:val="1"/>
+      <w:numFmt w:val="bullet"/>
+      <w:lvlText w:val=""/>
+      <w:lvlJc w:val="left"/>
+      <w:pPr>
+        <w:tabs>
+          <w:tab w:val="num" w:pos="2880"/>
+        </w:tabs>
+        <w:ind w:left="2880" w:hanging="360"/>
+      </w:pPr>
+      <w:rPr>
+        <w:rFonts w:ascii="Wingdings" w:hAnsi="Wingdings" w:hint="default"/>
+        <w:sz w:val="20"/>
+      </w:rPr>
+    </w:lvl>
+    <w:lvl w:ilvl="4" w:tentative="1">
+      <w:start w:val="1"/>
+      <w:numFmt w:val="bullet"/>
+      <w:lvlText w:val=""/>
+      <w:lvlJc w:val="left"/>
+      <w:pPr>
+        <w:tabs>
+          <w:tab w:val="num" w:pos="3600"/>
+        </w:tabs>
+        <w:ind w:left="3600" w:hanging="360"/>
+      </w:pPr>
+      <w:rPr>
+        <w:rFonts w:ascii="Wingdings" w:hAnsi="Wingdings" w:hint="default"/>
+        <w:sz w:val="20"/>
+      </w:rPr>
+    </w:lvl>
+    <w:lvl w:ilvl="5" w:tentative="1">
+      <w:start w:val="1"/>
+      <w:numFmt w:val="bullet"/>
+      <w:lvlText w:val=""/>
+      <w:lvlJc w:val="left"/>
+      <w:pPr>
+        <w:tabs>
+          <w:tab w:val="num" w:pos="4320"/>
+        </w:tabs>
+        <w:ind w:left="4320" w:hanging="360"/>
+      </w:pPr>
+      <w:rPr>
+        <w:rFonts w:ascii="Wingdings" w:hAnsi="Wingdings" w:hint="default"/>
+        <w:sz w:val="20"/>
+      </w:rPr>
+    </w:lvl>
+    <w:lvl w:ilvl="6" w:tentative="1">
+      <w:start w:val="1"/>
+      <w:numFmt w:val="bullet"/>
+      <w:lvlText w:val=""/>
+      <w:lvlJc w:val="left"/>
+      <w:pPr>
+        <w:tabs>
+          <w:tab w:val="num" w:pos="5040"/>
+        </w:tabs>
+        <w:ind w:left="5040" w:hanging="360"/>
+      </w:pPr>
+      <w:rPr>
+        <w:rFonts w:ascii="Wingdings" w:hAnsi="Wingdings" w:hint="default"/>
+        <w:sz w:val="20"/>
+      </w:rPr>
+    </w:lvl>
+    <w:lvl w:ilvl="7" w:tentative="1">
+      <w:start w:val="1"/>
+      <w:numFmt w:val="bullet"/>
+      <w:lvlText w:val=""/>
+      <w:lvlJc w:val="left"/>
+      <w:pPr>
+        <w:tabs>
+          <w:tab w:val="num" w:pos="5760"/>
+        </w:tabs>
+        <w:ind w:left="5760" w:hanging="360"/>
+      </w:pPr>
+      <w:rPr>
+        <w:rFonts w:ascii="Wingdings" w:hAnsi="Wingdings" w:hint="default"/>
+        <w:sz w:val="20"/>
+      </w:rPr>
+    </w:lvl>
+    <w:lvl w:ilvl="8" w:tentative="1">
+      <w:start w:val="1"/>
+      <w:numFmt w:val="bullet"/>
+      <w:lvlText w:val=""/>
+      <w:lvlJc w:val="left"/>
+      <w:pPr>
+        <w:tabs>
+          <w:tab w:val="num" w:pos="6480"/>
+        </w:tabs>
+        <w:ind w:left="6480" w:hanging="360"/>
+      </w:pPr>
+      <w:rPr>
+        <w:rFonts w:ascii="Wingdings" w:hAnsi="Wingdings" w:hint="default"/>
+        <w:sz w:val="20"/>
+      </w:rPr>
+    </w:lvl>
+  </w:abstractNum>
+  <w:abstractNum w:abstractNumId="54" w15:restartNumberingAfterBreak="0">
+    <w:nsid w:val="75C30F62"/>
+    <w:multiLevelType w:val="multilevel"/>
+    <w:tmpl w:val="C3A29B76"/>
+    <w:lvl w:ilvl="0">
+      <w:start w:val="1"/>
+      <w:numFmt w:val="bullet"/>
+      <w:lvlText w:val=""/>
+      <w:lvlJc w:val="left"/>
+      <w:pPr>
+        <w:tabs>
+          <w:tab w:val="num" w:pos="720"/>
+        </w:tabs>
+        <w:ind w:left="720" w:hanging="360"/>
+      </w:pPr>
+      <w:rPr>
+        <w:rFonts w:ascii="Symbol" w:hAnsi="Symbol" w:hint="default"/>
+        <w:sz w:val="20"/>
+      </w:rPr>
+    </w:lvl>
+    <w:lvl w:ilvl="1">
+      <w:start w:val="1"/>
+      <w:numFmt w:val="bullet"/>
+      <w:lvlText w:val="o"/>
+      <w:lvlJc w:val="left"/>
+      <w:pPr>
+        <w:tabs>
+          <w:tab w:val="num" w:pos="1440"/>
+        </w:tabs>
+        <w:ind w:left="1440" w:hanging="360"/>
+      </w:pPr>
+      <w:rPr>
+        <w:rFonts w:ascii="Courier New" w:hAnsi="Courier New" w:hint="default"/>
+        <w:sz w:val="20"/>
+      </w:rPr>
+    </w:lvl>
+    <w:lvl w:ilvl="2" w:tentative="1">
+      <w:start w:val="1"/>
+      <w:numFmt w:val="bullet"/>
+      <w:lvlText w:val=""/>
+      <w:lvlJc w:val="left"/>
+      <w:pPr>
+        <w:tabs>
+          <w:tab w:val="num" w:pos="2160"/>
+        </w:tabs>
+        <w:ind w:left="2160" w:hanging="360"/>
+      </w:pPr>
+      <w:rPr>
+        <w:rFonts w:ascii="Wingdings" w:hAnsi="Wingdings" w:hint="default"/>
+        <w:sz w:val="20"/>
+      </w:rPr>
+    </w:lvl>
+    <w:lvl w:ilvl="3" w:tentative="1">
+      <w:start w:val="1"/>
+      <w:numFmt w:val="bullet"/>
+      <w:lvlText w:val=""/>
+      <w:lvlJc w:val="left"/>
+      <w:pPr>
+        <w:tabs>
+          <w:tab w:val="num" w:pos="2880"/>
+        </w:tabs>
+        <w:ind w:left="2880" w:hanging="360"/>
+      </w:pPr>
+      <w:rPr>
+        <w:rFonts w:ascii="Wingdings" w:hAnsi="Wingdings" w:hint="default"/>
+        <w:sz w:val="20"/>
+      </w:rPr>
+    </w:lvl>
+    <w:lvl w:ilvl="4" w:tentative="1">
+      <w:start w:val="1"/>
+      <w:numFmt w:val="bullet"/>
+      <w:lvlText w:val=""/>
+      <w:lvlJc w:val="left"/>
+      <w:pPr>
+        <w:tabs>
+          <w:tab w:val="num" w:pos="3600"/>
+        </w:tabs>
+        <w:ind w:left="3600" w:hanging="360"/>
+      </w:pPr>
+      <w:rPr>
+        <w:rFonts w:ascii="Wingdings" w:hAnsi="Wingdings" w:hint="default"/>
+        <w:sz w:val="20"/>
+      </w:rPr>
+    </w:lvl>
+    <w:lvl w:ilvl="5" w:tentative="1">
+      <w:start w:val="1"/>
+      <w:numFmt w:val="bullet"/>
+      <w:lvlText w:val=""/>
+      <w:lvlJc w:val="left"/>
+      <w:pPr>
+        <w:tabs>
+          <w:tab w:val="num" w:pos="4320"/>
+        </w:tabs>
+        <w:ind w:left="4320" w:hanging="360"/>
+      </w:pPr>
+      <w:rPr>
+        <w:rFonts w:ascii="Wingdings" w:hAnsi="Wingdings" w:hint="default"/>
+        <w:sz w:val="20"/>
+      </w:rPr>
+    </w:lvl>
+    <w:lvl w:ilvl="6" w:tentative="1">
+      <w:start w:val="1"/>
+      <w:numFmt w:val="bullet"/>
+      <w:lvlText w:val=""/>
+      <w:lvlJc w:val="left"/>
+      <w:pPr>
+        <w:tabs>
+          <w:tab w:val="num" w:pos="5040"/>
+        </w:tabs>
+        <w:ind w:left="5040" w:hanging="360"/>
+      </w:pPr>
+      <w:rPr>
+        <w:rFonts w:ascii="Wingdings" w:hAnsi="Wingdings" w:hint="default"/>
+        <w:sz w:val="20"/>
+      </w:rPr>
+    </w:lvl>
+    <w:lvl w:ilvl="7" w:tentative="1">
+      <w:start w:val="1"/>
+      <w:numFmt w:val="bullet"/>
+      <w:lvlText w:val=""/>
+      <w:lvlJc w:val="left"/>
+      <w:pPr>
+        <w:tabs>
+          <w:tab w:val="num" w:pos="5760"/>
+        </w:tabs>
+        <w:ind w:left="5760" w:hanging="360"/>
+      </w:pPr>
+      <w:rPr>
+        <w:rFonts w:ascii="Wingdings" w:hAnsi="Wingdings" w:hint="default"/>
+        <w:sz w:val="20"/>
+      </w:rPr>
+    </w:lvl>
+    <w:lvl w:ilvl="8" w:tentative="1">
+      <w:start w:val="1"/>
+      <w:numFmt w:val="bullet"/>
+      <w:lvlText w:val=""/>
+      <w:lvlJc w:val="left"/>
+      <w:pPr>
+        <w:tabs>
+          <w:tab w:val="num" w:pos="6480"/>
+        </w:tabs>
+        <w:ind w:left="6480" w:hanging="360"/>
+      </w:pPr>
+      <w:rPr>
+        <w:rFonts w:ascii="Wingdings" w:hAnsi="Wingdings" w:hint="default"/>
+        <w:sz w:val="20"/>
+      </w:rPr>
+    </w:lvl>
+  </w:abstractNum>
   <w:num w:numId="1" w16cid:durableId="1094744670">
-    <w:abstractNumId w:val="28"/>
+    <w:abstractNumId w:val="47"/>
   </w:num>
   <w:num w:numId="2" w16cid:durableId="1302616773">
-    <w:abstractNumId w:val="19"/>
+    <w:abstractNumId w:val="31"/>
   </w:num>
   <w:num w:numId="3" w16cid:durableId="287013586">
-    <w:abstractNumId w:val="4"/>
+    <w:abstractNumId w:val="5"/>
   </w:num>
   <w:num w:numId="4" w16cid:durableId="1005668516">
-    <w:abstractNumId w:val="15"/>
+    <w:abstractNumId w:val="25"/>
   </w:num>
   <w:num w:numId="5" w16cid:durableId="135605291">
+    <w:abstractNumId w:val="50"/>
+  </w:num>
+  <w:num w:numId="6" w16cid:durableId="599407906">
+    <w:abstractNumId w:val="20"/>
+  </w:num>
+  <w:num w:numId="7" w16cid:durableId="309865926">
+    <w:abstractNumId w:val="7"/>
+  </w:num>
+  <w:num w:numId="8" w16cid:durableId="711224600">
     <w:abstractNumId w:val="32"/>
   </w:num>
-  <w:num w:numId="6" w16cid:durableId="599407906">
-    <w:abstractNumId w:val="12"/>
-  </w:num>
-  <w:num w:numId="7" w16cid:durableId="309865926">
+  <w:num w:numId="9" w16cid:durableId="960183357">
     <w:abstractNumId w:val="6"/>
   </w:num>
-  <w:num w:numId="8" w16cid:durableId="711224600">
-    <w:abstractNumId w:val="20"/>
-  </w:num>
-  <w:num w:numId="9" w16cid:durableId="960183357">
-    <w:abstractNumId w:val="5"/>
-  </w:num>
   <w:num w:numId="10" w16cid:durableId="865407723">
-    <w:abstractNumId w:val="14"/>
+    <w:abstractNumId w:val="23"/>
   </w:num>
   <w:num w:numId="11" w16cid:durableId="1222669720">
     <w:abstractNumId w:val="2"/>
   </w:num>
   <w:num w:numId="12" w16cid:durableId="902325704">
-    <w:abstractNumId w:val="10"/>
+    <w:abstractNumId w:val="17"/>
   </w:num>
   <w:num w:numId="13" w16cid:durableId="678506777">
     <w:abstractNumId w:val="1"/>
   </w:num>
   <w:num w:numId="14" w16cid:durableId="578441520">
-    <w:abstractNumId w:val="24"/>
+    <w:abstractNumId w:val="40"/>
   </w:num>
   <w:num w:numId="15" w16cid:durableId="66194755">
-    <w:abstractNumId w:val="23"/>
+    <w:abstractNumId w:val="38"/>
   </w:num>
   <w:num w:numId="16" w16cid:durableId="85619773">
-    <w:abstractNumId w:val="27"/>
+    <w:abstractNumId w:val="46"/>
   </w:num>
   <w:num w:numId="17" w16cid:durableId="1908540110">
-    <w:abstractNumId w:val="11"/>
+    <w:abstractNumId w:val="19"/>
   </w:num>
   <w:num w:numId="18" w16cid:durableId="172500658">
-    <w:abstractNumId w:val="25"/>
+    <w:abstractNumId w:val="41"/>
   </w:num>
   <w:num w:numId="19" w16cid:durableId="1748383604">
+    <w:abstractNumId w:val="33"/>
+  </w:num>
+  <w:num w:numId="20" w16cid:durableId="351347332">
+    <w:abstractNumId w:val="9"/>
+  </w:num>
+  <w:num w:numId="21" w16cid:durableId="2005165944">
+    <w:abstractNumId w:val="42"/>
+  </w:num>
+  <w:num w:numId="22" w16cid:durableId="674456117">
     <w:abstractNumId w:val="21"/>
   </w:num>
-  <w:num w:numId="20" w16cid:durableId="351347332">
-    <w:abstractNumId w:val="8"/>
-  </w:num>
-  <w:num w:numId="21" w16cid:durableId="2005165944">
-    <w:abstractNumId w:val="26"/>
-  </w:num>
-  <w:num w:numId="22" w16cid:durableId="674456117">
-    <w:abstractNumId w:val="13"/>
-  </w:num>
   <w:num w:numId="23" w16cid:durableId="1179465134">
-    <w:abstractNumId w:val="22"/>
+    <w:abstractNumId w:val="34"/>
   </w:num>
   <w:num w:numId="24" w16cid:durableId="1154183325">
     <w:abstractNumId w:val="0"/>
   </w:num>
   <w:num w:numId="25" w16cid:durableId="1179851959">
-    <w:abstractNumId w:val="34"/>
+    <w:abstractNumId w:val="52"/>
   </w:num>
   <w:num w:numId="26" w16cid:durableId="891042563">
-    <w:abstractNumId w:val="31"/>
+    <w:abstractNumId w:val="49"/>
   </w:num>
   <w:num w:numId="27" w16cid:durableId="1816291111">
-    <w:abstractNumId w:val="7"/>
+    <w:abstractNumId w:val="8"/>
   </w:num>
   <w:num w:numId="28" w16cid:durableId="1477993464">
+    <w:abstractNumId w:val="4"/>
+  </w:num>
+  <w:num w:numId="29" w16cid:durableId="605113313">
+    <w:abstractNumId w:val="51"/>
+  </w:num>
+  <w:num w:numId="30" w16cid:durableId="220019475">
+    <w:abstractNumId w:val="26"/>
+  </w:num>
+  <w:num w:numId="31" w16cid:durableId="2068264467">
+    <w:abstractNumId w:val="11"/>
+  </w:num>
+  <w:num w:numId="32" w16cid:durableId="1617447116">
+    <w:abstractNumId w:val="29"/>
+  </w:num>
+  <w:num w:numId="33" w16cid:durableId="2093811843">
+    <w:abstractNumId w:val="48"/>
+  </w:num>
+  <w:num w:numId="34" w16cid:durableId="1390035157">
+    <w:abstractNumId w:val="30"/>
+  </w:num>
+  <w:num w:numId="35" w16cid:durableId="141433581">
+    <w:abstractNumId w:val="14"/>
+  </w:num>
+  <w:num w:numId="36" w16cid:durableId="931469792">
+    <w:abstractNumId w:val="13"/>
+  </w:num>
+  <w:num w:numId="37" w16cid:durableId="2100133180">
+    <w:abstractNumId w:val="36"/>
+  </w:num>
+  <w:num w:numId="38" w16cid:durableId="1159661954">
+    <w:abstractNumId w:val="22"/>
+  </w:num>
+  <w:num w:numId="39" w16cid:durableId="790898715">
+    <w:abstractNumId w:val="43"/>
+  </w:num>
+  <w:num w:numId="40" w16cid:durableId="307827726">
+    <w:abstractNumId w:val="10"/>
+  </w:num>
+  <w:num w:numId="41" w16cid:durableId="719936623">
+    <w:abstractNumId w:val="15"/>
+  </w:num>
+  <w:num w:numId="42" w16cid:durableId="1342047896">
+    <w:abstractNumId w:val="39"/>
+  </w:num>
+  <w:num w:numId="43" w16cid:durableId="572203763">
+    <w:abstractNumId w:val="16"/>
+  </w:num>
+  <w:num w:numId="44" w16cid:durableId="1919710466">
+    <w:abstractNumId w:val="45"/>
+  </w:num>
+  <w:num w:numId="45" w16cid:durableId="1095589252">
+    <w:abstractNumId w:val="18"/>
+  </w:num>
+  <w:num w:numId="46" w16cid:durableId="2133551982">
+    <w:abstractNumId w:val="35"/>
+  </w:num>
+  <w:num w:numId="47" w16cid:durableId="1421678013">
+    <w:abstractNumId w:val="12"/>
+  </w:num>
+  <w:num w:numId="48" w16cid:durableId="544099862">
+    <w:abstractNumId w:val="28"/>
+  </w:num>
+  <w:num w:numId="49" w16cid:durableId="374307767">
+    <w:abstractNumId w:val="53"/>
+  </w:num>
+  <w:num w:numId="50" w16cid:durableId="1337924023">
+    <w:abstractNumId w:val="24"/>
+  </w:num>
+  <w:num w:numId="51" w16cid:durableId="1602570434">
+    <w:abstractNumId w:val="27"/>
+  </w:num>
+  <w:num w:numId="52" w16cid:durableId="1233590034">
+    <w:abstractNumId w:val="54"/>
+  </w:num>
+  <w:num w:numId="53" w16cid:durableId="1381710440">
+    <w:abstractNumId w:val="37"/>
+  </w:num>
+  <w:num w:numId="54" w16cid:durableId="1793329534">
+    <w:abstractNumId w:val="44"/>
+  </w:num>
+  <w:num w:numId="55" w16cid:durableId="2110880750">
     <w:abstractNumId w:val="3"/>
   </w:num>
-  <w:num w:numId="29" w16cid:durableId="605113313">
-    <w:abstractNumId w:val="33"/>
-  </w:num>
-  <w:num w:numId="30" w16cid:durableId="220019475">
-    <w:abstractNumId w:val="16"/>
-  </w:num>
-  <w:num w:numId="31" w16cid:durableId="2068264467">
-    <w:abstractNumId w:val="9"/>
-  </w:num>
-  <w:num w:numId="32" w16cid:durableId="1617447116">
-    <w:abstractNumId w:val="17"/>
-  </w:num>
-  <w:num w:numId="33" w16cid:durableId="2093811843">
-    <w:abstractNumId w:val="29"/>
-  </w:num>
-  <w:num w:numId="34" w16cid:durableId="1390035157">
-    <w:abstractNumId w:val="18"/>
-  </w:num>
-  <w:num w:numId="35" w16cid:durableId="251934109">
-    <w:abstractNumId w:val="30"/>
-  </w:num>
+  <w:numIdMacAtCleanup w:val="55"/>
 </w:numbering>
 </file>
 
